--- a/backend/templates/Form-B (Indemnity)- TRANS_All_Template.docx
+++ b/backend/templates/Form-B (Indemnity)- TRANS_All_Template.docx
@@ -1,6 +1,6 @@
 
 <file path=word/document.xml><?xml version="1.0" encoding="utf-8"?>
-<w:document xmlns:wpc="http://schemas.microsoft.com/office/word/2010/wordprocessingCanvas" xmlns:cx="http://schemas.microsoft.com/office/drawing/2014/chartex" xmlns:mc="http://schemas.openxmlformats.org/markup-compatibility/2006" xmlns:o="urn:schemas-microsoft-com:office:office" xmlns:r="http://schemas.openxmlformats.org/officeDocument/2006/relationships" xmlns:m="http://schemas.openxmlformats.org/officeDocument/2006/math" xmlns:v="urn:schemas-microsoft-com:vml" xmlns:wp14="http://schemas.microsoft.com/office/word/2010/wordprocessingDrawing" xmlns:wp="http://schemas.openxmlformats.org/drawingml/2006/wordprocessingDrawing" xmlns:w10="urn:schemas-microsoft-com:office:word" xmlns:w="http://schemas.openxmlformats.org/wordprocessingml/2006/main" xmlns:w14="http://schemas.microsoft.com/office/word/2010/wordml" xmlns:w15="http://schemas.microsoft.com/office/word/2012/wordml" xmlns:w16se="http://schemas.microsoft.com/office/word/2015/wordml/symex" xmlns:wpg="http://schemas.microsoft.com/office/word/2010/wordprocessingGroup" xmlns:wpi="http://schemas.microsoft.com/office/word/2010/wordprocessingInk" xmlns:wne="http://schemas.microsoft.com/office/word/2006/wordml" xmlns:wps="http://schemas.microsoft.com/office/word/2010/wordprocessingShape" mc:Ignorable="w14 w15 w16se wp14">
+<w:document xmlns:wpc="http://schemas.microsoft.com/office/word/2010/wordprocessingCanvas" xmlns:cx="http://schemas.microsoft.com/office/drawing/2014/chartex" xmlns:cx1="http://schemas.microsoft.com/office/drawing/2015/9/8/chartex" xmlns:cx2="http://schemas.microsoft.com/office/drawing/2015/10/21/chartex" xmlns:cx3="http://schemas.microsoft.com/office/drawing/2016/5/9/chartex" xmlns:cx4="http://schemas.microsoft.com/office/drawing/2016/5/10/chartex" xmlns:cx5="http://schemas.microsoft.com/office/drawing/2016/5/11/chartex" xmlns:cx6="http://schemas.microsoft.com/office/drawing/2016/5/12/chartex" xmlns:cx7="http://schemas.microsoft.com/office/drawing/2016/5/13/chartex" xmlns:cx8="http://schemas.microsoft.com/office/drawing/2016/5/14/chartex" xmlns:mc="http://schemas.openxmlformats.org/markup-compatibility/2006" xmlns:aink="http://schemas.microsoft.com/office/drawing/2016/ink" xmlns:am3d="http://schemas.microsoft.com/office/drawing/2017/model3d" xmlns:o="urn:schemas-microsoft-com:office:office" xmlns:oel="http://schemas.microsoft.com/office/2019/extlst" xmlns:r="http://schemas.openxmlformats.org/officeDocument/2006/relationships" xmlns:m="http://schemas.openxmlformats.org/officeDocument/2006/math" xmlns:v="urn:schemas-microsoft-com:vml" xmlns:wp14="http://schemas.microsoft.com/office/word/2010/wordprocessingDrawing" xmlns:wp="http://schemas.openxmlformats.org/drawingml/2006/wordprocessingDrawing" xmlns:w10="urn:schemas-microsoft-com:office:word" xmlns:w="http://schemas.openxmlformats.org/wordprocessingml/2006/main" xmlns:w14="http://schemas.microsoft.com/office/word/2010/wordml" xmlns:w15="http://schemas.microsoft.com/office/word/2012/wordml" xmlns:w16cex="http://schemas.microsoft.com/office/word/2018/wordml/cex" xmlns:w16cid="http://schemas.microsoft.com/office/word/2016/wordml/cid" xmlns:w16="http://schemas.microsoft.com/office/word/2018/wordml" xmlns:w16sdtdh="http://schemas.microsoft.com/office/word/2020/wordml/sdtdatahash" xmlns:w16se="http://schemas.microsoft.com/office/word/2015/wordml/symex" xmlns:wpg="http://schemas.microsoft.com/office/word/2010/wordprocessingGroup" xmlns:wpi="http://schemas.microsoft.com/office/word/2010/wordprocessingInk" xmlns:wne="http://schemas.microsoft.com/office/word/2006/wordml" xmlns:wps="http://schemas.microsoft.com/office/word/2010/wordprocessingShape" mc:Ignorable="w14 w15 w16se w16cid w16 w16cex w16sdtdh wp14">
   <w:body>
     <w:tbl>
       <w:tblPr>
@@ -329,7 +329,7 @@
       <w:r>
         <w:rPr>
           <w:rFonts w:ascii="Roboto" w:eastAsia="Times New Roman" w:hAnsi="Roboto" w:cs="Times New Roman"/>
-          <w:b/>
+          <w:color w:val="FF0000"/>
           <w:lang w:val="en-IN" w:eastAsia="en-GB" w:bidi="hi-IN"/>
         </w:rPr>
         <w:t>[Name as per Aadhar C1] &amp; [Name as per Aadhar C2] &amp; [Name as per Aadhar C3]</w:t>
@@ -358,18 +358,10 @@
       <w:r>
         <w:rPr>
           <w:rFonts w:ascii="Roboto" w:eastAsia="Times New Roman" w:hAnsi="Roboto" w:cs="Times New Roman"/>
-          <w:b/>
+          <w:color w:val="FF0000"/>
           <w:lang w:val="en-IN" w:eastAsia="en-GB" w:bidi="hi-IN"/>
         </w:rPr>
-        <w:t xml:space="preserve">[Father Name C1] &amp; [Father Name C2] &amp; [Father Name C3] </w:t>
-      </w:r>
-      <w:r>
-        <w:rPr>
-          <w:rFonts w:ascii="Roboto" w:eastAsia="Times New Roman" w:hAnsi="Roboto" w:cs="Times New Roman"/>
-          <w:b/>
-          <w:lang w:val="en-IN" w:eastAsia="en-GB" w:bidi="hi-IN"/>
-        </w:rPr>
-        <w:t>respectively</w:t>
+        <w:t>[Father Name C1] &amp; [Father Name C2] &amp; [Father Name C3]</w:t>
       </w:r>
       <w:r>
         <w:rPr>
@@ -381,6 +373,14 @@
       </w:r>
       <w:r>
         <w:rPr>
+          <w:rFonts w:ascii="Roboto" w:eastAsia="Times New Roman" w:hAnsi="Roboto" w:cs="Times New Roman"/>
+          <w:color w:val="FF0000"/>
+          <w:lang w:val="en-IN" w:eastAsia="en-GB" w:bidi="hi-IN"/>
+        </w:rPr>
+        <w:t xml:space="preserve">respectively </w:t>
+      </w:r>
+      <w:r>
+        <w:rPr>
           <w:rFonts w:ascii="Arial" w:eastAsia="Times New Roman" w:hAnsi="Arial" w:cs="Arial"/>
         </w:rPr>
         <w:t>residing</w:t>
@@ -394,7 +394,7 @@
       <w:r>
         <w:rPr>
           <w:rFonts w:ascii="Roboto" w:eastAsia="Times New Roman" w:hAnsi="Roboto" w:cs="Times New Roman"/>
-          <w:b/>
+          <w:color w:val="FF0000"/>
           <w:lang w:val="en-IN" w:eastAsia="en-GB" w:bidi="hi-IN"/>
         </w:rPr>
         <w:t>[Address C1]</w:t>
@@ -408,7 +408,7 @@
       <w:r>
         <w:rPr>
           <w:rFonts w:ascii="Roboto" w:eastAsia="Times New Roman" w:hAnsi="Roboto" w:cs="Times New Roman"/>
-          <w:b/>
+          <w:color w:val="FF0000"/>
           <w:lang w:val="en-IN" w:eastAsia="en-GB" w:bidi="hi-IN"/>
         </w:rPr>
         <w:t>[PAN C1]; [PAN C1]; [PAN C1]</w:t>
@@ -416,10 +416,18 @@
       <w:r>
         <w:rPr>
           <w:rFonts w:ascii="Roboto" w:eastAsia="Times New Roman" w:hAnsi="Roboto" w:cs="Times New Roman"/>
-          <w:b/>
+          <w:color w:val="FF0000"/>
           <w:lang w:val="en-IN" w:eastAsia="en-GB" w:bidi="hi-IN"/>
         </w:rPr>
-        <w:t xml:space="preserve"> respectively</w:t>
+        <w:t xml:space="preserve"> </w:t>
+      </w:r>
+      <w:r>
+        <w:rPr>
+          <w:rFonts w:ascii="Roboto" w:eastAsia="Times New Roman" w:hAnsi="Roboto" w:cs="Times New Roman"/>
+          <w:color w:val="FF0000"/>
+          <w:lang w:val="en-IN" w:eastAsia="en-GB" w:bidi="hi-IN"/>
+        </w:rPr>
+        <w:t>respectively</w:t>
       </w:r>
       <w:r>
         <w:rPr>
@@ -455,7 +463,6 @@
       <w:r>
         <w:rPr>
           <w:rFonts w:ascii="Arial" w:hAnsi="Arial" w:cs="Arial"/>
-          <w:b/>
           <w:sz w:val="24"/>
           <w:szCs w:val="24"/>
         </w:rPr>
@@ -464,7 +471,6 @@
       <w:r>
         <w:rPr>
           <w:rFonts w:ascii="Arial" w:hAnsi="Arial" w:cs="Arial"/>
-          <w:b/>
           <w:sz w:val="24"/>
           <w:szCs w:val="24"/>
         </w:rPr>
@@ -473,15 +479,111 @@
       <w:r>
         <w:rPr>
           <w:rFonts w:ascii="Roboto" w:eastAsia="Times New Roman" w:hAnsi="Roboto" w:cs="Times New Roman"/>
-          <w:b/>
+          <w:color w:val="FF0000"/>
           <w:lang w:val="en-IN" w:eastAsia="en-GB" w:bidi="hi-IN"/>
         </w:rPr>
-        <w:t>[Name as per DC H1]; [Name as per DC H2]; [Name as per DC H3]; [Name as per DC H4]</w:t>
+        <w:t>[Name as per DC H1</w:t>
       </w:r>
       <w:r>
         <w:rPr>
           <w:rFonts w:ascii="Roboto" w:eastAsia="Times New Roman" w:hAnsi="Roboto" w:cs="Times New Roman"/>
-          <w:b/>
+          <w:color w:val="FF0000"/>
+          <w:lang w:val="en-IN" w:eastAsia="en-GB" w:bidi="hi-IN"/>
+        </w:rPr>
+        <w:t xml:space="preserve">]; </w:t>
+      </w:r>
+      <w:r>
+        <w:rPr>
+          <w:rFonts w:ascii="Roboto" w:eastAsia="Times New Roman" w:hAnsi="Roboto" w:cs="Times New Roman"/>
+          <w:color w:val="FF0000"/>
+          <w:lang w:val="en-IN" w:eastAsia="en-GB" w:bidi="hi-IN"/>
+        </w:rPr>
+        <w:t>[Name as per DC H</w:t>
+      </w:r>
+      <w:r>
+        <w:rPr>
+          <w:rFonts w:ascii="Roboto" w:eastAsia="Times New Roman" w:hAnsi="Roboto" w:cs="Times New Roman"/>
+          <w:color w:val="FF0000"/>
+          <w:lang w:val="en-IN" w:eastAsia="en-GB" w:bidi="hi-IN"/>
+        </w:rPr>
+        <w:t>2</w:t>
+      </w:r>
+      <w:r>
+        <w:rPr>
+          <w:rFonts w:ascii="Roboto" w:eastAsia="Times New Roman" w:hAnsi="Roboto" w:cs="Times New Roman"/>
+          <w:color w:val="FF0000"/>
+          <w:lang w:val="en-IN" w:eastAsia="en-GB" w:bidi="hi-IN"/>
+        </w:rPr>
+        <w:t>]</w:t>
+      </w:r>
+      <w:r>
+        <w:rPr>
+          <w:rFonts w:ascii="Roboto" w:eastAsia="Times New Roman" w:hAnsi="Roboto" w:cs="Times New Roman"/>
+          <w:color w:val="FF0000"/>
+          <w:lang w:val="en-IN" w:eastAsia="en-GB" w:bidi="hi-IN"/>
+        </w:rPr>
+        <w:t xml:space="preserve">; </w:t>
+      </w:r>
+      <w:r>
+        <w:rPr>
+          <w:rFonts w:ascii="Roboto" w:eastAsia="Times New Roman" w:hAnsi="Roboto" w:cs="Times New Roman"/>
+          <w:color w:val="FF0000"/>
+          <w:lang w:val="en-IN" w:eastAsia="en-GB" w:bidi="hi-IN"/>
+        </w:rPr>
+        <w:t>[Name as per DC H</w:t>
+      </w:r>
+      <w:r>
+        <w:rPr>
+          <w:rFonts w:ascii="Roboto" w:eastAsia="Times New Roman" w:hAnsi="Roboto" w:cs="Times New Roman"/>
+          <w:color w:val="FF0000"/>
+          <w:lang w:val="en-IN" w:eastAsia="en-GB" w:bidi="hi-IN"/>
+        </w:rPr>
+        <w:t>3</w:t>
+      </w:r>
+      <w:r>
+        <w:rPr>
+          <w:rFonts w:ascii="Roboto" w:eastAsia="Times New Roman" w:hAnsi="Roboto" w:cs="Times New Roman"/>
+          <w:color w:val="FF0000"/>
+          <w:lang w:val="en-IN" w:eastAsia="en-GB" w:bidi="hi-IN"/>
+        </w:rPr>
+        <w:t>]</w:t>
+      </w:r>
+      <w:r>
+        <w:rPr>
+          <w:rFonts w:ascii="Roboto" w:eastAsia="Times New Roman" w:hAnsi="Roboto" w:cs="Times New Roman"/>
+          <w:color w:val="FF0000"/>
+          <w:lang w:val="en-IN" w:eastAsia="en-GB" w:bidi="hi-IN"/>
+        </w:rPr>
+        <w:t xml:space="preserve">; </w:t>
+      </w:r>
+      <w:r>
+        <w:rPr>
+          <w:rFonts w:ascii="Roboto" w:eastAsia="Times New Roman" w:hAnsi="Roboto" w:cs="Times New Roman"/>
+          <w:color w:val="FF0000"/>
+          <w:lang w:val="en-IN" w:eastAsia="en-GB" w:bidi="hi-IN"/>
+        </w:rPr>
+        <w:t>[Name as per DC H</w:t>
+      </w:r>
+      <w:r>
+        <w:rPr>
+          <w:rFonts w:ascii="Roboto" w:eastAsia="Times New Roman" w:hAnsi="Roboto" w:cs="Times New Roman"/>
+          <w:color w:val="FF0000"/>
+          <w:lang w:val="en-IN" w:eastAsia="en-GB" w:bidi="hi-IN"/>
+        </w:rPr>
+        <w:t>4</w:t>
+      </w:r>
+      <w:r>
+        <w:rPr>
+          <w:rFonts w:ascii="Roboto" w:eastAsia="Times New Roman" w:hAnsi="Roboto" w:cs="Times New Roman"/>
+          <w:color w:val="FF0000"/>
+          <w:lang w:val="en-IN" w:eastAsia="en-GB" w:bidi="hi-IN"/>
+        </w:rPr>
+        <w:t>]</w:t>
+      </w:r>
+      <w:r>
+        <w:rPr>
+          <w:rFonts w:ascii="Roboto" w:eastAsia="Times New Roman" w:hAnsi="Roboto" w:cs="Times New Roman"/>
+          <w:color w:val="FF0000"/>
           <w:lang w:val="en-IN" w:eastAsia="en-GB" w:bidi="hi-IN"/>
         </w:rPr>
         <w:t xml:space="preserve"> </w:t>
@@ -580,8 +682,8 @@
         <w:tblLook w:val="04A0" w:firstRow="1" w:lastRow="0" w:firstColumn="1" w:lastColumn="0" w:noHBand="0" w:noVBand="1"/>
       </w:tblPr>
       <w:tblGrid>
-        <w:gridCol w:w="1689"/>
-        <w:gridCol w:w="1409"/>
+        <w:gridCol w:w="1690"/>
+        <w:gridCol w:w="1408"/>
         <w:gridCol w:w="1183"/>
         <w:gridCol w:w="1970"/>
         <w:gridCol w:w="1695"/>
@@ -594,7 +696,7 @@
         </w:trPr>
         <w:tc>
           <w:tcPr>
-            <w:tcW w:w="1689" w:type="dxa"/>
+            <w:tcW w:w="1697" w:type="dxa"/>
             <w:vMerge w:val="restart"/>
           </w:tcPr>
           <w:p>
@@ -620,7 +722,7 @@
         </w:tc>
         <w:tc>
           <w:tcPr>
-            <w:tcW w:w="1409" w:type="dxa"/>
+            <w:tcW w:w="1418" w:type="dxa"/>
             <w:vMerge w:val="restart"/>
           </w:tcPr>
           <w:p>
@@ -646,7 +748,7 @@
         </w:tc>
         <w:tc>
           <w:tcPr>
-            <w:tcW w:w="1183" w:type="dxa"/>
+            <w:tcW w:w="1134" w:type="dxa"/>
             <w:vMerge w:val="restart"/>
           </w:tcPr>
           <w:p>
@@ -672,7 +774,7 @@
         </w:tc>
         <w:tc>
           <w:tcPr>
-            <w:tcW w:w="1970" w:type="dxa"/>
+            <w:tcW w:w="1984" w:type="dxa"/>
             <w:vMerge w:val="restart"/>
           </w:tcPr>
           <w:p>
@@ -698,7 +800,7 @@
         </w:tc>
         <w:tc>
           <w:tcPr>
-            <w:tcW w:w="1695" w:type="dxa"/>
+            <w:tcW w:w="1701" w:type="dxa"/>
             <w:vMerge w:val="restart"/>
           </w:tcPr>
           <w:p>
@@ -724,7 +826,7 @@
         </w:tc>
         <w:tc>
           <w:tcPr>
-            <w:tcW w:w="2114" w:type="dxa"/>
+            <w:tcW w:w="2126" w:type="dxa"/>
             <w:gridSpan w:val="2"/>
             <w:tcBorders>
               <w:bottom w:val="single" w:sz="4" w:space="0" w:color="auto"/>
@@ -758,7 +860,7 @@
         </w:trPr>
         <w:tc>
           <w:tcPr>
-            <w:tcW w:w="1689" w:type="dxa"/>
+            <w:tcW w:w="1697" w:type="dxa"/>
             <w:vMerge/>
           </w:tcPr>
           <w:p>
@@ -775,7 +877,7 @@
         </w:tc>
         <w:tc>
           <w:tcPr>
-            <w:tcW w:w="1409" w:type="dxa"/>
+            <w:tcW w:w="1418" w:type="dxa"/>
             <w:vMerge/>
           </w:tcPr>
           <w:p>
@@ -792,7 +894,7 @@
         </w:tc>
         <w:tc>
           <w:tcPr>
-            <w:tcW w:w="1183" w:type="dxa"/>
+            <w:tcW w:w="1134" w:type="dxa"/>
             <w:vMerge/>
           </w:tcPr>
           <w:p>
@@ -809,7 +911,7 @@
         </w:tc>
         <w:tc>
           <w:tcPr>
-            <w:tcW w:w="1970" w:type="dxa"/>
+            <w:tcW w:w="1984" w:type="dxa"/>
             <w:vMerge/>
           </w:tcPr>
           <w:p>
@@ -826,7 +928,7 @@
         </w:tc>
         <w:tc>
           <w:tcPr>
-            <w:tcW w:w="1695" w:type="dxa"/>
+            <w:tcW w:w="1701" w:type="dxa"/>
             <w:vMerge/>
           </w:tcPr>
           <w:p>
@@ -843,7 +945,7 @@
         </w:tc>
         <w:tc>
           <w:tcPr>
-            <w:tcW w:w="850" w:type="dxa"/>
+            <w:tcW w:w="851" w:type="dxa"/>
             <w:tcBorders>
               <w:top w:val="single" w:sz="4" w:space="0" w:color="auto"/>
               <w:right w:val="single" w:sz="4" w:space="0" w:color="auto"/>
@@ -872,7 +974,7 @@
         </w:tc>
         <w:tc>
           <w:tcPr>
-            <w:tcW w:w="1264" w:type="dxa"/>
+            <w:tcW w:w="1275" w:type="dxa"/>
             <w:tcBorders>
               <w:top w:val="single" w:sz="4" w:space="0" w:color="auto"/>
               <w:left w:val="single" w:sz="4" w:space="0" w:color="auto"/>
@@ -903,40 +1005,42 @@
       <w:tr>
         <w:tc>
           <w:tcPr>
-            <w:tcW w:w="1689" w:type="dxa"/>
+            <w:tcW w:w="1697" w:type="dxa"/>
           </w:tcPr>
           <w:p>
             <w:pPr>
+              <w:spacing w:after="1"/>
               <w:rPr>
                 <w:rFonts w:ascii="Roboto" w:hAnsi="Roboto"/>
-                <w:b/>
+                <w:color w:val="FF0000"/>
               </w:rPr>
             </w:pPr>
             <w:r>
               <w:rPr>
                 <w:rFonts w:ascii="Roboto" w:hAnsi="Roboto"/>
-                <w:b/>
-              </w:rPr>
-              <w:t xml:space="preserve"> [Company Name]</w:t>
+                <w:color w:val="FF0000"/>
+              </w:rPr>
+              <w:t>[Company Name]</w:t>
             </w:r>
           </w:p>
         </w:tc>
         <w:tc>
           <w:tcPr>
-            <w:tcW w:w="1409" w:type="dxa"/>
+            <w:tcW w:w="1418" w:type="dxa"/>
+            <w:vAlign w:val="bottom"/>
           </w:tcPr>
           <w:p>
             <w:pPr>
-              <w:jc w:val="center"/>
+              <w:spacing w:after="1"/>
               <w:rPr>
                 <w:rFonts w:ascii="Roboto" w:hAnsi="Roboto"/>
-                <w:b/>
+                <w:color w:val="FF0000"/>
               </w:rPr>
             </w:pPr>
             <w:r>
               <w:rPr>
                 <w:rFonts w:ascii="Roboto" w:hAnsi="Roboto"/>
-                <w:b/>
+                <w:color w:val="FF0000"/>
               </w:rPr>
               <w:t>[Folio No]</w:t>
             </w:r>
@@ -944,20 +1048,21 @@
         </w:tc>
         <w:tc>
           <w:tcPr>
-            <w:tcW w:w="1183" w:type="dxa"/>
+            <w:tcW w:w="1134" w:type="dxa"/>
+            <w:vAlign w:val="bottom"/>
           </w:tcPr>
           <w:p>
             <w:pPr>
-              <w:jc w:val="center"/>
+              <w:spacing w:after="1"/>
               <w:rPr>
                 <w:rFonts w:ascii="Roboto" w:hAnsi="Roboto"/>
-                <w:b/>
+                <w:color w:val="FF0000"/>
               </w:rPr>
             </w:pPr>
             <w:r>
               <w:rPr>
                 <w:rFonts w:ascii="Roboto" w:hAnsi="Roboto"/>
-                <w:b/>
+                <w:color w:val="FF0000"/>
               </w:rPr>
               <w:t>[NOS1]</w:t>
             </w:r>
@@ -965,84 +1070,95 @@
         </w:tc>
         <w:tc>
           <w:tcPr>
-            <w:tcW w:w="1970" w:type="dxa"/>
+            <w:tcW w:w="1984" w:type="dxa"/>
           </w:tcPr>
           <w:p>
             <w:pPr>
-              <w:rPr>
-                <w:b/>
-              </w:rPr>
-            </w:pPr>
-            <w:proofErr w:type="spellStart"/>
-            <w:r>
+              <w:spacing w:after="1"/>
               <w:rPr>
                 <w:rFonts w:cstheme="minorHAnsi"/>
                 <w:b/>
+                <w:color w:val="FF0000"/>
                 <w:sz w:val="24"/>
                 <w:szCs w:val="24"/>
               </w:rPr>
-              <w:t>Rs</w:t>
-            </w:r>
-            <w:proofErr w:type="spellEnd"/>
+            </w:pPr>
+            <w:proofErr w:type="gramStart"/>
             <w:r>
               <w:rPr>
                 <w:rFonts w:cstheme="minorHAnsi"/>
                 <w:b/>
+                <w:color w:val="FF0000"/>
                 <w:sz w:val="24"/>
                 <w:szCs w:val="24"/>
               </w:rPr>
-              <w:t>.</w:t>
+              <w:t>Rs.</w:t>
             </w:r>
             <w:r>
               <w:rPr>
                 <w:rFonts w:ascii="Roboto" w:hAnsi="Roboto"/>
-                <w:b/>
-              </w:rPr>
-              <w:t>[Face Value]/-</w:t>
+                <w:color w:val="FF0000"/>
+              </w:rPr>
+              <w:t>[</w:t>
+            </w:r>
+            <w:proofErr w:type="gramEnd"/>
+            <w:r>
+              <w:rPr>
+                <w:rFonts w:ascii="Roboto" w:hAnsi="Roboto"/>
+                <w:color w:val="FF0000"/>
+              </w:rPr>
+              <w:t>Face Value]/-</w:t>
             </w:r>
           </w:p>
         </w:tc>
         <w:tc>
           <w:tcPr>
-            <w:tcW w:w="1695" w:type="dxa"/>
+            <w:tcW w:w="1701" w:type="dxa"/>
           </w:tcPr>
           <w:p>
-            <w:pPr>
-              <w:rPr>
+            <w:r>
+              <w:rPr>
+                <w:rStyle w:val="zw-portion"/>
                 <w:rFonts w:ascii="Roboto" w:hAnsi="Roboto"/>
-                <w:b/>
-              </w:rPr>
-            </w:pPr>
-            <w:r>
-              <w:rPr>
+                <w:color w:val="FF0000"/>
+                <w:shd w:val="clear" w:color="auto" w:fill="FFFFFF"/>
+              </w:rPr>
+              <w:t> [SC1]</w:t>
+            </w:r>
+            <w:r>
+              <w:rPr>
+                <w:rStyle w:val="eop-readonly"/>
                 <w:rFonts w:ascii="Roboto" w:hAnsi="Roboto"/>
-                <w:b/>
-              </w:rPr>
-              <w:t xml:space="preserve">        [SC1]</w:t>
+                <w:color w:val="000000"/>
+                <w:shd w:val="clear" w:color="auto" w:fill="FFFFFF"/>
+              </w:rPr>
+              <w:t> </w:t>
             </w:r>
           </w:p>
         </w:tc>
         <w:tc>
           <w:tcPr>
-            <w:tcW w:w="2114" w:type="dxa"/>
+            <w:tcW w:w="2126" w:type="dxa"/>
             <w:gridSpan w:val="2"/>
           </w:tcPr>
           <w:p>
-            <w:pPr>
-              <w:ind w:right="573"/>
-              <w:rPr>
-                <w:rFonts w:ascii="Arial" w:eastAsia="Times New Roman" w:hAnsi="Arial" w:cs="Arial"/>
-                <w:b/>
-                <w:sz w:val="20"/>
-                <w:szCs w:val="20"/>
-              </w:rPr>
-            </w:pPr>
-            <w:r>
-              <w:rPr>
+            <w:r>
+              <w:rPr>
+                <w:rStyle w:val="zw-portion"/>
                 <w:rFonts w:ascii="Roboto" w:hAnsi="Roboto"/>
-                <w:b/>
-              </w:rPr>
-              <w:t xml:space="preserve">          [DN1]</w:t>
+                <w:color w:val="FF0000"/>
+                <w:shd w:val="clear" w:color="auto" w:fill="FFFFFF"/>
+              </w:rPr>
+              <w:t>[DN1]</w:t>
+            </w:r>
+            <w:r>
+              <w:rPr>
+                <w:rStyle w:val="eop-readonly"/>
+                <w:rFonts w:ascii="Roboto" w:hAnsi="Roboto"/>
+                <w:color w:val="000000"/>
+                <w:shd w:val="clear" w:color="auto" w:fill="FFFFFF"/>
+              </w:rPr>
+              <w:t> </w:t>
             </w:r>
           </w:p>
         </w:tc>
@@ -1050,44 +1166,42 @@
       <w:tr>
         <w:tc>
           <w:tcPr>
-            <w:tcW w:w="1689" w:type="dxa"/>
+            <w:tcW w:w="1697" w:type="dxa"/>
           </w:tcPr>
           <w:p>
             <w:pPr>
-              <w:rPr>
-                <w:rFonts w:ascii="Arial" w:eastAsia="Times New Roman" w:hAnsi="Arial" w:cs="Arial"/>
-                <w:b/>
-                <w:sz w:val="20"/>
-                <w:szCs w:val="20"/>
+              <w:spacing w:after="1"/>
+              <w:rPr>
+                <w:rFonts w:ascii="Roboto" w:hAnsi="Roboto"/>
+                <w:color w:val="FF0000"/>
               </w:rPr>
             </w:pPr>
             <w:r>
               <w:rPr>
                 <w:rFonts w:ascii="Roboto" w:hAnsi="Roboto"/>
-                <w:b/>
-              </w:rPr>
-              <w:t xml:space="preserve"> [Company Name]</w:t>
+                <w:color w:val="FF0000"/>
+              </w:rPr>
+              <w:t>[Company Name]</w:t>
             </w:r>
           </w:p>
         </w:tc>
         <w:tc>
           <w:tcPr>
-            <w:tcW w:w="1409" w:type="dxa"/>
+            <w:tcW w:w="1418" w:type="dxa"/>
+            <w:vAlign w:val="bottom"/>
           </w:tcPr>
           <w:p>
             <w:pPr>
-              <w:jc w:val="center"/>
-              <w:rPr>
-                <w:rFonts w:ascii="Arial" w:eastAsia="Times New Roman" w:hAnsi="Arial" w:cs="Arial"/>
-                <w:b/>
-                <w:sz w:val="20"/>
-                <w:szCs w:val="20"/>
+              <w:spacing w:after="1"/>
+              <w:rPr>
+                <w:rFonts w:ascii="Roboto" w:hAnsi="Roboto"/>
+                <w:color w:val="FF0000"/>
               </w:rPr>
             </w:pPr>
             <w:r>
               <w:rPr>
                 <w:rFonts w:ascii="Roboto" w:hAnsi="Roboto"/>
-                <w:b/>
+                <w:color w:val="FF0000"/>
               </w:rPr>
               <w:t>[Folio No]</w:t>
             </w:r>
@@ -1095,19 +1209,21 @@
         </w:tc>
         <w:tc>
           <w:tcPr>
-            <w:tcW w:w="1183" w:type="dxa"/>
+            <w:tcW w:w="1134" w:type="dxa"/>
+            <w:vAlign w:val="bottom"/>
           </w:tcPr>
           <w:p>
             <w:pPr>
-              <w:jc w:val="center"/>
-              <w:rPr>
-                <w:b/>
+              <w:spacing w:after="1"/>
+              <w:rPr>
+                <w:rFonts w:ascii="Roboto" w:hAnsi="Roboto"/>
+                <w:color w:val="FF0000"/>
               </w:rPr>
             </w:pPr>
             <w:r>
               <w:rPr>
                 <w:rFonts w:ascii="Roboto" w:hAnsi="Roboto"/>
-                <w:b/>
+                <w:color w:val="FF0000"/>
               </w:rPr>
               <w:t>[NOS2]</w:t>
             </w:r>
@@ -1115,84 +1231,123 @@
         </w:tc>
         <w:tc>
           <w:tcPr>
-            <w:tcW w:w="1970" w:type="dxa"/>
+            <w:tcW w:w="1984" w:type="dxa"/>
           </w:tcPr>
           <w:p>
             <w:pPr>
-              <w:rPr>
-                <w:b/>
-              </w:rPr>
-            </w:pPr>
-            <w:proofErr w:type="spellStart"/>
-            <w:r>
+              <w:spacing w:after="1"/>
               <w:rPr>
                 <w:rFonts w:cstheme="minorHAnsi"/>
                 <w:b/>
+                <w:color w:val="FF0000"/>
                 <w:sz w:val="24"/>
                 <w:szCs w:val="24"/>
               </w:rPr>
-              <w:t>Rs</w:t>
-            </w:r>
-            <w:proofErr w:type="spellEnd"/>
+            </w:pPr>
+            <w:proofErr w:type="gramStart"/>
             <w:r>
               <w:rPr>
                 <w:rFonts w:cstheme="minorHAnsi"/>
                 <w:b/>
+                <w:color w:val="FF0000"/>
                 <w:sz w:val="24"/>
                 <w:szCs w:val="24"/>
               </w:rPr>
-              <w:t>.</w:t>
+              <w:t>Rs.</w:t>
             </w:r>
             <w:r>
               <w:rPr>
                 <w:rFonts w:ascii="Roboto" w:hAnsi="Roboto"/>
+                <w:color w:val="FF0000"/>
+              </w:rPr>
+              <w:t>[</w:t>
+            </w:r>
+            <w:proofErr w:type="gramEnd"/>
+            <w:r>
+              <w:rPr>
+                <w:rFonts w:ascii="Roboto" w:hAnsi="Roboto"/>
+                <w:color w:val="FF0000"/>
+              </w:rPr>
+              <w:t>Face Value]</w:t>
+            </w:r>
+            <w:r>
+              <w:rPr>
+                <w:rFonts w:cstheme="minorHAnsi"/>
                 <w:b/>
-              </w:rPr>
-              <w:t>[Face Value]/-</w:t>
+                <w:color w:val="FF0000"/>
+                <w:sz w:val="24"/>
+                <w:szCs w:val="24"/>
+              </w:rPr>
+              <w:t>/-</w:t>
             </w:r>
           </w:p>
         </w:tc>
         <w:tc>
           <w:tcPr>
-            <w:tcW w:w="1695" w:type="dxa"/>
+            <w:tcW w:w="1701" w:type="dxa"/>
           </w:tcPr>
           <w:p>
-            <w:pPr>
-              <w:rPr>
-                <w:rFonts w:ascii="Arial" w:eastAsia="Times New Roman" w:hAnsi="Arial" w:cs="Arial"/>
-                <w:b/>
-                <w:sz w:val="20"/>
-                <w:szCs w:val="20"/>
-              </w:rPr>
-            </w:pPr>
-            <w:r>
-              <w:rPr>
+            <w:r>
+              <w:rPr>
+                <w:rStyle w:val="zw-portion"/>
                 <w:rFonts w:ascii="Roboto" w:hAnsi="Roboto"/>
-                <w:b/>
-              </w:rPr>
-              <w:t xml:space="preserve">        [SC2]</w:t>
+                <w:color w:val="FF0000"/>
+                <w:shd w:val="clear" w:color="auto" w:fill="FFFFFF"/>
+              </w:rPr>
+              <w:t> [SC2</w:t>
+            </w:r>
+            <w:r>
+              <w:rPr>
+                <w:rStyle w:val="zw-portion"/>
+                <w:rFonts w:ascii="Roboto" w:hAnsi="Roboto"/>
+                <w:color w:val="FF0000"/>
+                <w:shd w:val="clear" w:color="auto" w:fill="FFFFFF"/>
+              </w:rPr>
+              <w:t>]</w:t>
+            </w:r>
+            <w:r>
+              <w:rPr>
+                <w:rStyle w:val="eop-readonly"/>
+                <w:rFonts w:ascii="Roboto" w:hAnsi="Roboto"/>
+                <w:color w:val="000000"/>
+                <w:shd w:val="clear" w:color="auto" w:fill="FFFFFF"/>
+              </w:rPr>
+              <w:t> </w:t>
             </w:r>
           </w:p>
         </w:tc>
         <w:tc>
           <w:tcPr>
-            <w:tcW w:w="2114" w:type="dxa"/>
+            <w:tcW w:w="2126" w:type="dxa"/>
             <w:gridSpan w:val="2"/>
           </w:tcPr>
           <w:p>
-            <w:pPr>
-              <w:ind w:right="573"/>
-              <w:rPr>
+            <w:r>
+              <w:rPr>
+                <w:rStyle w:val="zw-portion"/>
                 <w:rFonts w:ascii="Roboto" w:hAnsi="Roboto"/>
-                <w:b/>
-              </w:rPr>
-            </w:pPr>
-            <w:r>
-              <w:rPr>
+                <w:color w:val="FF0000"/>
+                <w:shd w:val="clear" w:color="auto" w:fill="FFFFFF"/>
+              </w:rPr>
+              <w:t>[DN2</w:t>
+            </w:r>
+            <w:r>
+              <w:rPr>
+                <w:rStyle w:val="zw-portion"/>
                 <w:rFonts w:ascii="Roboto" w:hAnsi="Roboto"/>
-                <w:b/>
-              </w:rPr>
-              <w:t xml:space="preserve">          [DN2]</w:t>
+                <w:color w:val="FF0000"/>
+                <w:shd w:val="clear" w:color="auto" w:fill="FFFFFF"/>
+              </w:rPr>
+              <w:t>]</w:t>
+            </w:r>
+            <w:r>
+              <w:rPr>
+                <w:rStyle w:val="eop-readonly"/>
+                <w:rFonts w:ascii="Roboto" w:hAnsi="Roboto"/>
+                <w:color w:val="000000"/>
+                <w:shd w:val="clear" w:color="auto" w:fill="FFFFFF"/>
+              </w:rPr>
+              <w:t> </w:t>
             </w:r>
           </w:p>
         </w:tc>
@@ -1200,44 +1355,42 @@
       <w:tr>
         <w:tc>
           <w:tcPr>
-            <w:tcW w:w="1689" w:type="dxa"/>
+            <w:tcW w:w="1697" w:type="dxa"/>
           </w:tcPr>
           <w:p>
             <w:pPr>
-              <w:rPr>
-                <w:rFonts w:ascii="Arial" w:eastAsia="Times New Roman" w:hAnsi="Arial" w:cs="Arial"/>
-                <w:b/>
-                <w:sz w:val="20"/>
-                <w:szCs w:val="20"/>
+              <w:spacing w:after="1"/>
+              <w:rPr>
+                <w:rFonts w:ascii="Roboto" w:hAnsi="Roboto"/>
+                <w:color w:val="FF0000"/>
               </w:rPr>
             </w:pPr>
             <w:r>
               <w:rPr>
                 <w:rFonts w:ascii="Roboto" w:hAnsi="Roboto"/>
-                <w:b/>
-              </w:rPr>
-              <w:t xml:space="preserve"> [Company Name]</w:t>
+                <w:color w:val="FF0000"/>
+              </w:rPr>
+              <w:t>[Company Name]</w:t>
             </w:r>
           </w:p>
         </w:tc>
         <w:tc>
           <w:tcPr>
-            <w:tcW w:w="1409" w:type="dxa"/>
+            <w:tcW w:w="1418" w:type="dxa"/>
+            <w:vAlign w:val="bottom"/>
           </w:tcPr>
           <w:p>
             <w:pPr>
-              <w:jc w:val="center"/>
-              <w:rPr>
-                <w:rFonts w:ascii="Arial" w:eastAsia="Times New Roman" w:hAnsi="Arial" w:cs="Arial"/>
-                <w:b/>
-                <w:sz w:val="20"/>
-                <w:szCs w:val="20"/>
+              <w:spacing w:after="1"/>
+              <w:rPr>
+                <w:rFonts w:ascii="Roboto" w:hAnsi="Roboto"/>
+                <w:color w:val="FF0000"/>
               </w:rPr>
             </w:pPr>
             <w:r>
               <w:rPr>
                 <w:rFonts w:ascii="Roboto" w:hAnsi="Roboto"/>
-                <w:b/>
+                <w:color w:val="FF0000"/>
               </w:rPr>
               <w:t>[Folio No]</w:t>
             </w:r>
@@ -1245,19 +1398,21 @@
         </w:tc>
         <w:tc>
           <w:tcPr>
-            <w:tcW w:w="1183" w:type="dxa"/>
+            <w:tcW w:w="1134" w:type="dxa"/>
+            <w:vAlign w:val="bottom"/>
           </w:tcPr>
           <w:p>
             <w:pPr>
-              <w:jc w:val="center"/>
-              <w:rPr>
-                <w:b/>
+              <w:spacing w:after="1"/>
+              <w:rPr>
+                <w:rFonts w:ascii="Roboto" w:hAnsi="Roboto"/>
+                <w:color w:val="FF0000"/>
               </w:rPr>
             </w:pPr>
             <w:r>
               <w:rPr>
                 <w:rFonts w:ascii="Roboto" w:hAnsi="Roboto"/>
-                <w:b/>
+                <w:color w:val="FF0000"/>
               </w:rPr>
               <w:t>[NOS3]</w:t>
             </w:r>
@@ -1265,93 +1420,113 @@
         </w:tc>
         <w:tc>
           <w:tcPr>
-            <w:tcW w:w="1970" w:type="dxa"/>
+            <w:tcW w:w="1984" w:type="dxa"/>
           </w:tcPr>
           <w:p>
             <w:pPr>
-              <w:rPr>
-                <w:b/>
-              </w:rPr>
-            </w:pPr>
-            <w:proofErr w:type="spellStart"/>
-            <w:r>
+              <w:spacing w:after="1"/>
               <w:rPr>
                 <w:rFonts w:cstheme="minorHAnsi"/>
                 <w:b/>
+                <w:color w:val="FF0000"/>
                 <w:sz w:val="24"/>
                 <w:szCs w:val="24"/>
               </w:rPr>
-              <w:t>Rs</w:t>
-            </w:r>
-            <w:proofErr w:type="spellEnd"/>
+            </w:pPr>
+            <w:proofErr w:type="gramStart"/>
             <w:r>
               <w:rPr>
                 <w:rFonts w:cstheme="minorHAnsi"/>
                 <w:b/>
+                <w:color w:val="FF0000"/>
                 <w:sz w:val="24"/>
                 <w:szCs w:val="24"/>
               </w:rPr>
-              <w:t>.</w:t>
+              <w:t>Rs.</w:t>
             </w:r>
             <w:r>
               <w:rPr>
                 <w:rFonts w:ascii="Roboto" w:hAnsi="Roboto"/>
-                <w:b/>
-              </w:rPr>
-              <w:t>[Face Value]/-</w:t>
+                <w:color w:val="FF0000"/>
+              </w:rPr>
+              <w:t>[</w:t>
+            </w:r>
+            <w:proofErr w:type="gramEnd"/>
+            <w:r>
+              <w:rPr>
+                <w:rFonts w:ascii="Roboto" w:hAnsi="Roboto"/>
+                <w:color w:val="FF0000"/>
+              </w:rPr>
+              <w:t>Face Value]/-</w:t>
             </w:r>
           </w:p>
         </w:tc>
         <w:tc>
           <w:tcPr>
-            <w:tcW w:w="1695" w:type="dxa"/>
+            <w:tcW w:w="1701" w:type="dxa"/>
           </w:tcPr>
           <w:p>
-            <w:pPr>
-              <w:rPr>
-                <w:rFonts w:ascii="Arial" w:eastAsia="Times New Roman" w:hAnsi="Arial" w:cs="Arial"/>
-                <w:b/>
-                <w:sz w:val="20"/>
-                <w:szCs w:val="20"/>
-              </w:rPr>
-            </w:pPr>
-            <w:r>
-              <w:rPr>
-                <w:rFonts w:ascii="Arial" w:eastAsia="Times New Roman" w:hAnsi="Arial" w:cs="Arial"/>
-                <w:b/>
-                <w:sz w:val="20"/>
-                <w:szCs w:val="20"/>
-              </w:rPr>
-              <w:t xml:space="preserve">        </w:t>
-            </w:r>
-            <w:r>
-              <w:rPr>
+            <w:r>
+              <w:rPr>
+                <w:rStyle w:val="zw-portion"/>
                 <w:rFonts w:ascii="Roboto" w:hAnsi="Roboto"/>
-                <w:b/>
-              </w:rPr>
-              <w:t>[SC3]</w:t>
+                <w:color w:val="FF0000"/>
+                <w:shd w:val="clear" w:color="auto" w:fill="FFFFFF"/>
+              </w:rPr>
+              <w:t> [SC3</w:t>
+            </w:r>
+            <w:r>
+              <w:rPr>
+                <w:rStyle w:val="zw-portion"/>
+                <w:rFonts w:ascii="Roboto" w:hAnsi="Roboto"/>
+                <w:color w:val="FF0000"/>
+                <w:shd w:val="clear" w:color="auto" w:fill="FFFFFF"/>
+              </w:rPr>
+              <w:t>]</w:t>
+            </w:r>
+            <w:r>
+              <w:rPr>
+                <w:rStyle w:val="eop-readonly"/>
+                <w:rFonts w:ascii="Roboto" w:hAnsi="Roboto"/>
+                <w:color w:val="000000"/>
+                <w:shd w:val="clear" w:color="auto" w:fill="FFFFFF"/>
+              </w:rPr>
+              <w:t> </w:t>
             </w:r>
           </w:p>
         </w:tc>
         <w:tc>
           <w:tcPr>
-            <w:tcW w:w="2114" w:type="dxa"/>
+            <w:tcW w:w="2126" w:type="dxa"/>
             <w:gridSpan w:val="2"/>
           </w:tcPr>
           <w:p>
-            <w:pPr>
-              <w:ind w:right="573"/>
-              <w:rPr>
+            <w:r>
+              <w:rPr>
+                <w:rStyle w:val="zw-portion"/>
                 <w:rFonts w:ascii="Roboto" w:hAnsi="Roboto"/>
-                <w:b/>
-              </w:rPr>
-            </w:pPr>
-            <w:r>
-              <w:rPr>
+                <w:color w:val="FF0000"/>
+                <w:shd w:val="clear" w:color="auto" w:fill="FFFFFF"/>
+              </w:rPr>
+              <w:t>[DN3</w:t>
+            </w:r>
+            <w:r>
+              <w:rPr>
+                <w:rStyle w:val="zw-portion"/>
                 <w:rFonts w:ascii="Roboto" w:hAnsi="Roboto"/>
-                <w:b/>
-              </w:rPr>
-              <w:t xml:space="preserve">          [DN3]</w:t>
+                <w:color w:val="FF0000"/>
+                <w:shd w:val="clear" w:color="auto" w:fill="FFFFFF"/>
+              </w:rPr>
+              <w:t>]</w:t>
+            </w:r>
+            <w:r>
+              <w:rPr>
+                <w:rStyle w:val="eop-readonly"/>
+                <w:rFonts w:ascii="Roboto" w:hAnsi="Roboto"/>
+                <w:color w:val="000000"/>
+                <w:shd w:val="clear" w:color="auto" w:fill="FFFFFF"/>
+              </w:rPr>
+              <w:t> </w:t>
             </w:r>
           </w:p>
         </w:tc>
@@ -1359,44 +1534,42 @@
       <w:tr>
         <w:tc>
           <w:tcPr>
-            <w:tcW w:w="1689" w:type="dxa"/>
+            <w:tcW w:w="1697" w:type="dxa"/>
           </w:tcPr>
           <w:p>
             <w:pPr>
-              <w:rPr>
-                <w:rFonts w:ascii="Arial" w:eastAsia="Times New Roman" w:hAnsi="Arial" w:cs="Arial"/>
-                <w:b/>
-                <w:sz w:val="20"/>
-                <w:szCs w:val="20"/>
+              <w:spacing w:after="1"/>
+              <w:rPr>
+                <w:rFonts w:ascii="Roboto" w:hAnsi="Roboto"/>
+                <w:color w:val="FF0000"/>
               </w:rPr>
             </w:pPr>
             <w:r>
               <w:rPr>
                 <w:rFonts w:ascii="Roboto" w:hAnsi="Roboto"/>
-                <w:b/>
-              </w:rPr>
-              <w:t xml:space="preserve"> [Company Name]</w:t>
+                <w:color w:val="FF0000"/>
+              </w:rPr>
+              <w:t>[Company Name]</w:t>
             </w:r>
           </w:p>
         </w:tc>
         <w:tc>
           <w:tcPr>
-            <w:tcW w:w="1409" w:type="dxa"/>
+            <w:tcW w:w="1418" w:type="dxa"/>
+            <w:vAlign w:val="bottom"/>
           </w:tcPr>
           <w:p>
             <w:pPr>
-              <w:jc w:val="center"/>
-              <w:rPr>
-                <w:rFonts w:ascii="Arial" w:eastAsia="Times New Roman" w:hAnsi="Arial" w:cs="Arial"/>
-                <w:b/>
-                <w:sz w:val="20"/>
-                <w:szCs w:val="20"/>
+              <w:spacing w:after="1"/>
+              <w:rPr>
+                <w:rFonts w:ascii="Roboto" w:hAnsi="Roboto"/>
+                <w:color w:val="FF0000"/>
               </w:rPr>
             </w:pPr>
             <w:r>
               <w:rPr>
                 <w:rFonts w:ascii="Roboto" w:hAnsi="Roboto"/>
-                <w:b/>
+                <w:color w:val="FF0000"/>
               </w:rPr>
               <w:t>[Folio No]</w:t>
             </w:r>
@@ -1404,19 +1577,21 @@
         </w:tc>
         <w:tc>
           <w:tcPr>
-            <w:tcW w:w="1183" w:type="dxa"/>
+            <w:tcW w:w="1134" w:type="dxa"/>
+            <w:vAlign w:val="bottom"/>
           </w:tcPr>
           <w:p>
             <w:pPr>
-              <w:jc w:val="center"/>
-              <w:rPr>
-                <w:b/>
+              <w:spacing w:after="1"/>
+              <w:rPr>
+                <w:rFonts w:ascii="Roboto" w:hAnsi="Roboto"/>
+                <w:color w:val="FF0000"/>
               </w:rPr>
             </w:pPr>
             <w:r>
               <w:rPr>
                 <w:rFonts w:ascii="Roboto" w:hAnsi="Roboto"/>
-                <w:b/>
+                <w:color w:val="FF0000"/>
               </w:rPr>
               <w:t>[NOS4]</w:t>
             </w:r>
@@ -1424,93 +1599,113 @@
         </w:tc>
         <w:tc>
           <w:tcPr>
-            <w:tcW w:w="1970" w:type="dxa"/>
+            <w:tcW w:w="1984" w:type="dxa"/>
           </w:tcPr>
           <w:p>
             <w:pPr>
-              <w:rPr>
-                <w:b/>
-              </w:rPr>
-            </w:pPr>
-            <w:proofErr w:type="spellStart"/>
-            <w:r>
+              <w:spacing w:after="1"/>
               <w:rPr>
                 <w:rFonts w:cstheme="minorHAnsi"/>
                 <w:b/>
+                <w:color w:val="FF0000"/>
                 <w:sz w:val="24"/>
                 <w:szCs w:val="24"/>
               </w:rPr>
-              <w:t>Rs</w:t>
-            </w:r>
-            <w:proofErr w:type="spellEnd"/>
+            </w:pPr>
+            <w:proofErr w:type="gramStart"/>
             <w:r>
               <w:rPr>
                 <w:rFonts w:cstheme="minorHAnsi"/>
                 <w:b/>
+                <w:color w:val="FF0000"/>
                 <w:sz w:val="24"/>
                 <w:szCs w:val="24"/>
               </w:rPr>
-              <w:t>.</w:t>
+              <w:t>Rs.</w:t>
             </w:r>
             <w:r>
               <w:rPr>
                 <w:rFonts w:ascii="Roboto" w:hAnsi="Roboto"/>
-                <w:b/>
-              </w:rPr>
-              <w:t>[Face Value]/-</w:t>
+                <w:color w:val="FF0000"/>
+              </w:rPr>
+              <w:t>[</w:t>
+            </w:r>
+            <w:proofErr w:type="gramEnd"/>
+            <w:r>
+              <w:rPr>
+                <w:rFonts w:ascii="Roboto" w:hAnsi="Roboto"/>
+                <w:color w:val="FF0000"/>
+              </w:rPr>
+              <w:t>Face Value]/-</w:t>
             </w:r>
           </w:p>
         </w:tc>
         <w:tc>
           <w:tcPr>
-            <w:tcW w:w="1695" w:type="dxa"/>
+            <w:tcW w:w="1701" w:type="dxa"/>
           </w:tcPr>
           <w:p>
-            <w:pPr>
-              <w:rPr>
-                <w:rFonts w:ascii="Arial" w:eastAsia="Times New Roman" w:hAnsi="Arial" w:cs="Arial"/>
-                <w:b/>
-                <w:sz w:val="20"/>
-                <w:szCs w:val="20"/>
-              </w:rPr>
-            </w:pPr>
-            <w:r>
-              <w:rPr>
-                <w:rFonts w:ascii="Arial" w:eastAsia="Times New Roman" w:hAnsi="Arial" w:cs="Arial"/>
-                <w:b/>
-                <w:sz w:val="20"/>
-                <w:szCs w:val="20"/>
-              </w:rPr>
-              <w:t xml:space="preserve">        </w:t>
-            </w:r>
-            <w:r>
-              <w:rPr>
+            <w:r>
+              <w:rPr>
+                <w:rStyle w:val="zw-portion"/>
                 <w:rFonts w:ascii="Roboto" w:hAnsi="Roboto"/>
-                <w:b/>
-              </w:rPr>
-              <w:t>[SC4]</w:t>
+                <w:color w:val="FF0000"/>
+                <w:shd w:val="clear" w:color="auto" w:fill="FFFFFF"/>
+              </w:rPr>
+              <w:t> [SC4</w:t>
+            </w:r>
+            <w:r>
+              <w:rPr>
+                <w:rStyle w:val="zw-portion"/>
+                <w:rFonts w:ascii="Roboto" w:hAnsi="Roboto"/>
+                <w:color w:val="FF0000"/>
+                <w:shd w:val="clear" w:color="auto" w:fill="FFFFFF"/>
+              </w:rPr>
+              <w:t>]</w:t>
+            </w:r>
+            <w:r>
+              <w:rPr>
+                <w:rStyle w:val="eop-readonly"/>
+                <w:rFonts w:ascii="Roboto" w:hAnsi="Roboto"/>
+                <w:color w:val="000000"/>
+                <w:shd w:val="clear" w:color="auto" w:fill="FFFFFF"/>
+              </w:rPr>
+              <w:t> </w:t>
             </w:r>
           </w:p>
         </w:tc>
         <w:tc>
           <w:tcPr>
-            <w:tcW w:w="2114" w:type="dxa"/>
+            <w:tcW w:w="2126" w:type="dxa"/>
             <w:gridSpan w:val="2"/>
           </w:tcPr>
           <w:p>
-            <w:pPr>
-              <w:ind w:right="573"/>
-              <w:rPr>
+            <w:r>
+              <w:rPr>
+                <w:rStyle w:val="zw-portion"/>
                 <w:rFonts w:ascii="Roboto" w:hAnsi="Roboto"/>
-                <w:b/>
-              </w:rPr>
-            </w:pPr>
-            <w:r>
-              <w:rPr>
+                <w:color w:val="FF0000"/>
+                <w:shd w:val="clear" w:color="auto" w:fill="FFFFFF"/>
+              </w:rPr>
+              <w:t>[DN4</w:t>
+            </w:r>
+            <w:r>
+              <w:rPr>
+                <w:rStyle w:val="zw-portion"/>
                 <w:rFonts w:ascii="Roboto" w:hAnsi="Roboto"/>
-                <w:b/>
-              </w:rPr>
-              <w:t xml:space="preserve">          [DN4]</w:t>
+                <w:color w:val="FF0000"/>
+                <w:shd w:val="clear" w:color="auto" w:fill="FFFFFF"/>
+              </w:rPr>
+              <w:t>]</w:t>
+            </w:r>
+            <w:r>
+              <w:rPr>
+                <w:rStyle w:val="eop-readonly"/>
+                <w:rFonts w:ascii="Roboto" w:hAnsi="Roboto"/>
+                <w:color w:val="000000"/>
+                <w:shd w:val="clear" w:color="auto" w:fill="FFFFFF"/>
+              </w:rPr>
+              <w:t> </w:t>
             </w:r>
           </w:p>
         </w:tc>
@@ -1518,44 +1713,42 @@
       <w:tr>
         <w:tc>
           <w:tcPr>
-            <w:tcW w:w="1689" w:type="dxa"/>
+            <w:tcW w:w="1697" w:type="dxa"/>
           </w:tcPr>
           <w:p>
             <w:pPr>
-              <w:rPr>
-                <w:rFonts w:ascii="Arial" w:eastAsia="Times New Roman" w:hAnsi="Arial" w:cs="Arial"/>
-                <w:b/>
-                <w:sz w:val="20"/>
-                <w:szCs w:val="20"/>
+              <w:spacing w:after="1"/>
+              <w:rPr>
+                <w:rFonts w:ascii="Roboto" w:hAnsi="Roboto"/>
+                <w:color w:val="FF0000"/>
               </w:rPr>
             </w:pPr>
             <w:r>
               <w:rPr>
                 <w:rFonts w:ascii="Roboto" w:hAnsi="Roboto"/>
-                <w:b/>
-              </w:rPr>
-              <w:t xml:space="preserve"> [Company Name]</w:t>
+                <w:color w:val="FF0000"/>
+              </w:rPr>
+              <w:t>[Company Name]</w:t>
             </w:r>
           </w:p>
         </w:tc>
         <w:tc>
           <w:tcPr>
-            <w:tcW w:w="1409" w:type="dxa"/>
+            <w:tcW w:w="1418" w:type="dxa"/>
+            <w:vAlign w:val="bottom"/>
           </w:tcPr>
           <w:p>
             <w:pPr>
-              <w:jc w:val="center"/>
-              <w:rPr>
-                <w:rFonts w:ascii="Arial" w:eastAsia="Times New Roman" w:hAnsi="Arial" w:cs="Arial"/>
-                <w:b/>
-                <w:sz w:val="20"/>
-                <w:szCs w:val="20"/>
+              <w:spacing w:after="1"/>
+              <w:rPr>
+                <w:rFonts w:ascii="Roboto" w:hAnsi="Roboto"/>
+                <w:color w:val="FF0000"/>
               </w:rPr>
             </w:pPr>
             <w:r>
               <w:rPr>
                 <w:rFonts w:ascii="Roboto" w:hAnsi="Roboto"/>
-                <w:b/>
+                <w:color w:val="FF0000"/>
               </w:rPr>
               <w:t>[Folio No]</w:t>
             </w:r>
@@ -1563,19 +1756,21 @@
         </w:tc>
         <w:tc>
           <w:tcPr>
-            <w:tcW w:w="1183" w:type="dxa"/>
+            <w:tcW w:w="1134" w:type="dxa"/>
+            <w:vAlign w:val="bottom"/>
           </w:tcPr>
           <w:p>
             <w:pPr>
-              <w:jc w:val="center"/>
-              <w:rPr>
-                <w:b/>
+              <w:spacing w:after="1"/>
+              <w:rPr>
+                <w:rFonts w:ascii="Roboto" w:hAnsi="Roboto"/>
+                <w:color w:val="FF0000"/>
               </w:rPr>
             </w:pPr>
             <w:r>
               <w:rPr>
                 <w:rFonts w:ascii="Roboto" w:hAnsi="Roboto"/>
-                <w:b/>
+                <w:color w:val="FF0000"/>
               </w:rPr>
               <w:t>[NOS5]</w:t>
             </w:r>
@@ -1583,1094 +1778,113 @@
         </w:tc>
         <w:tc>
           <w:tcPr>
-            <w:tcW w:w="1970" w:type="dxa"/>
+            <w:tcW w:w="1984" w:type="dxa"/>
           </w:tcPr>
           <w:p>
             <w:pPr>
-              <w:rPr>
-                <w:b/>
-              </w:rPr>
-            </w:pPr>
-            <w:proofErr w:type="spellStart"/>
-            <w:r>
+              <w:spacing w:after="1"/>
               <w:rPr>
                 <w:rFonts w:cstheme="minorHAnsi"/>
                 <w:b/>
+                <w:color w:val="FF0000"/>
                 <w:sz w:val="24"/>
                 <w:szCs w:val="24"/>
               </w:rPr>
-              <w:t>Rs</w:t>
-            </w:r>
-            <w:proofErr w:type="spellEnd"/>
+            </w:pPr>
+            <w:proofErr w:type="gramStart"/>
             <w:r>
               <w:rPr>
                 <w:rFonts w:cstheme="minorHAnsi"/>
                 <w:b/>
+                <w:color w:val="FF0000"/>
                 <w:sz w:val="24"/>
                 <w:szCs w:val="24"/>
               </w:rPr>
-              <w:t>.</w:t>
+              <w:t>Rs.</w:t>
             </w:r>
             <w:r>
               <w:rPr>
                 <w:rFonts w:ascii="Roboto" w:hAnsi="Roboto"/>
-                <w:b/>
-              </w:rPr>
-              <w:t>[Face Value]/-</w:t>
+                <w:color w:val="FF0000"/>
+              </w:rPr>
+              <w:t>[</w:t>
+            </w:r>
+            <w:proofErr w:type="gramEnd"/>
+            <w:r>
+              <w:rPr>
+                <w:rFonts w:ascii="Roboto" w:hAnsi="Roboto"/>
+                <w:color w:val="FF0000"/>
+              </w:rPr>
+              <w:t>Face Value]/-</w:t>
             </w:r>
           </w:p>
         </w:tc>
         <w:tc>
           <w:tcPr>
-            <w:tcW w:w="1695" w:type="dxa"/>
+            <w:tcW w:w="1701" w:type="dxa"/>
           </w:tcPr>
           <w:p>
-            <w:pPr>
-              <w:rPr>
-                <w:rFonts w:ascii="Arial" w:eastAsia="Times New Roman" w:hAnsi="Arial" w:cs="Arial"/>
-                <w:b/>
-                <w:sz w:val="20"/>
-                <w:szCs w:val="20"/>
-              </w:rPr>
-            </w:pPr>
-            <w:r>
-              <w:rPr>
-                <w:rFonts w:ascii="Arial" w:eastAsia="Times New Roman" w:hAnsi="Arial" w:cs="Arial"/>
-                <w:b/>
-                <w:sz w:val="20"/>
-                <w:szCs w:val="20"/>
-              </w:rPr>
-              <w:t xml:space="preserve">        </w:t>
-            </w:r>
-            <w:r>
-              <w:rPr>
+            <w:r>
+              <w:rPr>
+                <w:rStyle w:val="zw-portion"/>
                 <w:rFonts w:ascii="Roboto" w:hAnsi="Roboto"/>
-                <w:b/>
-              </w:rPr>
-              <w:t>[SC5]</w:t>
+                <w:color w:val="FF0000"/>
+                <w:shd w:val="clear" w:color="auto" w:fill="FFFFFF"/>
+              </w:rPr>
+              <w:t> [SC5</w:t>
+            </w:r>
+            <w:r>
+              <w:rPr>
+                <w:rStyle w:val="zw-portion"/>
+                <w:rFonts w:ascii="Roboto" w:hAnsi="Roboto"/>
+                <w:color w:val="FF0000"/>
+                <w:shd w:val="clear" w:color="auto" w:fill="FFFFFF"/>
+              </w:rPr>
+              <w:t>]</w:t>
+            </w:r>
+            <w:r>
+              <w:rPr>
+                <w:rStyle w:val="eop-readonly"/>
+                <w:rFonts w:ascii="Roboto" w:hAnsi="Roboto"/>
+                <w:color w:val="000000"/>
+                <w:shd w:val="clear" w:color="auto" w:fill="FFFFFF"/>
+              </w:rPr>
+              <w:t> </w:t>
             </w:r>
           </w:p>
         </w:tc>
         <w:tc>
           <w:tcPr>
-            <w:tcW w:w="2114" w:type="dxa"/>
+            <w:tcW w:w="2126" w:type="dxa"/>
             <w:gridSpan w:val="2"/>
           </w:tcPr>
           <w:p>
-            <w:pPr>
-              <w:ind w:right="573"/>
-              <w:rPr>
+            <w:r>
+              <w:rPr>
+                <w:rStyle w:val="zw-portion"/>
                 <w:rFonts w:ascii="Roboto" w:hAnsi="Roboto"/>
-                <w:b/>
-              </w:rPr>
-            </w:pPr>
-            <w:r>
-              <w:rPr>
+                <w:color w:val="FF0000"/>
+                <w:shd w:val="clear" w:color="auto" w:fill="FFFFFF"/>
+              </w:rPr>
+              <w:t>[DN5</w:t>
+            </w:r>
+            <w:r>
+              <w:rPr>
+                <w:rStyle w:val="zw-portion"/>
                 <w:rFonts w:ascii="Roboto" w:hAnsi="Roboto"/>
-                <w:b/>
-              </w:rPr>
-              <w:t xml:space="preserve">          [DN5]</w:t>
-            </w:r>
-          </w:p>
-        </w:tc>
-      </w:tr>
-      <w:tr>
-        <w:tc>
-          <w:tcPr>
-            <w:tcW w:w="1689" w:type="dxa"/>
-          </w:tcPr>
-          <w:p>
-            <w:pPr>
-              <w:rPr>
+                <w:color w:val="FF0000"/>
+                <w:shd w:val="clear" w:color="auto" w:fill="FFFFFF"/>
+              </w:rPr>
+              <w:t>]</w:t>
+            </w:r>
+            <w:r>
+              <w:rPr>
+                <w:rStyle w:val="eop-readonly"/>
                 <w:rFonts w:ascii="Roboto" w:hAnsi="Roboto"/>
-                <w:b/>
-              </w:rPr>
-            </w:pPr>
-            <w:r>
-              <w:rPr>
-                <w:rFonts w:ascii="Roboto" w:hAnsi="Roboto"/>
-                <w:b/>
-              </w:rPr>
-              <w:t xml:space="preserve"> [Company Name]</w:t>
-            </w:r>
-          </w:p>
-        </w:tc>
-        <w:tc>
-          <w:tcPr>
-            <w:tcW w:w="1409" w:type="dxa"/>
-          </w:tcPr>
-          <w:p>
-            <w:pPr>
-              <w:jc w:val="center"/>
-              <w:rPr>
-                <w:rFonts w:ascii="Roboto" w:hAnsi="Roboto"/>
-                <w:b/>
-              </w:rPr>
-            </w:pPr>
-            <w:r>
-              <w:rPr>
-                <w:rFonts w:ascii="Roboto" w:hAnsi="Roboto"/>
-                <w:b/>
-              </w:rPr>
-              <w:t>[Folio No]</w:t>
-            </w:r>
-          </w:p>
-        </w:tc>
-        <w:tc>
-          <w:tcPr>
-            <w:tcW w:w="1183" w:type="dxa"/>
-          </w:tcPr>
-          <w:p>
-            <w:pPr>
-              <w:jc w:val="center"/>
-              <w:rPr>
-                <w:b/>
-              </w:rPr>
-            </w:pPr>
-            <w:r>
-              <w:rPr>
-                <w:rFonts w:ascii="Roboto" w:hAnsi="Roboto"/>
-                <w:b/>
-              </w:rPr>
-              <w:t>[NOS</w:t>
-            </w:r>
-            <w:r>
-              <w:rPr>
-                <w:rFonts w:ascii="Roboto" w:hAnsi="Roboto"/>
-                <w:b/>
-              </w:rPr>
-              <w:t>6</w:t>
-            </w:r>
-            <w:r>
-              <w:rPr>
-                <w:rFonts w:ascii="Roboto" w:hAnsi="Roboto"/>
-                <w:b/>
-              </w:rPr>
-              <w:t>]</w:t>
-            </w:r>
-          </w:p>
-        </w:tc>
-        <w:tc>
-          <w:tcPr>
-            <w:tcW w:w="1970" w:type="dxa"/>
-          </w:tcPr>
-          <w:p>
-            <w:pPr>
-              <w:rPr>
-                <w:b/>
-              </w:rPr>
-            </w:pPr>
-            <w:proofErr w:type="spellStart"/>
-            <w:r>
-              <w:rPr>
-                <w:rFonts w:cstheme="minorHAnsi"/>
-                <w:b/>
-                <w:sz w:val="24"/>
-                <w:szCs w:val="24"/>
-              </w:rPr>
-              <w:t>Rs</w:t>
-            </w:r>
-            <w:proofErr w:type="spellEnd"/>
-            <w:r>
-              <w:rPr>
-                <w:rFonts w:cstheme="minorHAnsi"/>
-                <w:b/>
-                <w:sz w:val="24"/>
-                <w:szCs w:val="24"/>
-              </w:rPr>
-              <w:t>.</w:t>
-            </w:r>
-            <w:r>
-              <w:rPr>
-                <w:rFonts w:ascii="Roboto" w:hAnsi="Roboto"/>
-                <w:b/>
-              </w:rPr>
-              <w:t>[Face Value]/-</w:t>
-            </w:r>
-          </w:p>
-        </w:tc>
-        <w:tc>
-          <w:tcPr>
-            <w:tcW w:w="1695" w:type="dxa"/>
-          </w:tcPr>
-          <w:p>
-            <w:pPr>
-              <w:rPr>
-                <w:rFonts w:ascii="Arial" w:eastAsia="Times New Roman" w:hAnsi="Arial" w:cs="Arial"/>
-                <w:b/>
-                <w:sz w:val="20"/>
-                <w:szCs w:val="20"/>
-              </w:rPr>
-            </w:pPr>
-            <w:r>
-              <w:rPr>
-                <w:rFonts w:ascii="Arial" w:eastAsia="Times New Roman" w:hAnsi="Arial" w:cs="Arial"/>
-                <w:b/>
-                <w:sz w:val="20"/>
-                <w:szCs w:val="20"/>
-              </w:rPr>
-              <w:t xml:space="preserve">        </w:t>
-            </w:r>
-            <w:r>
-              <w:rPr>
-                <w:rFonts w:ascii="Roboto" w:hAnsi="Roboto"/>
-                <w:b/>
-              </w:rPr>
-              <w:t>[SC</w:t>
-            </w:r>
-            <w:r>
-              <w:rPr>
-                <w:rFonts w:ascii="Roboto" w:hAnsi="Roboto"/>
-                <w:b/>
-              </w:rPr>
-              <w:t>6</w:t>
-            </w:r>
-            <w:r>
-              <w:rPr>
-                <w:rFonts w:ascii="Roboto" w:hAnsi="Roboto"/>
-                <w:b/>
-              </w:rPr>
-              <w:t>]</w:t>
-            </w:r>
-          </w:p>
-        </w:tc>
-        <w:tc>
-          <w:tcPr>
-            <w:tcW w:w="2114" w:type="dxa"/>
-            <w:gridSpan w:val="2"/>
-          </w:tcPr>
-          <w:p>
-            <w:pPr>
-              <w:ind w:right="573"/>
-              <w:rPr>
-                <w:rFonts w:ascii="Roboto" w:hAnsi="Roboto"/>
-                <w:b/>
-              </w:rPr>
-            </w:pPr>
-            <w:r>
-              <w:rPr>
-                <w:rFonts w:ascii="Roboto" w:hAnsi="Roboto"/>
-                <w:b/>
-              </w:rPr>
-              <w:t xml:space="preserve">          [DN</w:t>
-            </w:r>
-            <w:r>
-              <w:rPr>
-                <w:rFonts w:ascii="Roboto" w:hAnsi="Roboto"/>
-                <w:b/>
-              </w:rPr>
-              <w:t>6</w:t>
-            </w:r>
-            <w:r>
-              <w:rPr>
-                <w:rFonts w:ascii="Roboto" w:hAnsi="Roboto"/>
-                <w:b/>
-              </w:rPr>
-              <w:t>]</w:t>
-            </w:r>
-          </w:p>
-        </w:tc>
-      </w:tr>
-      <w:tr>
-        <w:tc>
-          <w:tcPr>
-            <w:tcW w:w="1689" w:type="dxa"/>
-          </w:tcPr>
-          <w:p>
-            <w:pPr>
-              <w:rPr>
-                <w:rFonts w:ascii="Arial" w:eastAsia="Times New Roman" w:hAnsi="Arial" w:cs="Arial"/>
-                <w:b/>
-                <w:sz w:val="20"/>
-                <w:szCs w:val="20"/>
-              </w:rPr>
-            </w:pPr>
-            <w:r>
-              <w:rPr>
-                <w:rFonts w:ascii="Roboto" w:hAnsi="Roboto"/>
-                <w:b/>
-              </w:rPr>
-              <w:t xml:space="preserve"> [Company Name]</w:t>
-            </w:r>
-          </w:p>
-        </w:tc>
-        <w:tc>
-          <w:tcPr>
-            <w:tcW w:w="1409" w:type="dxa"/>
-          </w:tcPr>
-          <w:p>
-            <w:pPr>
-              <w:jc w:val="center"/>
-              <w:rPr>
-                <w:rFonts w:ascii="Arial" w:eastAsia="Times New Roman" w:hAnsi="Arial" w:cs="Arial"/>
-                <w:b/>
-                <w:sz w:val="20"/>
-                <w:szCs w:val="20"/>
-              </w:rPr>
-            </w:pPr>
-            <w:r>
-              <w:rPr>
-                <w:rFonts w:ascii="Roboto" w:hAnsi="Roboto"/>
-                <w:b/>
-              </w:rPr>
-              <w:t>[Folio No]</w:t>
-            </w:r>
-          </w:p>
-        </w:tc>
-        <w:tc>
-          <w:tcPr>
-            <w:tcW w:w="1183" w:type="dxa"/>
-          </w:tcPr>
-          <w:p>
-            <w:pPr>
-              <w:jc w:val="center"/>
-              <w:rPr>
-                <w:b/>
-              </w:rPr>
-            </w:pPr>
-            <w:r>
-              <w:rPr>
-                <w:rFonts w:ascii="Roboto" w:hAnsi="Roboto"/>
-                <w:b/>
-              </w:rPr>
-              <w:t>[NOS</w:t>
-            </w:r>
-            <w:r>
-              <w:rPr>
-                <w:rFonts w:ascii="Roboto" w:hAnsi="Roboto"/>
-                <w:b/>
-              </w:rPr>
-              <w:t>7</w:t>
-            </w:r>
-            <w:r>
-              <w:rPr>
-                <w:rFonts w:ascii="Roboto" w:hAnsi="Roboto"/>
-                <w:b/>
-              </w:rPr>
-              <w:t>]</w:t>
-            </w:r>
-          </w:p>
-        </w:tc>
-        <w:tc>
-          <w:tcPr>
-            <w:tcW w:w="1970" w:type="dxa"/>
-          </w:tcPr>
-          <w:p>
-            <w:pPr>
-              <w:rPr>
-                <w:b/>
-              </w:rPr>
-            </w:pPr>
-            <w:proofErr w:type="spellStart"/>
-            <w:r>
-              <w:rPr>
-                <w:rFonts w:cstheme="minorHAnsi"/>
-                <w:b/>
-                <w:sz w:val="24"/>
-                <w:szCs w:val="24"/>
-              </w:rPr>
-              <w:t>Rs</w:t>
-            </w:r>
-            <w:proofErr w:type="spellEnd"/>
-            <w:r>
-              <w:rPr>
-                <w:rFonts w:cstheme="minorHAnsi"/>
-                <w:b/>
-                <w:sz w:val="24"/>
-                <w:szCs w:val="24"/>
-              </w:rPr>
-              <w:t>.</w:t>
-            </w:r>
-            <w:r>
-              <w:rPr>
-                <w:rFonts w:ascii="Roboto" w:hAnsi="Roboto"/>
-                <w:b/>
-              </w:rPr>
-              <w:t>[Face Value]/-</w:t>
-            </w:r>
-          </w:p>
-        </w:tc>
-        <w:tc>
-          <w:tcPr>
-            <w:tcW w:w="1695" w:type="dxa"/>
-          </w:tcPr>
-          <w:p>
-            <w:pPr>
-              <w:rPr>
-                <w:rFonts w:ascii="Arial" w:eastAsia="Times New Roman" w:hAnsi="Arial" w:cs="Arial"/>
-                <w:b/>
-                <w:sz w:val="20"/>
-                <w:szCs w:val="20"/>
-              </w:rPr>
-            </w:pPr>
-            <w:r>
-              <w:rPr>
-                <w:rFonts w:ascii="Arial" w:eastAsia="Times New Roman" w:hAnsi="Arial" w:cs="Arial"/>
-                <w:b/>
-                <w:sz w:val="20"/>
-                <w:szCs w:val="20"/>
-              </w:rPr>
-              <w:t xml:space="preserve">        </w:t>
-            </w:r>
-            <w:r>
-              <w:rPr>
-                <w:rFonts w:ascii="Roboto" w:hAnsi="Roboto"/>
-                <w:b/>
-              </w:rPr>
-              <w:t>[SC</w:t>
-            </w:r>
-            <w:r>
-              <w:rPr>
-                <w:rFonts w:ascii="Roboto" w:hAnsi="Roboto"/>
-                <w:b/>
-              </w:rPr>
-              <w:t>7</w:t>
-            </w:r>
-            <w:r>
-              <w:rPr>
-                <w:rFonts w:ascii="Roboto" w:hAnsi="Roboto"/>
-                <w:b/>
-              </w:rPr>
-              <w:t>]</w:t>
-            </w:r>
-          </w:p>
-        </w:tc>
-        <w:tc>
-          <w:tcPr>
-            <w:tcW w:w="2114" w:type="dxa"/>
-            <w:gridSpan w:val="2"/>
-          </w:tcPr>
-          <w:p>
-            <w:pPr>
-              <w:ind w:right="573"/>
-              <w:rPr>
-                <w:rFonts w:ascii="Roboto" w:hAnsi="Roboto"/>
-                <w:b/>
-              </w:rPr>
-            </w:pPr>
-            <w:r>
-              <w:rPr>
-                <w:rFonts w:ascii="Roboto" w:hAnsi="Roboto"/>
-                <w:b/>
-              </w:rPr>
-              <w:t xml:space="preserve">          [DN</w:t>
-            </w:r>
-            <w:r>
-              <w:rPr>
-                <w:rFonts w:ascii="Roboto" w:hAnsi="Roboto"/>
-                <w:b/>
-              </w:rPr>
-              <w:t>7</w:t>
-            </w:r>
-            <w:r>
-              <w:rPr>
-                <w:rFonts w:ascii="Roboto" w:hAnsi="Roboto"/>
-                <w:b/>
-              </w:rPr>
-              <w:t>]</w:t>
-            </w:r>
-          </w:p>
-        </w:tc>
-      </w:tr>
-      <w:tr>
-        <w:tc>
-          <w:tcPr>
-            <w:tcW w:w="1689" w:type="dxa"/>
-          </w:tcPr>
-          <w:p>
-            <w:pPr>
-              <w:rPr>
-                <w:rFonts w:ascii="Arial" w:eastAsia="Times New Roman" w:hAnsi="Arial" w:cs="Arial"/>
-                <w:b/>
-                <w:sz w:val="20"/>
-                <w:szCs w:val="20"/>
-              </w:rPr>
-            </w:pPr>
-            <w:r>
-              <w:rPr>
-                <w:rFonts w:ascii="Roboto" w:hAnsi="Roboto"/>
-                <w:b/>
-              </w:rPr>
-              <w:t xml:space="preserve"> [Company Name]</w:t>
-            </w:r>
-          </w:p>
-        </w:tc>
-        <w:tc>
-          <w:tcPr>
-            <w:tcW w:w="1409" w:type="dxa"/>
-          </w:tcPr>
-          <w:p>
-            <w:pPr>
-              <w:jc w:val="center"/>
-              <w:rPr>
-                <w:rFonts w:ascii="Arial" w:eastAsia="Times New Roman" w:hAnsi="Arial" w:cs="Arial"/>
-                <w:b/>
-                <w:sz w:val="20"/>
-                <w:szCs w:val="20"/>
-              </w:rPr>
-            </w:pPr>
-            <w:r>
-              <w:rPr>
-                <w:rFonts w:ascii="Roboto" w:hAnsi="Roboto"/>
-                <w:b/>
-              </w:rPr>
-              <w:t>[Folio No]</w:t>
-            </w:r>
-          </w:p>
-        </w:tc>
-        <w:tc>
-          <w:tcPr>
-            <w:tcW w:w="1183" w:type="dxa"/>
-          </w:tcPr>
-          <w:p>
-            <w:pPr>
-              <w:jc w:val="center"/>
-              <w:rPr>
-                <w:b/>
-              </w:rPr>
-            </w:pPr>
-            <w:r>
-              <w:rPr>
-                <w:rFonts w:ascii="Roboto" w:hAnsi="Roboto"/>
-                <w:b/>
-              </w:rPr>
-              <w:t>[NOS</w:t>
-            </w:r>
-            <w:r>
-              <w:rPr>
-                <w:rFonts w:ascii="Roboto" w:hAnsi="Roboto"/>
-                <w:b/>
-              </w:rPr>
-              <w:t>8</w:t>
-            </w:r>
-            <w:r>
-              <w:rPr>
-                <w:rFonts w:ascii="Roboto" w:hAnsi="Roboto"/>
-                <w:b/>
-              </w:rPr>
-              <w:t>]</w:t>
-            </w:r>
-          </w:p>
-        </w:tc>
-        <w:tc>
-          <w:tcPr>
-            <w:tcW w:w="1970" w:type="dxa"/>
-          </w:tcPr>
-          <w:p>
-            <w:pPr>
-              <w:rPr>
-                <w:b/>
-              </w:rPr>
-            </w:pPr>
-            <w:proofErr w:type="spellStart"/>
-            <w:r>
-              <w:rPr>
-                <w:rFonts w:cstheme="minorHAnsi"/>
-                <w:b/>
-                <w:sz w:val="24"/>
-                <w:szCs w:val="24"/>
-              </w:rPr>
-              <w:t>Rs</w:t>
-            </w:r>
-            <w:proofErr w:type="spellEnd"/>
-            <w:r>
-              <w:rPr>
-                <w:rFonts w:cstheme="minorHAnsi"/>
-                <w:b/>
-                <w:sz w:val="24"/>
-                <w:szCs w:val="24"/>
-              </w:rPr>
-              <w:t>.</w:t>
-            </w:r>
-            <w:r>
-              <w:rPr>
-                <w:rFonts w:ascii="Roboto" w:hAnsi="Roboto"/>
-                <w:b/>
-              </w:rPr>
-              <w:t>[Face Value]/-</w:t>
-            </w:r>
-          </w:p>
-        </w:tc>
-        <w:tc>
-          <w:tcPr>
-            <w:tcW w:w="1695" w:type="dxa"/>
-          </w:tcPr>
-          <w:p>
-            <w:pPr>
-              <w:rPr>
-                <w:rFonts w:ascii="Arial" w:eastAsia="Times New Roman" w:hAnsi="Arial" w:cs="Arial"/>
-                <w:b/>
-                <w:sz w:val="20"/>
-                <w:szCs w:val="20"/>
-              </w:rPr>
-            </w:pPr>
-            <w:r>
-              <w:rPr>
-                <w:rFonts w:ascii="Arial" w:eastAsia="Times New Roman" w:hAnsi="Arial" w:cs="Arial"/>
-                <w:b/>
-                <w:sz w:val="20"/>
-                <w:szCs w:val="20"/>
-              </w:rPr>
-              <w:t xml:space="preserve">        </w:t>
-            </w:r>
-            <w:r>
-              <w:rPr>
-                <w:rFonts w:ascii="Roboto" w:hAnsi="Roboto"/>
-                <w:b/>
-              </w:rPr>
-              <w:t>[SC</w:t>
-            </w:r>
-            <w:r>
-              <w:rPr>
-                <w:rFonts w:ascii="Roboto" w:hAnsi="Roboto"/>
-                <w:b/>
-              </w:rPr>
-              <w:t>8</w:t>
-            </w:r>
-            <w:r>
-              <w:rPr>
-                <w:rFonts w:ascii="Roboto" w:hAnsi="Roboto"/>
-                <w:b/>
-              </w:rPr>
-              <w:t>]</w:t>
-            </w:r>
-          </w:p>
-        </w:tc>
-        <w:tc>
-          <w:tcPr>
-            <w:tcW w:w="2114" w:type="dxa"/>
-            <w:gridSpan w:val="2"/>
-          </w:tcPr>
-          <w:p>
-            <w:pPr>
-              <w:ind w:right="573"/>
-              <w:rPr>
-                <w:rFonts w:ascii="Roboto" w:hAnsi="Roboto"/>
-                <w:b/>
-              </w:rPr>
-            </w:pPr>
-            <w:r>
-              <w:rPr>
-                <w:rFonts w:ascii="Roboto" w:hAnsi="Roboto"/>
-                <w:b/>
-              </w:rPr>
-              <w:t xml:space="preserve">          [DN</w:t>
-            </w:r>
-            <w:r>
-              <w:rPr>
-                <w:rFonts w:ascii="Roboto" w:hAnsi="Roboto"/>
-                <w:b/>
-              </w:rPr>
-              <w:t>8</w:t>
-            </w:r>
-            <w:r>
-              <w:rPr>
-                <w:rFonts w:ascii="Roboto" w:hAnsi="Roboto"/>
-                <w:b/>
-              </w:rPr>
-              <w:t>]</w:t>
-            </w:r>
-          </w:p>
-        </w:tc>
-      </w:tr>
-      <w:tr>
-        <w:tc>
-          <w:tcPr>
-            <w:tcW w:w="1689" w:type="dxa"/>
-          </w:tcPr>
-          <w:p>
-            <w:pPr>
-              <w:rPr>
-                <w:rFonts w:ascii="Arial" w:eastAsia="Times New Roman" w:hAnsi="Arial" w:cs="Arial"/>
-                <w:b/>
-                <w:sz w:val="20"/>
-                <w:szCs w:val="20"/>
-              </w:rPr>
-            </w:pPr>
-            <w:r>
-              <w:rPr>
-                <w:rFonts w:ascii="Roboto" w:hAnsi="Roboto"/>
-                <w:b/>
-              </w:rPr>
-              <w:t xml:space="preserve"> [Company Name]</w:t>
-            </w:r>
-          </w:p>
-        </w:tc>
-        <w:tc>
-          <w:tcPr>
-            <w:tcW w:w="1409" w:type="dxa"/>
-          </w:tcPr>
-          <w:p>
-            <w:pPr>
-              <w:jc w:val="center"/>
-              <w:rPr>
-                <w:rFonts w:ascii="Arial" w:eastAsia="Times New Roman" w:hAnsi="Arial" w:cs="Arial"/>
-                <w:b/>
-                <w:sz w:val="20"/>
-                <w:szCs w:val="20"/>
-              </w:rPr>
-            </w:pPr>
-            <w:r>
-              <w:rPr>
-                <w:rFonts w:ascii="Roboto" w:hAnsi="Roboto"/>
-                <w:b/>
-              </w:rPr>
-              <w:t>[Folio No]</w:t>
-            </w:r>
-          </w:p>
-        </w:tc>
-        <w:tc>
-          <w:tcPr>
-            <w:tcW w:w="1183" w:type="dxa"/>
-          </w:tcPr>
-          <w:p>
-            <w:pPr>
-              <w:jc w:val="center"/>
-              <w:rPr>
-                <w:b/>
-              </w:rPr>
-            </w:pPr>
-            <w:r>
-              <w:rPr>
-                <w:rFonts w:ascii="Roboto" w:hAnsi="Roboto"/>
-                <w:b/>
-              </w:rPr>
-              <w:t>[NOS</w:t>
-            </w:r>
-            <w:r>
-              <w:rPr>
-                <w:rFonts w:ascii="Roboto" w:hAnsi="Roboto"/>
-                <w:b/>
-              </w:rPr>
-              <w:t>9</w:t>
-            </w:r>
-            <w:r>
-              <w:rPr>
-                <w:rFonts w:ascii="Roboto" w:hAnsi="Roboto"/>
-                <w:b/>
-              </w:rPr>
-              <w:t>]</w:t>
-            </w:r>
-          </w:p>
-        </w:tc>
-        <w:tc>
-          <w:tcPr>
-            <w:tcW w:w="1970" w:type="dxa"/>
-          </w:tcPr>
-          <w:p>
-            <w:pPr>
-              <w:rPr>
-                <w:b/>
-              </w:rPr>
-            </w:pPr>
-            <w:proofErr w:type="spellStart"/>
-            <w:r>
-              <w:rPr>
-                <w:rFonts w:cstheme="minorHAnsi"/>
-                <w:b/>
-                <w:sz w:val="24"/>
-                <w:szCs w:val="24"/>
-              </w:rPr>
-              <w:t>Rs</w:t>
-            </w:r>
-            <w:proofErr w:type="spellEnd"/>
-            <w:r>
-              <w:rPr>
-                <w:rFonts w:cstheme="minorHAnsi"/>
-                <w:b/>
-                <w:sz w:val="24"/>
-                <w:szCs w:val="24"/>
-              </w:rPr>
-              <w:t>.</w:t>
-            </w:r>
-            <w:r>
-              <w:rPr>
-                <w:rFonts w:ascii="Roboto" w:hAnsi="Roboto"/>
-                <w:b/>
-              </w:rPr>
-              <w:t>[Face Value]/-</w:t>
-            </w:r>
-          </w:p>
-        </w:tc>
-        <w:tc>
-          <w:tcPr>
-            <w:tcW w:w="1695" w:type="dxa"/>
-          </w:tcPr>
-          <w:p>
-            <w:pPr>
-              <w:rPr>
-                <w:rFonts w:ascii="Arial" w:eastAsia="Times New Roman" w:hAnsi="Arial" w:cs="Arial"/>
-                <w:b/>
-                <w:sz w:val="20"/>
-                <w:szCs w:val="20"/>
-              </w:rPr>
-            </w:pPr>
-            <w:r>
-              <w:rPr>
-                <w:rFonts w:ascii="Arial" w:eastAsia="Times New Roman" w:hAnsi="Arial" w:cs="Arial"/>
-                <w:b/>
-                <w:sz w:val="20"/>
-                <w:szCs w:val="20"/>
-              </w:rPr>
-              <w:t xml:space="preserve">        </w:t>
-            </w:r>
-            <w:r>
-              <w:rPr>
-                <w:rFonts w:ascii="Roboto" w:hAnsi="Roboto"/>
-                <w:b/>
-              </w:rPr>
-              <w:t>[SC</w:t>
-            </w:r>
-            <w:r>
-              <w:rPr>
-                <w:rFonts w:ascii="Roboto" w:hAnsi="Roboto"/>
-                <w:b/>
-              </w:rPr>
-              <w:t>9</w:t>
-            </w:r>
-            <w:r>
-              <w:rPr>
-                <w:rFonts w:ascii="Roboto" w:hAnsi="Roboto"/>
-                <w:b/>
-              </w:rPr>
-              <w:t>]</w:t>
-            </w:r>
-          </w:p>
-        </w:tc>
-        <w:tc>
-          <w:tcPr>
-            <w:tcW w:w="2114" w:type="dxa"/>
-            <w:gridSpan w:val="2"/>
-          </w:tcPr>
-          <w:p>
-            <w:pPr>
-              <w:ind w:right="573"/>
-              <w:rPr>
-                <w:rFonts w:ascii="Roboto" w:hAnsi="Roboto"/>
-                <w:b/>
-              </w:rPr>
-            </w:pPr>
-            <w:r>
-              <w:rPr>
-                <w:rFonts w:ascii="Roboto" w:hAnsi="Roboto"/>
-                <w:b/>
-              </w:rPr>
-              <w:t xml:space="preserve">          [DN</w:t>
-            </w:r>
-            <w:r>
-              <w:rPr>
-                <w:rFonts w:ascii="Roboto" w:hAnsi="Roboto"/>
-                <w:b/>
-              </w:rPr>
-              <w:t>9</w:t>
-            </w:r>
-            <w:r>
-              <w:rPr>
-                <w:rFonts w:ascii="Roboto" w:hAnsi="Roboto"/>
-                <w:b/>
-              </w:rPr>
-              <w:t>]</w:t>
-            </w:r>
-          </w:p>
-        </w:tc>
-      </w:tr>
-      <w:tr>
-        <w:tc>
-          <w:tcPr>
-            <w:tcW w:w="1689" w:type="dxa"/>
-          </w:tcPr>
-          <w:p>
-            <w:pPr>
-              <w:rPr>
-                <w:rFonts w:ascii="Arial" w:eastAsia="Times New Roman" w:hAnsi="Arial" w:cs="Arial"/>
-                <w:b/>
-                <w:sz w:val="20"/>
-                <w:szCs w:val="20"/>
-              </w:rPr>
-            </w:pPr>
-            <w:r>
-              <w:rPr>
-                <w:rFonts w:ascii="Roboto" w:hAnsi="Roboto"/>
-                <w:b/>
-              </w:rPr>
-              <w:t xml:space="preserve"> [Company Name]</w:t>
-            </w:r>
-          </w:p>
-        </w:tc>
-        <w:tc>
-          <w:tcPr>
-            <w:tcW w:w="1409" w:type="dxa"/>
-          </w:tcPr>
-          <w:p>
-            <w:pPr>
-              <w:jc w:val="center"/>
-              <w:rPr>
-                <w:rFonts w:ascii="Arial" w:eastAsia="Times New Roman" w:hAnsi="Arial" w:cs="Arial"/>
-                <w:b/>
-                <w:sz w:val="20"/>
-                <w:szCs w:val="20"/>
-              </w:rPr>
-            </w:pPr>
-            <w:r>
-              <w:rPr>
-                <w:rFonts w:ascii="Roboto" w:hAnsi="Roboto"/>
-                <w:b/>
-              </w:rPr>
-              <w:t>[Folio No]</w:t>
-            </w:r>
-          </w:p>
-        </w:tc>
-        <w:tc>
-          <w:tcPr>
-            <w:tcW w:w="1183" w:type="dxa"/>
-          </w:tcPr>
-          <w:p>
-            <w:pPr>
-              <w:jc w:val="center"/>
-              <w:rPr>
-                <w:b/>
-              </w:rPr>
-            </w:pPr>
-            <w:r>
-              <w:rPr>
-                <w:rFonts w:ascii="Roboto" w:hAnsi="Roboto"/>
-                <w:b/>
-              </w:rPr>
-              <w:t>[NOS</w:t>
-            </w:r>
-            <w:r>
-              <w:rPr>
-                <w:rFonts w:ascii="Roboto" w:hAnsi="Roboto"/>
-                <w:b/>
-              </w:rPr>
-              <w:t>10</w:t>
-            </w:r>
-            <w:r>
-              <w:rPr>
-                <w:rFonts w:ascii="Roboto" w:hAnsi="Roboto"/>
-                <w:b/>
-              </w:rPr>
-              <w:t>]</w:t>
-            </w:r>
-          </w:p>
-        </w:tc>
-        <w:tc>
-          <w:tcPr>
-            <w:tcW w:w="1970" w:type="dxa"/>
-          </w:tcPr>
-          <w:p>
-            <w:pPr>
-              <w:rPr>
-                <w:b/>
-              </w:rPr>
-            </w:pPr>
-            <w:proofErr w:type="spellStart"/>
-            <w:r>
-              <w:rPr>
-                <w:rFonts w:cstheme="minorHAnsi"/>
-                <w:b/>
-                <w:sz w:val="24"/>
-                <w:szCs w:val="24"/>
-              </w:rPr>
-              <w:t>Rs</w:t>
-            </w:r>
-            <w:proofErr w:type="spellEnd"/>
-            <w:r>
-              <w:rPr>
-                <w:rFonts w:cstheme="minorHAnsi"/>
-                <w:b/>
-                <w:sz w:val="24"/>
-                <w:szCs w:val="24"/>
-              </w:rPr>
-              <w:t>.</w:t>
-            </w:r>
-            <w:r>
-              <w:rPr>
-                <w:rFonts w:ascii="Roboto" w:hAnsi="Roboto"/>
-                <w:b/>
-              </w:rPr>
-              <w:t>[Face Value]/-</w:t>
-            </w:r>
-          </w:p>
-        </w:tc>
-        <w:tc>
-          <w:tcPr>
-            <w:tcW w:w="1695" w:type="dxa"/>
-          </w:tcPr>
-          <w:p>
-            <w:pPr>
-              <w:rPr>
-                <w:rFonts w:ascii="Arial" w:eastAsia="Times New Roman" w:hAnsi="Arial" w:cs="Arial"/>
-                <w:b/>
-                <w:sz w:val="20"/>
-                <w:szCs w:val="20"/>
-              </w:rPr>
-            </w:pPr>
-            <w:r>
-              <w:rPr>
-                <w:rFonts w:ascii="Arial" w:eastAsia="Times New Roman" w:hAnsi="Arial" w:cs="Arial"/>
-                <w:b/>
-                <w:sz w:val="20"/>
-                <w:szCs w:val="20"/>
-              </w:rPr>
-              <w:t xml:space="preserve">        </w:t>
-            </w:r>
-            <w:r>
-              <w:rPr>
-                <w:rFonts w:ascii="Roboto" w:hAnsi="Roboto"/>
-                <w:b/>
-              </w:rPr>
-              <w:t>[SC</w:t>
-            </w:r>
-            <w:r>
-              <w:rPr>
-                <w:rFonts w:ascii="Roboto" w:hAnsi="Roboto"/>
-                <w:b/>
-              </w:rPr>
-              <w:t>10</w:t>
-            </w:r>
-            <w:r>
-              <w:rPr>
-                <w:rFonts w:ascii="Roboto" w:hAnsi="Roboto"/>
-                <w:b/>
-              </w:rPr>
-              <w:t>]</w:t>
-            </w:r>
-          </w:p>
-        </w:tc>
-        <w:tc>
-          <w:tcPr>
-            <w:tcW w:w="2114" w:type="dxa"/>
-            <w:gridSpan w:val="2"/>
-          </w:tcPr>
-          <w:p>
-            <w:pPr>
-              <w:ind w:right="573"/>
-              <w:rPr>
-                <w:rFonts w:ascii="Roboto" w:hAnsi="Roboto"/>
-                <w:b/>
-              </w:rPr>
-            </w:pPr>
-            <w:r>
-              <w:rPr>
-                <w:rFonts w:ascii="Roboto" w:hAnsi="Roboto"/>
-                <w:b/>
-              </w:rPr>
-              <w:t xml:space="preserve">          [DN</w:t>
-            </w:r>
-            <w:r>
-              <w:rPr>
-                <w:rFonts w:ascii="Roboto" w:hAnsi="Roboto"/>
-                <w:b/>
-              </w:rPr>
-              <w:t>10</w:t>
-            </w:r>
-            <w:r>
-              <w:rPr>
-                <w:rFonts w:ascii="Roboto" w:hAnsi="Roboto"/>
-                <w:b/>
-              </w:rPr>
-              <w:t>]</w:t>
+                <w:color w:val="000000"/>
+                <w:shd w:val="clear" w:color="auto" w:fill="FFFFFF"/>
+              </w:rPr>
+              <w:t> </w:t>
             </w:r>
           </w:p>
         </w:tc>
@@ -2749,16 +1963,14 @@
       <w:r>
         <w:rPr>
           <w:rFonts w:ascii="Arial" w:hAnsi="Arial" w:cs="Arial"/>
-          <w:b/>
-          <w:sz w:val="24"/>
-          <w:szCs w:val="24"/>
-        </w:rPr>
-        <w:t>[Year of Purchase 1]</w:t>
-      </w:r>
-      <w:r>
-        <w:rPr>
-          <w:rFonts w:ascii="Arial" w:hAnsi="Arial" w:cs="Arial"/>
-          <w:b/>
+          <w:sz w:val="24"/>
+          <w:szCs w:val="24"/>
+        </w:rPr>
+        <w:t>____________</w:t>
+      </w:r>
+      <w:r>
+        <w:rPr>
+          <w:rFonts w:ascii="Arial" w:hAnsi="Arial" w:cs="Arial"/>
           <w:sz w:val="24"/>
           <w:szCs w:val="24"/>
         </w:rPr>
@@ -2821,7 +2033,7 @@
       <w:r>
         <w:rPr>
           <w:rFonts w:ascii="Roboto" w:hAnsi="Roboto"/>
-          <w:b/>
+          <w:color w:val="FF0000"/>
         </w:rPr>
         <w:t>[Company Name]</w:t>
       </w:r>
@@ -2834,6 +2046,7 @@
         </w:rPr>
         <w:t xml:space="preserve"> </w:t>
       </w:r>
+      <w:proofErr w:type="gramStart"/>
       <w:r>
         <w:rPr>
           <w:rFonts w:eastAsia="Times New Roman" w:cstheme="minorHAnsi"/>
@@ -2841,8 +2054,9 @@
           <w:sz w:val="24"/>
           <w:szCs w:val="24"/>
         </w:rPr>
-        <w:t>(Company / RTA name</w:t>
-      </w:r>
+        <w:t>( Company</w:t>
+      </w:r>
+      <w:proofErr w:type="gramEnd"/>
       <w:r>
         <w:rPr>
           <w:rFonts w:eastAsia="Times New Roman" w:cstheme="minorHAnsi"/>
@@ -2850,7 +2064,7 @@
           <w:sz w:val="24"/>
           <w:szCs w:val="24"/>
         </w:rPr>
-        <w:t>)</w:t>
+        <w:t xml:space="preserve"> / RTA name )</w:t>
       </w:r>
       <w:r>
         <w:rPr>
@@ -2906,6 +2120,93 @@
     <w:p>
       <w:pPr>
         <w:spacing w:after="20" w:line="240" w:lineRule="auto"/>
+        <w:ind w:left="-426"/>
+        <w:rPr>
+          <w:rFonts w:ascii="Arial" w:eastAsia="Times New Roman" w:hAnsi="Arial" w:cs="Arial"/>
+          <w:sz w:val="24"/>
+          <w:szCs w:val="24"/>
+        </w:rPr>
+      </w:pPr>
+    </w:p>
+    <w:p>
+      <w:pPr>
+        <w:spacing w:after="20" w:line="240" w:lineRule="auto"/>
+        <w:ind w:left="-426"/>
+        <w:rPr>
+          <w:rFonts w:ascii="Arial" w:eastAsia="Times New Roman" w:hAnsi="Arial" w:cs="Arial"/>
+          <w:sz w:val="24"/>
+          <w:szCs w:val="24"/>
+        </w:rPr>
+      </w:pPr>
+    </w:p>
+    <w:p>
+      <w:pPr>
+        <w:spacing w:after="20" w:line="240" w:lineRule="auto"/>
+        <w:ind w:left="-426"/>
+        <w:rPr>
+          <w:rFonts w:ascii="Arial" w:eastAsia="Times New Roman" w:hAnsi="Arial" w:cs="Arial"/>
+          <w:sz w:val="24"/>
+          <w:szCs w:val="24"/>
+        </w:rPr>
+      </w:pPr>
+    </w:p>
+    <w:p>
+      <w:pPr>
+        <w:spacing w:after="20" w:line="240" w:lineRule="auto"/>
+        <w:ind w:left="-426"/>
+        <w:rPr>
+          <w:rFonts w:ascii="Arial" w:eastAsia="Times New Roman" w:hAnsi="Arial" w:cs="Arial"/>
+          <w:sz w:val="24"/>
+          <w:szCs w:val="24"/>
+        </w:rPr>
+      </w:pPr>
+    </w:p>
+    <w:p>
+      <w:pPr>
+        <w:spacing w:after="20" w:line="240" w:lineRule="auto"/>
+        <w:rPr>
+          <w:rFonts w:ascii="Arial" w:eastAsia="Times New Roman" w:hAnsi="Arial" w:cs="Arial"/>
+          <w:sz w:val="24"/>
+          <w:szCs w:val="24"/>
+        </w:rPr>
+      </w:pPr>
+    </w:p>
+    <w:p>
+      <w:pPr>
+        <w:spacing w:after="20" w:line="240" w:lineRule="auto"/>
+        <w:ind w:left="-426"/>
+        <w:rPr>
+          <w:rFonts w:ascii="Arial" w:eastAsia="Times New Roman" w:hAnsi="Arial" w:cs="Arial"/>
+          <w:sz w:val="24"/>
+          <w:szCs w:val="24"/>
+        </w:rPr>
+      </w:pPr>
+    </w:p>
+    <w:p>
+      <w:pPr>
+        <w:spacing w:after="20" w:line="240" w:lineRule="auto"/>
+        <w:ind w:left="-426"/>
+        <w:rPr>
+          <w:rFonts w:ascii="Arial" w:eastAsia="Times New Roman" w:hAnsi="Arial" w:cs="Arial"/>
+          <w:sz w:val="24"/>
+          <w:szCs w:val="24"/>
+        </w:rPr>
+      </w:pPr>
+    </w:p>
+    <w:p>
+      <w:pPr>
+        <w:spacing w:after="20" w:line="240" w:lineRule="auto"/>
+        <w:rPr>
+          <w:rFonts w:ascii="Arial" w:eastAsia="Times New Roman" w:hAnsi="Arial" w:cs="Arial"/>
+          <w:sz w:val="24"/>
+          <w:szCs w:val="24"/>
+        </w:rPr>
+      </w:pPr>
+    </w:p>
+    <w:p>
+      <w:pPr>
+        <w:spacing w:after="20" w:line="240" w:lineRule="auto"/>
+        <w:ind w:left="-426"/>
         <w:rPr>
           <w:rFonts w:ascii="Arial" w:eastAsia="Times New Roman" w:hAnsi="Arial" w:cs="Arial"/>
           <w:sz w:val="24"/>
@@ -3097,6 +2398,7 @@
       <w:r>
         <w:rPr>
           <w:noProof/>
+          <w:lang w:val="en-IN" w:eastAsia="en-IN"/>
         </w:rPr>
         <mc:AlternateContent>
           <mc:Choice Requires="wps">
@@ -3104,13 +2406,13 @@
               <wp:anchor distT="0" distB="0" distL="114300" distR="114300" simplePos="0" relativeHeight="251659264" behindDoc="0" locked="0" layoutInCell="1" allowOverlap="1" wp14:anchorId="0C9A6A7A" wp14:editId="1AF3952D">
                 <wp:simplePos x="0" y="0"/>
                 <wp:positionH relativeFrom="page">
-                  <wp:posOffset>4279900</wp:posOffset>
+                  <wp:posOffset>4277995</wp:posOffset>
                 </wp:positionH>
                 <wp:positionV relativeFrom="page">
-                  <wp:posOffset>2724150</wp:posOffset>
+                  <wp:posOffset>2726508</wp:posOffset>
                 </wp:positionV>
-                <wp:extent cx="3127375" cy="1066800"/>
-                <wp:effectExtent l="0" t="0" r="15875" b="19050"/>
+                <wp:extent cx="3127375" cy="2122170"/>
+                <wp:effectExtent l="0" t="0" r="9525" b="11430"/>
                 <wp:wrapNone/>
                 <wp:docPr id="10" name="Text Box 10"/>
                 <wp:cNvGraphicFramePr>
@@ -3125,7 +2427,7 @@
                       <wps:spPr>
                         <a:xfrm>
                           <a:off x="0" y="0"/>
-                          <a:ext cx="3127375" cy="1066800"/>
+                          <a:ext cx="3127375" cy="2122170"/>
                         </a:xfrm>
                         <a:prstGeom prst="rect">
                           <a:avLst/>
@@ -3216,7 +2518,7 @@
                 <v:stroke joinstyle="miter"/>
                 <v:path gradientshapeok="t" o:connecttype="rect"/>
               </v:shapetype>
-              <v:shape id="Text Box 10" o:spid="_x0000_s1026" type="#_x0000_t202" style="position:absolute;margin-left:337pt;margin-top:214.5pt;width:246.25pt;height:84pt;z-index:251659264;visibility:visible;mso-wrap-style:square;mso-width-percent:0;mso-height-percent:0;mso-wrap-distance-left:9pt;mso-wrap-distance-top:0;mso-wrap-distance-right:9pt;mso-wrap-distance-bottom:0;mso-position-horizontal:absolute;mso-position-horizontal-relative:page;mso-position-vertical:absolute;mso-position-vertical-relative:page;mso-width-percent:0;mso-height-percent:0;mso-width-relative:page;mso-height-relative:page;v-text-anchor:top" o:gfxdata="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" filled="f" strokeweight=".25pt">
+              <v:shape id="Text Box 10" o:spid="_x0000_s1026" type="#_x0000_t202" style="position:absolute;margin-left:336.85pt;margin-top:214.7pt;width:246.25pt;height:167.1pt;z-index:251659264;visibility:visible;mso-wrap-style:square;mso-width-percent:0;mso-height-percent:0;mso-wrap-distance-left:9pt;mso-wrap-distance-top:0;mso-wrap-distance-right:9pt;mso-wrap-distance-bottom:0;mso-position-horizontal:absolute;mso-position-horizontal-relative:page;mso-position-vertical:absolute;mso-position-vertical-relative:page;mso-width-percent:0;mso-height-percent:0;mso-width-relative:page;mso-height-relative:page;v-text-anchor:top" o:gfxdata="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" filled="f" strokeweight=".25pt">
                 <v:path arrowok="t"/>
                 <v:textbox inset="0,0,0,0">
                   <w:txbxContent>
@@ -3339,9 +2641,9 @@
               </wp:anchor>
             </w:drawing>
           </mc:Choice>
-          <mc:Fallback xmlns:w16sdtdh="http://schemas.microsoft.com/office/word/2020/wordml/sdtdatahash" xmlns:w16="http://schemas.microsoft.com/office/word/2018/wordml" xmlns:w16cid="http://schemas.microsoft.com/office/word/2016/wordml/cid" xmlns:w16cex="http://schemas.microsoft.com/office/word/2018/wordml/cex" xmlns:oel="http://schemas.microsoft.com/office/2019/extlst" xmlns:am3d="http://schemas.microsoft.com/office/drawing/2017/model3d" xmlns:aink="http://schemas.microsoft.com/office/drawing/2016/ink" xmlns:cx8="http://schemas.microsoft.com/office/drawing/2016/5/14/chartex" xmlns:cx7="http://schemas.microsoft.com/office/drawing/2016/5/13/chartex" xmlns:cx6="http://schemas.microsoft.com/office/drawing/2016/5/12/chartex" xmlns:cx5="http://schemas.microsoft.com/office/drawing/2016/5/11/chartex" xmlns:cx4="http://schemas.microsoft.com/office/drawing/2016/5/10/chartex" xmlns:cx3="http://schemas.microsoft.com/office/drawing/2016/5/9/chartex" xmlns:cx2="http://schemas.microsoft.com/office/drawing/2015/10/21/chartex" xmlns:cx1="http://schemas.microsoft.com/office/drawing/2015/9/8/chartex">
+          <mc:Fallback>
             <w:pict>
-              <v:line w14:anchorId="103A4C4D" id="Straight Connector 3" o:spid="_x0000_s1026" style="position:absolute;z-index:251661312;visibility:visible;mso-wrap-style:square;mso-height-percent:0;mso-wrap-distance-left:9pt;mso-wrap-distance-top:0;mso-wrap-distance-right:9pt;mso-wrap-distance-bottom:0;mso-position-horizontal:absolute;mso-position-horizontal-relative:text;mso-position-vertical:absolute;mso-position-vertical-relative:text;mso-height-percent:0;mso-height-relative:margin" from="-13.5pt,20.55pt" to="-13.5pt,187.7pt" o:gfxdata="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" strokecolor="black [3040]"/>
+              <v:line w14:anchorId="103A4C4D" id="Straight Connector 3" o:spid="_x0000_s1026" style="position:absolute;z-index:251661312;visibility:visible;mso-wrap-style:square;mso-height-percent:0;mso-wrap-distance-left:9pt;mso-wrap-distance-top:0;mso-wrap-distance-right:9pt;mso-wrap-distance-bottom:0;mso-position-horizontal:absolute;mso-position-horizontal-relative:text;mso-position-vertical:absolute;mso-position-vertical-relative:text;mso-height-percent:0;mso-height-relative:margin" from="-13.5pt,20.55pt" to="-13.5pt,187.7pt" o:gfxdata="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" strokecolor="black [3040]"/>
             </w:pict>
           </mc:Fallback>
         </mc:AlternateContent>
@@ -3407,9 +2709,9 @@
               </wp:anchor>
             </w:drawing>
           </mc:Choice>
-          <mc:Fallback xmlns:w16sdtdh="http://schemas.microsoft.com/office/word/2020/wordml/sdtdatahash" xmlns:w16="http://schemas.microsoft.com/office/word/2018/wordml" xmlns:w16cid="http://schemas.microsoft.com/office/word/2016/wordml/cid" xmlns:w16cex="http://schemas.microsoft.com/office/word/2018/wordml/cex" xmlns:oel="http://schemas.microsoft.com/office/2019/extlst" xmlns:am3d="http://schemas.microsoft.com/office/drawing/2017/model3d" xmlns:aink="http://schemas.microsoft.com/office/drawing/2016/ink" xmlns:cx8="http://schemas.microsoft.com/office/drawing/2016/5/14/chartex" xmlns:cx7="http://schemas.microsoft.com/office/drawing/2016/5/13/chartex" xmlns:cx6="http://schemas.microsoft.com/office/drawing/2016/5/12/chartex" xmlns:cx5="http://schemas.microsoft.com/office/drawing/2016/5/11/chartex" xmlns:cx4="http://schemas.microsoft.com/office/drawing/2016/5/10/chartex" xmlns:cx3="http://schemas.microsoft.com/office/drawing/2016/5/9/chartex" xmlns:cx2="http://schemas.microsoft.com/office/drawing/2015/10/21/chartex" xmlns:cx1="http://schemas.microsoft.com/office/drawing/2015/9/8/chartex">
+          <mc:Fallback>
             <w:pict>
-              <v:line w14:anchorId="4459BF0E" id="Straight Connector 5" o:spid="_x0000_s1026" style="position:absolute;z-index:251663360;visibility:visible;mso-wrap-style:square;mso-height-percent:0;mso-wrap-distance-left:9pt;mso-wrap-distance-top:0;mso-wrap-distance-right:9pt;mso-wrap-distance-bottom:0;mso-position-horizontal:absolute;mso-position-horizontal-relative:text;mso-position-vertical:absolute;mso-position-vertical-relative:text;mso-height-percent:0;mso-height-relative:margin" from="245.55pt,20.55pt" to="245.55pt,187.7pt" o:gfxdata="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" strokecolor="black [3040]"/>
+              <v:line w14:anchorId="4459BF0E" id="Straight Connector 5" o:spid="_x0000_s1026" style="position:absolute;z-index:251663360;visibility:visible;mso-wrap-style:square;mso-height-percent:0;mso-wrap-distance-left:9pt;mso-wrap-distance-top:0;mso-wrap-distance-right:9pt;mso-wrap-distance-bottom:0;mso-position-horizontal:absolute;mso-position-horizontal-relative:text;mso-position-vertical:absolute;mso-position-vertical-relative:text;mso-height-percent:0;mso-height-relative:margin" from="245.55pt,20.55pt" to="245.55pt,187.7pt" o:gfxdata="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" strokecolor="black [3040]"/>
             </w:pict>
           </mc:Fallback>
         </mc:AlternateContent>
@@ -3472,9 +2774,9 @@
               </wp:anchor>
             </w:drawing>
           </mc:Choice>
-          <mc:Fallback xmlns:w16sdtdh="http://schemas.microsoft.com/office/word/2020/wordml/sdtdatahash" xmlns:w16="http://schemas.microsoft.com/office/word/2018/wordml" xmlns:w16cid="http://schemas.microsoft.com/office/word/2016/wordml/cid" xmlns:w16cex="http://schemas.microsoft.com/office/word/2018/wordml/cex" xmlns:oel="http://schemas.microsoft.com/office/2019/extlst" xmlns:am3d="http://schemas.microsoft.com/office/drawing/2017/model3d" xmlns:aink="http://schemas.microsoft.com/office/drawing/2016/ink" xmlns:cx8="http://schemas.microsoft.com/office/drawing/2016/5/14/chartex" xmlns:cx7="http://schemas.microsoft.com/office/drawing/2016/5/13/chartex" xmlns:cx6="http://schemas.microsoft.com/office/drawing/2016/5/12/chartex" xmlns:cx5="http://schemas.microsoft.com/office/drawing/2016/5/11/chartex" xmlns:cx4="http://schemas.microsoft.com/office/drawing/2016/5/10/chartex" xmlns:cx3="http://schemas.microsoft.com/office/drawing/2016/5/9/chartex" xmlns:cx2="http://schemas.microsoft.com/office/drawing/2015/10/21/chartex" xmlns:cx1="http://schemas.microsoft.com/office/drawing/2015/9/8/chartex">
+          <mc:Fallback>
             <w:pict>
-              <v:line w14:anchorId="652C7D24" id="Straight Connector 4" o:spid="_x0000_s1026" style="position:absolute;z-index:251662336;visibility:visible;mso-wrap-style:square;mso-wrap-distance-left:9pt;mso-wrap-distance-top:0;mso-wrap-distance-right:9pt;mso-wrap-distance-bottom:0;mso-position-horizontal:absolute;mso-position-horizontal-relative:text;mso-position-vertical:absolute;mso-position-vertical-relative:text" from="-13.5pt,20.55pt" to="245.55pt,20.55pt" o:gfxdata="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" strokecolor="black [3040]"/>
+              <v:line w14:anchorId="652C7D24" id="Straight Connector 4" o:spid="_x0000_s1026" style="position:absolute;z-index:251662336;visibility:visible;mso-wrap-style:square;mso-wrap-distance-left:9pt;mso-wrap-distance-top:0;mso-wrap-distance-right:9pt;mso-wrap-distance-bottom:0;mso-position-horizontal:absolute;mso-position-horizontal-relative:text;mso-position-vertical:absolute;mso-position-vertical-relative:text" from="-13.5pt,20.55pt" to="245.55pt,20.55pt" o:gfxdata="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" strokecolor="black [3040]"/>
             </w:pict>
           </mc:Fallback>
         </mc:AlternateContent>
@@ -3509,7 +2811,7 @@
       <w:r>
         <w:rPr>
           <w:rFonts w:ascii="Roboto" w:eastAsia="Times New Roman" w:hAnsi="Roboto" w:cs="Times New Roman"/>
-          <w:b/>
+          <w:color w:val="FF0000"/>
           <w:lang w:val="en-IN" w:eastAsia="en-IN"/>
         </w:rPr>
         <w:t>[Address C1]</w:t>
@@ -3546,37 +2848,340 @@
       <w:r>
         <w:rPr>
           <w:rFonts w:ascii="Roboto" w:eastAsia="Times New Roman" w:hAnsi="Roboto" w:cs="Times New Roman"/>
+          <w:color w:val="FF0000"/>
+          <w:lang w:val="en-IN" w:eastAsia="en-IN"/>
+        </w:rPr>
+        <w:t>[PIN C1]</w:t>
+      </w:r>
+    </w:p>
+    <w:p>
+      <w:pPr>
+        <w:rPr>
+          <w:rFonts w:ascii="Roboto" w:eastAsia="Times New Roman" w:hAnsi="Roboto" w:cs="Times New Roman"/>
+          <w:color w:val="000000"/>
+          <w:lang w:val="en-IN" w:eastAsia="en-IN"/>
+        </w:rPr>
+      </w:pPr>
+      <w:r>
+        <w:rPr>
+          <w:rFonts w:cstheme="minorHAnsi"/>
           <w:b/>
+          <w:sz w:val="24"/>
+          <w:szCs w:val="24"/>
+        </w:rPr>
+        <w:t xml:space="preserve">Tel. no.- </w:t>
+      </w:r>
+      <w:r>
+        <w:rPr>
+          <w:rFonts w:ascii="Roboto" w:eastAsia="Times New Roman" w:hAnsi="Roboto" w:cs="Times New Roman"/>
+          <w:color w:val="FF0000"/>
           <w:lang w:val="en-IN" w:eastAsia="en-IN"/>
         </w:rPr>
-        <w:t>[PIN C1]</w:t>
+        <w:t>[Mobile No C1]</w:t>
       </w:r>
     </w:p>
     <w:p>
       <w:pPr>
         <w:rPr>
           <w:rFonts w:ascii="Roboto" w:eastAsia="Times New Roman" w:hAnsi="Roboto" w:cs="Times New Roman"/>
+          <w:color w:val="000000"/>
+          <w:lang w:val="en-IN" w:eastAsia="en-IN"/>
+        </w:rPr>
+      </w:pPr>
+      <w:r>
+        <w:rPr>
+          <w:rFonts w:eastAsia="Times New Roman" w:cstheme="minorHAnsi"/>
           <w:b/>
+          <w:color w:val="000000"/>
+          <w:sz w:val="24"/>
+          <w:szCs w:val="24"/>
+          <w:lang w:eastAsia="en-IN"/>
+        </w:rPr>
+        <w:t>Emai</w:t>
+      </w:r>
+      <w:r>
+        <w:rPr>
+          <w:rFonts w:eastAsia="Times New Roman" w:cstheme="minorHAnsi"/>
+          <w:b/>
+          <w:color w:val="000000"/>
+          <w:sz w:val="24"/>
+          <w:szCs w:val="24"/>
+          <w:lang w:eastAsia="en-IN"/>
+        </w:rPr>
+        <w:t>l</w:t>
+      </w:r>
+      <w:r>
+        <w:rPr>
+          <w:rFonts w:eastAsia="Times New Roman" w:cstheme="minorHAnsi"/>
+          <w:b/>
+          <w:color w:val="000000"/>
+          <w:sz w:val="24"/>
+          <w:szCs w:val="24"/>
+          <w:lang w:eastAsia="en-IN"/>
+        </w:rPr>
+        <w:t xml:space="preserve"> Id- </w:t>
+      </w:r>
+      <w:r>
+        <w:rPr>
+          <w:rFonts w:ascii="Roboto" w:eastAsia="Times New Roman" w:hAnsi="Roboto" w:cs="Times New Roman"/>
+          <w:color w:val="FF0000"/>
           <w:lang w:val="en-IN" w:eastAsia="en-IN"/>
         </w:rPr>
-      </w:pPr>
-      <w:r>
-        <w:rPr>
+        <w:t>[Email ID C1]</w:t>
+      </w:r>
+    </w:p>
+    <w:p>
+      <w:pPr>
+        <w:rPr>
+          <w:rFonts w:cstheme="minorHAnsi"/>
+          <w:b/>
+          <w:sz w:val="24"/>
+          <w:szCs w:val="24"/>
+        </w:rPr>
+      </w:pPr>
+      <w:r>
+        <w:rPr>
+          <w:rFonts w:cstheme="minorHAnsi"/>
+          <w:b/>
           <w:noProof/>
+          <w:sz w:val="24"/>
+          <w:szCs w:val="24"/>
         </w:rPr>
         <mc:AlternateContent>
           <mc:Choice Requires="wps">
             <w:drawing>
-              <wp:anchor distT="0" distB="0" distL="114300" distR="114300" simplePos="0" relativeHeight="251660288" behindDoc="0" locked="0" layoutInCell="1" allowOverlap="1" wp14:anchorId="3D900A1A" wp14:editId="59E04B1B">
+              <wp:anchor distT="0" distB="0" distL="114300" distR="114300" simplePos="0" relativeHeight="251664384" behindDoc="0" locked="0" layoutInCell="1" allowOverlap="1" wp14:anchorId="40DBF2E4" wp14:editId="5101E66D">
+                <wp:simplePos x="0" y="0"/>
+                <wp:positionH relativeFrom="column">
+                  <wp:posOffset>-171451</wp:posOffset>
+                </wp:positionH>
+                <wp:positionV relativeFrom="paragraph">
+                  <wp:posOffset>335824</wp:posOffset>
+                </wp:positionV>
+                <wp:extent cx="3290207" cy="0"/>
+                <wp:effectExtent l="0" t="0" r="12065" b="12700"/>
+                <wp:wrapNone/>
+                <wp:docPr id="6" name="Straight Connector 6"/>
+                <wp:cNvGraphicFramePr/>
+                <a:graphic xmlns:a="http://schemas.openxmlformats.org/drawingml/2006/main">
+                  <a:graphicData uri="http://schemas.microsoft.com/office/word/2010/wordprocessingShape">
+                    <wps:wsp>
+                      <wps:cNvCnPr/>
+                      <wps:spPr>
+                        <a:xfrm>
+                          <a:off x="0" y="0"/>
+                          <a:ext cx="3290207" cy="0"/>
+                        </a:xfrm>
+                        <a:prstGeom prst="line">
+                          <a:avLst/>
+                        </a:prstGeom>
+                      </wps:spPr>
+                      <wps:style>
+                        <a:lnRef idx="1">
+                          <a:schemeClr val="dk1"/>
+                        </a:lnRef>
+                        <a:fillRef idx="0">
+                          <a:schemeClr val="dk1"/>
+                        </a:fillRef>
+                        <a:effectRef idx="0">
+                          <a:schemeClr val="dk1"/>
+                        </a:effectRef>
+                        <a:fontRef idx="minor">
+                          <a:schemeClr val="tx1"/>
+                        </a:fontRef>
+                      </wps:style>
+                      <wps:bodyPr/>
+                    </wps:wsp>
+                  </a:graphicData>
+                </a:graphic>
+              </wp:anchor>
+            </w:drawing>
+          </mc:Choice>
+          <mc:Fallback>
+            <w:pict>
+              <v:line w14:anchorId="4C5F350E" id="Straight Connector 6" o:spid="_x0000_s1026" style="position:absolute;z-index:251664384;visibility:visible;mso-wrap-style:square;mso-wrap-distance-left:9pt;mso-wrap-distance-top:0;mso-wrap-distance-right:9pt;mso-wrap-distance-bottom:0;mso-position-horizontal:absolute;mso-position-horizontal-relative:text;mso-position-vertical:absolute;mso-position-vertical-relative:text" from="-13.5pt,26.45pt" to="245.55pt,26.45pt" o:gfxdata="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" strokecolor="black [3040]"/>
+            </w:pict>
+          </mc:Fallback>
+        </mc:AlternateContent>
+      </w:r>
+      <w:r>
+        <w:rPr>
+          <w:rFonts w:cstheme="minorHAnsi"/>
+          <w:b/>
+          <w:sz w:val="24"/>
+          <w:szCs w:val="24"/>
+        </w:rPr>
+        <w:t xml:space="preserve">Date- </w:t>
+      </w:r>
+    </w:p>
+    <w:p>
+      <w:pPr>
+        <w:jc w:val="center"/>
+      </w:pPr>
+    </w:p>
+    <w:p>
+      <w:pPr>
+        <w:rPr>
+          <w:rFonts w:cstheme="minorHAnsi"/>
+          <w:b/>
+          <w:sz w:val="24"/>
+          <w:szCs w:val="24"/>
+        </w:rPr>
+      </w:pPr>
+    </w:p>
+    <w:p>
+      <w:pPr>
+        <w:pStyle w:val="ListParagraph"/>
+        <w:tabs>
+          <w:tab w:val="left" w:pos="9450"/>
+        </w:tabs>
+        <w:spacing w:after="133" w:line="240" w:lineRule="auto"/>
+        <w:ind w:left="-426" w:right="314"/>
+        <w:jc w:val="both"/>
+        <w:rPr>
+          <w:rFonts w:ascii="Arial" w:hAnsi="Arial" w:cs="Arial"/>
+          <w:sz w:val="24"/>
+          <w:szCs w:val="24"/>
+        </w:rPr>
+      </w:pPr>
+    </w:p>
+    <w:p>
+      <w:pPr>
+        <w:pStyle w:val="ListParagraph"/>
+        <w:tabs>
+          <w:tab w:val="left" w:pos="9450"/>
+        </w:tabs>
+        <w:spacing w:after="133" w:line="240" w:lineRule="auto"/>
+        <w:ind w:left="-426" w:right="314"/>
+        <w:jc w:val="both"/>
+        <w:rPr>
+          <w:rFonts w:ascii="Arial" w:hAnsi="Arial" w:cs="Arial"/>
+          <w:sz w:val="24"/>
+          <w:szCs w:val="24"/>
+        </w:rPr>
+      </w:pPr>
+    </w:p>
+    <w:p>
+      <w:pPr>
+        <w:pStyle w:val="ListParagraph"/>
+        <w:tabs>
+          <w:tab w:val="left" w:pos="9450"/>
+        </w:tabs>
+        <w:spacing w:after="133" w:line="240" w:lineRule="auto"/>
+        <w:ind w:left="-426" w:right="314"/>
+        <w:jc w:val="both"/>
+        <w:rPr>
+          <w:rFonts w:ascii="Arial" w:hAnsi="Arial" w:cs="Arial"/>
+          <w:sz w:val="24"/>
+          <w:szCs w:val="24"/>
+        </w:rPr>
+      </w:pPr>
+    </w:p>
+    <w:p>
+      <w:pPr>
+        <w:pStyle w:val="ListParagraph"/>
+        <w:tabs>
+          <w:tab w:val="left" w:pos="9450"/>
+        </w:tabs>
+        <w:spacing w:after="133" w:line="240" w:lineRule="auto"/>
+        <w:ind w:left="-426" w:right="314"/>
+        <w:jc w:val="both"/>
+        <w:rPr>
+          <w:rFonts w:ascii="Arial" w:hAnsi="Arial" w:cs="Arial"/>
+          <w:sz w:val="24"/>
+          <w:szCs w:val="24"/>
+        </w:rPr>
+      </w:pPr>
+    </w:p>
+    <w:p>
+      <w:pPr>
+        <w:pStyle w:val="ListParagraph"/>
+        <w:tabs>
+          <w:tab w:val="left" w:pos="9450"/>
+        </w:tabs>
+        <w:spacing w:after="133" w:line="240" w:lineRule="auto"/>
+        <w:ind w:left="-426" w:right="314"/>
+        <w:jc w:val="both"/>
+        <w:rPr>
+          <w:rFonts w:ascii="Arial" w:hAnsi="Arial" w:cs="Arial"/>
+          <w:sz w:val="24"/>
+          <w:szCs w:val="24"/>
+        </w:rPr>
+      </w:pPr>
+    </w:p>
+    <w:p>
+      <w:pPr>
+        <w:pStyle w:val="ListParagraph"/>
+        <w:tabs>
+          <w:tab w:val="left" w:pos="9450"/>
+        </w:tabs>
+        <w:spacing w:after="133" w:line="240" w:lineRule="auto"/>
+        <w:ind w:left="-426" w:right="314"/>
+        <w:jc w:val="both"/>
+        <w:rPr>
+          <w:rFonts w:ascii="Arial" w:hAnsi="Arial" w:cs="Arial"/>
+          <w:sz w:val="24"/>
+          <w:szCs w:val="24"/>
+        </w:rPr>
+      </w:pPr>
+    </w:p>
+    <w:p>
+      <w:pPr>
+        <w:pStyle w:val="ListParagraph"/>
+        <w:tabs>
+          <w:tab w:val="left" w:pos="9450"/>
+        </w:tabs>
+        <w:spacing w:after="133" w:line="240" w:lineRule="auto"/>
+        <w:ind w:left="-426" w:right="314"/>
+        <w:jc w:val="both"/>
+        <w:rPr>
+          <w:rFonts w:ascii="Arial" w:hAnsi="Arial" w:cs="Arial"/>
+          <w:sz w:val="24"/>
+          <w:szCs w:val="24"/>
+        </w:rPr>
+      </w:pPr>
+    </w:p>
+    <w:p>
+      <w:pPr>
+        <w:pStyle w:val="ListParagraph"/>
+        <w:tabs>
+          <w:tab w:val="left" w:pos="9450"/>
+        </w:tabs>
+        <w:spacing w:after="133" w:line="240" w:lineRule="auto"/>
+        <w:ind w:left="-426" w:right="314"/>
+        <w:jc w:val="both"/>
+        <w:rPr>
+          <w:rFonts w:ascii="Arial" w:hAnsi="Arial" w:cs="Arial"/>
+          <w:sz w:val="24"/>
+          <w:szCs w:val="24"/>
+        </w:rPr>
+      </w:pPr>
+    </w:p>
+    <w:p>
+      <w:pPr>
+        <w:pStyle w:val="BodyText"/>
+        <w:rPr>
+          <w:sz w:val="20"/>
+        </w:rPr>
+      </w:pPr>
+      <w:r>
+        <w:rPr>
+          <w:noProof/>
+          <w:lang w:val="en-IN" w:eastAsia="en-IN"/>
+        </w:rPr>
+        <mc:AlternateContent>
+          <mc:Choice Requires="wps">
+            <w:drawing>
+              <wp:anchor distT="0" distB="0" distL="114300" distR="114300" simplePos="0" relativeHeight="251660288" behindDoc="0" locked="0" layoutInCell="1" allowOverlap="1" wp14:anchorId="50F1B605" wp14:editId="63E0B029">
                 <wp:simplePos x="0" y="0"/>
                 <wp:positionH relativeFrom="page">
-                  <wp:posOffset>4279900</wp:posOffset>
+                  <wp:posOffset>4278630</wp:posOffset>
                 </wp:positionH>
                 <wp:positionV relativeFrom="paragraph">
-                  <wp:posOffset>43815</wp:posOffset>
+                  <wp:posOffset>9525</wp:posOffset>
                 </wp:positionV>
-                <wp:extent cx="3124835" cy="1028700"/>
-                <wp:effectExtent l="0" t="0" r="18415" b="19050"/>
+                <wp:extent cx="3124835" cy="981710"/>
+                <wp:effectExtent l="0" t="0" r="0" b="8890"/>
                 <wp:wrapNone/>
                 <wp:docPr id="7" name="Text Box 2"/>
                 <wp:cNvGraphicFramePr>
@@ -3591,7 +3196,7 @@
                       <wps:spPr>
                         <a:xfrm>
                           <a:off x="0" y="0"/>
-                          <a:ext cx="3124835" cy="1028700"/>
+                          <a:ext cx="3124835" cy="981710"/>
                         </a:xfrm>
                         <a:prstGeom prst="rect">
                           <a:avLst/>
@@ -3656,9 +3261,7 @@
                           </w:p>
                         </w:txbxContent>
                       </wps:txbx>
-                      <wps:bodyPr lIns="0" tIns="0" rIns="0" bIns="0" upright="1">
-                        <a:noAutofit/>
-                      </wps:bodyPr>
+                      <wps:bodyPr lIns="0" tIns="0" rIns="0" bIns="0" upright="1"/>
                     </wps:wsp>
                   </a:graphicData>
                 </a:graphic>
@@ -3673,7 +3276,7 @@
           </mc:Choice>
           <mc:Fallback>
             <w:pict>
-              <v:shape w14:anchorId="3D900A1A" id="Text Box 2" o:spid="_x0000_s1027" type="#_x0000_t202" style="position:absolute;margin-left:337pt;margin-top:3.45pt;width:246.05pt;height:81pt;z-index:251660288;visibility:visible;mso-wrap-style:square;mso-width-percent:0;mso-height-percent:0;mso-wrap-distance-left:9pt;mso-wrap-distance-top:0;mso-wrap-distance-right:9pt;mso-wrap-distance-bottom:0;mso-position-horizontal:absolute;mso-position-horizontal-relative:page;mso-position-vertical:absolute;mso-position-vertical-relative:text;mso-width-percent:0;mso-height-percent:0;mso-width-relative:page;mso-height-relative:page;v-text-anchor:top" o:gfxdata="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" filled="f" strokeweight=".25pt">
+              <v:shape w14:anchorId="50F1B605" id="Text Box 2" o:spid="_x0000_s1027" type="#_x0000_t202" style="position:absolute;margin-left:336.9pt;margin-top:.75pt;width:246.05pt;height:77.3pt;z-index:251660288;visibility:visible;mso-wrap-style:square;mso-width-percent:0;mso-height-percent:0;mso-wrap-distance-left:9pt;mso-wrap-distance-top:0;mso-wrap-distance-right:9pt;mso-wrap-distance-bottom:0;mso-position-horizontal:absolute;mso-position-horizontal-relative:page;mso-position-vertical:absolute;mso-position-vertical-relative:text;mso-width-percent:0;mso-height-percent:0;mso-width-relative:page;mso-height-relative:page;v-text-anchor:top" o:gfxdata="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" filled="f" strokeweight=".25pt">
                 <v:path arrowok="t"/>
                 <v:textbox inset="0,0,0,0">
                   <w:txbxContent>
@@ -3730,147 +3333,71 @@
           </mc:Fallback>
         </mc:AlternateContent>
       </w:r>
-      <w:r>
-        <w:rPr>
-          <w:rFonts w:cstheme="minorHAnsi"/>
-          <w:b/>
-          <w:sz w:val="24"/>
-          <w:szCs w:val="24"/>
-        </w:rPr>
-        <w:t xml:space="preserve">Tel. no.- </w:t>
-      </w:r>
-      <w:r>
-        <w:rPr>
-          <w:rFonts w:ascii="Roboto" w:eastAsia="Times New Roman" w:hAnsi="Roboto" w:cs="Times New Roman"/>
-          <w:b/>
-          <w:lang w:val="en-IN" w:eastAsia="en-IN"/>
-        </w:rPr>
-        <w:t>[Mobile No C1]</w:t>
-      </w:r>
-    </w:p>
-    <w:p>
-      <w:pPr>
-        <w:rPr>
-          <w:rFonts w:ascii="Roboto" w:eastAsia="Times New Roman" w:hAnsi="Roboto" w:cs="Times New Roman"/>
-          <w:b/>
-          <w:lang w:val="en-IN" w:eastAsia="en-IN"/>
-        </w:rPr>
-      </w:pPr>
-      <w:r>
-        <w:rPr>
-          <w:rFonts w:eastAsia="Times New Roman" w:cstheme="minorHAnsi"/>
-          <w:b/>
-          <w:sz w:val="24"/>
-          <w:szCs w:val="24"/>
-          <w:lang w:eastAsia="en-IN"/>
-        </w:rPr>
-        <w:t xml:space="preserve">Email Id- </w:t>
-      </w:r>
-      <w:r>
-        <w:rPr>
-          <w:rFonts w:ascii="Roboto" w:eastAsia="Times New Roman" w:hAnsi="Roboto" w:cs="Times New Roman"/>
-          <w:b/>
-          <w:lang w:val="en-IN" w:eastAsia="en-IN"/>
-        </w:rPr>
-        <w:t>[Email ID C1]</w:t>
-      </w:r>
-    </w:p>
-    <w:p>
-      <w:pPr>
-        <w:rPr>
-          <w:rFonts w:cstheme="minorHAnsi"/>
-          <w:b/>
-          <w:sz w:val="24"/>
-          <w:szCs w:val="24"/>
-        </w:rPr>
-      </w:pPr>
-      <w:r>
-        <w:rPr>
-          <w:rFonts w:cstheme="minorHAnsi"/>
-          <w:b/>
-          <w:noProof/>
-          <w:sz w:val="24"/>
-          <w:szCs w:val="24"/>
-        </w:rPr>
-        <mc:AlternateContent>
-          <mc:Choice Requires="wps">
-            <w:drawing>
-              <wp:anchor distT="0" distB="0" distL="114300" distR="114300" simplePos="0" relativeHeight="251664384" behindDoc="0" locked="0" layoutInCell="1" allowOverlap="1" wp14:anchorId="5272EC21" wp14:editId="1DD99F95">
-                <wp:simplePos x="0" y="0"/>
-                <wp:positionH relativeFrom="column">
-                  <wp:posOffset>-171451</wp:posOffset>
-                </wp:positionH>
-                <wp:positionV relativeFrom="paragraph">
-                  <wp:posOffset>335824</wp:posOffset>
-                </wp:positionV>
-                <wp:extent cx="3290207" cy="0"/>
-                <wp:effectExtent l="0" t="0" r="12065" b="12700"/>
-                <wp:wrapNone/>
-                <wp:docPr id="6" name="Straight Connector 6"/>
-                <wp:cNvGraphicFramePr/>
-                <a:graphic xmlns:a="http://schemas.openxmlformats.org/drawingml/2006/main">
-                  <a:graphicData uri="http://schemas.microsoft.com/office/word/2010/wordprocessingShape">
-                    <wps:wsp>
-                      <wps:cNvCnPr/>
-                      <wps:spPr>
-                        <a:xfrm>
-                          <a:off x="0" y="0"/>
-                          <a:ext cx="3290207" cy="0"/>
-                        </a:xfrm>
-                        <a:prstGeom prst="line">
-                          <a:avLst/>
-                        </a:prstGeom>
-                      </wps:spPr>
-                      <wps:style>
-                        <a:lnRef idx="1">
-                          <a:schemeClr val="dk1"/>
-                        </a:lnRef>
-                        <a:fillRef idx="0">
-                          <a:schemeClr val="dk1"/>
-                        </a:fillRef>
-                        <a:effectRef idx="0">
-                          <a:schemeClr val="dk1"/>
-                        </a:effectRef>
-                        <a:fontRef idx="minor">
-                          <a:schemeClr val="tx1"/>
-                        </a:fontRef>
-                      </wps:style>
-                      <wps:bodyPr/>
-                    </wps:wsp>
-                  </a:graphicData>
-                </a:graphic>
-              </wp:anchor>
-            </w:drawing>
-          </mc:Choice>
-          <mc:Fallback xmlns:w16sdtdh="http://schemas.microsoft.com/office/word/2020/wordml/sdtdatahash" xmlns:w16="http://schemas.microsoft.com/office/word/2018/wordml" xmlns:w16cid="http://schemas.microsoft.com/office/word/2016/wordml/cid" xmlns:w16cex="http://schemas.microsoft.com/office/word/2018/wordml/cex" xmlns:oel="http://schemas.microsoft.com/office/2019/extlst" xmlns:am3d="http://schemas.microsoft.com/office/drawing/2017/model3d" xmlns:aink="http://schemas.microsoft.com/office/drawing/2016/ink" xmlns:cx8="http://schemas.microsoft.com/office/drawing/2016/5/14/chartex" xmlns:cx7="http://schemas.microsoft.com/office/drawing/2016/5/13/chartex" xmlns:cx6="http://schemas.microsoft.com/office/drawing/2016/5/12/chartex" xmlns:cx5="http://schemas.microsoft.com/office/drawing/2016/5/11/chartex" xmlns:cx4="http://schemas.microsoft.com/office/drawing/2016/5/10/chartex" xmlns:cx3="http://schemas.microsoft.com/office/drawing/2016/5/9/chartex" xmlns:cx2="http://schemas.microsoft.com/office/drawing/2015/10/21/chartex" xmlns:cx1="http://schemas.microsoft.com/office/drawing/2015/9/8/chartex">
-            <w:pict>
-              <v:line w14:anchorId="4C5F350E" id="Straight Connector 6" o:spid="_x0000_s1026" style="position:absolute;z-index:251664384;visibility:visible;mso-wrap-style:square;mso-wrap-distance-left:9pt;mso-wrap-distance-top:0;mso-wrap-distance-right:9pt;mso-wrap-distance-bottom:0;mso-position-horizontal:absolute;mso-position-horizontal-relative:text;mso-position-vertical:absolute;mso-position-vertical-relative:text" from="-13.5pt,26.45pt" to="245.55pt,26.45pt" o:gfxdata="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" strokecolor="black [3040]"/>
-            </w:pict>
-          </mc:Fallback>
-        </mc:AlternateContent>
-      </w:r>
-      <w:r>
-        <w:rPr>
-          <w:rFonts w:cstheme="minorHAnsi"/>
-          <w:b/>
-          <w:sz w:val="24"/>
-          <w:szCs w:val="24"/>
-        </w:rPr>
-        <w:t xml:space="preserve">Date- </w:t>
-      </w:r>
-    </w:p>
-    <w:p>
-      <w:pPr>
-        <w:jc w:val="center"/>
-      </w:pPr>
-    </w:p>
-    <w:p>
-      <w:pPr>
+    </w:p>
+    <w:p>
+      <w:pPr>
+        <w:pStyle w:val="BodyText"/>
+        <w:rPr>
+          <w:sz w:val="20"/>
+        </w:rPr>
+      </w:pPr>
+    </w:p>
+    <w:p>
+      <w:pPr>
+        <w:pStyle w:val="BodyText"/>
+        <w:rPr>
+          <w:sz w:val="20"/>
+        </w:rPr>
+      </w:pPr>
+    </w:p>
+    <w:p>
+      <w:pPr>
+        <w:pStyle w:val="BodyText"/>
+        <w:rPr>
+          <w:sz w:val="20"/>
+        </w:rPr>
+      </w:pPr>
+    </w:p>
+    <w:p>
+      <w:pPr>
+        <w:pStyle w:val="BodyText"/>
+        <w:rPr>
+          <w:sz w:val="20"/>
+        </w:rPr>
+      </w:pPr>
+    </w:p>
+    <w:p>
+      <w:pPr>
+        <w:pStyle w:val="BodyText"/>
+        <w:rPr>
+          <w:sz w:val="20"/>
+        </w:rPr>
+      </w:pPr>
+    </w:p>
+    <w:p>
+      <w:pPr>
+        <w:pStyle w:val="BodyText"/>
+        <w:rPr>
+          <w:sz w:val="20"/>
+        </w:rPr>
+      </w:pPr>
+    </w:p>
+    <w:p>
+      <w:pPr>
+        <w:pStyle w:val="BodyText"/>
+        <w:rPr>
+          <w:sz w:val="20"/>
+        </w:rPr>
+      </w:pPr>
+    </w:p>
+    <w:p>
+      <w:pPr>
+        <w:pStyle w:val="ListParagraph"/>
         <w:tabs>
           <w:tab w:val="left" w:pos="9450"/>
         </w:tabs>
         <w:spacing w:after="133" w:line="240" w:lineRule="auto"/>
-        <w:ind w:right="314"/>
+        <w:ind w:left="-426" w:right="314"/>
         <w:jc w:val="both"/>
         <w:rPr>
           <w:rFonts w:ascii="Arial" w:hAnsi="Arial" w:cs="Arial"/>
@@ -3878,8 +3405,22 @@
           <w:szCs w:val="24"/>
         </w:rPr>
       </w:pPr>
-      <w:bookmarkStart w:id="0" w:name="_GoBack"/>
-      <w:bookmarkEnd w:id="0"/>
+    </w:p>
+    <w:p>
+      <w:pPr>
+        <w:pStyle w:val="ListParagraph"/>
+        <w:tabs>
+          <w:tab w:val="left" w:pos="9450"/>
+        </w:tabs>
+        <w:spacing w:after="133" w:line="240" w:lineRule="auto"/>
+        <w:ind w:left="-426" w:right="314"/>
+        <w:jc w:val="both"/>
+        <w:rPr>
+          <w:rFonts w:ascii="Arial" w:hAnsi="Arial" w:cs="Arial"/>
+          <w:sz w:val="24"/>
+          <w:szCs w:val="24"/>
+        </w:rPr>
+      </w:pPr>
     </w:p>
     <w:p>
       <w:pPr>
@@ -4304,7 +3845,7 @@
 </file>
 
 <file path=word/numbering.xml><?xml version="1.0" encoding="utf-8"?>
-<w:numbering xmlns:wpc="http://schemas.microsoft.com/office/word/2010/wordprocessingCanvas" xmlns:cx="http://schemas.microsoft.com/office/drawing/2014/chartex" xmlns:mc="http://schemas.openxmlformats.org/markup-compatibility/2006" xmlns:o="urn:schemas-microsoft-com:office:office" xmlns:r="http://schemas.openxmlformats.org/officeDocument/2006/relationships" xmlns:m="http://schemas.openxmlformats.org/officeDocument/2006/math" xmlns:v="urn:schemas-microsoft-com:vml" xmlns:wp14="http://schemas.microsoft.com/office/word/2010/wordprocessingDrawing" xmlns:wp="http://schemas.openxmlformats.org/drawingml/2006/wordprocessingDrawing" xmlns:w10="urn:schemas-microsoft-com:office:word" xmlns:w="http://schemas.openxmlformats.org/wordprocessingml/2006/main" xmlns:w14="http://schemas.microsoft.com/office/word/2010/wordml" xmlns:w15="http://schemas.microsoft.com/office/word/2012/wordml" xmlns:w16se="http://schemas.microsoft.com/office/word/2015/wordml/symex" xmlns:wpg="http://schemas.microsoft.com/office/word/2010/wordprocessingGroup" xmlns:wpi="http://schemas.microsoft.com/office/word/2010/wordprocessingInk" xmlns:wne="http://schemas.microsoft.com/office/word/2006/wordml" xmlns:wps="http://schemas.microsoft.com/office/word/2010/wordprocessingShape" mc:Ignorable="w14 w15 w16se wp14">
+<w:numbering xmlns:wpc="http://schemas.microsoft.com/office/word/2010/wordprocessingCanvas" xmlns:cx="http://schemas.microsoft.com/office/drawing/2014/chartex" xmlns:cx1="http://schemas.microsoft.com/office/drawing/2015/9/8/chartex" xmlns:cx2="http://schemas.microsoft.com/office/drawing/2015/10/21/chartex" xmlns:cx3="http://schemas.microsoft.com/office/drawing/2016/5/9/chartex" xmlns:cx4="http://schemas.microsoft.com/office/drawing/2016/5/10/chartex" xmlns:cx5="http://schemas.microsoft.com/office/drawing/2016/5/11/chartex" xmlns:cx6="http://schemas.microsoft.com/office/drawing/2016/5/12/chartex" xmlns:cx7="http://schemas.microsoft.com/office/drawing/2016/5/13/chartex" xmlns:cx8="http://schemas.microsoft.com/office/drawing/2016/5/14/chartex" xmlns:mc="http://schemas.openxmlformats.org/markup-compatibility/2006" xmlns:aink="http://schemas.microsoft.com/office/drawing/2016/ink" xmlns:am3d="http://schemas.microsoft.com/office/drawing/2017/model3d" xmlns:o="urn:schemas-microsoft-com:office:office" xmlns:oel="http://schemas.microsoft.com/office/2019/extlst" xmlns:r="http://schemas.openxmlformats.org/officeDocument/2006/relationships" xmlns:m="http://schemas.openxmlformats.org/officeDocument/2006/math" xmlns:v="urn:schemas-microsoft-com:vml" xmlns:wp14="http://schemas.microsoft.com/office/word/2010/wordprocessingDrawing" xmlns:wp="http://schemas.openxmlformats.org/drawingml/2006/wordprocessingDrawing" xmlns:w10="urn:schemas-microsoft-com:office:word" xmlns:w="http://schemas.openxmlformats.org/wordprocessingml/2006/main" xmlns:w14="http://schemas.microsoft.com/office/word/2010/wordml" xmlns:w15="http://schemas.microsoft.com/office/word/2012/wordml" xmlns:w16cex="http://schemas.microsoft.com/office/word/2018/wordml/cex" xmlns:w16cid="http://schemas.microsoft.com/office/word/2016/wordml/cid" xmlns:w16="http://schemas.microsoft.com/office/word/2018/wordml" xmlns:w16sdtdh="http://schemas.microsoft.com/office/word/2020/wordml/sdtdatahash" xmlns:w16se="http://schemas.microsoft.com/office/word/2015/wordml/symex" xmlns:wpg="http://schemas.microsoft.com/office/word/2010/wordprocessingGroup" xmlns:wpi="http://schemas.microsoft.com/office/word/2010/wordprocessingInk" xmlns:wne="http://schemas.microsoft.com/office/word/2006/wordml" xmlns:wps="http://schemas.microsoft.com/office/word/2010/wordprocessingShape" mc:Ignorable="w14 w15 w16se w16cid w16 w16cex w16sdtdh wp14">
   <w:abstractNum w:abstractNumId="0" w15:restartNumberingAfterBreak="0">
     <w:nsid w:val="0B9E6BD1"/>
     <w:multiLevelType w:val="hybridMultilevel"/>
@@ -6254,62 +5795,62 @@
       </w:pPr>
     </w:lvl>
   </w:abstractNum>
-  <w:num w:numId="1">
+  <w:num w:numId="1" w16cid:durableId="1368992614">
     <w:abstractNumId w:val="11"/>
   </w:num>
-  <w:num w:numId="2">
+  <w:num w:numId="2" w16cid:durableId="2074038964">
     <w:abstractNumId w:val="12"/>
   </w:num>
-  <w:num w:numId="3">
+  <w:num w:numId="3" w16cid:durableId="322130378">
     <w:abstractNumId w:val="1"/>
   </w:num>
-  <w:num w:numId="4">
+  <w:num w:numId="4" w16cid:durableId="1480925136">
     <w:abstractNumId w:val="14"/>
   </w:num>
-  <w:num w:numId="5">
+  <w:num w:numId="5" w16cid:durableId="1063603276">
     <w:abstractNumId w:val="15"/>
   </w:num>
-  <w:num w:numId="6">
+  <w:num w:numId="6" w16cid:durableId="2024017249">
     <w:abstractNumId w:val="8"/>
   </w:num>
-  <w:num w:numId="7">
+  <w:num w:numId="7" w16cid:durableId="1698577487">
     <w:abstractNumId w:val="0"/>
   </w:num>
-  <w:num w:numId="8">
+  <w:num w:numId="8" w16cid:durableId="797452195">
     <w:abstractNumId w:val="13"/>
   </w:num>
-  <w:num w:numId="9">
+  <w:num w:numId="9" w16cid:durableId="378239127">
     <w:abstractNumId w:val="6"/>
   </w:num>
-  <w:num w:numId="10">
+  <w:num w:numId="10" w16cid:durableId="1563446548">
     <w:abstractNumId w:val="16"/>
   </w:num>
-  <w:num w:numId="11">
+  <w:num w:numId="11" w16cid:durableId="1819496665">
     <w:abstractNumId w:val="2"/>
   </w:num>
-  <w:num w:numId="12">
+  <w:num w:numId="12" w16cid:durableId="657999280">
     <w:abstractNumId w:val="5"/>
   </w:num>
-  <w:num w:numId="13">
+  <w:num w:numId="13" w16cid:durableId="857475030">
     <w:abstractNumId w:val="10"/>
   </w:num>
-  <w:num w:numId="14">
+  <w:num w:numId="14" w16cid:durableId="502010170">
     <w:abstractNumId w:val="9"/>
   </w:num>
-  <w:num w:numId="15">
+  <w:num w:numId="15" w16cid:durableId="719477887">
     <w:abstractNumId w:val="4"/>
   </w:num>
-  <w:num w:numId="16">
+  <w:num w:numId="16" w16cid:durableId="628777001">
     <w:abstractNumId w:val="3"/>
   </w:num>
-  <w:num w:numId="17">
+  <w:num w:numId="17" w16cid:durableId="672027675">
     <w:abstractNumId w:val="7"/>
   </w:num>
 </w:numbering>
 </file>
 
 <file path=word/styles.xml><?xml version="1.0" encoding="utf-8"?>
-<w:styles xmlns:mc="http://schemas.openxmlformats.org/markup-compatibility/2006" xmlns:r="http://schemas.openxmlformats.org/officeDocument/2006/relationships" xmlns:w="http://schemas.openxmlformats.org/wordprocessingml/2006/main" xmlns:w14="http://schemas.microsoft.com/office/word/2010/wordml" xmlns:w15="http://schemas.microsoft.com/office/word/2012/wordml" xmlns:w16se="http://schemas.microsoft.com/office/word/2015/wordml/symex" mc:Ignorable="w14 w15 w16se">
+<w:styles xmlns:mc="http://schemas.openxmlformats.org/markup-compatibility/2006" xmlns:r="http://schemas.openxmlformats.org/officeDocument/2006/relationships" xmlns:w="http://schemas.openxmlformats.org/wordprocessingml/2006/main" xmlns:w14="http://schemas.microsoft.com/office/word/2010/wordml" xmlns:w15="http://schemas.microsoft.com/office/word/2012/wordml" xmlns:w16cex="http://schemas.microsoft.com/office/word/2018/wordml/cex" xmlns:w16cid="http://schemas.microsoft.com/office/word/2016/wordml/cid" xmlns:w16="http://schemas.microsoft.com/office/word/2018/wordml" xmlns:w16sdtdh="http://schemas.microsoft.com/office/word/2020/wordml/sdtdatahash" xmlns:w16se="http://schemas.microsoft.com/office/word/2015/wordml/symex" mc:Ignorable="w14 w15 w16se w16cid w16 w16cex w16sdtdh">
   <w:docDefaults>
     <w:rPrDefault>
       <w:rPr>
@@ -6325,7 +5866,7 @@
       </w:pPr>
     </w:pPrDefault>
   </w:docDefaults>
-  <w:latentStyles w:defLockedState="0" w:defUIPriority="99" w:defSemiHidden="0" w:defUnhideWhenUsed="0" w:defQFormat="0" w:count="371">
+  <w:latentStyles w:defLockedState="0" w:defUIPriority="99" w:defSemiHidden="0" w:defUnhideWhenUsed="0" w:defQFormat="0" w:count="376">
     <w:lsdException w:name="Normal" w:uiPriority="0" w:qFormat="1"/>
     <w:lsdException w:name="heading 1" w:uiPriority="9" w:qFormat="1"/>
     <w:lsdException w:name="heading 2" w:semiHidden="1" w:uiPriority="9" w:unhideWhenUsed="1" w:qFormat="1"/>
@@ -6697,6 +6238,11 @@
     <w:lsdException w:name="List Table 5 Dark Accent 6" w:uiPriority="50"/>
     <w:lsdException w:name="List Table 6 Colorful Accent 6" w:uiPriority="51"/>
     <w:lsdException w:name="List Table 7 Colorful Accent 6" w:uiPriority="52"/>
+    <w:lsdException w:name="Mention" w:semiHidden="1" w:unhideWhenUsed="1"/>
+    <w:lsdException w:name="Smart Hyperlink" w:semiHidden="1" w:unhideWhenUsed="1"/>
+    <w:lsdException w:name="Hashtag" w:semiHidden="1" w:unhideWhenUsed="1"/>
+    <w:lsdException w:name="Unresolved Mention" w:semiHidden="1" w:unhideWhenUsed="1"/>
+    <w:lsdException w:name="Smart Link" w:semiHidden="1" w:unhideWhenUsed="1"/>
   </w:latentStyles>
   <w:style w:type="paragraph" w:default="1" w:styleId="Normal">
     <w:name w:val="Normal"/>
@@ -7369,7 +6915,7 @@
 </file>
 
 <file path=customXml/itemProps1.xml><?xml version="1.0" encoding="utf-8"?>
-<ds:datastoreItem xmlns:ds="http://schemas.openxmlformats.org/officeDocument/2006/customXml" ds:itemID="{149714B2-52D1-4787-BDF2-CE43E700D10C}">
+<ds:datastoreItem xmlns:ds="http://schemas.openxmlformats.org/officeDocument/2006/customXml" ds:itemID="{1048E956-6AB3-4FAF-A39D-E84DA44F7784}">
   <ds:schemaRefs>
     <ds:schemaRef ds:uri="http://schemas.openxmlformats.org/officeDocument/2006/bibliography"/>
   </ds:schemaRefs>

--- a/backend/templates/Form-B (Indemnity)- TRANS_All_Template.docx
+++ b/backend/templates/Form-B (Indemnity)- TRANS_All_Template.docx
@@ -1,6 +1,6 @@
 
 <file path=word/document.xml><?xml version="1.0" encoding="utf-8"?>
-<w:document xmlns:wpc="http://schemas.microsoft.com/office/word/2010/wordprocessingCanvas" xmlns:cx="http://schemas.microsoft.com/office/drawing/2014/chartex" xmlns:cx1="http://schemas.microsoft.com/office/drawing/2015/9/8/chartex" xmlns:cx2="http://schemas.microsoft.com/office/drawing/2015/10/21/chartex" xmlns:cx3="http://schemas.microsoft.com/office/drawing/2016/5/9/chartex" xmlns:cx4="http://schemas.microsoft.com/office/drawing/2016/5/10/chartex" xmlns:cx5="http://schemas.microsoft.com/office/drawing/2016/5/11/chartex" xmlns:cx6="http://schemas.microsoft.com/office/drawing/2016/5/12/chartex" xmlns:cx7="http://schemas.microsoft.com/office/drawing/2016/5/13/chartex" xmlns:cx8="http://schemas.microsoft.com/office/drawing/2016/5/14/chartex" xmlns:mc="http://schemas.openxmlformats.org/markup-compatibility/2006" xmlns:aink="http://schemas.microsoft.com/office/drawing/2016/ink" xmlns:am3d="http://schemas.microsoft.com/office/drawing/2017/model3d" xmlns:o="urn:schemas-microsoft-com:office:office" xmlns:oel="http://schemas.microsoft.com/office/2019/extlst" xmlns:r="http://schemas.openxmlformats.org/officeDocument/2006/relationships" xmlns:m="http://schemas.openxmlformats.org/officeDocument/2006/math" xmlns:v="urn:schemas-microsoft-com:vml" xmlns:wp14="http://schemas.microsoft.com/office/word/2010/wordprocessingDrawing" xmlns:wp="http://schemas.openxmlformats.org/drawingml/2006/wordprocessingDrawing" xmlns:w10="urn:schemas-microsoft-com:office:word" xmlns:w="http://schemas.openxmlformats.org/wordprocessingml/2006/main" xmlns:w14="http://schemas.microsoft.com/office/word/2010/wordml" xmlns:w15="http://schemas.microsoft.com/office/word/2012/wordml" xmlns:w16cex="http://schemas.microsoft.com/office/word/2018/wordml/cex" xmlns:w16cid="http://schemas.microsoft.com/office/word/2016/wordml/cid" xmlns:w16="http://schemas.microsoft.com/office/word/2018/wordml" xmlns:w16sdtdh="http://schemas.microsoft.com/office/word/2020/wordml/sdtdatahash" xmlns:w16se="http://schemas.microsoft.com/office/word/2015/wordml/symex" xmlns:wpg="http://schemas.microsoft.com/office/word/2010/wordprocessingGroup" xmlns:wpi="http://schemas.microsoft.com/office/word/2010/wordprocessingInk" xmlns:wne="http://schemas.microsoft.com/office/word/2006/wordml" xmlns:wps="http://schemas.microsoft.com/office/word/2010/wordprocessingShape" mc:Ignorable="w14 w15 w16se w16cid w16 w16cex w16sdtdh wp14">
+<w:document xmlns:wpc="http://schemas.microsoft.com/office/word/2010/wordprocessingCanvas" xmlns:cx="http://schemas.microsoft.com/office/drawing/2014/chartex" xmlns:mc="http://schemas.openxmlformats.org/markup-compatibility/2006" xmlns:o="urn:schemas-microsoft-com:office:office" xmlns:r="http://schemas.openxmlformats.org/officeDocument/2006/relationships" xmlns:m="http://schemas.openxmlformats.org/officeDocument/2006/math" xmlns:v="urn:schemas-microsoft-com:vml" xmlns:wp14="http://schemas.microsoft.com/office/word/2010/wordprocessingDrawing" xmlns:wp="http://schemas.openxmlformats.org/drawingml/2006/wordprocessingDrawing" xmlns:w10="urn:schemas-microsoft-com:office:word" xmlns:w="http://schemas.openxmlformats.org/wordprocessingml/2006/main" xmlns:w14="http://schemas.microsoft.com/office/word/2010/wordml" xmlns:w15="http://schemas.microsoft.com/office/word/2012/wordml" xmlns:w16se="http://schemas.microsoft.com/office/word/2015/wordml/symex" xmlns:wpg="http://schemas.microsoft.com/office/word/2010/wordprocessingGroup" xmlns:wpi="http://schemas.microsoft.com/office/word/2010/wordprocessingInk" xmlns:wne="http://schemas.microsoft.com/office/word/2006/wordml" xmlns:wps="http://schemas.microsoft.com/office/word/2010/wordprocessingShape" mc:Ignorable="w14 w15 w16se wp14">
   <w:body>
     <w:tbl>
       <w:tblPr>
@@ -329,7 +329,7 @@
       <w:r>
         <w:rPr>
           <w:rFonts w:ascii="Roboto" w:eastAsia="Times New Roman" w:hAnsi="Roboto" w:cs="Times New Roman"/>
-          <w:color w:val="FF0000"/>
+          <w:b/>
           <w:lang w:val="en-IN" w:eastAsia="en-GB" w:bidi="hi-IN"/>
         </w:rPr>
         <w:t>[Name as per Aadhar C1] &amp; [Name as per Aadhar C2] &amp; [Name as per Aadhar C3]</w:t>
@@ -358,10 +358,18 @@
       <w:r>
         <w:rPr>
           <w:rFonts w:ascii="Roboto" w:eastAsia="Times New Roman" w:hAnsi="Roboto" w:cs="Times New Roman"/>
-          <w:color w:val="FF0000"/>
+          <w:b/>
           <w:lang w:val="en-IN" w:eastAsia="en-GB" w:bidi="hi-IN"/>
         </w:rPr>
-        <w:t>[Father Name C1] &amp; [Father Name C2] &amp; [Father Name C3]</w:t>
+        <w:t xml:space="preserve">[Father Name C1] &amp; [Father Name C2] &amp; [Father Name C3] </w:t>
+      </w:r>
+      <w:r>
+        <w:rPr>
+          <w:rFonts w:ascii="Roboto" w:eastAsia="Times New Roman" w:hAnsi="Roboto" w:cs="Times New Roman"/>
+          <w:b/>
+          <w:lang w:val="en-IN" w:eastAsia="en-GB" w:bidi="hi-IN"/>
+        </w:rPr>
+        <w:t>respectively</w:t>
       </w:r>
       <w:r>
         <w:rPr>
@@ -373,61 +381,45 @@
       </w:r>
       <w:r>
         <w:rPr>
+          <w:rFonts w:ascii="Arial" w:eastAsia="Times New Roman" w:hAnsi="Arial" w:cs="Arial"/>
+        </w:rPr>
+        <w:t>residing</w:t>
+      </w:r>
+      <w:r>
+        <w:rPr>
+          <w:rFonts w:ascii="Arial" w:eastAsia="Times New Roman" w:hAnsi="Arial" w:cs="Arial"/>
+        </w:rPr>
+        <w:t xml:space="preserve"> at </w:t>
+      </w:r>
+      <w:r>
+        <w:rPr>
           <w:rFonts w:ascii="Roboto" w:eastAsia="Times New Roman" w:hAnsi="Roboto" w:cs="Times New Roman"/>
-          <w:color w:val="FF0000"/>
+          <w:b/>
           <w:lang w:val="en-IN" w:eastAsia="en-GB" w:bidi="hi-IN"/>
         </w:rPr>
-        <w:t xml:space="preserve">respectively </w:t>
+        <w:t>[Address C1]</w:t>
       </w:r>
       <w:r>
         <w:rPr>
           <w:rFonts w:ascii="Arial" w:eastAsia="Times New Roman" w:hAnsi="Arial" w:cs="Arial"/>
         </w:rPr>
-        <w:t>residing</w:t>
-      </w:r>
-      <w:r>
-        <w:rPr>
-          <w:rFonts w:ascii="Arial" w:eastAsia="Times New Roman" w:hAnsi="Arial" w:cs="Arial"/>
-        </w:rPr>
-        <w:t xml:space="preserve"> at </w:t>
+        <w:t xml:space="preserve"> having Permanent Account No (s) </w:t>
       </w:r>
       <w:r>
         <w:rPr>
           <w:rFonts w:ascii="Roboto" w:eastAsia="Times New Roman" w:hAnsi="Roboto" w:cs="Times New Roman"/>
-          <w:color w:val="FF0000"/>
+          <w:b/>
           <w:lang w:val="en-IN" w:eastAsia="en-GB" w:bidi="hi-IN"/>
         </w:rPr>
-        <w:t>[Address C1]</w:t>
-      </w:r>
-      <w:r>
-        <w:rPr>
-          <w:rFonts w:ascii="Arial" w:eastAsia="Times New Roman" w:hAnsi="Arial" w:cs="Arial"/>
-        </w:rPr>
-        <w:t xml:space="preserve"> having Permanent Account No (s) </w:t>
+        <w:t>[PAN C1]; [PAN C1]; [PAN C1]</w:t>
       </w:r>
       <w:r>
         <w:rPr>
           <w:rFonts w:ascii="Roboto" w:eastAsia="Times New Roman" w:hAnsi="Roboto" w:cs="Times New Roman"/>
-          <w:color w:val="FF0000"/>
+          <w:b/>
           <w:lang w:val="en-IN" w:eastAsia="en-GB" w:bidi="hi-IN"/>
         </w:rPr>
-        <w:t>[PAN C1]; [PAN C1]; [PAN C1]</w:t>
-      </w:r>
-      <w:r>
-        <w:rPr>
-          <w:rFonts w:ascii="Roboto" w:eastAsia="Times New Roman" w:hAnsi="Roboto" w:cs="Times New Roman"/>
-          <w:color w:val="FF0000"/>
-          <w:lang w:val="en-IN" w:eastAsia="en-GB" w:bidi="hi-IN"/>
-        </w:rPr>
-        <w:t xml:space="preserve"> </w:t>
-      </w:r>
-      <w:r>
-        <w:rPr>
-          <w:rFonts w:ascii="Roboto" w:eastAsia="Times New Roman" w:hAnsi="Roboto" w:cs="Times New Roman"/>
-          <w:color w:val="FF0000"/>
-          <w:lang w:val="en-IN" w:eastAsia="en-GB" w:bidi="hi-IN"/>
-        </w:rPr>
-        <w:t>respectively</w:t>
+        <w:t xml:space="preserve"> respectively</w:t>
       </w:r>
       <w:r>
         <w:rPr>
@@ -463,6 +455,7 @@
       <w:r>
         <w:rPr>
           <w:rFonts w:ascii="Arial" w:hAnsi="Arial" w:cs="Arial"/>
+          <w:b/>
           <w:sz w:val="24"/>
           <w:szCs w:val="24"/>
         </w:rPr>
@@ -471,6 +464,7 @@
       <w:r>
         <w:rPr>
           <w:rFonts w:ascii="Arial" w:hAnsi="Arial" w:cs="Arial"/>
+          <w:b/>
           <w:sz w:val="24"/>
           <w:szCs w:val="24"/>
         </w:rPr>
@@ -479,111 +473,15 @@
       <w:r>
         <w:rPr>
           <w:rFonts w:ascii="Roboto" w:eastAsia="Times New Roman" w:hAnsi="Roboto" w:cs="Times New Roman"/>
-          <w:color w:val="FF0000"/>
+          <w:b/>
           <w:lang w:val="en-IN" w:eastAsia="en-GB" w:bidi="hi-IN"/>
         </w:rPr>
-        <w:t>[Name as per DC H1</w:t>
+        <w:t>[Name as per DC H1]; [Name as per DC H2]; [Name as per DC H3]; [Name as per DC H4]</w:t>
       </w:r>
       <w:r>
         <w:rPr>
           <w:rFonts w:ascii="Roboto" w:eastAsia="Times New Roman" w:hAnsi="Roboto" w:cs="Times New Roman"/>
-          <w:color w:val="FF0000"/>
-          <w:lang w:val="en-IN" w:eastAsia="en-GB" w:bidi="hi-IN"/>
-        </w:rPr>
-        <w:t xml:space="preserve">]; </w:t>
-      </w:r>
-      <w:r>
-        <w:rPr>
-          <w:rFonts w:ascii="Roboto" w:eastAsia="Times New Roman" w:hAnsi="Roboto" w:cs="Times New Roman"/>
-          <w:color w:val="FF0000"/>
-          <w:lang w:val="en-IN" w:eastAsia="en-GB" w:bidi="hi-IN"/>
-        </w:rPr>
-        <w:t>[Name as per DC H</w:t>
-      </w:r>
-      <w:r>
-        <w:rPr>
-          <w:rFonts w:ascii="Roboto" w:eastAsia="Times New Roman" w:hAnsi="Roboto" w:cs="Times New Roman"/>
-          <w:color w:val="FF0000"/>
-          <w:lang w:val="en-IN" w:eastAsia="en-GB" w:bidi="hi-IN"/>
-        </w:rPr>
-        <w:t>2</w:t>
-      </w:r>
-      <w:r>
-        <w:rPr>
-          <w:rFonts w:ascii="Roboto" w:eastAsia="Times New Roman" w:hAnsi="Roboto" w:cs="Times New Roman"/>
-          <w:color w:val="FF0000"/>
-          <w:lang w:val="en-IN" w:eastAsia="en-GB" w:bidi="hi-IN"/>
-        </w:rPr>
-        <w:t>]</w:t>
-      </w:r>
-      <w:r>
-        <w:rPr>
-          <w:rFonts w:ascii="Roboto" w:eastAsia="Times New Roman" w:hAnsi="Roboto" w:cs="Times New Roman"/>
-          <w:color w:val="FF0000"/>
-          <w:lang w:val="en-IN" w:eastAsia="en-GB" w:bidi="hi-IN"/>
-        </w:rPr>
-        <w:t xml:space="preserve">; </w:t>
-      </w:r>
-      <w:r>
-        <w:rPr>
-          <w:rFonts w:ascii="Roboto" w:eastAsia="Times New Roman" w:hAnsi="Roboto" w:cs="Times New Roman"/>
-          <w:color w:val="FF0000"/>
-          <w:lang w:val="en-IN" w:eastAsia="en-GB" w:bidi="hi-IN"/>
-        </w:rPr>
-        <w:t>[Name as per DC H</w:t>
-      </w:r>
-      <w:r>
-        <w:rPr>
-          <w:rFonts w:ascii="Roboto" w:eastAsia="Times New Roman" w:hAnsi="Roboto" w:cs="Times New Roman"/>
-          <w:color w:val="FF0000"/>
-          <w:lang w:val="en-IN" w:eastAsia="en-GB" w:bidi="hi-IN"/>
-        </w:rPr>
-        <w:t>3</w:t>
-      </w:r>
-      <w:r>
-        <w:rPr>
-          <w:rFonts w:ascii="Roboto" w:eastAsia="Times New Roman" w:hAnsi="Roboto" w:cs="Times New Roman"/>
-          <w:color w:val="FF0000"/>
-          <w:lang w:val="en-IN" w:eastAsia="en-GB" w:bidi="hi-IN"/>
-        </w:rPr>
-        <w:t>]</w:t>
-      </w:r>
-      <w:r>
-        <w:rPr>
-          <w:rFonts w:ascii="Roboto" w:eastAsia="Times New Roman" w:hAnsi="Roboto" w:cs="Times New Roman"/>
-          <w:color w:val="FF0000"/>
-          <w:lang w:val="en-IN" w:eastAsia="en-GB" w:bidi="hi-IN"/>
-        </w:rPr>
-        <w:t xml:space="preserve">; </w:t>
-      </w:r>
-      <w:r>
-        <w:rPr>
-          <w:rFonts w:ascii="Roboto" w:eastAsia="Times New Roman" w:hAnsi="Roboto" w:cs="Times New Roman"/>
-          <w:color w:val="FF0000"/>
-          <w:lang w:val="en-IN" w:eastAsia="en-GB" w:bidi="hi-IN"/>
-        </w:rPr>
-        <w:t>[Name as per DC H</w:t>
-      </w:r>
-      <w:r>
-        <w:rPr>
-          <w:rFonts w:ascii="Roboto" w:eastAsia="Times New Roman" w:hAnsi="Roboto" w:cs="Times New Roman"/>
-          <w:color w:val="FF0000"/>
-          <w:lang w:val="en-IN" w:eastAsia="en-GB" w:bidi="hi-IN"/>
-        </w:rPr>
-        <w:t>4</w:t>
-      </w:r>
-      <w:r>
-        <w:rPr>
-          <w:rFonts w:ascii="Roboto" w:eastAsia="Times New Roman" w:hAnsi="Roboto" w:cs="Times New Roman"/>
-          <w:color w:val="FF0000"/>
-          <w:lang w:val="en-IN" w:eastAsia="en-GB" w:bidi="hi-IN"/>
-        </w:rPr>
-        <w:t>]</w:t>
-      </w:r>
-      <w:r>
-        <w:rPr>
-          <w:rFonts w:ascii="Roboto" w:eastAsia="Times New Roman" w:hAnsi="Roboto" w:cs="Times New Roman"/>
-          <w:color w:val="FF0000"/>
+          <w:b/>
           <w:lang w:val="en-IN" w:eastAsia="en-GB" w:bidi="hi-IN"/>
         </w:rPr>
         <w:t xml:space="preserve"> </w:t>
@@ -682,8 +580,8 @@
         <w:tblLook w:val="04A0" w:firstRow="1" w:lastRow="0" w:firstColumn="1" w:lastColumn="0" w:noHBand="0" w:noVBand="1"/>
       </w:tblPr>
       <w:tblGrid>
-        <w:gridCol w:w="1690"/>
-        <w:gridCol w:w="1408"/>
+        <w:gridCol w:w="1689"/>
+        <w:gridCol w:w="1409"/>
         <w:gridCol w:w="1183"/>
         <w:gridCol w:w="1970"/>
         <w:gridCol w:w="1695"/>
@@ -696,7 +594,7 @@
         </w:trPr>
         <w:tc>
           <w:tcPr>
-            <w:tcW w:w="1697" w:type="dxa"/>
+            <w:tcW w:w="1689" w:type="dxa"/>
             <w:vMerge w:val="restart"/>
           </w:tcPr>
           <w:p>
@@ -722,7 +620,7 @@
         </w:tc>
         <w:tc>
           <w:tcPr>
-            <w:tcW w:w="1418" w:type="dxa"/>
+            <w:tcW w:w="1409" w:type="dxa"/>
             <w:vMerge w:val="restart"/>
           </w:tcPr>
           <w:p>
@@ -748,7 +646,7 @@
         </w:tc>
         <w:tc>
           <w:tcPr>
-            <w:tcW w:w="1134" w:type="dxa"/>
+            <w:tcW w:w="1183" w:type="dxa"/>
             <w:vMerge w:val="restart"/>
           </w:tcPr>
           <w:p>
@@ -774,7 +672,7 @@
         </w:tc>
         <w:tc>
           <w:tcPr>
-            <w:tcW w:w="1984" w:type="dxa"/>
+            <w:tcW w:w="1970" w:type="dxa"/>
             <w:vMerge w:val="restart"/>
           </w:tcPr>
           <w:p>
@@ -800,7 +698,7 @@
         </w:tc>
         <w:tc>
           <w:tcPr>
-            <w:tcW w:w="1701" w:type="dxa"/>
+            <w:tcW w:w="1695" w:type="dxa"/>
             <w:vMerge w:val="restart"/>
           </w:tcPr>
           <w:p>
@@ -826,7 +724,7 @@
         </w:tc>
         <w:tc>
           <w:tcPr>
-            <w:tcW w:w="2126" w:type="dxa"/>
+            <w:tcW w:w="2114" w:type="dxa"/>
             <w:gridSpan w:val="2"/>
             <w:tcBorders>
               <w:bottom w:val="single" w:sz="4" w:space="0" w:color="auto"/>
@@ -860,7 +758,7 @@
         </w:trPr>
         <w:tc>
           <w:tcPr>
-            <w:tcW w:w="1697" w:type="dxa"/>
+            <w:tcW w:w="1689" w:type="dxa"/>
             <w:vMerge/>
           </w:tcPr>
           <w:p>
@@ -877,7 +775,7 @@
         </w:tc>
         <w:tc>
           <w:tcPr>
-            <w:tcW w:w="1418" w:type="dxa"/>
+            <w:tcW w:w="1409" w:type="dxa"/>
             <w:vMerge/>
           </w:tcPr>
           <w:p>
@@ -894,7 +792,7 @@
         </w:tc>
         <w:tc>
           <w:tcPr>
-            <w:tcW w:w="1134" w:type="dxa"/>
+            <w:tcW w:w="1183" w:type="dxa"/>
             <w:vMerge/>
           </w:tcPr>
           <w:p>
@@ -911,7 +809,7 @@
         </w:tc>
         <w:tc>
           <w:tcPr>
-            <w:tcW w:w="1984" w:type="dxa"/>
+            <w:tcW w:w="1970" w:type="dxa"/>
             <w:vMerge/>
           </w:tcPr>
           <w:p>
@@ -928,7 +826,7 @@
         </w:tc>
         <w:tc>
           <w:tcPr>
-            <w:tcW w:w="1701" w:type="dxa"/>
+            <w:tcW w:w="1695" w:type="dxa"/>
             <w:vMerge/>
           </w:tcPr>
           <w:p>
@@ -945,7 +843,7 @@
         </w:tc>
         <w:tc>
           <w:tcPr>
-            <w:tcW w:w="851" w:type="dxa"/>
+            <w:tcW w:w="850" w:type="dxa"/>
             <w:tcBorders>
               <w:top w:val="single" w:sz="4" w:space="0" w:color="auto"/>
               <w:right w:val="single" w:sz="4" w:space="0" w:color="auto"/>
@@ -974,7 +872,7 @@
         </w:tc>
         <w:tc>
           <w:tcPr>
-            <w:tcW w:w="1275" w:type="dxa"/>
+            <w:tcW w:w="1264" w:type="dxa"/>
             <w:tcBorders>
               <w:top w:val="single" w:sz="4" w:space="0" w:color="auto"/>
               <w:left w:val="single" w:sz="4" w:space="0" w:color="auto"/>
@@ -1005,42 +903,40 @@
       <w:tr>
         <w:tc>
           <w:tcPr>
-            <w:tcW w:w="1697" w:type="dxa"/>
+            <w:tcW w:w="1689" w:type="dxa"/>
           </w:tcPr>
           <w:p>
             <w:pPr>
-              <w:spacing w:after="1"/>
-              <w:rPr>
-                <w:rFonts w:ascii="Roboto" w:hAnsi="Roboto"/>
-                <w:color w:val="FF0000"/>
+              <w:rPr>
+                <w:rFonts w:ascii="Roboto" w:hAnsi="Roboto"/>
+                <w:b/>
               </w:rPr>
             </w:pPr>
             <w:r>
               <w:rPr>
                 <w:rFonts w:ascii="Roboto" w:hAnsi="Roboto"/>
-                <w:color w:val="FF0000"/>
-              </w:rPr>
-              <w:t>[Company Name]</w:t>
+                <w:b/>
+              </w:rPr>
+              <w:t xml:space="preserve"> [Company Name]</w:t>
             </w:r>
           </w:p>
         </w:tc>
         <w:tc>
           <w:tcPr>
-            <w:tcW w:w="1418" w:type="dxa"/>
-            <w:vAlign w:val="bottom"/>
+            <w:tcW w:w="1409" w:type="dxa"/>
           </w:tcPr>
           <w:p>
             <w:pPr>
-              <w:spacing w:after="1"/>
-              <w:rPr>
-                <w:rFonts w:ascii="Roboto" w:hAnsi="Roboto"/>
-                <w:color w:val="FF0000"/>
+              <w:jc w:val="center"/>
+              <w:rPr>
+                <w:rFonts w:ascii="Roboto" w:hAnsi="Roboto"/>
+                <w:b/>
               </w:rPr>
             </w:pPr>
             <w:r>
               <w:rPr>
                 <w:rFonts w:ascii="Roboto" w:hAnsi="Roboto"/>
-                <w:color w:val="FF0000"/>
+                <w:b/>
               </w:rPr>
               <w:t>[Folio No]</w:t>
             </w:r>
@@ -1048,21 +944,20 @@
         </w:tc>
         <w:tc>
           <w:tcPr>
-            <w:tcW w:w="1134" w:type="dxa"/>
-            <w:vAlign w:val="bottom"/>
+            <w:tcW w:w="1183" w:type="dxa"/>
           </w:tcPr>
           <w:p>
             <w:pPr>
-              <w:spacing w:after="1"/>
-              <w:rPr>
-                <w:rFonts w:ascii="Roboto" w:hAnsi="Roboto"/>
-                <w:color w:val="FF0000"/>
+              <w:jc w:val="center"/>
+              <w:rPr>
+                <w:rFonts w:ascii="Roboto" w:hAnsi="Roboto"/>
+                <w:b/>
               </w:rPr>
             </w:pPr>
             <w:r>
               <w:rPr>
                 <w:rFonts w:ascii="Roboto" w:hAnsi="Roboto"/>
-                <w:color w:val="FF0000"/>
+                <w:b/>
               </w:rPr>
               <w:t>[NOS1]</w:t>
             </w:r>
@@ -1070,95 +965,84 @@
         </w:tc>
         <w:tc>
           <w:tcPr>
-            <w:tcW w:w="1984" w:type="dxa"/>
+            <w:tcW w:w="1970" w:type="dxa"/>
           </w:tcPr>
           <w:p>
             <w:pPr>
-              <w:spacing w:after="1"/>
+              <w:rPr>
+                <w:b/>
+              </w:rPr>
+            </w:pPr>
+            <w:proofErr w:type="spellStart"/>
+            <w:r>
               <w:rPr>
                 <w:rFonts w:cstheme="minorHAnsi"/>
                 <w:b/>
-                <w:color w:val="FF0000"/>
                 <w:sz w:val="24"/>
                 <w:szCs w:val="24"/>
               </w:rPr>
-            </w:pPr>
-            <w:proofErr w:type="gramStart"/>
+              <w:t>Rs</w:t>
+            </w:r>
+            <w:proofErr w:type="spellEnd"/>
             <w:r>
               <w:rPr>
                 <w:rFonts w:cstheme="minorHAnsi"/>
                 <w:b/>
-                <w:color w:val="FF0000"/>
                 <w:sz w:val="24"/>
                 <w:szCs w:val="24"/>
               </w:rPr>
-              <w:t>Rs.</w:t>
-            </w:r>
-            <w:r>
-              <w:rPr>
-                <w:rFonts w:ascii="Roboto" w:hAnsi="Roboto"/>
-                <w:color w:val="FF0000"/>
-              </w:rPr>
-              <w:t>[</w:t>
-            </w:r>
-            <w:proofErr w:type="gramEnd"/>
-            <w:r>
-              <w:rPr>
-                <w:rFonts w:ascii="Roboto" w:hAnsi="Roboto"/>
-                <w:color w:val="FF0000"/>
-              </w:rPr>
-              <w:t>Face Value]/-</w:t>
+              <w:t>.</w:t>
+            </w:r>
+            <w:r>
+              <w:rPr>
+                <w:rFonts w:ascii="Roboto" w:hAnsi="Roboto"/>
+                <w:b/>
+              </w:rPr>
+              <w:t>[Face Value]/-</w:t>
             </w:r>
           </w:p>
         </w:tc>
         <w:tc>
           <w:tcPr>
-            <w:tcW w:w="1701" w:type="dxa"/>
+            <w:tcW w:w="1695" w:type="dxa"/>
           </w:tcPr>
           <w:p>
-            <w:r>
-              <w:rPr>
-                <w:rStyle w:val="zw-portion"/>
-                <w:rFonts w:ascii="Roboto" w:hAnsi="Roboto"/>
-                <w:color w:val="FF0000"/>
-                <w:shd w:val="clear" w:color="auto" w:fill="FFFFFF"/>
-              </w:rPr>
-              <w:t> [SC1]</w:t>
-            </w:r>
-            <w:r>
-              <w:rPr>
-                <w:rStyle w:val="eop-readonly"/>
-                <w:rFonts w:ascii="Roboto" w:hAnsi="Roboto"/>
-                <w:color w:val="000000"/>
-                <w:shd w:val="clear" w:color="auto" w:fill="FFFFFF"/>
-              </w:rPr>
-              <w:t> </w:t>
+            <w:pPr>
+              <w:rPr>
+                <w:rFonts w:ascii="Roboto" w:hAnsi="Roboto"/>
+                <w:b/>
+              </w:rPr>
+            </w:pPr>
+            <w:r>
+              <w:rPr>
+                <w:rFonts w:ascii="Roboto" w:hAnsi="Roboto"/>
+                <w:b/>
+              </w:rPr>
+              <w:t xml:space="preserve">        [SC1]</w:t>
             </w:r>
           </w:p>
         </w:tc>
         <w:tc>
           <w:tcPr>
-            <w:tcW w:w="2126" w:type="dxa"/>
+            <w:tcW w:w="2114" w:type="dxa"/>
             <w:gridSpan w:val="2"/>
           </w:tcPr>
           <w:p>
-            <w:r>
-              <w:rPr>
-                <w:rStyle w:val="zw-portion"/>
-                <w:rFonts w:ascii="Roboto" w:hAnsi="Roboto"/>
-                <w:color w:val="FF0000"/>
-                <w:shd w:val="clear" w:color="auto" w:fill="FFFFFF"/>
-              </w:rPr>
-              <w:t>[DN1]</w:t>
-            </w:r>
-            <w:r>
-              <w:rPr>
-                <w:rStyle w:val="eop-readonly"/>
-                <w:rFonts w:ascii="Roboto" w:hAnsi="Roboto"/>
-                <w:color w:val="000000"/>
-                <w:shd w:val="clear" w:color="auto" w:fill="FFFFFF"/>
-              </w:rPr>
-              <w:t> </w:t>
+            <w:pPr>
+              <w:ind w:right="573"/>
+              <w:rPr>
+                <w:rFonts w:ascii="Arial" w:eastAsia="Times New Roman" w:hAnsi="Arial" w:cs="Arial"/>
+                <w:b/>
+                <w:sz w:val="20"/>
+                <w:szCs w:val="20"/>
+              </w:rPr>
+            </w:pPr>
+            <w:r>
+              <w:rPr>
+                <w:rFonts w:ascii="Roboto" w:hAnsi="Roboto"/>
+                <w:b/>
+              </w:rPr>
+              <w:t xml:space="preserve">          [DN1]</w:t>
             </w:r>
           </w:p>
         </w:tc>
@@ -1166,42 +1050,44 @@
       <w:tr>
         <w:tc>
           <w:tcPr>
-            <w:tcW w:w="1697" w:type="dxa"/>
+            <w:tcW w:w="1689" w:type="dxa"/>
           </w:tcPr>
           <w:p>
             <w:pPr>
-              <w:spacing w:after="1"/>
-              <w:rPr>
-                <w:rFonts w:ascii="Roboto" w:hAnsi="Roboto"/>
-                <w:color w:val="FF0000"/>
+              <w:rPr>
+                <w:rFonts w:ascii="Arial" w:eastAsia="Times New Roman" w:hAnsi="Arial" w:cs="Arial"/>
+                <w:b/>
+                <w:sz w:val="20"/>
+                <w:szCs w:val="20"/>
               </w:rPr>
             </w:pPr>
             <w:r>
               <w:rPr>
                 <w:rFonts w:ascii="Roboto" w:hAnsi="Roboto"/>
-                <w:color w:val="FF0000"/>
-              </w:rPr>
-              <w:t>[Company Name]</w:t>
+                <w:b/>
+              </w:rPr>
+              <w:t xml:space="preserve"> [Company Name]</w:t>
             </w:r>
           </w:p>
         </w:tc>
         <w:tc>
           <w:tcPr>
-            <w:tcW w:w="1418" w:type="dxa"/>
-            <w:vAlign w:val="bottom"/>
+            <w:tcW w:w="1409" w:type="dxa"/>
           </w:tcPr>
           <w:p>
             <w:pPr>
-              <w:spacing w:after="1"/>
-              <w:rPr>
-                <w:rFonts w:ascii="Roboto" w:hAnsi="Roboto"/>
-                <w:color w:val="FF0000"/>
+              <w:jc w:val="center"/>
+              <w:rPr>
+                <w:rFonts w:ascii="Arial" w:eastAsia="Times New Roman" w:hAnsi="Arial" w:cs="Arial"/>
+                <w:b/>
+                <w:sz w:val="20"/>
+                <w:szCs w:val="20"/>
               </w:rPr>
             </w:pPr>
             <w:r>
               <w:rPr>
                 <w:rFonts w:ascii="Roboto" w:hAnsi="Roboto"/>
-                <w:color w:val="FF0000"/>
+                <w:b/>
               </w:rPr>
               <w:t>[Folio No]</w:t>
             </w:r>
@@ -1209,21 +1095,19 @@
         </w:tc>
         <w:tc>
           <w:tcPr>
-            <w:tcW w:w="1134" w:type="dxa"/>
-            <w:vAlign w:val="bottom"/>
+            <w:tcW w:w="1183" w:type="dxa"/>
           </w:tcPr>
           <w:p>
             <w:pPr>
-              <w:spacing w:after="1"/>
-              <w:rPr>
-                <w:rFonts w:ascii="Roboto" w:hAnsi="Roboto"/>
-                <w:color w:val="FF0000"/>
+              <w:jc w:val="center"/>
+              <w:rPr>
+                <w:b/>
               </w:rPr>
             </w:pPr>
             <w:r>
               <w:rPr>
                 <w:rFonts w:ascii="Roboto" w:hAnsi="Roboto"/>
-                <w:color w:val="FF0000"/>
+                <w:b/>
               </w:rPr>
               <w:t>[NOS2]</w:t>
             </w:r>
@@ -1231,123 +1115,84 @@
         </w:tc>
         <w:tc>
           <w:tcPr>
-            <w:tcW w:w="1984" w:type="dxa"/>
+            <w:tcW w:w="1970" w:type="dxa"/>
           </w:tcPr>
           <w:p>
             <w:pPr>
-              <w:spacing w:after="1"/>
+              <w:rPr>
+                <w:b/>
+              </w:rPr>
+            </w:pPr>
+            <w:proofErr w:type="spellStart"/>
+            <w:r>
               <w:rPr>
                 <w:rFonts w:cstheme="minorHAnsi"/>
                 <w:b/>
-                <w:color w:val="FF0000"/>
                 <w:sz w:val="24"/>
                 <w:szCs w:val="24"/>
               </w:rPr>
-            </w:pPr>
-            <w:proofErr w:type="gramStart"/>
+              <w:t>Rs</w:t>
+            </w:r>
+            <w:proofErr w:type="spellEnd"/>
             <w:r>
               <w:rPr>
                 <w:rFonts w:cstheme="minorHAnsi"/>
                 <w:b/>
-                <w:color w:val="FF0000"/>
                 <w:sz w:val="24"/>
                 <w:szCs w:val="24"/>
               </w:rPr>
-              <w:t>Rs.</w:t>
-            </w:r>
-            <w:r>
-              <w:rPr>
-                <w:rFonts w:ascii="Roboto" w:hAnsi="Roboto"/>
-                <w:color w:val="FF0000"/>
-              </w:rPr>
-              <w:t>[</w:t>
-            </w:r>
-            <w:proofErr w:type="gramEnd"/>
-            <w:r>
-              <w:rPr>
-                <w:rFonts w:ascii="Roboto" w:hAnsi="Roboto"/>
-                <w:color w:val="FF0000"/>
-              </w:rPr>
-              <w:t>Face Value]</w:t>
-            </w:r>
-            <w:r>
-              <w:rPr>
-                <w:rFonts w:cstheme="minorHAnsi"/>
-                <w:b/>
-                <w:color w:val="FF0000"/>
-                <w:sz w:val="24"/>
-                <w:szCs w:val="24"/>
-              </w:rPr>
-              <w:t>/-</w:t>
+              <w:t>.</w:t>
+            </w:r>
+            <w:r>
+              <w:rPr>
+                <w:rFonts w:ascii="Roboto" w:hAnsi="Roboto"/>
+                <w:b/>
+              </w:rPr>
+              <w:t>[Face Value]/-</w:t>
             </w:r>
           </w:p>
         </w:tc>
         <w:tc>
           <w:tcPr>
-            <w:tcW w:w="1701" w:type="dxa"/>
+            <w:tcW w:w="1695" w:type="dxa"/>
           </w:tcPr>
           <w:p>
-            <w:r>
-              <w:rPr>
-                <w:rStyle w:val="zw-portion"/>
-                <w:rFonts w:ascii="Roboto" w:hAnsi="Roboto"/>
-                <w:color w:val="FF0000"/>
-                <w:shd w:val="clear" w:color="auto" w:fill="FFFFFF"/>
-              </w:rPr>
-              <w:t> [SC2</w:t>
-            </w:r>
-            <w:r>
-              <w:rPr>
-                <w:rStyle w:val="zw-portion"/>
-                <w:rFonts w:ascii="Roboto" w:hAnsi="Roboto"/>
-                <w:color w:val="FF0000"/>
-                <w:shd w:val="clear" w:color="auto" w:fill="FFFFFF"/>
-              </w:rPr>
-              <w:t>]</w:t>
-            </w:r>
-            <w:r>
-              <w:rPr>
-                <w:rStyle w:val="eop-readonly"/>
-                <w:rFonts w:ascii="Roboto" w:hAnsi="Roboto"/>
-                <w:color w:val="000000"/>
-                <w:shd w:val="clear" w:color="auto" w:fill="FFFFFF"/>
-              </w:rPr>
-              <w:t> </w:t>
+            <w:pPr>
+              <w:rPr>
+                <w:rFonts w:ascii="Arial" w:eastAsia="Times New Roman" w:hAnsi="Arial" w:cs="Arial"/>
+                <w:b/>
+                <w:sz w:val="20"/>
+                <w:szCs w:val="20"/>
+              </w:rPr>
+            </w:pPr>
+            <w:r>
+              <w:rPr>
+                <w:rFonts w:ascii="Roboto" w:hAnsi="Roboto"/>
+                <w:b/>
+              </w:rPr>
+              <w:t xml:space="preserve">        [SC2]</w:t>
             </w:r>
           </w:p>
         </w:tc>
         <w:tc>
           <w:tcPr>
-            <w:tcW w:w="2126" w:type="dxa"/>
+            <w:tcW w:w="2114" w:type="dxa"/>
             <w:gridSpan w:val="2"/>
           </w:tcPr>
           <w:p>
-            <w:r>
-              <w:rPr>
-                <w:rStyle w:val="zw-portion"/>
-                <w:rFonts w:ascii="Roboto" w:hAnsi="Roboto"/>
-                <w:color w:val="FF0000"/>
-                <w:shd w:val="clear" w:color="auto" w:fill="FFFFFF"/>
-              </w:rPr>
-              <w:t>[DN2</w:t>
-            </w:r>
-            <w:r>
-              <w:rPr>
-                <w:rStyle w:val="zw-portion"/>
-                <w:rFonts w:ascii="Roboto" w:hAnsi="Roboto"/>
-                <w:color w:val="FF0000"/>
-                <w:shd w:val="clear" w:color="auto" w:fill="FFFFFF"/>
-              </w:rPr>
-              <w:t>]</w:t>
-            </w:r>
-            <w:r>
-              <w:rPr>
-                <w:rStyle w:val="eop-readonly"/>
-                <w:rFonts w:ascii="Roboto" w:hAnsi="Roboto"/>
-                <w:color w:val="000000"/>
-                <w:shd w:val="clear" w:color="auto" w:fill="FFFFFF"/>
-              </w:rPr>
-              <w:t> </w:t>
+            <w:pPr>
+              <w:ind w:right="573"/>
+              <w:rPr>
+                <w:rFonts w:ascii="Roboto" w:hAnsi="Roboto"/>
+                <w:b/>
+              </w:rPr>
+            </w:pPr>
+            <w:r>
+              <w:rPr>
+                <w:rFonts w:ascii="Roboto" w:hAnsi="Roboto"/>
+                <w:b/>
+              </w:rPr>
+              <w:t xml:space="preserve">          [DN2]</w:t>
             </w:r>
           </w:p>
         </w:tc>
@@ -1355,42 +1200,44 @@
       <w:tr>
         <w:tc>
           <w:tcPr>
-            <w:tcW w:w="1697" w:type="dxa"/>
+            <w:tcW w:w="1689" w:type="dxa"/>
           </w:tcPr>
           <w:p>
             <w:pPr>
-              <w:spacing w:after="1"/>
-              <w:rPr>
-                <w:rFonts w:ascii="Roboto" w:hAnsi="Roboto"/>
-                <w:color w:val="FF0000"/>
+              <w:rPr>
+                <w:rFonts w:ascii="Arial" w:eastAsia="Times New Roman" w:hAnsi="Arial" w:cs="Arial"/>
+                <w:b/>
+                <w:sz w:val="20"/>
+                <w:szCs w:val="20"/>
               </w:rPr>
             </w:pPr>
             <w:r>
               <w:rPr>
                 <w:rFonts w:ascii="Roboto" w:hAnsi="Roboto"/>
-                <w:color w:val="FF0000"/>
-              </w:rPr>
-              <w:t>[Company Name]</w:t>
+                <w:b/>
+              </w:rPr>
+              <w:t xml:space="preserve"> [Company Name]</w:t>
             </w:r>
           </w:p>
         </w:tc>
         <w:tc>
           <w:tcPr>
-            <w:tcW w:w="1418" w:type="dxa"/>
-            <w:vAlign w:val="bottom"/>
+            <w:tcW w:w="1409" w:type="dxa"/>
           </w:tcPr>
           <w:p>
             <w:pPr>
-              <w:spacing w:after="1"/>
-              <w:rPr>
-                <w:rFonts w:ascii="Roboto" w:hAnsi="Roboto"/>
-                <w:color w:val="FF0000"/>
+              <w:jc w:val="center"/>
+              <w:rPr>
+                <w:rFonts w:ascii="Arial" w:eastAsia="Times New Roman" w:hAnsi="Arial" w:cs="Arial"/>
+                <w:b/>
+                <w:sz w:val="20"/>
+                <w:szCs w:val="20"/>
               </w:rPr>
             </w:pPr>
             <w:r>
               <w:rPr>
                 <w:rFonts w:ascii="Roboto" w:hAnsi="Roboto"/>
-                <w:color w:val="FF0000"/>
+                <w:b/>
               </w:rPr>
               <w:t>[Folio No]</w:t>
             </w:r>
@@ -1398,21 +1245,19 @@
         </w:tc>
         <w:tc>
           <w:tcPr>
-            <w:tcW w:w="1134" w:type="dxa"/>
-            <w:vAlign w:val="bottom"/>
+            <w:tcW w:w="1183" w:type="dxa"/>
           </w:tcPr>
           <w:p>
             <w:pPr>
-              <w:spacing w:after="1"/>
-              <w:rPr>
-                <w:rFonts w:ascii="Roboto" w:hAnsi="Roboto"/>
-                <w:color w:val="FF0000"/>
+              <w:jc w:val="center"/>
+              <w:rPr>
+                <w:b/>
               </w:rPr>
             </w:pPr>
             <w:r>
               <w:rPr>
                 <w:rFonts w:ascii="Roboto" w:hAnsi="Roboto"/>
-                <w:color w:val="FF0000"/>
+                <w:b/>
               </w:rPr>
               <w:t>[NOS3]</w:t>
             </w:r>
@@ -1420,113 +1265,93 @@
         </w:tc>
         <w:tc>
           <w:tcPr>
-            <w:tcW w:w="1984" w:type="dxa"/>
+            <w:tcW w:w="1970" w:type="dxa"/>
           </w:tcPr>
           <w:p>
             <w:pPr>
-              <w:spacing w:after="1"/>
+              <w:rPr>
+                <w:b/>
+              </w:rPr>
+            </w:pPr>
+            <w:proofErr w:type="spellStart"/>
+            <w:r>
               <w:rPr>
                 <w:rFonts w:cstheme="minorHAnsi"/>
                 <w:b/>
-                <w:color w:val="FF0000"/>
                 <w:sz w:val="24"/>
                 <w:szCs w:val="24"/>
               </w:rPr>
-            </w:pPr>
-            <w:proofErr w:type="gramStart"/>
+              <w:t>Rs</w:t>
+            </w:r>
+            <w:proofErr w:type="spellEnd"/>
             <w:r>
               <w:rPr>
                 <w:rFonts w:cstheme="minorHAnsi"/>
                 <w:b/>
-                <w:color w:val="FF0000"/>
                 <w:sz w:val="24"/>
                 <w:szCs w:val="24"/>
               </w:rPr>
-              <w:t>Rs.</w:t>
-            </w:r>
-            <w:r>
-              <w:rPr>
-                <w:rFonts w:ascii="Roboto" w:hAnsi="Roboto"/>
-                <w:color w:val="FF0000"/>
-              </w:rPr>
-              <w:t>[</w:t>
-            </w:r>
-            <w:proofErr w:type="gramEnd"/>
-            <w:r>
-              <w:rPr>
-                <w:rFonts w:ascii="Roboto" w:hAnsi="Roboto"/>
-                <w:color w:val="FF0000"/>
-              </w:rPr>
-              <w:t>Face Value]/-</w:t>
+              <w:t>.</w:t>
+            </w:r>
+            <w:r>
+              <w:rPr>
+                <w:rFonts w:ascii="Roboto" w:hAnsi="Roboto"/>
+                <w:b/>
+              </w:rPr>
+              <w:t>[Face Value]/-</w:t>
             </w:r>
           </w:p>
         </w:tc>
         <w:tc>
           <w:tcPr>
-            <w:tcW w:w="1701" w:type="dxa"/>
+            <w:tcW w:w="1695" w:type="dxa"/>
           </w:tcPr>
           <w:p>
-            <w:r>
-              <w:rPr>
-                <w:rStyle w:val="zw-portion"/>
-                <w:rFonts w:ascii="Roboto" w:hAnsi="Roboto"/>
-                <w:color w:val="FF0000"/>
-                <w:shd w:val="clear" w:color="auto" w:fill="FFFFFF"/>
-              </w:rPr>
-              <w:t> [SC3</w:t>
-            </w:r>
-            <w:r>
-              <w:rPr>
-                <w:rStyle w:val="zw-portion"/>
-                <w:rFonts w:ascii="Roboto" w:hAnsi="Roboto"/>
-                <w:color w:val="FF0000"/>
-                <w:shd w:val="clear" w:color="auto" w:fill="FFFFFF"/>
-              </w:rPr>
-              <w:t>]</w:t>
-            </w:r>
-            <w:r>
-              <w:rPr>
-                <w:rStyle w:val="eop-readonly"/>
-                <w:rFonts w:ascii="Roboto" w:hAnsi="Roboto"/>
-                <w:color w:val="000000"/>
-                <w:shd w:val="clear" w:color="auto" w:fill="FFFFFF"/>
-              </w:rPr>
-              <w:t> </w:t>
+            <w:pPr>
+              <w:rPr>
+                <w:rFonts w:ascii="Arial" w:eastAsia="Times New Roman" w:hAnsi="Arial" w:cs="Arial"/>
+                <w:b/>
+                <w:sz w:val="20"/>
+                <w:szCs w:val="20"/>
+              </w:rPr>
+            </w:pPr>
+            <w:r>
+              <w:rPr>
+                <w:rFonts w:ascii="Arial" w:eastAsia="Times New Roman" w:hAnsi="Arial" w:cs="Arial"/>
+                <w:b/>
+                <w:sz w:val="20"/>
+                <w:szCs w:val="20"/>
+              </w:rPr>
+              <w:t xml:space="preserve">        </w:t>
+            </w:r>
+            <w:r>
+              <w:rPr>
+                <w:rFonts w:ascii="Roboto" w:hAnsi="Roboto"/>
+                <w:b/>
+              </w:rPr>
+              <w:t>[SC3]</w:t>
             </w:r>
           </w:p>
         </w:tc>
         <w:tc>
           <w:tcPr>
-            <w:tcW w:w="2126" w:type="dxa"/>
+            <w:tcW w:w="2114" w:type="dxa"/>
             <w:gridSpan w:val="2"/>
           </w:tcPr>
           <w:p>
-            <w:r>
-              <w:rPr>
-                <w:rStyle w:val="zw-portion"/>
-                <w:rFonts w:ascii="Roboto" w:hAnsi="Roboto"/>
-                <w:color w:val="FF0000"/>
-                <w:shd w:val="clear" w:color="auto" w:fill="FFFFFF"/>
-              </w:rPr>
-              <w:t>[DN3</w:t>
-            </w:r>
-            <w:r>
-              <w:rPr>
-                <w:rStyle w:val="zw-portion"/>
-                <w:rFonts w:ascii="Roboto" w:hAnsi="Roboto"/>
-                <w:color w:val="FF0000"/>
-                <w:shd w:val="clear" w:color="auto" w:fill="FFFFFF"/>
-              </w:rPr>
-              <w:t>]</w:t>
-            </w:r>
-            <w:r>
-              <w:rPr>
-                <w:rStyle w:val="eop-readonly"/>
-                <w:rFonts w:ascii="Roboto" w:hAnsi="Roboto"/>
-                <w:color w:val="000000"/>
-                <w:shd w:val="clear" w:color="auto" w:fill="FFFFFF"/>
-              </w:rPr>
-              <w:t> </w:t>
+            <w:pPr>
+              <w:ind w:right="573"/>
+              <w:rPr>
+                <w:rFonts w:ascii="Roboto" w:hAnsi="Roboto"/>
+                <w:b/>
+              </w:rPr>
+            </w:pPr>
+            <w:r>
+              <w:rPr>
+                <w:rFonts w:ascii="Roboto" w:hAnsi="Roboto"/>
+                <w:b/>
+              </w:rPr>
+              <w:t xml:space="preserve">          [DN3]</w:t>
             </w:r>
           </w:p>
         </w:tc>
@@ -1534,42 +1359,44 @@
       <w:tr>
         <w:tc>
           <w:tcPr>
-            <w:tcW w:w="1697" w:type="dxa"/>
+            <w:tcW w:w="1689" w:type="dxa"/>
           </w:tcPr>
           <w:p>
             <w:pPr>
-              <w:spacing w:after="1"/>
-              <w:rPr>
-                <w:rFonts w:ascii="Roboto" w:hAnsi="Roboto"/>
-                <w:color w:val="FF0000"/>
+              <w:rPr>
+                <w:rFonts w:ascii="Arial" w:eastAsia="Times New Roman" w:hAnsi="Arial" w:cs="Arial"/>
+                <w:b/>
+                <w:sz w:val="20"/>
+                <w:szCs w:val="20"/>
               </w:rPr>
             </w:pPr>
             <w:r>
               <w:rPr>
                 <w:rFonts w:ascii="Roboto" w:hAnsi="Roboto"/>
-                <w:color w:val="FF0000"/>
-              </w:rPr>
-              <w:t>[Company Name]</w:t>
+                <w:b/>
+              </w:rPr>
+              <w:t xml:space="preserve"> [Company Name]</w:t>
             </w:r>
           </w:p>
         </w:tc>
         <w:tc>
           <w:tcPr>
-            <w:tcW w:w="1418" w:type="dxa"/>
-            <w:vAlign w:val="bottom"/>
+            <w:tcW w:w="1409" w:type="dxa"/>
           </w:tcPr>
           <w:p>
             <w:pPr>
-              <w:spacing w:after="1"/>
-              <w:rPr>
-                <w:rFonts w:ascii="Roboto" w:hAnsi="Roboto"/>
-                <w:color w:val="FF0000"/>
+              <w:jc w:val="center"/>
+              <w:rPr>
+                <w:rFonts w:ascii="Arial" w:eastAsia="Times New Roman" w:hAnsi="Arial" w:cs="Arial"/>
+                <w:b/>
+                <w:sz w:val="20"/>
+                <w:szCs w:val="20"/>
               </w:rPr>
             </w:pPr>
             <w:r>
               <w:rPr>
                 <w:rFonts w:ascii="Roboto" w:hAnsi="Roboto"/>
-                <w:color w:val="FF0000"/>
+                <w:b/>
               </w:rPr>
               <w:t>[Folio No]</w:t>
             </w:r>
@@ -1577,21 +1404,19 @@
         </w:tc>
         <w:tc>
           <w:tcPr>
-            <w:tcW w:w="1134" w:type="dxa"/>
-            <w:vAlign w:val="bottom"/>
+            <w:tcW w:w="1183" w:type="dxa"/>
           </w:tcPr>
           <w:p>
             <w:pPr>
-              <w:spacing w:after="1"/>
-              <w:rPr>
-                <w:rFonts w:ascii="Roboto" w:hAnsi="Roboto"/>
-                <w:color w:val="FF0000"/>
+              <w:jc w:val="center"/>
+              <w:rPr>
+                <w:b/>
               </w:rPr>
             </w:pPr>
             <w:r>
               <w:rPr>
                 <w:rFonts w:ascii="Roboto" w:hAnsi="Roboto"/>
-                <w:color w:val="FF0000"/>
+                <w:b/>
               </w:rPr>
               <w:t>[NOS4]</w:t>
             </w:r>
@@ -1599,113 +1424,93 @@
         </w:tc>
         <w:tc>
           <w:tcPr>
-            <w:tcW w:w="1984" w:type="dxa"/>
+            <w:tcW w:w="1970" w:type="dxa"/>
           </w:tcPr>
           <w:p>
             <w:pPr>
-              <w:spacing w:after="1"/>
+              <w:rPr>
+                <w:b/>
+              </w:rPr>
+            </w:pPr>
+            <w:proofErr w:type="spellStart"/>
+            <w:r>
               <w:rPr>
                 <w:rFonts w:cstheme="minorHAnsi"/>
                 <w:b/>
-                <w:color w:val="FF0000"/>
                 <w:sz w:val="24"/>
                 <w:szCs w:val="24"/>
               </w:rPr>
-            </w:pPr>
-            <w:proofErr w:type="gramStart"/>
+              <w:t>Rs</w:t>
+            </w:r>
+            <w:proofErr w:type="spellEnd"/>
             <w:r>
               <w:rPr>
                 <w:rFonts w:cstheme="minorHAnsi"/>
                 <w:b/>
-                <w:color w:val="FF0000"/>
                 <w:sz w:val="24"/>
                 <w:szCs w:val="24"/>
               </w:rPr>
-              <w:t>Rs.</w:t>
-            </w:r>
-            <w:r>
-              <w:rPr>
-                <w:rFonts w:ascii="Roboto" w:hAnsi="Roboto"/>
-                <w:color w:val="FF0000"/>
-              </w:rPr>
-              <w:t>[</w:t>
-            </w:r>
-            <w:proofErr w:type="gramEnd"/>
-            <w:r>
-              <w:rPr>
-                <w:rFonts w:ascii="Roboto" w:hAnsi="Roboto"/>
-                <w:color w:val="FF0000"/>
-              </w:rPr>
-              <w:t>Face Value]/-</w:t>
+              <w:t>.</w:t>
+            </w:r>
+            <w:r>
+              <w:rPr>
+                <w:rFonts w:ascii="Roboto" w:hAnsi="Roboto"/>
+                <w:b/>
+              </w:rPr>
+              <w:t>[Face Value]/-</w:t>
             </w:r>
           </w:p>
         </w:tc>
         <w:tc>
           <w:tcPr>
-            <w:tcW w:w="1701" w:type="dxa"/>
+            <w:tcW w:w="1695" w:type="dxa"/>
           </w:tcPr>
           <w:p>
-            <w:r>
-              <w:rPr>
-                <w:rStyle w:val="zw-portion"/>
-                <w:rFonts w:ascii="Roboto" w:hAnsi="Roboto"/>
-                <w:color w:val="FF0000"/>
-                <w:shd w:val="clear" w:color="auto" w:fill="FFFFFF"/>
-              </w:rPr>
-              <w:t> [SC4</w:t>
-            </w:r>
-            <w:r>
-              <w:rPr>
-                <w:rStyle w:val="zw-portion"/>
-                <w:rFonts w:ascii="Roboto" w:hAnsi="Roboto"/>
-                <w:color w:val="FF0000"/>
-                <w:shd w:val="clear" w:color="auto" w:fill="FFFFFF"/>
-              </w:rPr>
-              <w:t>]</w:t>
-            </w:r>
-            <w:r>
-              <w:rPr>
-                <w:rStyle w:val="eop-readonly"/>
-                <w:rFonts w:ascii="Roboto" w:hAnsi="Roboto"/>
-                <w:color w:val="000000"/>
-                <w:shd w:val="clear" w:color="auto" w:fill="FFFFFF"/>
-              </w:rPr>
-              <w:t> </w:t>
+            <w:pPr>
+              <w:rPr>
+                <w:rFonts w:ascii="Arial" w:eastAsia="Times New Roman" w:hAnsi="Arial" w:cs="Arial"/>
+                <w:b/>
+                <w:sz w:val="20"/>
+                <w:szCs w:val="20"/>
+              </w:rPr>
+            </w:pPr>
+            <w:r>
+              <w:rPr>
+                <w:rFonts w:ascii="Arial" w:eastAsia="Times New Roman" w:hAnsi="Arial" w:cs="Arial"/>
+                <w:b/>
+                <w:sz w:val="20"/>
+                <w:szCs w:val="20"/>
+              </w:rPr>
+              <w:t xml:space="preserve">        </w:t>
+            </w:r>
+            <w:r>
+              <w:rPr>
+                <w:rFonts w:ascii="Roboto" w:hAnsi="Roboto"/>
+                <w:b/>
+              </w:rPr>
+              <w:t>[SC4]</w:t>
             </w:r>
           </w:p>
         </w:tc>
         <w:tc>
           <w:tcPr>
-            <w:tcW w:w="2126" w:type="dxa"/>
+            <w:tcW w:w="2114" w:type="dxa"/>
             <w:gridSpan w:val="2"/>
           </w:tcPr>
           <w:p>
-            <w:r>
-              <w:rPr>
-                <w:rStyle w:val="zw-portion"/>
-                <w:rFonts w:ascii="Roboto" w:hAnsi="Roboto"/>
-                <w:color w:val="FF0000"/>
-                <w:shd w:val="clear" w:color="auto" w:fill="FFFFFF"/>
-              </w:rPr>
-              <w:t>[DN4</w:t>
-            </w:r>
-            <w:r>
-              <w:rPr>
-                <w:rStyle w:val="zw-portion"/>
-                <w:rFonts w:ascii="Roboto" w:hAnsi="Roboto"/>
-                <w:color w:val="FF0000"/>
-                <w:shd w:val="clear" w:color="auto" w:fill="FFFFFF"/>
-              </w:rPr>
-              <w:t>]</w:t>
-            </w:r>
-            <w:r>
-              <w:rPr>
-                <w:rStyle w:val="eop-readonly"/>
-                <w:rFonts w:ascii="Roboto" w:hAnsi="Roboto"/>
-                <w:color w:val="000000"/>
-                <w:shd w:val="clear" w:color="auto" w:fill="FFFFFF"/>
-              </w:rPr>
-              <w:t> </w:t>
+            <w:pPr>
+              <w:ind w:right="573"/>
+              <w:rPr>
+                <w:rFonts w:ascii="Roboto" w:hAnsi="Roboto"/>
+                <w:b/>
+              </w:rPr>
+            </w:pPr>
+            <w:r>
+              <w:rPr>
+                <w:rFonts w:ascii="Roboto" w:hAnsi="Roboto"/>
+                <w:b/>
+              </w:rPr>
+              <w:t xml:space="preserve">          [DN4]</w:t>
             </w:r>
           </w:p>
         </w:tc>
@@ -1713,42 +1518,44 @@
       <w:tr>
         <w:tc>
           <w:tcPr>
-            <w:tcW w:w="1697" w:type="dxa"/>
+            <w:tcW w:w="1689" w:type="dxa"/>
           </w:tcPr>
           <w:p>
             <w:pPr>
-              <w:spacing w:after="1"/>
-              <w:rPr>
-                <w:rFonts w:ascii="Roboto" w:hAnsi="Roboto"/>
-                <w:color w:val="FF0000"/>
+              <w:rPr>
+                <w:rFonts w:ascii="Arial" w:eastAsia="Times New Roman" w:hAnsi="Arial" w:cs="Arial"/>
+                <w:b/>
+                <w:sz w:val="20"/>
+                <w:szCs w:val="20"/>
               </w:rPr>
             </w:pPr>
             <w:r>
               <w:rPr>
                 <w:rFonts w:ascii="Roboto" w:hAnsi="Roboto"/>
-                <w:color w:val="FF0000"/>
-              </w:rPr>
-              <w:t>[Company Name]</w:t>
+                <w:b/>
+              </w:rPr>
+              <w:t xml:space="preserve"> [Company Name]</w:t>
             </w:r>
           </w:p>
         </w:tc>
         <w:tc>
           <w:tcPr>
-            <w:tcW w:w="1418" w:type="dxa"/>
-            <w:vAlign w:val="bottom"/>
+            <w:tcW w:w="1409" w:type="dxa"/>
           </w:tcPr>
           <w:p>
             <w:pPr>
-              <w:spacing w:after="1"/>
-              <w:rPr>
-                <w:rFonts w:ascii="Roboto" w:hAnsi="Roboto"/>
-                <w:color w:val="FF0000"/>
+              <w:jc w:val="center"/>
+              <w:rPr>
+                <w:rFonts w:ascii="Arial" w:eastAsia="Times New Roman" w:hAnsi="Arial" w:cs="Arial"/>
+                <w:b/>
+                <w:sz w:val="20"/>
+                <w:szCs w:val="20"/>
               </w:rPr>
             </w:pPr>
             <w:r>
               <w:rPr>
                 <w:rFonts w:ascii="Roboto" w:hAnsi="Roboto"/>
-                <w:color w:val="FF0000"/>
+                <w:b/>
               </w:rPr>
               <w:t>[Folio No]</w:t>
             </w:r>
@@ -1756,21 +1563,19 @@
         </w:tc>
         <w:tc>
           <w:tcPr>
-            <w:tcW w:w="1134" w:type="dxa"/>
-            <w:vAlign w:val="bottom"/>
+            <w:tcW w:w="1183" w:type="dxa"/>
           </w:tcPr>
           <w:p>
             <w:pPr>
-              <w:spacing w:after="1"/>
-              <w:rPr>
-                <w:rFonts w:ascii="Roboto" w:hAnsi="Roboto"/>
-                <w:color w:val="FF0000"/>
+              <w:jc w:val="center"/>
+              <w:rPr>
+                <w:b/>
               </w:rPr>
             </w:pPr>
             <w:r>
               <w:rPr>
                 <w:rFonts w:ascii="Roboto" w:hAnsi="Roboto"/>
-                <w:color w:val="FF0000"/>
+                <w:b/>
               </w:rPr>
               <w:t>[NOS5]</w:t>
             </w:r>
@@ -1778,113 +1583,1094 @@
         </w:tc>
         <w:tc>
           <w:tcPr>
-            <w:tcW w:w="1984" w:type="dxa"/>
+            <w:tcW w:w="1970" w:type="dxa"/>
           </w:tcPr>
           <w:p>
             <w:pPr>
-              <w:spacing w:after="1"/>
+              <w:rPr>
+                <w:b/>
+              </w:rPr>
+            </w:pPr>
+            <w:proofErr w:type="spellStart"/>
+            <w:r>
               <w:rPr>
                 <w:rFonts w:cstheme="minorHAnsi"/>
                 <w:b/>
-                <w:color w:val="FF0000"/>
                 <w:sz w:val="24"/>
                 <w:szCs w:val="24"/>
               </w:rPr>
-            </w:pPr>
-            <w:proofErr w:type="gramStart"/>
+              <w:t>Rs</w:t>
+            </w:r>
+            <w:proofErr w:type="spellEnd"/>
             <w:r>
               <w:rPr>
                 <w:rFonts w:cstheme="minorHAnsi"/>
                 <w:b/>
-                <w:color w:val="FF0000"/>
                 <w:sz w:val="24"/>
                 <w:szCs w:val="24"/>
               </w:rPr>
-              <w:t>Rs.</w:t>
-            </w:r>
-            <w:r>
-              <w:rPr>
-                <w:rFonts w:ascii="Roboto" w:hAnsi="Roboto"/>
-                <w:color w:val="FF0000"/>
-              </w:rPr>
-              <w:t>[</w:t>
-            </w:r>
-            <w:proofErr w:type="gramEnd"/>
-            <w:r>
-              <w:rPr>
-                <w:rFonts w:ascii="Roboto" w:hAnsi="Roboto"/>
-                <w:color w:val="FF0000"/>
-              </w:rPr>
-              <w:t>Face Value]/-</w:t>
+              <w:t>.</w:t>
+            </w:r>
+            <w:r>
+              <w:rPr>
+                <w:rFonts w:ascii="Roboto" w:hAnsi="Roboto"/>
+                <w:b/>
+              </w:rPr>
+              <w:t>[Face Value]/-</w:t>
             </w:r>
           </w:p>
         </w:tc>
         <w:tc>
           <w:tcPr>
-            <w:tcW w:w="1701" w:type="dxa"/>
+            <w:tcW w:w="1695" w:type="dxa"/>
           </w:tcPr>
           <w:p>
-            <w:r>
-              <w:rPr>
-                <w:rStyle w:val="zw-portion"/>
-                <w:rFonts w:ascii="Roboto" w:hAnsi="Roboto"/>
-                <w:color w:val="FF0000"/>
-                <w:shd w:val="clear" w:color="auto" w:fill="FFFFFF"/>
-              </w:rPr>
-              <w:t> [SC5</w:t>
-            </w:r>
-            <w:r>
-              <w:rPr>
-                <w:rStyle w:val="zw-portion"/>
-                <w:rFonts w:ascii="Roboto" w:hAnsi="Roboto"/>
-                <w:color w:val="FF0000"/>
-                <w:shd w:val="clear" w:color="auto" w:fill="FFFFFF"/>
-              </w:rPr>
-              <w:t>]</w:t>
-            </w:r>
-            <w:r>
-              <w:rPr>
-                <w:rStyle w:val="eop-readonly"/>
-                <w:rFonts w:ascii="Roboto" w:hAnsi="Roboto"/>
-                <w:color w:val="000000"/>
-                <w:shd w:val="clear" w:color="auto" w:fill="FFFFFF"/>
-              </w:rPr>
-              <w:t> </w:t>
+            <w:pPr>
+              <w:rPr>
+                <w:rFonts w:ascii="Arial" w:eastAsia="Times New Roman" w:hAnsi="Arial" w:cs="Arial"/>
+                <w:b/>
+                <w:sz w:val="20"/>
+                <w:szCs w:val="20"/>
+              </w:rPr>
+            </w:pPr>
+            <w:r>
+              <w:rPr>
+                <w:rFonts w:ascii="Arial" w:eastAsia="Times New Roman" w:hAnsi="Arial" w:cs="Arial"/>
+                <w:b/>
+                <w:sz w:val="20"/>
+                <w:szCs w:val="20"/>
+              </w:rPr>
+              <w:t xml:space="preserve">        </w:t>
+            </w:r>
+            <w:r>
+              <w:rPr>
+                <w:rFonts w:ascii="Roboto" w:hAnsi="Roboto"/>
+                <w:b/>
+              </w:rPr>
+              <w:t>[SC5]</w:t>
             </w:r>
           </w:p>
         </w:tc>
         <w:tc>
           <w:tcPr>
-            <w:tcW w:w="2126" w:type="dxa"/>
+            <w:tcW w:w="2114" w:type="dxa"/>
             <w:gridSpan w:val="2"/>
           </w:tcPr>
           <w:p>
-            <w:r>
-              <w:rPr>
-                <w:rStyle w:val="zw-portion"/>
-                <w:rFonts w:ascii="Roboto" w:hAnsi="Roboto"/>
-                <w:color w:val="FF0000"/>
-                <w:shd w:val="clear" w:color="auto" w:fill="FFFFFF"/>
-              </w:rPr>
-              <w:t>[DN5</w:t>
-            </w:r>
-            <w:r>
-              <w:rPr>
-                <w:rStyle w:val="zw-portion"/>
-                <w:rFonts w:ascii="Roboto" w:hAnsi="Roboto"/>
-                <w:color w:val="FF0000"/>
-                <w:shd w:val="clear" w:color="auto" w:fill="FFFFFF"/>
+            <w:pPr>
+              <w:ind w:right="573"/>
+              <w:rPr>
+                <w:rFonts w:ascii="Roboto" w:hAnsi="Roboto"/>
+                <w:b/>
+              </w:rPr>
+            </w:pPr>
+            <w:r>
+              <w:rPr>
+                <w:rFonts w:ascii="Roboto" w:hAnsi="Roboto"/>
+                <w:b/>
+              </w:rPr>
+              <w:t xml:space="preserve">          [DN5]</w:t>
+            </w:r>
+          </w:p>
+        </w:tc>
+      </w:tr>
+      <w:tr>
+        <w:tc>
+          <w:tcPr>
+            <w:tcW w:w="1689" w:type="dxa"/>
+          </w:tcPr>
+          <w:p>
+            <w:pPr>
+              <w:rPr>
+                <w:rFonts w:ascii="Roboto" w:hAnsi="Roboto"/>
+                <w:b/>
+              </w:rPr>
+            </w:pPr>
+            <w:r>
+              <w:rPr>
+                <w:rFonts w:ascii="Roboto" w:hAnsi="Roboto"/>
+                <w:b/>
+              </w:rPr>
+              <w:t xml:space="preserve"> [Company Name]</w:t>
+            </w:r>
+          </w:p>
+        </w:tc>
+        <w:tc>
+          <w:tcPr>
+            <w:tcW w:w="1409" w:type="dxa"/>
+          </w:tcPr>
+          <w:p>
+            <w:pPr>
+              <w:jc w:val="center"/>
+              <w:rPr>
+                <w:rFonts w:ascii="Roboto" w:hAnsi="Roboto"/>
+                <w:b/>
+              </w:rPr>
+            </w:pPr>
+            <w:r>
+              <w:rPr>
+                <w:rFonts w:ascii="Roboto" w:hAnsi="Roboto"/>
+                <w:b/>
+              </w:rPr>
+              <w:t>[Folio No]</w:t>
+            </w:r>
+          </w:p>
+        </w:tc>
+        <w:tc>
+          <w:tcPr>
+            <w:tcW w:w="1183" w:type="dxa"/>
+          </w:tcPr>
+          <w:p>
+            <w:pPr>
+              <w:jc w:val="center"/>
+              <w:rPr>
+                <w:b/>
+              </w:rPr>
+            </w:pPr>
+            <w:r>
+              <w:rPr>
+                <w:rFonts w:ascii="Roboto" w:hAnsi="Roboto"/>
+                <w:b/>
+              </w:rPr>
+              <w:t>[NOS</w:t>
+            </w:r>
+            <w:r>
+              <w:rPr>
+                <w:rFonts w:ascii="Roboto" w:hAnsi="Roboto"/>
+                <w:b/>
+              </w:rPr>
+              <w:t>6</w:t>
+            </w:r>
+            <w:r>
+              <w:rPr>
+                <w:rFonts w:ascii="Roboto" w:hAnsi="Roboto"/>
+                <w:b/>
               </w:rPr>
               <w:t>]</w:t>
             </w:r>
-            <w:r>
-              <w:rPr>
-                <w:rStyle w:val="eop-readonly"/>
-                <w:rFonts w:ascii="Roboto" w:hAnsi="Roboto"/>
-                <w:color w:val="000000"/>
-                <w:shd w:val="clear" w:color="auto" w:fill="FFFFFF"/>
-              </w:rPr>
-              <w:t> </w:t>
+          </w:p>
+        </w:tc>
+        <w:tc>
+          <w:tcPr>
+            <w:tcW w:w="1970" w:type="dxa"/>
+          </w:tcPr>
+          <w:p>
+            <w:pPr>
+              <w:rPr>
+                <w:b/>
+              </w:rPr>
+            </w:pPr>
+            <w:proofErr w:type="spellStart"/>
+            <w:r>
+              <w:rPr>
+                <w:rFonts w:cstheme="minorHAnsi"/>
+                <w:b/>
+                <w:sz w:val="24"/>
+                <w:szCs w:val="24"/>
+              </w:rPr>
+              <w:t>Rs</w:t>
+            </w:r>
+            <w:proofErr w:type="spellEnd"/>
+            <w:r>
+              <w:rPr>
+                <w:rFonts w:cstheme="minorHAnsi"/>
+                <w:b/>
+                <w:sz w:val="24"/>
+                <w:szCs w:val="24"/>
+              </w:rPr>
+              <w:t>.</w:t>
+            </w:r>
+            <w:r>
+              <w:rPr>
+                <w:rFonts w:ascii="Roboto" w:hAnsi="Roboto"/>
+                <w:b/>
+              </w:rPr>
+              <w:t>[Face Value]/-</w:t>
+            </w:r>
+          </w:p>
+        </w:tc>
+        <w:tc>
+          <w:tcPr>
+            <w:tcW w:w="1695" w:type="dxa"/>
+          </w:tcPr>
+          <w:p>
+            <w:pPr>
+              <w:rPr>
+                <w:rFonts w:ascii="Arial" w:eastAsia="Times New Roman" w:hAnsi="Arial" w:cs="Arial"/>
+                <w:b/>
+                <w:sz w:val="20"/>
+                <w:szCs w:val="20"/>
+              </w:rPr>
+            </w:pPr>
+            <w:r>
+              <w:rPr>
+                <w:rFonts w:ascii="Arial" w:eastAsia="Times New Roman" w:hAnsi="Arial" w:cs="Arial"/>
+                <w:b/>
+                <w:sz w:val="20"/>
+                <w:szCs w:val="20"/>
+              </w:rPr>
+              <w:t xml:space="preserve">        </w:t>
+            </w:r>
+            <w:r>
+              <w:rPr>
+                <w:rFonts w:ascii="Roboto" w:hAnsi="Roboto"/>
+                <w:b/>
+              </w:rPr>
+              <w:t>[SC</w:t>
+            </w:r>
+            <w:r>
+              <w:rPr>
+                <w:rFonts w:ascii="Roboto" w:hAnsi="Roboto"/>
+                <w:b/>
+              </w:rPr>
+              <w:t>6</w:t>
+            </w:r>
+            <w:r>
+              <w:rPr>
+                <w:rFonts w:ascii="Roboto" w:hAnsi="Roboto"/>
+                <w:b/>
+              </w:rPr>
+              <w:t>]</w:t>
+            </w:r>
+          </w:p>
+        </w:tc>
+        <w:tc>
+          <w:tcPr>
+            <w:tcW w:w="2114" w:type="dxa"/>
+            <w:gridSpan w:val="2"/>
+          </w:tcPr>
+          <w:p>
+            <w:pPr>
+              <w:ind w:right="573"/>
+              <w:rPr>
+                <w:rFonts w:ascii="Roboto" w:hAnsi="Roboto"/>
+                <w:b/>
+              </w:rPr>
+            </w:pPr>
+            <w:r>
+              <w:rPr>
+                <w:rFonts w:ascii="Roboto" w:hAnsi="Roboto"/>
+                <w:b/>
+              </w:rPr>
+              <w:t xml:space="preserve">          [DN</w:t>
+            </w:r>
+            <w:r>
+              <w:rPr>
+                <w:rFonts w:ascii="Roboto" w:hAnsi="Roboto"/>
+                <w:b/>
+              </w:rPr>
+              <w:t>6</w:t>
+            </w:r>
+            <w:r>
+              <w:rPr>
+                <w:rFonts w:ascii="Roboto" w:hAnsi="Roboto"/>
+                <w:b/>
+              </w:rPr>
+              <w:t>]</w:t>
+            </w:r>
+          </w:p>
+        </w:tc>
+      </w:tr>
+      <w:tr>
+        <w:tc>
+          <w:tcPr>
+            <w:tcW w:w="1689" w:type="dxa"/>
+          </w:tcPr>
+          <w:p>
+            <w:pPr>
+              <w:rPr>
+                <w:rFonts w:ascii="Arial" w:eastAsia="Times New Roman" w:hAnsi="Arial" w:cs="Arial"/>
+                <w:b/>
+                <w:sz w:val="20"/>
+                <w:szCs w:val="20"/>
+              </w:rPr>
+            </w:pPr>
+            <w:r>
+              <w:rPr>
+                <w:rFonts w:ascii="Roboto" w:hAnsi="Roboto"/>
+                <w:b/>
+              </w:rPr>
+              <w:t xml:space="preserve"> [Company Name]</w:t>
+            </w:r>
+          </w:p>
+        </w:tc>
+        <w:tc>
+          <w:tcPr>
+            <w:tcW w:w="1409" w:type="dxa"/>
+          </w:tcPr>
+          <w:p>
+            <w:pPr>
+              <w:jc w:val="center"/>
+              <w:rPr>
+                <w:rFonts w:ascii="Arial" w:eastAsia="Times New Roman" w:hAnsi="Arial" w:cs="Arial"/>
+                <w:b/>
+                <w:sz w:val="20"/>
+                <w:szCs w:val="20"/>
+              </w:rPr>
+            </w:pPr>
+            <w:r>
+              <w:rPr>
+                <w:rFonts w:ascii="Roboto" w:hAnsi="Roboto"/>
+                <w:b/>
+              </w:rPr>
+              <w:t>[Folio No]</w:t>
+            </w:r>
+          </w:p>
+        </w:tc>
+        <w:tc>
+          <w:tcPr>
+            <w:tcW w:w="1183" w:type="dxa"/>
+          </w:tcPr>
+          <w:p>
+            <w:pPr>
+              <w:jc w:val="center"/>
+              <w:rPr>
+                <w:b/>
+              </w:rPr>
+            </w:pPr>
+            <w:r>
+              <w:rPr>
+                <w:rFonts w:ascii="Roboto" w:hAnsi="Roboto"/>
+                <w:b/>
+              </w:rPr>
+              <w:t>[NOS</w:t>
+            </w:r>
+            <w:r>
+              <w:rPr>
+                <w:rFonts w:ascii="Roboto" w:hAnsi="Roboto"/>
+                <w:b/>
+              </w:rPr>
+              <w:t>7</w:t>
+            </w:r>
+            <w:r>
+              <w:rPr>
+                <w:rFonts w:ascii="Roboto" w:hAnsi="Roboto"/>
+                <w:b/>
+              </w:rPr>
+              <w:t>]</w:t>
+            </w:r>
+          </w:p>
+        </w:tc>
+        <w:tc>
+          <w:tcPr>
+            <w:tcW w:w="1970" w:type="dxa"/>
+          </w:tcPr>
+          <w:p>
+            <w:pPr>
+              <w:rPr>
+                <w:b/>
+              </w:rPr>
+            </w:pPr>
+            <w:proofErr w:type="spellStart"/>
+            <w:r>
+              <w:rPr>
+                <w:rFonts w:cstheme="minorHAnsi"/>
+                <w:b/>
+                <w:sz w:val="24"/>
+                <w:szCs w:val="24"/>
+              </w:rPr>
+              <w:t>Rs</w:t>
+            </w:r>
+            <w:proofErr w:type="spellEnd"/>
+            <w:r>
+              <w:rPr>
+                <w:rFonts w:cstheme="minorHAnsi"/>
+                <w:b/>
+                <w:sz w:val="24"/>
+                <w:szCs w:val="24"/>
+              </w:rPr>
+              <w:t>.</w:t>
+            </w:r>
+            <w:r>
+              <w:rPr>
+                <w:rFonts w:ascii="Roboto" w:hAnsi="Roboto"/>
+                <w:b/>
+              </w:rPr>
+              <w:t>[Face Value]/-</w:t>
+            </w:r>
+          </w:p>
+        </w:tc>
+        <w:tc>
+          <w:tcPr>
+            <w:tcW w:w="1695" w:type="dxa"/>
+          </w:tcPr>
+          <w:p>
+            <w:pPr>
+              <w:rPr>
+                <w:rFonts w:ascii="Arial" w:eastAsia="Times New Roman" w:hAnsi="Arial" w:cs="Arial"/>
+                <w:b/>
+                <w:sz w:val="20"/>
+                <w:szCs w:val="20"/>
+              </w:rPr>
+            </w:pPr>
+            <w:r>
+              <w:rPr>
+                <w:rFonts w:ascii="Arial" w:eastAsia="Times New Roman" w:hAnsi="Arial" w:cs="Arial"/>
+                <w:b/>
+                <w:sz w:val="20"/>
+                <w:szCs w:val="20"/>
+              </w:rPr>
+              <w:t xml:space="preserve">        </w:t>
+            </w:r>
+            <w:r>
+              <w:rPr>
+                <w:rFonts w:ascii="Roboto" w:hAnsi="Roboto"/>
+                <w:b/>
+              </w:rPr>
+              <w:t>[SC</w:t>
+            </w:r>
+            <w:r>
+              <w:rPr>
+                <w:rFonts w:ascii="Roboto" w:hAnsi="Roboto"/>
+                <w:b/>
+              </w:rPr>
+              <w:t>7</w:t>
+            </w:r>
+            <w:r>
+              <w:rPr>
+                <w:rFonts w:ascii="Roboto" w:hAnsi="Roboto"/>
+                <w:b/>
+              </w:rPr>
+              <w:t>]</w:t>
+            </w:r>
+          </w:p>
+        </w:tc>
+        <w:tc>
+          <w:tcPr>
+            <w:tcW w:w="2114" w:type="dxa"/>
+            <w:gridSpan w:val="2"/>
+          </w:tcPr>
+          <w:p>
+            <w:pPr>
+              <w:ind w:right="573"/>
+              <w:rPr>
+                <w:rFonts w:ascii="Roboto" w:hAnsi="Roboto"/>
+                <w:b/>
+              </w:rPr>
+            </w:pPr>
+            <w:r>
+              <w:rPr>
+                <w:rFonts w:ascii="Roboto" w:hAnsi="Roboto"/>
+                <w:b/>
+              </w:rPr>
+              <w:t xml:space="preserve">          [DN</w:t>
+            </w:r>
+            <w:r>
+              <w:rPr>
+                <w:rFonts w:ascii="Roboto" w:hAnsi="Roboto"/>
+                <w:b/>
+              </w:rPr>
+              <w:t>7</w:t>
+            </w:r>
+            <w:r>
+              <w:rPr>
+                <w:rFonts w:ascii="Roboto" w:hAnsi="Roboto"/>
+                <w:b/>
+              </w:rPr>
+              <w:t>]</w:t>
+            </w:r>
+          </w:p>
+        </w:tc>
+      </w:tr>
+      <w:tr>
+        <w:tc>
+          <w:tcPr>
+            <w:tcW w:w="1689" w:type="dxa"/>
+          </w:tcPr>
+          <w:p>
+            <w:pPr>
+              <w:rPr>
+                <w:rFonts w:ascii="Arial" w:eastAsia="Times New Roman" w:hAnsi="Arial" w:cs="Arial"/>
+                <w:b/>
+                <w:sz w:val="20"/>
+                <w:szCs w:val="20"/>
+              </w:rPr>
+            </w:pPr>
+            <w:r>
+              <w:rPr>
+                <w:rFonts w:ascii="Roboto" w:hAnsi="Roboto"/>
+                <w:b/>
+              </w:rPr>
+              <w:t xml:space="preserve"> [Company Name]</w:t>
+            </w:r>
+          </w:p>
+        </w:tc>
+        <w:tc>
+          <w:tcPr>
+            <w:tcW w:w="1409" w:type="dxa"/>
+          </w:tcPr>
+          <w:p>
+            <w:pPr>
+              <w:jc w:val="center"/>
+              <w:rPr>
+                <w:rFonts w:ascii="Arial" w:eastAsia="Times New Roman" w:hAnsi="Arial" w:cs="Arial"/>
+                <w:b/>
+                <w:sz w:val="20"/>
+                <w:szCs w:val="20"/>
+              </w:rPr>
+            </w:pPr>
+            <w:r>
+              <w:rPr>
+                <w:rFonts w:ascii="Roboto" w:hAnsi="Roboto"/>
+                <w:b/>
+              </w:rPr>
+              <w:t>[Folio No]</w:t>
+            </w:r>
+          </w:p>
+        </w:tc>
+        <w:tc>
+          <w:tcPr>
+            <w:tcW w:w="1183" w:type="dxa"/>
+          </w:tcPr>
+          <w:p>
+            <w:pPr>
+              <w:jc w:val="center"/>
+              <w:rPr>
+                <w:b/>
+              </w:rPr>
+            </w:pPr>
+            <w:r>
+              <w:rPr>
+                <w:rFonts w:ascii="Roboto" w:hAnsi="Roboto"/>
+                <w:b/>
+              </w:rPr>
+              <w:t>[NOS</w:t>
+            </w:r>
+            <w:r>
+              <w:rPr>
+                <w:rFonts w:ascii="Roboto" w:hAnsi="Roboto"/>
+                <w:b/>
+              </w:rPr>
+              <w:t>8</w:t>
+            </w:r>
+            <w:r>
+              <w:rPr>
+                <w:rFonts w:ascii="Roboto" w:hAnsi="Roboto"/>
+                <w:b/>
+              </w:rPr>
+              <w:t>]</w:t>
+            </w:r>
+          </w:p>
+        </w:tc>
+        <w:tc>
+          <w:tcPr>
+            <w:tcW w:w="1970" w:type="dxa"/>
+          </w:tcPr>
+          <w:p>
+            <w:pPr>
+              <w:rPr>
+                <w:b/>
+              </w:rPr>
+            </w:pPr>
+            <w:proofErr w:type="spellStart"/>
+            <w:r>
+              <w:rPr>
+                <w:rFonts w:cstheme="minorHAnsi"/>
+                <w:b/>
+                <w:sz w:val="24"/>
+                <w:szCs w:val="24"/>
+              </w:rPr>
+              <w:t>Rs</w:t>
+            </w:r>
+            <w:proofErr w:type="spellEnd"/>
+            <w:r>
+              <w:rPr>
+                <w:rFonts w:cstheme="minorHAnsi"/>
+                <w:b/>
+                <w:sz w:val="24"/>
+                <w:szCs w:val="24"/>
+              </w:rPr>
+              <w:t>.</w:t>
+            </w:r>
+            <w:r>
+              <w:rPr>
+                <w:rFonts w:ascii="Roboto" w:hAnsi="Roboto"/>
+                <w:b/>
+              </w:rPr>
+              <w:t>[Face Value]/-</w:t>
+            </w:r>
+          </w:p>
+        </w:tc>
+        <w:tc>
+          <w:tcPr>
+            <w:tcW w:w="1695" w:type="dxa"/>
+          </w:tcPr>
+          <w:p>
+            <w:pPr>
+              <w:rPr>
+                <w:rFonts w:ascii="Arial" w:eastAsia="Times New Roman" w:hAnsi="Arial" w:cs="Arial"/>
+                <w:b/>
+                <w:sz w:val="20"/>
+                <w:szCs w:val="20"/>
+              </w:rPr>
+            </w:pPr>
+            <w:r>
+              <w:rPr>
+                <w:rFonts w:ascii="Arial" w:eastAsia="Times New Roman" w:hAnsi="Arial" w:cs="Arial"/>
+                <w:b/>
+                <w:sz w:val="20"/>
+                <w:szCs w:val="20"/>
+              </w:rPr>
+              <w:t xml:space="preserve">        </w:t>
+            </w:r>
+            <w:r>
+              <w:rPr>
+                <w:rFonts w:ascii="Roboto" w:hAnsi="Roboto"/>
+                <w:b/>
+              </w:rPr>
+              <w:t>[SC</w:t>
+            </w:r>
+            <w:r>
+              <w:rPr>
+                <w:rFonts w:ascii="Roboto" w:hAnsi="Roboto"/>
+                <w:b/>
+              </w:rPr>
+              <w:t>8</w:t>
+            </w:r>
+            <w:r>
+              <w:rPr>
+                <w:rFonts w:ascii="Roboto" w:hAnsi="Roboto"/>
+                <w:b/>
+              </w:rPr>
+              <w:t>]</w:t>
+            </w:r>
+          </w:p>
+        </w:tc>
+        <w:tc>
+          <w:tcPr>
+            <w:tcW w:w="2114" w:type="dxa"/>
+            <w:gridSpan w:val="2"/>
+          </w:tcPr>
+          <w:p>
+            <w:pPr>
+              <w:ind w:right="573"/>
+              <w:rPr>
+                <w:rFonts w:ascii="Roboto" w:hAnsi="Roboto"/>
+                <w:b/>
+              </w:rPr>
+            </w:pPr>
+            <w:r>
+              <w:rPr>
+                <w:rFonts w:ascii="Roboto" w:hAnsi="Roboto"/>
+                <w:b/>
+              </w:rPr>
+              <w:t xml:space="preserve">          [DN</w:t>
+            </w:r>
+            <w:r>
+              <w:rPr>
+                <w:rFonts w:ascii="Roboto" w:hAnsi="Roboto"/>
+                <w:b/>
+              </w:rPr>
+              <w:t>8</w:t>
+            </w:r>
+            <w:r>
+              <w:rPr>
+                <w:rFonts w:ascii="Roboto" w:hAnsi="Roboto"/>
+                <w:b/>
+              </w:rPr>
+              <w:t>]</w:t>
+            </w:r>
+          </w:p>
+        </w:tc>
+      </w:tr>
+      <w:tr>
+        <w:tc>
+          <w:tcPr>
+            <w:tcW w:w="1689" w:type="dxa"/>
+          </w:tcPr>
+          <w:p>
+            <w:pPr>
+              <w:rPr>
+                <w:rFonts w:ascii="Arial" w:eastAsia="Times New Roman" w:hAnsi="Arial" w:cs="Arial"/>
+                <w:b/>
+                <w:sz w:val="20"/>
+                <w:szCs w:val="20"/>
+              </w:rPr>
+            </w:pPr>
+            <w:r>
+              <w:rPr>
+                <w:rFonts w:ascii="Roboto" w:hAnsi="Roboto"/>
+                <w:b/>
+              </w:rPr>
+              <w:t xml:space="preserve"> [Company Name]</w:t>
+            </w:r>
+          </w:p>
+        </w:tc>
+        <w:tc>
+          <w:tcPr>
+            <w:tcW w:w="1409" w:type="dxa"/>
+          </w:tcPr>
+          <w:p>
+            <w:pPr>
+              <w:jc w:val="center"/>
+              <w:rPr>
+                <w:rFonts w:ascii="Arial" w:eastAsia="Times New Roman" w:hAnsi="Arial" w:cs="Arial"/>
+                <w:b/>
+                <w:sz w:val="20"/>
+                <w:szCs w:val="20"/>
+              </w:rPr>
+            </w:pPr>
+            <w:r>
+              <w:rPr>
+                <w:rFonts w:ascii="Roboto" w:hAnsi="Roboto"/>
+                <w:b/>
+              </w:rPr>
+              <w:t>[Folio No]</w:t>
+            </w:r>
+          </w:p>
+        </w:tc>
+        <w:tc>
+          <w:tcPr>
+            <w:tcW w:w="1183" w:type="dxa"/>
+          </w:tcPr>
+          <w:p>
+            <w:pPr>
+              <w:jc w:val="center"/>
+              <w:rPr>
+                <w:b/>
+              </w:rPr>
+            </w:pPr>
+            <w:r>
+              <w:rPr>
+                <w:rFonts w:ascii="Roboto" w:hAnsi="Roboto"/>
+                <w:b/>
+              </w:rPr>
+              <w:t>[NOS</w:t>
+            </w:r>
+            <w:r>
+              <w:rPr>
+                <w:rFonts w:ascii="Roboto" w:hAnsi="Roboto"/>
+                <w:b/>
+              </w:rPr>
+              <w:t>9</w:t>
+            </w:r>
+            <w:r>
+              <w:rPr>
+                <w:rFonts w:ascii="Roboto" w:hAnsi="Roboto"/>
+                <w:b/>
+              </w:rPr>
+              <w:t>]</w:t>
+            </w:r>
+          </w:p>
+        </w:tc>
+        <w:tc>
+          <w:tcPr>
+            <w:tcW w:w="1970" w:type="dxa"/>
+          </w:tcPr>
+          <w:p>
+            <w:pPr>
+              <w:rPr>
+                <w:b/>
+              </w:rPr>
+            </w:pPr>
+            <w:proofErr w:type="spellStart"/>
+            <w:r>
+              <w:rPr>
+                <w:rFonts w:cstheme="minorHAnsi"/>
+                <w:b/>
+                <w:sz w:val="24"/>
+                <w:szCs w:val="24"/>
+              </w:rPr>
+              <w:t>Rs</w:t>
+            </w:r>
+            <w:proofErr w:type="spellEnd"/>
+            <w:r>
+              <w:rPr>
+                <w:rFonts w:cstheme="minorHAnsi"/>
+                <w:b/>
+                <w:sz w:val="24"/>
+                <w:szCs w:val="24"/>
+              </w:rPr>
+              <w:t>.</w:t>
+            </w:r>
+            <w:r>
+              <w:rPr>
+                <w:rFonts w:ascii="Roboto" w:hAnsi="Roboto"/>
+                <w:b/>
+              </w:rPr>
+              <w:t>[Face Value]/-</w:t>
+            </w:r>
+          </w:p>
+        </w:tc>
+        <w:tc>
+          <w:tcPr>
+            <w:tcW w:w="1695" w:type="dxa"/>
+          </w:tcPr>
+          <w:p>
+            <w:pPr>
+              <w:rPr>
+                <w:rFonts w:ascii="Arial" w:eastAsia="Times New Roman" w:hAnsi="Arial" w:cs="Arial"/>
+                <w:b/>
+                <w:sz w:val="20"/>
+                <w:szCs w:val="20"/>
+              </w:rPr>
+            </w:pPr>
+            <w:r>
+              <w:rPr>
+                <w:rFonts w:ascii="Arial" w:eastAsia="Times New Roman" w:hAnsi="Arial" w:cs="Arial"/>
+                <w:b/>
+                <w:sz w:val="20"/>
+                <w:szCs w:val="20"/>
+              </w:rPr>
+              <w:t xml:space="preserve">        </w:t>
+            </w:r>
+            <w:r>
+              <w:rPr>
+                <w:rFonts w:ascii="Roboto" w:hAnsi="Roboto"/>
+                <w:b/>
+              </w:rPr>
+              <w:t>[SC</w:t>
+            </w:r>
+            <w:r>
+              <w:rPr>
+                <w:rFonts w:ascii="Roboto" w:hAnsi="Roboto"/>
+                <w:b/>
+              </w:rPr>
+              <w:t>9</w:t>
+            </w:r>
+            <w:r>
+              <w:rPr>
+                <w:rFonts w:ascii="Roboto" w:hAnsi="Roboto"/>
+                <w:b/>
+              </w:rPr>
+              <w:t>]</w:t>
+            </w:r>
+          </w:p>
+        </w:tc>
+        <w:tc>
+          <w:tcPr>
+            <w:tcW w:w="2114" w:type="dxa"/>
+            <w:gridSpan w:val="2"/>
+          </w:tcPr>
+          <w:p>
+            <w:pPr>
+              <w:ind w:right="573"/>
+              <w:rPr>
+                <w:rFonts w:ascii="Roboto" w:hAnsi="Roboto"/>
+                <w:b/>
+              </w:rPr>
+            </w:pPr>
+            <w:r>
+              <w:rPr>
+                <w:rFonts w:ascii="Roboto" w:hAnsi="Roboto"/>
+                <w:b/>
+              </w:rPr>
+              <w:t xml:space="preserve">          [DN</w:t>
+            </w:r>
+            <w:r>
+              <w:rPr>
+                <w:rFonts w:ascii="Roboto" w:hAnsi="Roboto"/>
+                <w:b/>
+              </w:rPr>
+              <w:t>9</w:t>
+            </w:r>
+            <w:r>
+              <w:rPr>
+                <w:rFonts w:ascii="Roboto" w:hAnsi="Roboto"/>
+                <w:b/>
+              </w:rPr>
+              <w:t>]</w:t>
+            </w:r>
+          </w:p>
+        </w:tc>
+      </w:tr>
+      <w:tr>
+        <w:tc>
+          <w:tcPr>
+            <w:tcW w:w="1689" w:type="dxa"/>
+          </w:tcPr>
+          <w:p>
+            <w:pPr>
+              <w:rPr>
+                <w:rFonts w:ascii="Arial" w:eastAsia="Times New Roman" w:hAnsi="Arial" w:cs="Arial"/>
+                <w:b/>
+                <w:sz w:val="20"/>
+                <w:szCs w:val="20"/>
+              </w:rPr>
+            </w:pPr>
+            <w:r>
+              <w:rPr>
+                <w:rFonts w:ascii="Roboto" w:hAnsi="Roboto"/>
+                <w:b/>
+              </w:rPr>
+              <w:t xml:space="preserve"> [Company Name]</w:t>
+            </w:r>
+          </w:p>
+        </w:tc>
+        <w:tc>
+          <w:tcPr>
+            <w:tcW w:w="1409" w:type="dxa"/>
+          </w:tcPr>
+          <w:p>
+            <w:pPr>
+              <w:jc w:val="center"/>
+              <w:rPr>
+                <w:rFonts w:ascii="Arial" w:eastAsia="Times New Roman" w:hAnsi="Arial" w:cs="Arial"/>
+                <w:b/>
+                <w:sz w:val="20"/>
+                <w:szCs w:val="20"/>
+              </w:rPr>
+            </w:pPr>
+            <w:r>
+              <w:rPr>
+                <w:rFonts w:ascii="Roboto" w:hAnsi="Roboto"/>
+                <w:b/>
+              </w:rPr>
+              <w:t>[Folio No]</w:t>
+            </w:r>
+          </w:p>
+        </w:tc>
+        <w:tc>
+          <w:tcPr>
+            <w:tcW w:w="1183" w:type="dxa"/>
+          </w:tcPr>
+          <w:p>
+            <w:pPr>
+              <w:jc w:val="center"/>
+              <w:rPr>
+                <w:b/>
+              </w:rPr>
+            </w:pPr>
+            <w:r>
+              <w:rPr>
+                <w:rFonts w:ascii="Roboto" w:hAnsi="Roboto"/>
+                <w:b/>
+              </w:rPr>
+              <w:t>[NOS</w:t>
+            </w:r>
+            <w:r>
+              <w:rPr>
+                <w:rFonts w:ascii="Roboto" w:hAnsi="Roboto"/>
+                <w:b/>
+              </w:rPr>
+              <w:t>10</w:t>
+            </w:r>
+            <w:r>
+              <w:rPr>
+                <w:rFonts w:ascii="Roboto" w:hAnsi="Roboto"/>
+                <w:b/>
+              </w:rPr>
+              <w:t>]</w:t>
+            </w:r>
+          </w:p>
+        </w:tc>
+        <w:tc>
+          <w:tcPr>
+            <w:tcW w:w="1970" w:type="dxa"/>
+          </w:tcPr>
+          <w:p>
+            <w:pPr>
+              <w:rPr>
+                <w:b/>
+              </w:rPr>
+            </w:pPr>
+            <w:proofErr w:type="spellStart"/>
+            <w:r>
+              <w:rPr>
+                <w:rFonts w:cstheme="minorHAnsi"/>
+                <w:b/>
+                <w:sz w:val="24"/>
+                <w:szCs w:val="24"/>
+              </w:rPr>
+              <w:t>Rs</w:t>
+            </w:r>
+            <w:proofErr w:type="spellEnd"/>
+            <w:r>
+              <w:rPr>
+                <w:rFonts w:cstheme="minorHAnsi"/>
+                <w:b/>
+                <w:sz w:val="24"/>
+                <w:szCs w:val="24"/>
+              </w:rPr>
+              <w:t>.</w:t>
+            </w:r>
+            <w:r>
+              <w:rPr>
+                <w:rFonts w:ascii="Roboto" w:hAnsi="Roboto"/>
+                <w:b/>
+              </w:rPr>
+              <w:t>[Face Value]/-</w:t>
+            </w:r>
+          </w:p>
+        </w:tc>
+        <w:tc>
+          <w:tcPr>
+            <w:tcW w:w="1695" w:type="dxa"/>
+          </w:tcPr>
+          <w:p>
+            <w:pPr>
+              <w:rPr>
+                <w:rFonts w:ascii="Arial" w:eastAsia="Times New Roman" w:hAnsi="Arial" w:cs="Arial"/>
+                <w:b/>
+                <w:sz w:val="20"/>
+                <w:szCs w:val="20"/>
+              </w:rPr>
+            </w:pPr>
+            <w:r>
+              <w:rPr>
+                <w:rFonts w:ascii="Arial" w:eastAsia="Times New Roman" w:hAnsi="Arial" w:cs="Arial"/>
+                <w:b/>
+                <w:sz w:val="20"/>
+                <w:szCs w:val="20"/>
+              </w:rPr>
+              <w:t xml:space="preserve">        </w:t>
+            </w:r>
+            <w:r>
+              <w:rPr>
+                <w:rFonts w:ascii="Roboto" w:hAnsi="Roboto"/>
+                <w:b/>
+              </w:rPr>
+              <w:t>[SC</w:t>
+            </w:r>
+            <w:r>
+              <w:rPr>
+                <w:rFonts w:ascii="Roboto" w:hAnsi="Roboto"/>
+                <w:b/>
+              </w:rPr>
+              <w:t>10</w:t>
+            </w:r>
+            <w:r>
+              <w:rPr>
+                <w:rFonts w:ascii="Roboto" w:hAnsi="Roboto"/>
+                <w:b/>
+              </w:rPr>
+              <w:t>]</w:t>
+            </w:r>
+          </w:p>
+        </w:tc>
+        <w:tc>
+          <w:tcPr>
+            <w:tcW w:w="2114" w:type="dxa"/>
+            <w:gridSpan w:val="2"/>
+          </w:tcPr>
+          <w:p>
+            <w:pPr>
+              <w:ind w:right="573"/>
+              <w:rPr>
+                <w:rFonts w:ascii="Roboto" w:hAnsi="Roboto"/>
+                <w:b/>
+              </w:rPr>
+            </w:pPr>
+            <w:r>
+              <w:rPr>
+                <w:rFonts w:ascii="Roboto" w:hAnsi="Roboto"/>
+                <w:b/>
+              </w:rPr>
+              <w:t xml:space="preserve">          [DN</w:t>
+            </w:r>
+            <w:r>
+              <w:rPr>
+                <w:rFonts w:ascii="Roboto" w:hAnsi="Roboto"/>
+                <w:b/>
+              </w:rPr>
+              <w:t>10</w:t>
+            </w:r>
+            <w:r>
+              <w:rPr>
+                <w:rFonts w:ascii="Roboto" w:hAnsi="Roboto"/>
+                <w:b/>
+              </w:rPr>
+              <w:t>]</w:t>
             </w:r>
           </w:p>
         </w:tc>
@@ -1963,14 +2749,16 @@
       <w:r>
         <w:rPr>
           <w:rFonts w:ascii="Arial" w:hAnsi="Arial" w:cs="Arial"/>
-          <w:sz w:val="24"/>
-          <w:szCs w:val="24"/>
-        </w:rPr>
-        <w:t>____________</w:t>
-      </w:r>
-      <w:r>
-        <w:rPr>
-          <w:rFonts w:ascii="Arial" w:hAnsi="Arial" w:cs="Arial"/>
+          <w:b/>
+          <w:sz w:val="24"/>
+          <w:szCs w:val="24"/>
+        </w:rPr>
+        <w:t>[Year of Purchase 1]</w:t>
+      </w:r>
+      <w:r>
+        <w:rPr>
+          <w:rFonts w:ascii="Arial" w:hAnsi="Arial" w:cs="Arial"/>
+          <w:b/>
           <w:sz w:val="24"/>
           <w:szCs w:val="24"/>
         </w:rPr>
@@ -2033,7 +2821,7 @@
       <w:r>
         <w:rPr>
           <w:rFonts w:ascii="Roboto" w:hAnsi="Roboto"/>
-          <w:color w:val="FF0000"/>
+          <w:b/>
         </w:rPr>
         <w:t>[Company Name]</w:t>
       </w:r>
@@ -2046,7 +2834,6 @@
         </w:rPr>
         <w:t xml:space="preserve"> </w:t>
       </w:r>
-      <w:proofErr w:type="gramStart"/>
       <w:r>
         <w:rPr>
           <w:rFonts w:eastAsia="Times New Roman" w:cstheme="minorHAnsi"/>
@@ -2054,9 +2841,8 @@
           <w:sz w:val="24"/>
           <w:szCs w:val="24"/>
         </w:rPr>
-        <w:t>( Company</w:t>
-      </w:r>
-      <w:proofErr w:type="gramEnd"/>
+        <w:t>(Company / RTA name</w:t>
+      </w:r>
       <w:r>
         <w:rPr>
           <w:rFonts w:eastAsia="Times New Roman" w:cstheme="minorHAnsi"/>
@@ -2064,7 +2850,7 @@
           <w:sz w:val="24"/>
           <w:szCs w:val="24"/>
         </w:rPr>
-        <w:t xml:space="preserve"> / RTA name )</w:t>
+        <w:t>)</w:t>
       </w:r>
       <w:r>
         <w:rPr>
@@ -2120,93 +2906,6 @@
     <w:p>
       <w:pPr>
         <w:spacing w:after="20" w:line="240" w:lineRule="auto"/>
-        <w:ind w:left="-426"/>
-        <w:rPr>
-          <w:rFonts w:ascii="Arial" w:eastAsia="Times New Roman" w:hAnsi="Arial" w:cs="Arial"/>
-          <w:sz w:val="24"/>
-          <w:szCs w:val="24"/>
-        </w:rPr>
-      </w:pPr>
-    </w:p>
-    <w:p>
-      <w:pPr>
-        <w:spacing w:after="20" w:line="240" w:lineRule="auto"/>
-        <w:ind w:left="-426"/>
-        <w:rPr>
-          <w:rFonts w:ascii="Arial" w:eastAsia="Times New Roman" w:hAnsi="Arial" w:cs="Arial"/>
-          <w:sz w:val="24"/>
-          <w:szCs w:val="24"/>
-        </w:rPr>
-      </w:pPr>
-    </w:p>
-    <w:p>
-      <w:pPr>
-        <w:spacing w:after="20" w:line="240" w:lineRule="auto"/>
-        <w:ind w:left="-426"/>
-        <w:rPr>
-          <w:rFonts w:ascii="Arial" w:eastAsia="Times New Roman" w:hAnsi="Arial" w:cs="Arial"/>
-          <w:sz w:val="24"/>
-          <w:szCs w:val="24"/>
-        </w:rPr>
-      </w:pPr>
-    </w:p>
-    <w:p>
-      <w:pPr>
-        <w:spacing w:after="20" w:line="240" w:lineRule="auto"/>
-        <w:ind w:left="-426"/>
-        <w:rPr>
-          <w:rFonts w:ascii="Arial" w:eastAsia="Times New Roman" w:hAnsi="Arial" w:cs="Arial"/>
-          <w:sz w:val="24"/>
-          <w:szCs w:val="24"/>
-        </w:rPr>
-      </w:pPr>
-    </w:p>
-    <w:p>
-      <w:pPr>
-        <w:spacing w:after="20" w:line="240" w:lineRule="auto"/>
-        <w:rPr>
-          <w:rFonts w:ascii="Arial" w:eastAsia="Times New Roman" w:hAnsi="Arial" w:cs="Arial"/>
-          <w:sz w:val="24"/>
-          <w:szCs w:val="24"/>
-        </w:rPr>
-      </w:pPr>
-    </w:p>
-    <w:p>
-      <w:pPr>
-        <w:spacing w:after="20" w:line="240" w:lineRule="auto"/>
-        <w:ind w:left="-426"/>
-        <w:rPr>
-          <w:rFonts w:ascii="Arial" w:eastAsia="Times New Roman" w:hAnsi="Arial" w:cs="Arial"/>
-          <w:sz w:val="24"/>
-          <w:szCs w:val="24"/>
-        </w:rPr>
-      </w:pPr>
-    </w:p>
-    <w:p>
-      <w:pPr>
-        <w:spacing w:after="20" w:line="240" w:lineRule="auto"/>
-        <w:ind w:left="-426"/>
-        <w:rPr>
-          <w:rFonts w:ascii="Arial" w:eastAsia="Times New Roman" w:hAnsi="Arial" w:cs="Arial"/>
-          <w:sz w:val="24"/>
-          <w:szCs w:val="24"/>
-        </w:rPr>
-      </w:pPr>
-    </w:p>
-    <w:p>
-      <w:pPr>
-        <w:spacing w:after="20" w:line="240" w:lineRule="auto"/>
-        <w:rPr>
-          <w:rFonts w:ascii="Arial" w:eastAsia="Times New Roman" w:hAnsi="Arial" w:cs="Arial"/>
-          <w:sz w:val="24"/>
-          <w:szCs w:val="24"/>
-        </w:rPr>
-      </w:pPr>
-    </w:p>
-    <w:p>
-      <w:pPr>
-        <w:spacing w:after="20" w:line="240" w:lineRule="auto"/>
-        <w:ind w:left="-426"/>
         <w:rPr>
           <w:rFonts w:ascii="Arial" w:eastAsia="Times New Roman" w:hAnsi="Arial" w:cs="Arial"/>
           <w:sz w:val="24"/>
@@ -2398,7 +3097,6 @@
       <w:r>
         <w:rPr>
           <w:noProof/>
-          <w:lang w:val="en-IN" w:eastAsia="en-IN"/>
         </w:rPr>
         <mc:AlternateContent>
           <mc:Choice Requires="wps">
@@ -2406,13 +3104,13 @@
               <wp:anchor distT="0" distB="0" distL="114300" distR="114300" simplePos="0" relativeHeight="251659264" behindDoc="0" locked="0" layoutInCell="1" allowOverlap="1" wp14:anchorId="0C9A6A7A" wp14:editId="1AF3952D">
                 <wp:simplePos x="0" y="0"/>
                 <wp:positionH relativeFrom="page">
-                  <wp:posOffset>4277995</wp:posOffset>
+                  <wp:posOffset>4279900</wp:posOffset>
                 </wp:positionH>
                 <wp:positionV relativeFrom="page">
-                  <wp:posOffset>2726508</wp:posOffset>
+                  <wp:posOffset>2724150</wp:posOffset>
                 </wp:positionV>
-                <wp:extent cx="3127375" cy="2122170"/>
-                <wp:effectExtent l="0" t="0" r="9525" b="11430"/>
+                <wp:extent cx="3127375" cy="1066800"/>
+                <wp:effectExtent l="0" t="0" r="15875" b="19050"/>
                 <wp:wrapNone/>
                 <wp:docPr id="10" name="Text Box 10"/>
                 <wp:cNvGraphicFramePr>
@@ -2427,7 +3125,7 @@
                       <wps:spPr>
                         <a:xfrm>
                           <a:off x="0" y="0"/>
-                          <a:ext cx="3127375" cy="2122170"/>
+                          <a:ext cx="3127375" cy="1066800"/>
                         </a:xfrm>
                         <a:prstGeom prst="rect">
                           <a:avLst/>
@@ -2518,7 +3216,7 @@
                 <v:stroke joinstyle="miter"/>
                 <v:path gradientshapeok="t" o:connecttype="rect"/>
               </v:shapetype>
-              <v:shape id="Text Box 10" o:spid="_x0000_s1026" type="#_x0000_t202" style="position:absolute;margin-left:336.85pt;margin-top:214.7pt;width:246.25pt;height:167.1pt;z-index:251659264;visibility:visible;mso-wrap-style:square;mso-width-percent:0;mso-height-percent:0;mso-wrap-distance-left:9pt;mso-wrap-distance-top:0;mso-wrap-distance-right:9pt;mso-wrap-distance-bottom:0;mso-position-horizontal:absolute;mso-position-horizontal-relative:page;mso-position-vertical:absolute;mso-position-vertical-relative:page;mso-width-percent:0;mso-height-percent:0;mso-width-relative:page;mso-height-relative:page;v-text-anchor:top" o:gfxdata="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" filled="f" strokeweight=".25pt">
+              <v:shape id="Text Box 10" o:spid="_x0000_s1026" type="#_x0000_t202" style="position:absolute;margin-left:337pt;margin-top:214.5pt;width:246.25pt;height:84pt;z-index:251659264;visibility:visible;mso-wrap-style:square;mso-width-percent:0;mso-height-percent:0;mso-wrap-distance-left:9pt;mso-wrap-distance-top:0;mso-wrap-distance-right:9pt;mso-wrap-distance-bottom:0;mso-position-horizontal:absolute;mso-position-horizontal-relative:page;mso-position-vertical:absolute;mso-position-vertical-relative:page;mso-width-percent:0;mso-height-percent:0;mso-width-relative:page;mso-height-relative:page;v-text-anchor:top" o:gfxdata="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" filled="f" strokeweight=".25pt">
                 <v:path arrowok="t"/>
                 <v:textbox inset="0,0,0,0">
                   <w:txbxContent>
@@ -2641,9 +3339,9 @@
               </wp:anchor>
             </w:drawing>
           </mc:Choice>
-          <mc:Fallback>
+          <mc:Fallback xmlns:w16sdtdh="http://schemas.microsoft.com/office/word/2020/wordml/sdtdatahash" xmlns:w16="http://schemas.microsoft.com/office/word/2018/wordml" xmlns:w16cid="http://schemas.microsoft.com/office/word/2016/wordml/cid" xmlns:w16cex="http://schemas.microsoft.com/office/word/2018/wordml/cex" xmlns:oel="http://schemas.microsoft.com/office/2019/extlst" xmlns:am3d="http://schemas.microsoft.com/office/drawing/2017/model3d" xmlns:aink="http://schemas.microsoft.com/office/drawing/2016/ink" xmlns:cx8="http://schemas.microsoft.com/office/drawing/2016/5/14/chartex" xmlns:cx7="http://schemas.microsoft.com/office/drawing/2016/5/13/chartex" xmlns:cx6="http://schemas.microsoft.com/office/drawing/2016/5/12/chartex" xmlns:cx5="http://schemas.microsoft.com/office/drawing/2016/5/11/chartex" xmlns:cx4="http://schemas.microsoft.com/office/drawing/2016/5/10/chartex" xmlns:cx3="http://schemas.microsoft.com/office/drawing/2016/5/9/chartex" xmlns:cx2="http://schemas.microsoft.com/office/drawing/2015/10/21/chartex" xmlns:cx1="http://schemas.microsoft.com/office/drawing/2015/9/8/chartex">
             <w:pict>
-              <v:line w14:anchorId="103A4C4D" id="Straight Connector 3" o:spid="_x0000_s1026" style="position:absolute;z-index:251661312;visibility:visible;mso-wrap-style:square;mso-height-percent:0;mso-wrap-distance-left:9pt;mso-wrap-distance-top:0;mso-wrap-distance-right:9pt;mso-wrap-distance-bottom:0;mso-position-horizontal:absolute;mso-position-horizontal-relative:text;mso-position-vertical:absolute;mso-position-vertical-relative:text;mso-height-percent:0;mso-height-relative:margin" from="-13.5pt,20.55pt" to="-13.5pt,187.7pt" o:gfxdata="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" strokecolor="black [3040]"/>
+              <v:line w14:anchorId="103A4C4D" id="Straight Connector 3" o:spid="_x0000_s1026" style="position:absolute;z-index:251661312;visibility:visible;mso-wrap-style:square;mso-height-percent:0;mso-wrap-distance-left:9pt;mso-wrap-distance-top:0;mso-wrap-distance-right:9pt;mso-wrap-distance-bottom:0;mso-position-horizontal:absolute;mso-position-horizontal-relative:text;mso-position-vertical:absolute;mso-position-vertical-relative:text;mso-height-percent:0;mso-height-relative:margin" from="-13.5pt,20.55pt" to="-13.5pt,187.7pt" o:gfxdata="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" strokecolor="black [3040]"/>
             </w:pict>
           </mc:Fallback>
         </mc:AlternateContent>
@@ -2709,9 +3407,9 @@
               </wp:anchor>
             </w:drawing>
           </mc:Choice>
-          <mc:Fallback>
+          <mc:Fallback xmlns:w16sdtdh="http://schemas.microsoft.com/office/word/2020/wordml/sdtdatahash" xmlns:w16="http://schemas.microsoft.com/office/word/2018/wordml" xmlns:w16cid="http://schemas.microsoft.com/office/word/2016/wordml/cid" xmlns:w16cex="http://schemas.microsoft.com/office/word/2018/wordml/cex" xmlns:oel="http://schemas.microsoft.com/office/2019/extlst" xmlns:am3d="http://schemas.microsoft.com/office/drawing/2017/model3d" xmlns:aink="http://schemas.microsoft.com/office/drawing/2016/ink" xmlns:cx8="http://schemas.microsoft.com/office/drawing/2016/5/14/chartex" xmlns:cx7="http://schemas.microsoft.com/office/drawing/2016/5/13/chartex" xmlns:cx6="http://schemas.microsoft.com/office/drawing/2016/5/12/chartex" xmlns:cx5="http://schemas.microsoft.com/office/drawing/2016/5/11/chartex" xmlns:cx4="http://schemas.microsoft.com/office/drawing/2016/5/10/chartex" xmlns:cx3="http://schemas.microsoft.com/office/drawing/2016/5/9/chartex" xmlns:cx2="http://schemas.microsoft.com/office/drawing/2015/10/21/chartex" xmlns:cx1="http://schemas.microsoft.com/office/drawing/2015/9/8/chartex">
             <w:pict>
-              <v:line w14:anchorId="4459BF0E" id="Straight Connector 5" o:spid="_x0000_s1026" style="position:absolute;z-index:251663360;visibility:visible;mso-wrap-style:square;mso-height-percent:0;mso-wrap-distance-left:9pt;mso-wrap-distance-top:0;mso-wrap-distance-right:9pt;mso-wrap-distance-bottom:0;mso-position-horizontal:absolute;mso-position-horizontal-relative:text;mso-position-vertical:absolute;mso-position-vertical-relative:text;mso-height-percent:0;mso-height-relative:margin" from="245.55pt,20.55pt" to="245.55pt,187.7pt" o:gfxdata="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" strokecolor="black [3040]"/>
+              <v:line w14:anchorId="4459BF0E" id="Straight Connector 5" o:spid="_x0000_s1026" style="position:absolute;z-index:251663360;visibility:visible;mso-wrap-style:square;mso-height-percent:0;mso-wrap-distance-left:9pt;mso-wrap-distance-top:0;mso-wrap-distance-right:9pt;mso-wrap-distance-bottom:0;mso-position-horizontal:absolute;mso-position-horizontal-relative:text;mso-position-vertical:absolute;mso-position-vertical-relative:text;mso-height-percent:0;mso-height-relative:margin" from="245.55pt,20.55pt" to="245.55pt,187.7pt" o:gfxdata="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" strokecolor="black [3040]"/>
             </w:pict>
           </mc:Fallback>
         </mc:AlternateContent>
@@ -2774,9 +3472,9 @@
               </wp:anchor>
             </w:drawing>
           </mc:Choice>
-          <mc:Fallback>
+          <mc:Fallback xmlns:w16sdtdh="http://schemas.microsoft.com/office/word/2020/wordml/sdtdatahash" xmlns:w16="http://schemas.microsoft.com/office/word/2018/wordml" xmlns:w16cid="http://schemas.microsoft.com/office/word/2016/wordml/cid" xmlns:w16cex="http://schemas.microsoft.com/office/word/2018/wordml/cex" xmlns:oel="http://schemas.microsoft.com/office/2019/extlst" xmlns:am3d="http://schemas.microsoft.com/office/drawing/2017/model3d" xmlns:aink="http://schemas.microsoft.com/office/drawing/2016/ink" xmlns:cx8="http://schemas.microsoft.com/office/drawing/2016/5/14/chartex" xmlns:cx7="http://schemas.microsoft.com/office/drawing/2016/5/13/chartex" xmlns:cx6="http://schemas.microsoft.com/office/drawing/2016/5/12/chartex" xmlns:cx5="http://schemas.microsoft.com/office/drawing/2016/5/11/chartex" xmlns:cx4="http://schemas.microsoft.com/office/drawing/2016/5/10/chartex" xmlns:cx3="http://schemas.microsoft.com/office/drawing/2016/5/9/chartex" xmlns:cx2="http://schemas.microsoft.com/office/drawing/2015/10/21/chartex" xmlns:cx1="http://schemas.microsoft.com/office/drawing/2015/9/8/chartex">
             <w:pict>
-              <v:line w14:anchorId="652C7D24" id="Straight Connector 4" o:spid="_x0000_s1026" style="position:absolute;z-index:251662336;visibility:visible;mso-wrap-style:square;mso-wrap-distance-left:9pt;mso-wrap-distance-top:0;mso-wrap-distance-right:9pt;mso-wrap-distance-bottom:0;mso-position-horizontal:absolute;mso-position-horizontal-relative:text;mso-position-vertical:absolute;mso-position-vertical-relative:text" from="-13.5pt,20.55pt" to="245.55pt,20.55pt" o:gfxdata="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" strokecolor="black [3040]"/>
+              <v:line w14:anchorId="652C7D24" id="Straight Connector 4" o:spid="_x0000_s1026" style="position:absolute;z-index:251662336;visibility:visible;mso-wrap-style:square;mso-wrap-distance-left:9pt;mso-wrap-distance-top:0;mso-wrap-distance-right:9pt;mso-wrap-distance-bottom:0;mso-position-horizontal:absolute;mso-position-horizontal-relative:text;mso-position-vertical:absolute;mso-position-vertical-relative:text" from="-13.5pt,20.55pt" to="245.55pt,20.55pt" o:gfxdata="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" strokecolor="black [3040]"/>
             </w:pict>
           </mc:Fallback>
         </mc:AlternateContent>
@@ -2811,7 +3509,7 @@
       <w:r>
         <w:rPr>
           <w:rFonts w:ascii="Roboto" w:eastAsia="Times New Roman" w:hAnsi="Roboto" w:cs="Times New Roman"/>
-          <w:color w:val="FF0000"/>
+          <w:b/>
           <w:lang w:val="en-IN" w:eastAsia="en-IN"/>
         </w:rPr>
         <w:t>[Address C1]</w:t>
@@ -2848,7 +3546,7 @@
       <w:r>
         <w:rPr>
           <w:rFonts w:ascii="Roboto" w:eastAsia="Times New Roman" w:hAnsi="Roboto" w:cs="Times New Roman"/>
-          <w:color w:val="FF0000"/>
+          <w:b/>
           <w:lang w:val="en-IN" w:eastAsia="en-IN"/>
         </w:rPr>
         <w:t>[PIN C1]</w:t>
@@ -2858,330 +3556,27 @@
       <w:pPr>
         <w:rPr>
           <w:rFonts w:ascii="Roboto" w:eastAsia="Times New Roman" w:hAnsi="Roboto" w:cs="Times New Roman"/>
-          <w:color w:val="000000"/>
+          <w:b/>
           <w:lang w:val="en-IN" w:eastAsia="en-IN"/>
         </w:rPr>
       </w:pPr>
       <w:r>
         <w:rPr>
-          <w:rFonts w:cstheme="minorHAnsi"/>
-          <w:b/>
-          <w:sz w:val="24"/>
-          <w:szCs w:val="24"/>
-        </w:rPr>
-        <w:t xml:space="preserve">Tel. no.- </w:t>
-      </w:r>
-      <w:r>
-        <w:rPr>
-          <w:rFonts w:ascii="Roboto" w:eastAsia="Times New Roman" w:hAnsi="Roboto" w:cs="Times New Roman"/>
-          <w:color w:val="FF0000"/>
-          <w:lang w:val="en-IN" w:eastAsia="en-IN"/>
-        </w:rPr>
-        <w:t>[Mobile No C1]</w:t>
-      </w:r>
-    </w:p>
-    <w:p>
-      <w:pPr>
-        <w:rPr>
-          <w:rFonts w:ascii="Roboto" w:eastAsia="Times New Roman" w:hAnsi="Roboto" w:cs="Times New Roman"/>
-          <w:color w:val="000000"/>
-          <w:lang w:val="en-IN" w:eastAsia="en-IN"/>
-        </w:rPr>
-      </w:pPr>
-      <w:r>
-        <w:rPr>
-          <w:rFonts w:eastAsia="Times New Roman" w:cstheme="minorHAnsi"/>
-          <w:b/>
-          <w:color w:val="000000"/>
-          <w:sz w:val="24"/>
-          <w:szCs w:val="24"/>
-          <w:lang w:eastAsia="en-IN"/>
-        </w:rPr>
-        <w:t>Emai</w:t>
-      </w:r>
-      <w:r>
-        <w:rPr>
-          <w:rFonts w:eastAsia="Times New Roman" w:cstheme="minorHAnsi"/>
-          <w:b/>
-          <w:color w:val="000000"/>
-          <w:sz w:val="24"/>
-          <w:szCs w:val="24"/>
-          <w:lang w:eastAsia="en-IN"/>
-        </w:rPr>
-        <w:t>l</w:t>
-      </w:r>
-      <w:r>
-        <w:rPr>
-          <w:rFonts w:eastAsia="Times New Roman" w:cstheme="minorHAnsi"/>
-          <w:b/>
-          <w:color w:val="000000"/>
-          <w:sz w:val="24"/>
-          <w:szCs w:val="24"/>
-          <w:lang w:eastAsia="en-IN"/>
-        </w:rPr>
-        <w:t xml:space="preserve"> Id- </w:t>
-      </w:r>
-      <w:r>
-        <w:rPr>
-          <w:rFonts w:ascii="Roboto" w:eastAsia="Times New Roman" w:hAnsi="Roboto" w:cs="Times New Roman"/>
-          <w:color w:val="FF0000"/>
-          <w:lang w:val="en-IN" w:eastAsia="en-IN"/>
-        </w:rPr>
-        <w:t>[Email ID C1]</w:t>
-      </w:r>
-    </w:p>
-    <w:p>
-      <w:pPr>
-        <w:rPr>
-          <w:rFonts w:cstheme="minorHAnsi"/>
-          <w:b/>
-          <w:sz w:val="24"/>
-          <w:szCs w:val="24"/>
-        </w:rPr>
-      </w:pPr>
-      <w:r>
-        <w:rPr>
-          <w:rFonts w:cstheme="minorHAnsi"/>
-          <w:b/>
           <w:noProof/>
-          <w:sz w:val="24"/>
-          <w:szCs w:val="24"/>
         </w:rPr>
         <mc:AlternateContent>
           <mc:Choice Requires="wps">
             <w:drawing>
-              <wp:anchor distT="0" distB="0" distL="114300" distR="114300" simplePos="0" relativeHeight="251664384" behindDoc="0" locked="0" layoutInCell="1" allowOverlap="1" wp14:anchorId="40DBF2E4" wp14:editId="5101E66D">
+              <wp:anchor distT="0" distB="0" distL="114300" distR="114300" simplePos="0" relativeHeight="251660288" behindDoc="0" locked="0" layoutInCell="1" allowOverlap="1" wp14:anchorId="3D900A1A" wp14:editId="59E04B1B">
                 <wp:simplePos x="0" y="0"/>
-                <wp:positionH relativeFrom="column">
-                  <wp:posOffset>-171451</wp:posOffset>
+                <wp:positionH relativeFrom="page">
+                  <wp:posOffset>4279900</wp:posOffset>
                 </wp:positionH>
                 <wp:positionV relativeFrom="paragraph">
-                  <wp:posOffset>335824</wp:posOffset>
+                  <wp:posOffset>43815</wp:posOffset>
                 </wp:positionV>
-                <wp:extent cx="3290207" cy="0"/>
-                <wp:effectExtent l="0" t="0" r="12065" b="12700"/>
-                <wp:wrapNone/>
-                <wp:docPr id="6" name="Straight Connector 6"/>
-                <wp:cNvGraphicFramePr/>
-                <a:graphic xmlns:a="http://schemas.openxmlformats.org/drawingml/2006/main">
-                  <a:graphicData uri="http://schemas.microsoft.com/office/word/2010/wordprocessingShape">
-                    <wps:wsp>
-                      <wps:cNvCnPr/>
-                      <wps:spPr>
-                        <a:xfrm>
-                          <a:off x="0" y="0"/>
-                          <a:ext cx="3290207" cy="0"/>
-                        </a:xfrm>
-                        <a:prstGeom prst="line">
-                          <a:avLst/>
-                        </a:prstGeom>
-                      </wps:spPr>
-                      <wps:style>
-                        <a:lnRef idx="1">
-                          <a:schemeClr val="dk1"/>
-                        </a:lnRef>
-                        <a:fillRef idx="0">
-                          <a:schemeClr val="dk1"/>
-                        </a:fillRef>
-                        <a:effectRef idx="0">
-                          <a:schemeClr val="dk1"/>
-                        </a:effectRef>
-                        <a:fontRef idx="minor">
-                          <a:schemeClr val="tx1"/>
-                        </a:fontRef>
-                      </wps:style>
-                      <wps:bodyPr/>
-                    </wps:wsp>
-                  </a:graphicData>
-                </a:graphic>
-              </wp:anchor>
-            </w:drawing>
-          </mc:Choice>
-          <mc:Fallback>
-            <w:pict>
-              <v:line w14:anchorId="4C5F350E" id="Straight Connector 6" o:spid="_x0000_s1026" style="position:absolute;z-index:251664384;visibility:visible;mso-wrap-style:square;mso-wrap-distance-left:9pt;mso-wrap-distance-top:0;mso-wrap-distance-right:9pt;mso-wrap-distance-bottom:0;mso-position-horizontal:absolute;mso-position-horizontal-relative:text;mso-position-vertical:absolute;mso-position-vertical-relative:text" from="-13.5pt,26.45pt" to="245.55pt,26.45pt" o:gfxdata="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" strokecolor="black [3040]"/>
-            </w:pict>
-          </mc:Fallback>
-        </mc:AlternateContent>
-      </w:r>
-      <w:r>
-        <w:rPr>
-          <w:rFonts w:cstheme="minorHAnsi"/>
-          <w:b/>
-          <w:sz w:val="24"/>
-          <w:szCs w:val="24"/>
-        </w:rPr>
-        <w:t xml:space="preserve">Date- </w:t>
-      </w:r>
-    </w:p>
-    <w:p>
-      <w:pPr>
-        <w:jc w:val="center"/>
-      </w:pPr>
-    </w:p>
-    <w:p>
-      <w:pPr>
-        <w:rPr>
-          <w:rFonts w:cstheme="minorHAnsi"/>
-          <w:b/>
-          <w:sz w:val="24"/>
-          <w:szCs w:val="24"/>
-        </w:rPr>
-      </w:pPr>
-    </w:p>
-    <w:p>
-      <w:pPr>
-        <w:pStyle w:val="ListParagraph"/>
-        <w:tabs>
-          <w:tab w:val="left" w:pos="9450"/>
-        </w:tabs>
-        <w:spacing w:after="133" w:line="240" w:lineRule="auto"/>
-        <w:ind w:left="-426" w:right="314"/>
-        <w:jc w:val="both"/>
-        <w:rPr>
-          <w:rFonts w:ascii="Arial" w:hAnsi="Arial" w:cs="Arial"/>
-          <w:sz w:val="24"/>
-          <w:szCs w:val="24"/>
-        </w:rPr>
-      </w:pPr>
-    </w:p>
-    <w:p>
-      <w:pPr>
-        <w:pStyle w:val="ListParagraph"/>
-        <w:tabs>
-          <w:tab w:val="left" w:pos="9450"/>
-        </w:tabs>
-        <w:spacing w:after="133" w:line="240" w:lineRule="auto"/>
-        <w:ind w:left="-426" w:right="314"/>
-        <w:jc w:val="both"/>
-        <w:rPr>
-          <w:rFonts w:ascii="Arial" w:hAnsi="Arial" w:cs="Arial"/>
-          <w:sz w:val="24"/>
-          <w:szCs w:val="24"/>
-        </w:rPr>
-      </w:pPr>
-    </w:p>
-    <w:p>
-      <w:pPr>
-        <w:pStyle w:val="ListParagraph"/>
-        <w:tabs>
-          <w:tab w:val="left" w:pos="9450"/>
-        </w:tabs>
-        <w:spacing w:after="133" w:line="240" w:lineRule="auto"/>
-        <w:ind w:left="-426" w:right="314"/>
-        <w:jc w:val="both"/>
-        <w:rPr>
-          <w:rFonts w:ascii="Arial" w:hAnsi="Arial" w:cs="Arial"/>
-          <w:sz w:val="24"/>
-          <w:szCs w:val="24"/>
-        </w:rPr>
-      </w:pPr>
-    </w:p>
-    <w:p>
-      <w:pPr>
-        <w:pStyle w:val="ListParagraph"/>
-        <w:tabs>
-          <w:tab w:val="left" w:pos="9450"/>
-        </w:tabs>
-        <w:spacing w:after="133" w:line="240" w:lineRule="auto"/>
-        <w:ind w:left="-426" w:right="314"/>
-        <w:jc w:val="both"/>
-        <w:rPr>
-          <w:rFonts w:ascii="Arial" w:hAnsi="Arial" w:cs="Arial"/>
-          <w:sz w:val="24"/>
-          <w:szCs w:val="24"/>
-        </w:rPr>
-      </w:pPr>
-    </w:p>
-    <w:p>
-      <w:pPr>
-        <w:pStyle w:val="ListParagraph"/>
-        <w:tabs>
-          <w:tab w:val="left" w:pos="9450"/>
-        </w:tabs>
-        <w:spacing w:after="133" w:line="240" w:lineRule="auto"/>
-        <w:ind w:left="-426" w:right="314"/>
-        <w:jc w:val="both"/>
-        <w:rPr>
-          <w:rFonts w:ascii="Arial" w:hAnsi="Arial" w:cs="Arial"/>
-          <w:sz w:val="24"/>
-          <w:szCs w:val="24"/>
-        </w:rPr>
-      </w:pPr>
-    </w:p>
-    <w:p>
-      <w:pPr>
-        <w:pStyle w:val="ListParagraph"/>
-        <w:tabs>
-          <w:tab w:val="left" w:pos="9450"/>
-        </w:tabs>
-        <w:spacing w:after="133" w:line="240" w:lineRule="auto"/>
-        <w:ind w:left="-426" w:right="314"/>
-        <w:jc w:val="both"/>
-        <w:rPr>
-          <w:rFonts w:ascii="Arial" w:hAnsi="Arial" w:cs="Arial"/>
-          <w:sz w:val="24"/>
-          <w:szCs w:val="24"/>
-        </w:rPr>
-      </w:pPr>
-    </w:p>
-    <w:p>
-      <w:pPr>
-        <w:pStyle w:val="ListParagraph"/>
-        <w:tabs>
-          <w:tab w:val="left" w:pos="9450"/>
-        </w:tabs>
-        <w:spacing w:after="133" w:line="240" w:lineRule="auto"/>
-        <w:ind w:left="-426" w:right="314"/>
-        <w:jc w:val="both"/>
-        <w:rPr>
-          <w:rFonts w:ascii="Arial" w:hAnsi="Arial" w:cs="Arial"/>
-          <w:sz w:val="24"/>
-          <w:szCs w:val="24"/>
-        </w:rPr>
-      </w:pPr>
-    </w:p>
-    <w:p>
-      <w:pPr>
-        <w:pStyle w:val="ListParagraph"/>
-        <w:tabs>
-          <w:tab w:val="left" w:pos="9450"/>
-        </w:tabs>
-        <w:spacing w:after="133" w:line="240" w:lineRule="auto"/>
-        <w:ind w:left="-426" w:right="314"/>
-        <w:jc w:val="both"/>
-        <w:rPr>
-          <w:rFonts w:ascii="Arial" w:hAnsi="Arial" w:cs="Arial"/>
-          <w:sz w:val="24"/>
-          <w:szCs w:val="24"/>
-        </w:rPr>
-      </w:pPr>
-    </w:p>
-    <w:p>
-      <w:pPr>
-        <w:pStyle w:val="BodyText"/>
-        <w:rPr>
-          <w:sz w:val="20"/>
-        </w:rPr>
-      </w:pPr>
-      <w:r>
-        <w:rPr>
-          <w:noProof/>
-          <w:lang w:val="en-IN" w:eastAsia="en-IN"/>
-        </w:rPr>
-        <mc:AlternateContent>
-          <mc:Choice Requires="wps">
-            <w:drawing>
-              <wp:anchor distT="0" distB="0" distL="114300" distR="114300" simplePos="0" relativeHeight="251660288" behindDoc="0" locked="0" layoutInCell="1" allowOverlap="1" wp14:anchorId="50F1B605" wp14:editId="63E0B029">
-                <wp:simplePos x="0" y="0"/>
-                <wp:positionH relativeFrom="page">
-                  <wp:posOffset>4278630</wp:posOffset>
-                </wp:positionH>
-                <wp:positionV relativeFrom="paragraph">
-                  <wp:posOffset>9525</wp:posOffset>
-                </wp:positionV>
-                <wp:extent cx="3124835" cy="981710"/>
-                <wp:effectExtent l="0" t="0" r="0" b="8890"/>
+                <wp:extent cx="3124835" cy="1028700"/>
+                <wp:effectExtent l="0" t="0" r="18415" b="19050"/>
                 <wp:wrapNone/>
                 <wp:docPr id="7" name="Text Box 2"/>
                 <wp:cNvGraphicFramePr>
@@ -3196,7 +3591,7 @@
                       <wps:spPr>
                         <a:xfrm>
                           <a:off x="0" y="0"/>
-                          <a:ext cx="3124835" cy="981710"/>
+                          <a:ext cx="3124835" cy="1028700"/>
                         </a:xfrm>
                         <a:prstGeom prst="rect">
                           <a:avLst/>
@@ -3261,7 +3656,9 @@
                           </w:p>
                         </w:txbxContent>
                       </wps:txbx>
-                      <wps:bodyPr lIns="0" tIns="0" rIns="0" bIns="0" upright="1"/>
+                      <wps:bodyPr lIns="0" tIns="0" rIns="0" bIns="0" upright="1">
+                        <a:noAutofit/>
+                      </wps:bodyPr>
                     </wps:wsp>
                   </a:graphicData>
                 </a:graphic>
@@ -3276,7 +3673,7 @@
           </mc:Choice>
           <mc:Fallback>
             <w:pict>
-              <v:shape w14:anchorId="50F1B605" id="Text Box 2" o:spid="_x0000_s1027" type="#_x0000_t202" style="position:absolute;margin-left:336.9pt;margin-top:.75pt;width:246.05pt;height:77.3pt;z-index:251660288;visibility:visible;mso-wrap-style:square;mso-width-percent:0;mso-height-percent:0;mso-wrap-distance-left:9pt;mso-wrap-distance-top:0;mso-wrap-distance-right:9pt;mso-wrap-distance-bottom:0;mso-position-horizontal:absolute;mso-position-horizontal-relative:page;mso-position-vertical:absolute;mso-position-vertical-relative:text;mso-width-percent:0;mso-height-percent:0;mso-width-relative:page;mso-height-relative:page;v-text-anchor:top" o:gfxdata="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" filled="f" strokeweight=".25pt">
+              <v:shape w14:anchorId="3D900A1A" id="Text Box 2" o:spid="_x0000_s1027" type="#_x0000_t202" style="position:absolute;margin-left:337pt;margin-top:3.45pt;width:246.05pt;height:81pt;z-index:251660288;visibility:visible;mso-wrap-style:square;mso-width-percent:0;mso-height-percent:0;mso-wrap-distance-left:9pt;mso-wrap-distance-top:0;mso-wrap-distance-right:9pt;mso-wrap-distance-bottom:0;mso-position-horizontal:absolute;mso-position-horizontal-relative:page;mso-position-vertical:absolute;mso-position-vertical-relative:text;mso-width-percent:0;mso-height-percent:0;mso-width-relative:page;mso-height-relative:page;v-text-anchor:top" o:gfxdata="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" filled="f" strokeweight=".25pt">
                 <v:path arrowok="t"/>
                 <v:textbox inset="0,0,0,0">
                   <w:txbxContent>
@@ -3333,71 +3730,147 @@
           </mc:Fallback>
         </mc:AlternateContent>
       </w:r>
+      <w:r>
+        <w:rPr>
+          <w:rFonts w:cstheme="minorHAnsi"/>
+          <w:b/>
+          <w:sz w:val="24"/>
+          <w:szCs w:val="24"/>
+        </w:rPr>
+        <w:t xml:space="preserve">Tel. no.- </w:t>
+      </w:r>
+      <w:r>
+        <w:rPr>
+          <w:rFonts w:ascii="Roboto" w:eastAsia="Times New Roman" w:hAnsi="Roboto" w:cs="Times New Roman"/>
+          <w:b/>
+          <w:lang w:val="en-IN" w:eastAsia="en-IN"/>
+        </w:rPr>
+        <w:t>[Mobile No C1]</w:t>
+      </w:r>
     </w:p>
     <w:p>
       <w:pPr>
-        <w:pStyle w:val="BodyText"/>
-        <w:rPr>
-          <w:sz w:val="20"/>
-        </w:rPr>
-      </w:pPr>
+        <w:rPr>
+          <w:rFonts w:ascii="Roboto" w:eastAsia="Times New Roman" w:hAnsi="Roboto" w:cs="Times New Roman"/>
+          <w:b/>
+          <w:lang w:val="en-IN" w:eastAsia="en-IN"/>
+        </w:rPr>
+      </w:pPr>
+      <w:r>
+        <w:rPr>
+          <w:rFonts w:eastAsia="Times New Roman" w:cstheme="minorHAnsi"/>
+          <w:b/>
+          <w:sz w:val="24"/>
+          <w:szCs w:val="24"/>
+          <w:lang w:eastAsia="en-IN"/>
+        </w:rPr>
+        <w:t xml:space="preserve">Email Id- </w:t>
+      </w:r>
+      <w:r>
+        <w:rPr>
+          <w:rFonts w:ascii="Roboto" w:eastAsia="Times New Roman" w:hAnsi="Roboto" w:cs="Times New Roman"/>
+          <w:b/>
+          <w:lang w:val="en-IN" w:eastAsia="en-IN"/>
+        </w:rPr>
+        <w:t>[Email ID C1]</w:t>
+      </w:r>
     </w:p>
     <w:p>
       <w:pPr>
-        <w:pStyle w:val="BodyText"/>
-        <w:rPr>
-          <w:sz w:val="20"/>
-        </w:rPr>
-      </w:pPr>
+        <w:rPr>
+          <w:rFonts w:cstheme="minorHAnsi"/>
+          <w:b/>
+          <w:sz w:val="24"/>
+          <w:szCs w:val="24"/>
+        </w:rPr>
+      </w:pPr>
+      <w:r>
+        <w:rPr>
+          <w:rFonts w:cstheme="minorHAnsi"/>
+          <w:b/>
+          <w:noProof/>
+          <w:sz w:val="24"/>
+          <w:szCs w:val="24"/>
+        </w:rPr>
+        <mc:AlternateContent>
+          <mc:Choice Requires="wps">
+            <w:drawing>
+              <wp:anchor distT="0" distB="0" distL="114300" distR="114300" simplePos="0" relativeHeight="251664384" behindDoc="0" locked="0" layoutInCell="1" allowOverlap="1" wp14:anchorId="5272EC21" wp14:editId="1DD99F95">
+                <wp:simplePos x="0" y="0"/>
+                <wp:positionH relativeFrom="column">
+                  <wp:posOffset>-171451</wp:posOffset>
+                </wp:positionH>
+                <wp:positionV relativeFrom="paragraph">
+                  <wp:posOffset>335824</wp:posOffset>
+                </wp:positionV>
+                <wp:extent cx="3290207" cy="0"/>
+                <wp:effectExtent l="0" t="0" r="12065" b="12700"/>
+                <wp:wrapNone/>
+                <wp:docPr id="6" name="Straight Connector 6"/>
+                <wp:cNvGraphicFramePr/>
+                <a:graphic xmlns:a="http://schemas.openxmlformats.org/drawingml/2006/main">
+                  <a:graphicData uri="http://schemas.microsoft.com/office/word/2010/wordprocessingShape">
+                    <wps:wsp>
+                      <wps:cNvCnPr/>
+                      <wps:spPr>
+                        <a:xfrm>
+                          <a:off x="0" y="0"/>
+                          <a:ext cx="3290207" cy="0"/>
+                        </a:xfrm>
+                        <a:prstGeom prst="line">
+                          <a:avLst/>
+                        </a:prstGeom>
+                      </wps:spPr>
+                      <wps:style>
+                        <a:lnRef idx="1">
+                          <a:schemeClr val="dk1"/>
+                        </a:lnRef>
+                        <a:fillRef idx="0">
+                          <a:schemeClr val="dk1"/>
+                        </a:fillRef>
+                        <a:effectRef idx="0">
+                          <a:schemeClr val="dk1"/>
+                        </a:effectRef>
+                        <a:fontRef idx="minor">
+                          <a:schemeClr val="tx1"/>
+                        </a:fontRef>
+                      </wps:style>
+                      <wps:bodyPr/>
+                    </wps:wsp>
+                  </a:graphicData>
+                </a:graphic>
+              </wp:anchor>
+            </w:drawing>
+          </mc:Choice>
+          <mc:Fallback xmlns:w16sdtdh="http://schemas.microsoft.com/office/word/2020/wordml/sdtdatahash" xmlns:w16="http://schemas.microsoft.com/office/word/2018/wordml" xmlns:w16cid="http://schemas.microsoft.com/office/word/2016/wordml/cid" xmlns:w16cex="http://schemas.microsoft.com/office/word/2018/wordml/cex" xmlns:oel="http://schemas.microsoft.com/office/2019/extlst" xmlns:am3d="http://schemas.microsoft.com/office/drawing/2017/model3d" xmlns:aink="http://schemas.microsoft.com/office/drawing/2016/ink" xmlns:cx8="http://schemas.microsoft.com/office/drawing/2016/5/14/chartex" xmlns:cx7="http://schemas.microsoft.com/office/drawing/2016/5/13/chartex" xmlns:cx6="http://schemas.microsoft.com/office/drawing/2016/5/12/chartex" xmlns:cx5="http://schemas.microsoft.com/office/drawing/2016/5/11/chartex" xmlns:cx4="http://schemas.microsoft.com/office/drawing/2016/5/10/chartex" xmlns:cx3="http://schemas.microsoft.com/office/drawing/2016/5/9/chartex" xmlns:cx2="http://schemas.microsoft.com/office/drawing/2015/10/21/chartex" xmlns:cx1="http://schemas.microsoft.com/office/drawing/2015/9/8/chartex">
+            <w:pict>
+              <v:line w14:anchorId="4C5F350E" id="Straight Connector 6" o:spid="_x0000_s1026" style="position:absolute;z-index:251664384;visibility:visible;mso-wrap-style:square;mso-wrap-distance-left:9pt;mso-wrap-distance-top:0;mso-wrap-distance-right:9pt;mso-wrap-distance-bottom:0;mso-position-horizontal:absolute;mso-position-horizontal-relative:text;mso-position-vertical:absolute;mso-position-vertical-relative:text" from="-13.5pt,26.45pt" to="245.55pt,26.45pt" o:gfxdata="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" strokecolor="black [3040]"/>
+            </w:pict>
+          </mc:Fallback>
+        </mc:AlternateContent>
+      </w:r>
+      <w:r>
+        <w:rPr>
+          <w:rFonts w:cstheme="minorHAnsi"/>
+          <w:b/>
+          <w:sz w:val="24"/>
+          <w:szCs w:val="24"/>
+        </w:rPr>
+        <w:t xml:space="preserve">Date- </w:t>
+      </w:r>
     </w:p>
     <w:p>
       <w:pPr>
-        <w:pStyle w:val="BodyText"/>
-        <w:rPr>
-          <w:sz w:val="20"/>
-        </w:rPr>
+        <w:jc w:val="center"/>
       </w:pPr>
     </w:p>
     <w:p>
       <w:pPr>
-        <w:pStyle w:val="BodyText"/>
-        <w:rPr>
-          <w:sz w:val="20"/>
-        </w:rPr>
-      </w:pPr>
-    </w:p>
-    <w:p>
-      <w:pPr>
-        <w:pStyle w:val="BodyText"/>
-        <w:rPr>
-          <w:sz w:val="20"/>
-        </w:rPr>
-      </w:pPr>
-    </w:p>
-    <w:p>
-      <w:pPr>
-        <w:pStyle w:val="BodyText"/>
-        <w:rPr>
-          <w:sz w:val="20"/>
-        </w:rPr>
-      </w:pPr>
-    </w:p>
-    <w:p>
-      <w:pPr>
-        <w:pStyle w:val="BodyText"/>
-        <w:rPr>
-          <w:sz w:val="20"/>
-        </w:rPr>
-      </w:pPr>
-    </w:p>
-    <w:p>
-      <w:pPr>
-        <w:pStyle w:val="ListParagraph"/>
         <w:tabs>
           <w:tab w:val="left" w:pos="9450"/>
         </w:tabs>
         <w:spacing w:after="133" w:line="240" w:lineRule="auto"/>
-        <w:ind w:left="-426" w:right="314"/>
+        <w:ind w:right="314"/>
         <w:jc w:val="both"/>
         <w:rPr>
           <w:rFonts w:ascii="Arial" w:hAnsi="Arial" w:cs="Arial"/>
@@ -3405,22 +3878,8 @@
           <w:szCs w:val="24"/>
         </w:rPr>
       </w:pPr>
-    </w:p>
-    <w:p>
-      <w:pPr>
-        <w:pStyle w:val="ListParagraph"/>
-        <w:tabs>
-          <w:tab w:val="left" w:pos="9450"/>
-        </w:tabs>
-        <w:spacing w:after="133" w:line="240" w:lineRule="auto"/>
-        <w:ind w:left="-426" w:right="314"/>
-        <w:jc w:val="both"/>
-        <w:rPr>
-          <w:rFonts w:ascii="Arial" w:hAnsi="Arial" w:cs="Arial"/>
-          <w:sz w:val="24"/>
-          <w:szCs w:val="24"/>
-        </w:rPr>
-      </w:pPr>
+      <w:bookmarkStart w:id="0" w:name="_GoBack"/>
+      <w:bookmarkEnd w:id="0"/>
     </w:p>
     <w:p>
       <w:pPr>
@@ -3845,7 +4304,7 @@
 </file>
 
 <file path=word/numbering.xml><?xml version="1.0" encoding="utf-8"?>
-<w:numbering xmlns:wpc="http://schemas.microsoft.com/office/word/2010/wordprocessingCanvas" xmlns:cx="http://schemas.microsoft.com/office/drawing/2014/chartex" xmlns:cx1="http://schemas.microsoft.com/office/drawing/2015/9/8/chartex" xmlns:cx2="http://schemas.microsoft.com/office/drawing/2015/10/21/chartex" xmlns:cx3="http://schemas.microsoft.com/office/drawing/2016/5/9/chartex" xmlns:cx4="http://schemas.microsoft.com/office/drawing/2016/5/10/chartex" xmlns:cx5="http://schemas.microsoft.com/office/drawing/2016/5/11/chartex" xmlns:cx6="http://schemas.microsoft.com/office/drawing/2016/5/12/chartex" xmlns:cx7="http://schemas.microsoft.com/office/drawing/2016/5/13/chartex" xmlns:cx8="http://schemas.microsoft.com/office/drawing/2016/5/14/chartex" xmlns:mc="http://schemas.openxmlformats.org/markup-compatibility/2006" xmlns:aink="http://schemas.microsoft.com/office/drawing/2016/ink" xmlns:am3d="http://schemas.microsoft.com/office/drawing/2017/model3d" xmlns:o="urn:schemas-microsoft-com:office:office" xmlns:oel="http://schemas.microsoft.com/office/2019/extlst" xmlns:r="http://schemas.openxmlformats.org/officeDocument/2006/relationships" xmlns:m="http://schemas.openxmlformats.org/officeDocument/2006/math" xmlns:v="urn:schemas-microsoft-com:vml" xmlns:wp14="http://schemas.microsoft.com/office/word/2010/wordprocessingDrawing" xmlns:wp="http://schemas.openxmlformats.org/drawingml/2006/wordprocessingDrawing" xmlns:w10="urn:schemas-microsoft-com:office:word" xmlns:w="http://schemas.openxmlformats.org/wordprocessingml/2006/main" xmlns:w14="http://schemas.microsoft.com/office/word/2010/wordml" xmlns:w15="http://schemas.microsoft.com/office/word/2012/wordml" xmlns:w16cex="http://schemas.microsoft.com/office/word/2018/wordml/cex" xmlns:w16cid="http://schemas.microsoft.com/office/word/2016/wordml/cid" xmlns:w16="http://schemas.microsoft.com/office/word/2018/wordml" xmlns:w16sdtdh="http://schemas.microsoft.com/office/word/2020/wordml/sdtdatahash" xmlns:w16se="http://schemas.microsoft.com/office/word/2015/wordml/symex" xmlns:wpg="http://schemas.microsoft.com/office/word/2010/wordprocessingGroup" xmlns:wpi="http://schemas.microsoft.com/office/word/2010/wordprocessingInk" xmlns:wne="http://schemas.microsoft.com/office/word/2006/wordml" xmlns:wps="http://schemas.microsoft.com/office/word/2010/wordprocessingShape" mc:Ignorable="w14 w15 w16se w16cid w16 w16cex w16sdtdh wp14">
+<w:numbering xmlns:wpc="http://schemas.microsoft.com/office/word/2010/wordprocessingCanvas" xmlns:cx="http://schemas.microsoft.com/office/drawing/2014/chartex" xmlns:mc="http://schemas.openxmlformats.org/markup-compatibility/2006" xmlns:o="urn:schemas-microsoft-com:office:office" xmlns:r="http://schemas.openxmlformats.org/officeDocument/2006/relationships" xmlns:m="http://schemas.openxmlformats.org/officeDocument/2006/math" xmlns:v="urn:schemas-microsoft-com:vml" xmlns:wp14="http://schemas.microsoft.com/office/word/2010/wordprocessingDrawing" xmlns:wp="http://schemas.openxmlformats.org/drawingml/2006/wordprocessingDrawing" xmlns:w10="urn:schemas-microsoft-com:office:word" xmlns:w="http://schemas.openxmlformats.org/wordprocessingml/2006/main" xmlns:w14="http://schemas.microsoft.com/office/word/2010/wordml" xmlns:w15="http://schemas.microsoft.com/office/word/2012/wordml" xmlns:w16se="http://schemas.microsoft.com/office/word/2015/wordml/symex" xmlns:wpg="http://schemas.microsoft.com/office/word/2010/wordprocessingGroup" xmlns:wpi="http://schemas.microsoft.com/office/word/2010/wordprocessingInk" xmlns:wne="http://schemas.microsoft.com/office/word/2006/wordml" xmlns:wps="http://schemas.microsoft.com/office/word/2010/wordprocessingShape" mc:Ignorable="w14 w15 w16se wp14">
   <w:abstractNum w:abstractNumId="0" w15:restartNumberingAfterBreak="0">
     <w:nsid w:val="0B9E6BD1"/>
     <w:multiLevelType w:val="hybridMultilevel"/>
@@ -5795,62 +6254,62 @@
       </w:pPr>
     </w:lvl>
   </w:abstractNum>
-  <w:num w:numId="1" w16cid:durableId="1368992614">
+  <w:num w:numId="1">
     <w:abstractNumId w:val="11"/>
   </w:num>
-  <w:num w:numId="2" w16cid:durableId="2074038964">
+  <w:num w:numId="2">
     <w:abstractNumId w:val="12"/>
   </w:num>
-  <w:num w:numId="3" w16cid:durableId="322130378">
+  <w:num w:numId="3">
     <w:abstractNumId w:val="1"/>
   </w:num>
-  <w:num w:numId="4" w16cid:durableId="1480925136">
+  <w:num w:numId="4">
     <w:abstractNumId w:val="14"/>
   </w:num>
-  <w:num w:numId="5" w16cid:durableId="1063603276">
+  <w:num w:numId="5">
     <w:abstractNumId w:val="15"/>
   </w:num>
-  <w:num w:numId="6" w16cid:durableId="2024017249">
+  <w:num w:numId="6">
     <w:abstractNumId w:val="8"/>
   </w:num>
-  <w:num w:numId="7" w16cid:durableId="1698577487">
+  <w:num w:numId="7">
     <w:abstractNumId w:val="0"/>
   </w:num>
-  <w:num w:numId="8" w16cid:durableId="797452195">
+  <w:num w:numId="8">
     <w:abstractNumId w:val="13"/>
   </w:num>
-  <w:num w:numId="9" w16cid:durableId="378239127">
+  <w:num w:numId="9">
     <w:abstractNumId w:val="6"/>
   </w:num>
-  <w:num w:numId="10" w16cid:durableId="1563446548">
+  <w:num w:numId="10">
     <w:abstractNumId w:val="16"/>
   </w:num>
-  <w:num w:numId="11" w16cid:durableId="1819496665">
+  <w:num w:numId="11">
     <w:abstractNumId w:val="2"/>
   </w:num>
-  <w:num w:numId="12" w16cid:durableId="657999280">
+  <w:num w:numId="12">
     <w:abstractNumId w:val="5"/>
   </w:num>
-  <w:num w:numId="13" w16cid:durableId="857475030">
+  <w:num w:numId="13">
     <w:abstractNumId w:val="10"/>
   </w:num>
-  <w:num w:numId="14" w16cid:durableId="502010170">
+  <w:num w:numId="14">
     <w:abstractNumId w:val="9"/>
   </w:num>
-  <w:num w:numId="15" w16cid:durableId="719477887">
+  <w:num w:numId="15">
     <w:abstractNumId w:val="4"/>
   </w:num>
-  <w:num w:numId="16" w16cid:durableId="628777001">
+  <w:num w:numId="16">
     <w:abstractNumId w:val="3"/>
   </w:num>
-  <w:num w:numId="17" w16cid:durableId="672027675">
+  <w:num w:numId="17">
     <w:abstractNumId w:val="7"/>
   </w:num>
 </w:numbering>
 </file>
 
 <file path=word/styles.xml><?xml version="1.0" encoding="utf-8"?>
-<w:styles xmlns:mc="http://schemas.openxmlformats.org/markup-compatibility/2006" xmlns:r="http://schemas.openxmlformats.org/officeDocument/2006/relationships" xmlns:w="http://schemas.openxmlformats.org/wordprocessingml/2006/main" xmlns:w14="http://schemas.microsoft.com/office/word/2010/wordml" xmlns:w15="http://schemas.microsoft.com/office/word/2012/wordml" xmlns:w16cex="http://schemas.microsoft.com/office/word/2018/wordml/cex" xmlns:w16cid="http://schemas.microsoft.com/office/word/2016/wordml/cid" xmlns:w16="http://schemas.microsoft.com/office/word/2018/wordml" xmlns:w16sdtdh="http://schemas.microsoft.com/office/word/2020/wordml/sdtdatahash" xmlns:w16se="http://schemas.microsoft.com/office/word/2015/wordml/symex" mc:Ignorable="w14 w15 w16se w16cid w16 w16cex w16sdtdh">
+<w:styles xmlns:mc="http://schemas.openxmlformats.org/markup-compatibility/2006" xmlns:r="http://schemas.openxmlformats.org/officeDocument/2006/relationships" xmlns:w="http://schemas.openxmlformats.org/wordprocessingml/2006/main" xmlns:w14="http://schemas.microsoft.com/office/word/2010/wordml" xmlns:w15="http://schemas.microsoft.com/office/word/2012/wordml" xmlns:w16se="http://schemas.microsoft.com/office/word/2015/wordml/symex" mc:Ignorable="w14 w15 w16se">
   <w:docDefaults>
     <w:rPrDefault>
       <w:rPr>
@@ -5866,7 +6325,7 @@
       </w:pPr>
     </w:pPrDefault>
   </w:docDefaults>
-  <w:latentStyles w:defLockedState="0" w:defUIPriority="99" w:defSemiHidden="0" w:defUnhideWhenUsed="0" w:defQFormat="0" w:count="376">
+  <w:latentStyles w:defLockedState="0" w:defUIPriority="99" w:defSemiHidden="0" w:defUnhideWhenUsed="0" w:defQFormat="0" w:count="371">
     <w:lsdException w:name="Normal" w:uiPriority="0" w:qFormat="1"/>
     <w:lsdException w:name="heading 1" w:uiPriority="9" w:qFormat="1"/>
     <w:lsdException w:name="heading 2" w:semiHidden="1" w:uiPriority="9" w:unhideWhenUsed="1" w:qFormat="1"/>
@@ -6238,11 +6697,6 @@
     <w:lsdException w:name="List Table 5 Dark Accent 6" w:uiPriority="50"/>
     <w:lsdException w:name="List Table 6 Colorful Accent 6" w:uiPriority="51"/>
     <w:lsdException w:name="List Table 7 Colorful Accent 6" w:uiPriority="52"/>
-    <w:lsdException w:name="Mention" w:semiHidden="1" w:unhideWhenUsed="1"/>
-    <w:lsdException w:name="Smart Hyperlink" w:semiHidden="1" w:unhideWhenUsed="1"/>
-    <w:lsdException w:name="Hashtag" w:semiHidden="1" w:unhideWhenUsed="1"/>
-    <w:lsdException w:name="Unresolved Mention" w:semiHidden="1" w:unhideWhenUsed="1"/>
-    <w:lsdException w:name="Smart Link" w:semiHidden="1" w:unhideWhenUsed="1"/>
   </w:latentStyles>
   <w:style w:type="paragraph" w:default="1" w:styleId="Normal">
     <w:name w:val="Normal"/>
@@ -6915,7 +7369,7 @@
 </file>
 
 <file path=customXml/itemProps1.xml><?xml version="1.0" encoding="utf-8"?>
-<ds:datastoreItem xmlns:ds="http://schemas.openxmlformats.org/officeDocument/2006/customXml" ds:itemID="{1048E956-6AB3-4FAF-A39D-E84DA44F7784}">
+<ds:datastoreItem xmlns:ds="http://schemas.openxmlformats.org/officeDocument/2006/customXml" ds:itemID="{149714B2-52D1-4787-BDF2-CE43E700D10C}">
   <ds:schemaRefs>
     <ds:schemaRef ds:uri="http://schemas.openxmlformats.org/officeDocument/2006/bibliography"/>
   </ds:schemaRefs>

--- a/backend/templates/Form-B (Indemnity)- TRANS_All_Template.docx
+++ b/backend/templates/Form-B (Indemnity)- TRANS_All_Template.docx
@@ -476,7 +476,7 @@
           <w:b/>
           <w:lang w:val="en-IN" w:eastAsia="en-GB" w:bidi="hi-IN"/>
         </w:rPr>
-        <w:t>[Name as per DC H1]; [Name as per DC H2]; [Name as per DC H3]; [Name as per DC H4]</w:t>
+        <w:t>[Deceased Names DC]</w:t>
       </w:r>
       <w:r>
         <w:rPr>

--- a/backend/templates/Form-B (Indemnity)- TRANS_All_Template.docx
+++ b/backend/templates/Form-B (Indemnity)- TRANS_All_Template.docx
@@ -3341,7 +3341,7 @@
           </mc:Choice>
           <mc:Fallback xmlns:w16sdtdh="http://schemas.microsoft.com/office/word/2020/wordml/sdtdatahash" xmlns:w16="http://schemas.microsoft.com/office/word/2018/wordml" xmlns:w16cid="http://schemas.microsoft.com/office/word/2016/wordml/cid" xmlns:w16cex="http://schemas.microsoft.com/office/word/2018/wordml/cex" xmlns:oel="http://schemas.microsoft.com/office/2019/extlst" xmlns:am3d="http://schemas.microsoft.com/office/drawing/2017/model3d" xmlns:aink="http://schemas.microsoft.com/office/drawing/2016/ink" xmlns:cx8="http://schemas.microsoft.com/office/drawing/2016/5/14/chartex" xmlns:cx7="http://schemas.microsoft.com/office/drawing/2016/5/13/chartex" xmlns:cx6="http://schemas.microsoft.com/office/drawing/2016/5/12/chartex" xmlns:cx5="http://schemas.microsoft.com/office/drawing/2016/5/11/chartex" xmlns:cx4="http://schemas.microsoft.com/office/drawing/2016/5/10/chartex" xmlns:cx3="http://schemas.microsoft.com/office/drawing/2016/5/9/chartex" xmlns:cx2="http://schemas.microsoft.com/office/drawing/2015/10/21/chartex" xmlns:cx1="http://schemas.microsoft.com/office/drawing/2015/9/8/chartex">
             <w:pict>
-              <v:line w14:anchorId="103A4C4D" id="Straight Connector 3" o:spid="_x0000_s1026" style="position:absolute;z-index:251661312;visibility:visible;mso-wrap-style:square;mso-height-percent:0;mso-wrap-distance-left:9pt;mso-wrap-distance-top:0;mso-wrap-distance-right:9pt;mso-wrap-distance-bottom:0;mso-position-horizontal:absolute;mso-position-horizontal-relative:text;mso-position-vertical:absolute;mso-position-vertical-relative:text;mso-height-percent:0;mso-height-relative:margin" from="-13.5pt,20.55pt" to="-13.5pt,187.7pt" o:gfxdata="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" strokecolor="black [3040]"/>
+              <v:line w14:anchorId="103A4C4D" id="Straight Connector 3" o:spid="_x0000_s1026" style="position:absolute;z-index:251661312;visibility:visible;mso-wrap-style:square;mso-height-percent:0;mso-wrap-distance-left:9pt;mso-wrap-distance-top:0;mso-wrap-distance-right:9pt;mso-wrap-distance-bottom:0;mso-position-horizontal:absolute;mso-position-horizontal-relative:text;mso-position-vertical:absolute;mso-position-vertical-relative:text;mso-height-percent:0;mso-height-relative:margin" from="-13.5pt,20.55pt" to="-13.5pt,187.7pt" o:gfxdata="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" strokecolor="black"/>
             </w:pict>
           </mc:Fallback>
         </mc:AlternateContent>
@@ -3409,7 +3409,7 @@
           </mc:Choice>
           <mc:Fallback xmlns:w16sdtdh="http://schemas.microsoft.com/office/word/2020/wordml/sdtdatahash" xmlns:w16="http://schemas.microsoft.com/office/word/2018/wordml" xmlns:w16cid="http://schemas.microsoft.com/office/word/2016/wordml/cid" xmlns:w16cex="http://schemas.microsoft.com/office/word/2018/wordml/cex" xmlns:oel="http://schemas.microsoft.com/office/2019/extlst" xmlns:am3d="http://schemas.microsoft.com/office/drawing/2017/model3d" xmlns:aink="http://schemas.microsoft.com/office/drawing/2016/ink" xmlns:cx8="http://schemas.microsoft.com/office/drawing/2016/5/14/chartex" xmlns:cx7="http://schemas.microsoft.com/office/drawing/2016/5/13/chartex" xmlns:cx6="http://schemas.microsoft.com/office/drawing/2016/5/12/chartex" xmlns:cx5="http://schemas.microsoft.com/office/drawing/2016/5/11/chartex" xmlns:cx4="http://schemas.microsoft.com/office/drawing/2016/5/10/chartex" xmlns:cx3="http://schemas.microsoft.com/office/drawing/2016/5/9/chartex" xmlns:cx2="http://schemas.microsoft.com/office/drawing/2015/10/21/chartex" xmlns:cx1="http://schemas.microsoft.com/office/drawing/2015/9/8/chartex">
             <w:pict>
-              <v:line w14:anchorId="4459BF0E" id="Straight Connector 5" o:spid="_x0000_s1026" style="position:absolute;z-index:251663360;visibility:visible;mso-wrap-style:square;mso-height-percent:0;mso-wrap-distance-left:9pt;mso-wrap-distance-top:0;mso-wrap-distance-right:9pt;mso-wrap-distance-bottom:0;mso-position-horizontal:absolute;mso-position-horizontal-relative:text;mso-position-vertical:absolute;mso-position-vertical-relative:text;mso-height-percent:0;mso-height-relative:margin" from="245.55pt,20.55pt" to="245.55pt,187.7pt" o:gfxdata="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" strokecolor="black [3040]"/>
+              <v:line w14:anchorId="4459BF0E" id="Straight Connector 5" o:spid="_x0000_s1026" style="position:absolute;z-index:251663360;visibility:visible;mso-wrap-style:square;mso-height-percent:0;mso-wrap-distance-left:9pt;mso-wrap-distance-top:0;mso-wrap-distance-right:9pt;mso-wrap-distance-bottom:0;mso-position-horizontal:absolute;mso-position-horizontal-relative:text;mso-position-vertical:absolute;mso-position-vertical-relative:text;mso-height-percent:0;mso-height-relative:margin" from="245.55pt,20.55pt" to="245.55pt,187.7pt" o:gfxdata="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" strokecolor="black"/>
             </w:pict>
           </mc:Fallback>
         </mc:AlternateContent>
@@ -3474,7 +3474,7 @@
           </mc:Choice>
           <mc:Fallback xmlns:w16sdtdh="http://schemas.microsoft.com/office/word/2020/wordml/sdtdatahash" xmlns:w16="http://schemas.microsoft.com/office/word/2018/wordml" xmlns:w16cid="http://schemas.microsoft.com/office/word/2016/wordml/cid" xmlns:w16cex="http://schemas.microsoft.com/office/word/2018/wordml/cex" xmlns:oel="http://schemas.microsoft.com/office/2019/extlst" xmlns:am3d="http://schemas.microsoft.com/office/drawing/2017/model3d" xmlns:aink="http://schemas.microsoft.com/office/drawing/2016/ink" xmlns:cx8="http://schemas.microsoft.com/office/drawing/2016/5/14/chartex" xmlns:cx7="http://schemas.microsoft.com/office/drawing/2016/5/13/chartex" xmlns:cx6="http://schemas.microsoft.com/office/drawing/2016/5/12/chartex" xmlns:cx5="http://schemas.microsoft.com/office/drawing/2016/5/11/chartex" xmlns:cx4="http://schemas.microsoft.com/office/drawing/2016/5/10/chartex" xmlns:cx3="http://schemas.microsoft.com/office/drawing/2016/5/9/chartex" xmlns:cx2="http://schemas.microsoft.com/office/drawing/2015/10/21/chartex" xmlns:cx1="http://schemas.microsoft.com/office/drawing/2015/9/8/chartex">
             <w:pict>
-              <v:line w14:anchorId="652C7D24" id="Straight Connector 4" o:spid="_x0000_s1026" style="position:absolute;z-index:251662336;visibility:visible;mso-wrap-style:square;mso-wrap-distance-left:9pt;mso-wrap-distance-top:0;mso-wrap-distance-right:9pt;mso-wrap-distance-bottom:0;mso-position-horizontal:absolute;mso-position-horizontal-relative:text;mso-position-vertical:absolute;mso-position-vertical-relative:text" from="-13.5pt,20.55pt" to="245.55pt,20.55pt" o:gfxdata="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" strokecolor="black [3040]"/>
+              <v:line w14:anchorId="652C7D24" id="Straight Connector 4" o:spid="_x0000_s1026" style="position:absolute;z-index:251662336;visibility:visible;mso-wrap-style:square;mso-wrap-distance-left:9pt;mso-wrap-distance-top:0;mso-wrap-distance-right:9pt;mso-wrap-distance-bottom:0;mso-position-horizontal:absolute;mso-position-horizontal-relative:text;mso-position-vertical:absolute;mso-position-vertical-relative:text" from="-13.5pt,20.55pt" to="245.55pt,20.55pt" o:gfxdata="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" strokecolor="black"/>
             </w:pict>
           </mc:Fallback>
         </mc:AlternateContent>
@@ -3844,7 +3844,7 @@
           </mc:Choice>
           <mc:Fallback xmlns:w16sdtdh="http://schemas.microsoft.com/office/word/2020/wordml/sdtdatahash" xmlns:w16="http://schemas.microsoft.com/office/word/2018/wordml" xmlns:w16cid="http://schemas.microsoft.com/office/word/2016/wordml/cid" xmlns:w16cex="http://schemas.microsoft.com/office/word/2018/wordml/cex" xmlns:oel="http://schemas.microsoft.com/office/2019/extlst" xmlns:am3d="http://schemas.microsoft.com/office/drawing/2017/model3d" xmlns:aink="http://schemas.microsoft.com/office/drawing/2016/ink" xmlns:cx8="http://schemas.microsoft.com/office/drawing/2016/5/14/chartex" xmlns:cx7="http://schemas.microsoft.com/office/drawing/2016/5/13/chartex" xmlns:cx6="http://schemas.microsoft.com/office/drawing/2016/5/12/chartex" xmlns:cx5="http://schemas.microsoft.com/office/drawing/2016/5/11/chartex" xmlns:cx4="http://schemas.microsoft.com/office/drawing/2016/5/10/chartex" xmlns:cx3="http://schemas.microsoft.com/office/drawing/2016/5/9/chartex" xmlns:cx2="http://schemas.microsoft.com/office/drawing/2015/10/21/chartex" xmlns:cx1="http://schemas.microsoft.com/office/drawing/2015/9/8/chartex">
             <w:pict>
-              <v:line w14:anchorId="4C5F350E" id="Straight Connector 6" o:spid="_x0000_s1026" style="position:absolute;z-index:251664384;visibility:visible;mso-wrap-style:square;mso-wrap-distance-left:9pt;mso-wrap-distance-top:0;mso-wrap-distance-right:9pt;mso-wrap-distance-bottom:0;mso-position-horizontal:absolute;mso-position-horizontal-relative:text;mso-position-vertical:absolute;mso-position-vertical-relative:text" from="-13.5pt,26.45pt" to="245.55pt,26.45pt" o:gfxdata="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" strokecolor="black [3040]"/>
+              <v:line w14:anchorId="4C5F350E" id="Straight Connector 6" o:spid="_x0000_s1026" style="position:absolute;z-index:251664384;visibility:visible;mso-wrap-style:square;mso-wrap-distance-left:9pt;mso-wrap-distance-top:0;mso-wrap-distance-right:9pt;mso-wrap-distance-bottom:0;mso-position-horizontal:absolute;mso-position-horizontal-relative:text;mso-position-vertical:absolute;mso-position-vertical-relative:text" from="-13.5pt,26.45pt" to="245.55pt,26.45pt" o:gfxdata="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" strokecolor="black"/>
             </w:pict>
           </mc:Fallback>
         </mc:AlternateContent>

--- a/backend/templates/Form-B (Indemnity)- TRANS_All_Template.docx
+++ b/backend/templates/Form-B (Indemnity)- TRANS_All_Template.docx
@@ -1,6 +1,6 @@
 
 <file path=word/document.xml><?xml version="1.0" encoding="utf-8"?>
-<w:document xmlns:wpc="http://schemas.microsoft.com/office/word/2010/wordprocessingCanvas" xmlns:cx="http://schemas.microsoft.com/office/drawing/2014/chartex" xmlns:mc="http://schemas.openxmlformats.org/markup-compatibility/2006" xmlns:o="urn:schemas-microsoft-com:office:office" xmlns:r="http://schemas.openxmlformats.org/officeDocument/2006/relationships" xmlns:m="http://schemas.openxmlformats.org/officeDocument/2006/math" xmlns:v="urn:schemas-microsoft-com:vml" xmlns:wp14="http://schemas.microsoft.com/office/word/2010/wordprocessingDrawing" xmlns:wp="http://schemas.openxmlformats.org/drawingml/2006/wordprocessingDrawing" xmlns:w10="urn:schemas-microsoft-com:office:word" xmlns:w="http://schemas.openxmlformats.org/wordprocessingml/2006/main" xmlns:w14="http://schemas.microsoft.com/office/word/2010/wordml" xmlns:w15="http://schemas.microsoft.com/office/word/2012/wordml" xmlns:w16se="http://schemas.microsoft.com/office/word/2015/wordml/symex" xmlns:wpg="http://schemas.microsoft.com/office/word/2010/wordprocessingGroup" xmlns:wpi="http://schemas.microsoft.com/office/word/2010/wordprocessingInk" xmlns:wne="http://schemas.microsoft.com/office/word/2006/wordml" xmlns:wps="http://schemas.microsoft.com/office/word/2010/wordprocessingShape" mc:Ignorable="w14 w15 w16se wp14">
+<w:document xmlns:wpc="http://schemas.microsoft.com/office/word/2010/wordprocessingCanvas" xmlns:cx="http://schemas.microsoft.com/office/drawing/2014/chartex" xmlns:cx1="http://schemas.microsoft.com/office/drawing/2015/9/8/chartex" xmlns:cx2="http://schemas.microsoft.com/office/drawing/2015/10/21/chartex" xmlns:cx3="http://schemas.microsoft.com/office/drawing/2016/5/9/chartex" xmlns:cx4="http://schemas.microsoft.com/office/drawing/2016/5/10/chartex" xmlns:cx5="http://schemas.microsoft.com/office/drawing/2016/5/11/chartex" xmlns:cx6="http://schemas.microsoft.com/office/drawing/2016/5/12/chartex" xmlns:cx7="http://schemas.microsoft.com/office/drawing/2016/5/13/chartex" xmlns:cx8="http://schemas.microsoft.com/office/drawing/2016/5/14/chartex" xmlns:mc="http://schemas.openxmlformats.org/markup-compatibility/2006" xmlns:aink="http://schemas.microsoft.com/office/drawing/2016/ink" xmlns:am3d="http://schemas.microsoft.com/office/drawing/2017/model3d" xmlns:o="urn:schemas-microsoft-com:office:office" xmlns:oel="http://schemas.microsoft.com/office/2019/extlst" xmlns:r="http://schemas.openxmlformats.org/officeDocument/2006/relationships" xmlns:m="http://schemas.openxmlformats.org/officeDocument/2006/math" xmlns:v="urn:schemas-microsoft-com:vml" xmlns:wp14="http://schemas.microsoft.com/office/word/2010/wordprocessingDrawing" xmlns:wp="http://schemas.openxmlformats.org/drawingml/2006/wordprocessingDrawing" xmlns:w10="urn:schemas-microsoft-com:office:word" xmlns:w="http://schemas.openxmlformats.org/wordprocessingml/2006/main" xmlns:w14="http://schemas.microsoft.com/office/word/2010/wordml" xmlns:w15="http://schemas.microsoft.com/office/word/2012/wordml" xmlns:w16cex="http://schemas.microsoft.com/office/word/2018/wordml/cex" xmlns:w16cid="http://schemas.microsoft.com/office/word/2016/wordml/cid" xmlns:w16="http://schemas.microsoft.com/office/word/2018/wordml" xmlns:w16du="http://schemas.microsoft.com/office/word/2023/wordml/word16du" xmlns:w16sdtdh="http://schemas.microsoft.com/office/word/2020/wordml/sdtdatahash" xmlns:w16sdtfl="http://schemas.microsoft.com/office/word/2024/wordml/sdtformatlock" xmlns:w16se="http://schemas.microsoft.com/office/word/2015/wordml/symex" xmlns:wpg="http://schemas.microsoft.com/office/word/2010/wordprocessingGroup" xmlns:wpi="http://schemas.microsoft.com/office/word/2010/wordprocessingInk" xmlns:wne="http://schemas.microsoft.com/office/word/2006/wordml" xmlns:wps="http://schemas.microsoft.com/office/word/2010/wordprocessingShape" mc:Ignorable="w14 w15 w16se w16cid w16 w16cex w16sdtdh w16sdtfl w16du wp14">
   <w:body>
     <w:tbl>
       <w:tblPr>
@@ -973,7 +973,6 @@
                 <w:b/>
               </w:rPr>
             </w:pPr>
-            <w:proofErr w:type="spellStart"/>
             <w:r>
               <w:rPr>
                 <w:rFonts w:cstheme="minorHAnsi"/>
@@ -981,9 +980,138 @@
                 <w:sz w:val="24"/>
                 <w:szCs w:val="24"/>
               </w:rPr>
-              <w:t>Rs</w:t>
-            </w:r>
-            <w:proofErr w:type="spellEnd"/>
+              <w:t>Rs.</w:t>
+            </w:r>
+            <w:r>
+              <w:rPr>
+                <w:rFonts w:ascii="Roboto" w:hAnsi="Roboto"/>
+                <w:b/>
+              </w:rPr>
+              <w:t>[Face Value]/-</w:t>
+            </w:r>
+          </w:p>
+        </w:tc>
+        <w:tc>
+          <w:tcPr>
+            <w:tcW w:w="1695" w:type="dxa"/>
+          </w:tcPr>
+          <w:p>
+            <w:pPr>
+              <w:rPr>
+                <w:rFonts w:ascii="Roboto" w:hAnsi="Roboto"/>
+                <w:b/>
+              </w:rPr>
+            </w:pPr>
+            <w:r>
+              <w:rPr>
+                <w:rFonts w:ascii="Roboto" w:hAnsi="Roboto"/>
+                <w:b/>
+              </w:rPr>
+              <w:t xml:space="preserve">        [SC1]</w:t>
+            </w:r>
+          </w:p>
+        </w:tc>
+        <w:tc>
+          <w:tcPr>
+            <w:tcW w:w="2114" w:type="dxa"/>
+            <w:gridSpan w:val="2"/>
+          </w:tcPr>
+          <w:p>
+            <w:pPr>
+              <w:ind w:right="573"/>
+              <w:rPr>
+                <w:rFonts w:ascii="Arial" w:eastAsia="Times New Roman" w:hAnsi="Arial" w:cs="Arial"/>
+                <w:b/>
+                <w:sz w:val="20"/>
+                <w:szCs w:val="20"/>
+              </w:rPr>
+            </w:pPr>
+            <w:r>
+              <w:rPr>
+                <w:rFonts w:ascii="Roboto" w:hAnsi="Roboto"/>
+                <w:b/>
+              </w:rPr>
+              <w:t xml:space="preserve">          [DN1]</w:t>
+            </w:r>
+          </w:p>
+        </w:tc>
+      </w:tr>
+      <w:tr>
+        <w:tc>
+          <w:tcPr>
+            <w:tcW w:w="1689" w:type="dxa"/>
+          </w:tcPr>
+          <w:p>
+            <w:pPr>
+              <w:rPr>
+                <w:rFonts w:ascii="Arial" w:eastAsia="Times New Roman" w:hAnsi="Arial" w:cs="Arial"/>
+                <w:b/>
+                <w:sz w:val="20"/>
+                <w:szCs w:val="20"/>
+              </w:rPr>
+            </w:pPr>
+            <w:r>
+              <w:rPr>
+                <w:rFonts w:ascii="Roboto" w:hAnsi="Roboto"/>
+                <w:b/>
+              </w:rPr>
+              <w:t xml:space="preserve"> [Company Name]</w:t>
+            </w:r>
+          </w:p>
+        </w:tc>
+        <w:tc>
+          <w:tcPr>
+            <w:tcW w:w="1409" w:type="dxa"/>
+          </w:tcPr>
+          <w:p>
+            <w:pPr>
+              <w:jc w:val="center"/>
+              <w:rPr>
+                <w:rFonts w:ascii="Arial" w:eastAsia="Times New Roman" w:hAnsi="Arial" w:cs="Arial"/>
+                <w:b/>
+                <w:sz w:val="20"/>
+                <w:szCs w:val="20"/>
+              </w:rPr>
+            </w:pPr>
+            <w:r>
+              <w:rPr>
+                <w:rFonts w:ascii="Roboto" w:hAnsi="Roboto"/>
+                <w:b/>
+              </w:rPr>
+              <w:t>[Folio No]</w:t>
+            </w:r>
+          </w:p>
+        </w:tc>
+        <w:tc>
+          <w:tcPr>
+            <w:tcW w:w="1183" w:type="dxa"/>
+          </w:tcPr>
+          <w:p>
+            <w:pPr>
+              <w:jc w:val="center"/>
+              <w:rPr>
+                <w:b/>
+              </w:rPr>
+            </w:pPr>
+            <w:r>
+              <w:rPr>
+                <w:rFonts w:ascii="Roboto" w:hAnsi="Roboto"/>
+                <w:b/>
+              </w:rPr>
+              <w:t>[NOS2]</w:t>
+            </w:r>
+          </w:p>
+        </w:tc>
+        <w:tc>
+          <w:tcPr>
+            <w:tcW w:w="1970" w:type="dxa"/>
+          </w:tcPr>
+          <w:p>
+            <w:pPr>
+              <w:rPr>
+                <w:b/>
+              </w:rPr>
+            </w:pPr>
             <w:r>
               <w:rPr>
                 <w:rFonts w:cstheme="minorHAnsi"/>
@@ -991,7 +1119,7 @@
                 <w:sz w:val="24"/>
                 <w:szCs w:val="24"/>
               </w:rPr>
-              <w:t>.</w:t>
+              <w:t>Rs.</w:t>
             </w:r>
             <w:r>
               <w:rPr>
@@ -1009,16 +1137,18 @@
           <w:p>
             <w:pPr>
               <w:rPr>
-                <w:rFonts w:ascii="Roboto" w:hAnsi="Roboto"/>
-                <w:b/>
-              </w:rPr>
-            </w:pPr>
-            <w:r>
-              <w:rPr>
-                <w:rFonts w:ascii="Roboto" w:hAnsi="Roboto"/>
-                <w:b/>
-              </w:rPr>
-              <w:t xml:space="preserve">        [SC1]</w:t>
+                <w:rFonts w:ascii="Arial" w:eastAsia="Times New Roman" w:hAnsi="Arial" w:cs="Arial"/>
+                <w:b/>
+                <w:sz w:val="20"/>
+                <w:szCs w:val="20"/>
+              </w:rPr>
+            </w:pPr>
+            <w:r>
+              <w:rPr>
+                <w:rFonts w:ascii="Roboto" w:hAnsi="Roboto"/>
+                <w:b/>
+              </w:rPr>
+              <w:t xml:space="preserve">        [SC2]</w:t>
             </w:r>
           </w:p>
         </w:tc>
@@ -1031,6 +1161,28 @@
             <w:pPr>
               <w:ind w:right="573"/>
               <w:rPr>
+                <w:rFonts w:ascii="Roboto" w:hAnsi="Roboto"/>
+                <w:b/>
+              </w:rPr>
+            </w:pPr>
+            <w:r>
+              <w:rPr>
+                <w:rFonts w:ascii="Roboto" w:hAnsi="Roboto"/>
+                <w:b/>
+              </w:rPr>
+              <w:t xml:space="preserve">          [DN2]</w:t>
+            </w:r>
+          </w:p>
+        </w:tc>
+      </w:tr>
+      <w:tr>
+        <w:tc>
+          <w:tcPr>
+            <w:tcW w:w="1689" w:type="dxa"/>
+          </w:tcPr>
+          <w:p>
+            <w:pPr>
+              <w:rPr>
                 <w:rFonts w:ascii="Arial" w:eastAsia="Times New Roman" w:hAnsi="Arial" w:cs="Arial"/>
                 <w:b/>
                 <w:sz w:val="20"/>
@@ -1042,7 +1194,131 @@
                 <w:rFonts w:ascii="Roboto" w:hAnsi="Roboto"/>
                 <w:b/>
               </w:rPr>
-              <w:t xml:space="preserve">          [DN1]</w:t>
+              <w:t xml:space="preserve"> [Company Name]</w:t>
+            </w:r>
+          </w:p>
+        </w:tc>
+        <w:tc>
+          <w:tcPr>
+            <w:tcW w:w="1409" w:type="dxa"/>
+          </w:tcPr>
+          <w:p>
+            <w:pPr>
+              <w:jc w:val="center"/>
+              <w:rPr>
+                <w:rFonts w:ascii="Arial" w:eastAsia="Times New Roman" w:hAnsi="Arial" w:cs="Arial"/>
+                <w:b/>
+                <w:sz w:val="20"/>
+                <w:szCs w:val="20"/>
+              </w:rPr>
+            </w:pPr>
+            <w:r>
+              <w:rPr>
+                <w:rFonts w:ascii="Roboto" w:hAnsi="Roboto"/>
+                <w:b/>
+              </w:rPr>
+              <w:t>[Folio No]</w:t>
+            </w:r>
+          </w:p>
+        </w:tc>
+        <w:tc>
+          <w:tcPr>
+            <w:tcW w:w="1183" w:type="dxa"/>
+          </w:tcPr>
+          <w:p>
+            <w:pPr>
+              <w:jc w:val="center"/>
+              <w:rPr>
+                <w:b/>
+              </w:rPr>
+            </w:pPr>
+            <w:r>
+              <w:rPr>
+                <w:rFonts w:ascii="Roboto" w:hAnsi="Roboto"/>
+                <w:b/>
+              </w:rPr>
+              <w:t>[NOS3]</w:t>
+            </w:r>
+          </w:p>
+        </w:tc>
+        <w:tc>
+          <w:tcPr>
+            <w:tcW w:w="1970" w:type="dxa"/>
+          </w:tcPr>
+          <w:p>
+            <w:pPr>
+              <w:rPr>
+                <w:b/>
+              </w:rPr>
+            </w:pPr>
+            <w:r>
+              <w:rPr>
+                <w:rFonts w:cstheme="minorHAnsi"/>
+                <w:b/>
+                <w:sz w:val="24"/>
+                <w:szCs w:val="24"/>
+              </w:rPr>
+              <w:t>Rs.</w:t>
+            </w:r>
+            <w:r>
+              <w:rPr>
+                <w:rFonts w:ascii="Roboto" w:hAnsi="Roboto"/>
+                <w:b/>
+              </w:rPr>
+              <w:t>[Face Value]/-</w:t>
+            </w:r>
+          </w:p>
+        </w:tc>
+        <w:tc>
+          <w:tcPr>
+            <w:tcW w:w="1695" w:type="dxa"/>
+          </w:tcPr>
+          <w:p>
+            <w:pPr>
+              <w:rPr>
+                <w:rFonts w:ascii="Arial" w:eastAsia="Times New Roman" w:hAnsi="Arial" w:cs="Arial"/>
+                <w:b/>
+                <w:sz w:val="20"/>
+                <w:szCs w:val="20"/>
+              </w:rPr>
+            </w:pPr>
+            <w:r>
+              <w:rPr>
+                <w:rFonts w:ascii="Arial" w:eastAsia="Times New Roman" w:hAnsi="Arial" w:cs="Arial"/>
+                <w:b/>
+                <w:sz w:val="20"/>
+                <w:szCs w:val="20"/>
+              </w:rPr>
+              <w:t xml:space="preserve">        </w:t>
+            </w:r>
+            <w:r>
+              <w:rPr>
+                <w:rFonts w:ascii="Roboto" w:hAnsi="Roboto"/>
+                <w:b/>
+              </w:rPr>
+              <w:t>[SC3]</w:t>
+            </w:r>
+          </w:p>
+        </w:tc>
+        <w:tc>
+          <w:tcPr>
+            <w:tcW w:w="2114" w:type="dxa"/>
+            <w:gridSpan w:val="2"/>
+          </w:tcPr>
+          <w:p>
+            <w:pPr>
+              <w:ind w:right="573"/>
+              <w:rPr>
+                <w:rFonts w:ascii="Roboto" w:hAnsi="Roboto"/>
+                <w:b/>
+              </w:rPr>
+            </w:pPr>
+            <w:r>
+              <w:rPr>
+                <w:rFonts w:ascii="Roboto" w:hAnsi="Roboto"/>
+                <w:b/>
+              </w:rPr>
+              <w:t xml:space="preserve">          [DN3]</w:t>
             </w:r>
           </w:p>
         </w:tc>
@@ -1109,7 +1385,7 @@
                 <w:rFonts w:ascii="Roboto" w:hAnsi="Roboto"/>
                 <w:b/>
               </w:rPr>
-              <w:t>[NOS2]</w:t>
+              <w:t>[NOS4]</w:t>
             </w:r>
           </w:p>
         </w:tc>
@@ -1123,7 +1399,6 @@
                 <w:b/>
               </w:rPr>
             </w:pPr>
-            <w:proofErr w:type="spellStart"/>
             <w:r>
               <w:rPr>
                 <w:rFonts w:cstheme="minorHAnsi"/>
@@ -1131,9 +1406,147 @@
                 <w:sz w:val="24"/>
                 <w:szCs w:val="24"/>
               </w:rPr>
-              <w:t>Rs</w:t>
-            </w:r>
-            <w:proofErr w:type="spellEnd"/>
+              <w:t>Rs.</w:t>
+            </w:r>
+            <w:r>
+              <w:rPr>
+                <w:rFonts w:ascii="Roboto" w:hAnsi="Roboto"/>
+                <w:b/>
+              </w:rPr>
+              <w:t>[Face Value]/-</w:t>
+            </w:r>
+          </w:p>
+        </w:tc>
+        <w:tc>
+          <w:tcPr>
+            <w:tcW w:w="1695" w:type="dxa"/>
+          </w:tcPr>
+          <w:p>
+            <w:pPr>
+              <w:rPr>
+                <w:rFonts w:ascii="Arial" w:eastAsia="Times New Roman" w:hAnsi="Arial" w:cs="Arial"/>
+                <w:b/>
+                <w:sz w:val="20"/>
+                <w:szCs w:val="20"/>
+              </w:rPr>
+            </w:pPr>
+            <w:r>
+              <w:rPr>
+                <w:rFonts w:ascii="Arial" w:eastAsia="Times New Roman" w:hAnsi="Arial" w:cs="Arial"/>
+                <w:b/>
+                <w:sz w:val="20"/>
+                <w:szCs w:val="20"/>
+              </w:rPr>
+              <w:t xml:space="preserve">        </w:t>
+            </w:r>
+            <w:r>
+              <w:rPr>
+                <w:rFonts w:ascii="Roboto" w:hAnsi="Roboto"/>
+                <w:b/>
+              </w:rPr>
+              <w:t>[SC4]</w:t>
+            </w:r>
+          </w:p>
+        </w:tc>
+        <w:tc>
+          <w:tcPr>
+            <w:tcW w:w="2114" w:type="dxa"/>
+            <w:gridSpan w:val="2"/>
+          </w:tcPr>
+          <w:p>
+            <w:pPr>
+              <w:ind w:right="573"/>
+              <w:rPr>
+                <w:rFonts w:ascii="Roboto" w:hAnsi="Roboto"/>
+                <w:b/>
+              </w:rPr>
+            </w:pPr>
+            <w:r>
+              <w:rPr>
+                <w:rFonts w:ascii="Roboto" w:hAnsi="Roboto"/>
+                <w:b/>
+              </w:rPr>
+              <w:t xml:space="preserve">          [DN4]</w:t>
+            </w:r>
+          </w:p>
+        </w:tc>
+      </w:tr>
+      <w:tr>
+        <w:tc>
+          <w:tcPr>
+            <w:tcW w:w="1689" w:type="dxa"/>
+          </w:tcPr>
+          <w:p>
+            <w:pPr>
+              <w:rPr>
+                <w:rFonts w:ascii="Arial" w:eastAsia="Times New Roman" w:hAnsi="Arial" w:cs="Arial"/>
+                <w:b/>
+                <w:sz w:val="20"/>
+                <w:szCs w:val="20"/>
+              </w:rPr>
+            </w:pPr>
+            <w:r>
+              <w:rPr>
+                <w:rFonts w:ascii="Roboto" w:hAnsi="Roboto"/>
+                <w:b/>
+              </w:rPr>
+              <w:t xml:space="preserve"> [Company Name]</w:t>
+            </w:r>
+          </w:p>
+        </w:tc>
+        <w:tc>
+          <w:tcPr>
+            <w:tcW w:w="1409" w:type="dxa"/>
+          </w:tcPr>
+          <w:p>
+            <w:pPr>
+              <w:jc w:val="center"/>
+              <w:rPr>
+                <w:rFonts w:ascii="Arial" w:eastAsia="Times New Roman" w:hAnsi="Arial" w:cs="Arial"/>
+                <w:b/>
+                <w:sz w:val="20"/>
+                <w:szCs w:val="20"/>
+              </w:rPr>
+            </w:pPr>
+            <w:r>
+              <w:rPr>
+                <w:rFonts w:ascii="Roboto" w:hAnsi="Roboto"/>
+                <w:b/>
+              </w:rPr>
+              <w:t>[Folio No]</w:t>
+            </w:r>
+          </w:p>
+        </w:tc>
+        <w:tc>
+          <w:tcPr>
+            <w:tcW w:w="1183" w:type="dxa"/>
+          </w:tcPr>
+          <w:p>
+            <w:pPr>
+              <w:jc w:val="center"/>
+              <w:rPr>
+                <w:b/>
+              </w:rPr>
+            </w:pPr>
+            <w:r>
+              <w:rPr>
+                <w:rFonts w:ascii="Roboto" w:hAnsi="Roboto"/>
+                <w:b/>
+              </w:rPr>
+              <w:t>[NOS5]</w:t>
+            </w:r>
+          </w:p>
+        </w:tc>
+        <w:tc>
+          <w:tcPr>
+            <w:tcW w:w="1970" w:type="dxa"/>
+          </w:tcPr>
+          <w:p>
+            <w:pPr>
+              <w:rPr>
+                <w:b/>
+              </w:rPr>
+            </w:pPr>
             <w:r>
               <w:rPr>
                 <w:rFonts w:cstheme="minorHAnsi"/>
@@ -1141,7 +1554,7 @@
                 <w:sz w:val="24"/>
                 <w:szCs w:val="24"/>
               </w:rPr>
-              <w:t>.</w:t>
+              <w:t>Rs.</w:t>
             </w:r>
             <w:r>
               <w:rPr>
@@ -1167,10 +1580,19 @@
             </w:pPr>
             <w:r>
               <w:rPr>
-                <w:rFonts w:ascii="Roboto" w:hAnsi="Roboto"/>
-                <w:b/>
-              </w:rPr>
-              <w:t xml:space="preserve">        [SC2]</w:t>
+                <w:rFonts w:ascii="Arial" w:eastAsia="Times New Roman" w:hAnsi="Arial" w:cs="Arial"/>
+                <w:b/>
+                <w:sz w:val="20"/>
+                <w:szCs w:val="20"/>
+              </w:rPr>
+              <w:t xml:space="preserve">        </w:t>
+            </w:r>
+            <w:r>
+              <w:rPr>
+                <w:rFonts w:ascii="Roboto" w:hAnsi="Roboto"/>
+                <w:b/>
+              </w:rPr>
+              <w:t>[SC5]</w:t>
             </w:r>
           </w:p>
         </w:tc>
@@ -1192,7 +1614,7 @@
                 <w:rFonts w:ascii="Roboto" w:hAnsi="Roboto"/>
                 <w:b/>
               </w:rPr>
-              <w:t xml:space="preserve">          [DN2]</w:t>
+              <w:t xml:space="preserve">          [DN5]</w:t>
             </w:r>
           </w:p>
         </w:tc>
@@ -1205,6 +1627,109 @@
           <w:p>
             <w:pPr>
               <w:rPr>
+                <w:rFonts w:ascii="Roboto" w:hAnsi="Roboto"/>
+                <w:b/>
+              </w:rPr>
+            </w:pPr>
+            <w:r>
+              <w:rPr>
+                <w:rFonts w:ascii="Roboto" w:hAnsi="Roboto"/>
+                <w:b/>
+              </w:rPr>
+              <w:t xml:space="preserve"> [Company Name]</w:t>
+            </w:r>
+          </w:p>
+        </w:tc>
+        <w:tc>
+          <w:tcPr>
+            <w:tcW w:w="1409" w:type="dxa"/>
+          </w:tcPr>
+          <w:p>
+            <w:pPr>
+              <w:jc w:val="center"/>
+              <w:rPr>
+                <w:rFonts w:ascii="Roboto" w:hAnsi="Roboto"/>
+                <w:b/>
+              </w:rPr>
+            </w:pPr>
+            <w:r>
+              <w:rPr>
+                <w:rFonts w:ascii="Roboto" w:hAnsi="Roboto"/>
+                <w:b/>
+              </w:rPr>
+              <w:t>[Folio No]</w:t>
+            </w:r>
+          </w:p>
+        </w:tc>
+        <w:tc>
+          <w:tcPr>
+            <w:tcW w:w="1183" w:type="dxa"/>
+          </w:tcPr>
+          <w:p>
+            <w:pPr>
+              <w:jc w:val="center"/>
+              <w:rPr>
+                <w:b/>
+              </w:rPr>
+            </w:pPr>
+            <w:r>
+              <w:rPr>
+                <w:rFonts w:ascii="Roboto" w:hAnsi="Roboto"/>
+                <w:b/>
+              </w:rPr>
+              <w:t>[NOS</w:t>
+            </w:r>
+            <w:r>
+              <w:rPr>
+                <w:rFonts w:ascii="Roboto" w:hAnsi="Roboto"/>
+                <w:b/>
+              </w:rPr>
+              <w:t>6</w:t>
+            </w:r>
+            <w:r>
+              <w:rPr>
+                <w:rFonts w:ascii="Roboto" w:hAnsi="Roboto"/>
+                <w:b/>
+              </w:rPr>
+              <w:t>]</w:t>
+            </w:r>
+          </w:p>
+        </w:tc>
+        <w:tc>
+          <w:tcPr>
+            <w:tcW w:w="1970" w:type="dxa"/>
+          </w:tcPr>
+          <w:p>
+            <w:pPr>
+              <w:rPr>
+                <w:b/>
+              </w:rPr>
+            </w:pPr>
+            <w:r>
+              <w:rPr>
+                <w:rFonts w:cstheme="minorHAnsi"/>
+                <w:b/>
+                <w:sz w:val="24"/>
+                <w:szCs w:val="24"/>
+              </w:rPr>
+              <w:t>Rs.</w:t>
+            </w:r>
+            <w:r>
+              <w:rPr>
+                <w:rFonts w:ascii="Roboto" w:hAnsi="Roboto"/>
+                <w:b/>
+              </w:rPr>
+              <w:t>[Face Value]/-</w:t>
+            </w:r>
+          </w:p>
+        </w:tc>
+        <w:tc>
+          <w:tcPr>
+            <w:tcW w:w="1695" w:type="dxa"/>
+          </w:tcPr>
+          <w:p>
+            <w:pPr>
+              <w:rPr>
                 <w:rFonts w:ascii="Arial" w:eastAsia="Times New Roman" w:hAnsi="Arial" w:cs="Arial"/>
                 <w:b/>
                 <w:sz w:val="20"/>
@@ -1213,26 +1738,109 @@
             </w:pPr>
             <w:r>
               <w:rPr>
-                <w:rFonts w:ascii="Roboto" w:hAnsi="Roboto"/>
-                <w:b/>
-              </w:rPr>
-              <w:t xml:space="preserve"> [Company Name]</w:t>
-            </w:r>
-          </w:p>
-        </w:tc>
-        <w:tc>
-          <w:tcPr>
-            <w:tcW w:w="1409" w:type="dxa"/>
-          </w:tcPr>
-          <w:p>
-            <w:pPr>
-              <w:jc w:val="center"/>
-              <w:rPr>
                 <w:rFonts w:ascii="Arial" w:eastAsia="Times New Roman" w:hAnsi="Arial" w:cs="Arial"/>
                 <w:b/>
                 <w:sz w:val="20"/>
                 <w:szCs w:val="20"/>
               </w:rPr>
+              <w:t xml:space="preserve">        </w:t>
+            </w:r>
+            <w:r>
+              <w:rPr>
+                <w:rFonts w:ascii="Roboto" w:hAnsi="Roboto"/>
+                <w:b/>
+              </w:rPr>
+              <w:t>[SC</w:t>
+            </w:r>
+            <w:r>
+              <w:rPr>
+                <w:rFonts w:ascii="Roboto" w:hAnsi="Roboto"/>
+                <w:b/>
+              </w:rPr>
+              <w:t>6</w:t>
+            </w:r>
+            <w:r>
+              <w:rPr>
+                <w:rFonts w:ascii="Roboto" w:hAnsi="Roboto"/>
+                <w:b/>
+              </w:rPr>
+              <w:t>]</w:t>
+            </w:r>
+          </w:p>
+        </w:tc>
+        <w:tc>
+          <w:tcPr>
+            <w:tcW w:w="2114" w:type="dxa"/>
+            <w:gridSpan w:val="2"/>
+          </w:tcPr>
+          <w:p>
+            <w:pPr>
+              <w:ind w:right="573"/>
+              <w:rPr>
+                <w:rFonts w:ascii="Roboto" w:hAnsi="Roboto"/>
+                <w:b/>
+              </w:rPr>
+            </w:pPr>
+            <w:r>
+              <w:rPr>
+                <w:rFonts w:ascii="Roboto" w:hAnsi="Roboto"/>
+                <w:b/>
+              </w:rPr>
+              <w:t xml:space="preserve">          [DN</w:t>
+            </w:r>
+            <w:r>
+              <w:rPr>
+                <w:rFonts w:ascii="Roboto" w:hAnsi="Roboto"/>
+                <w:b/>
+              </w:rPr>
+              <w:t>6</w:t>
+            </w:r>
+            <w:r>
+              <w:rPr>
+                <w:rFonts w:ascii="Roboto" w:hAnsi="Roboto"/>
+                <w:b/>
+              </w:rPr>
+              <w:t>]</w:t>
+            </w:r>
+          </w:p>
+        </w:tc>
+      </w:tr>
+      <w:tr>
+        <w:tc>
+          <w:tcPr>
+            <w:tcW w:w="1689" w:type="dxa"/>
+          </w:tcPr>
+          <w:p>
+            <w:pPr>
+              <w:rPr>
+                <w:rFonts w:ascii="Arial" w:eastAsia="Times New Roman" w:hAnsi="Arial" w:cs="Arial"/>
+                <w:b/>
+                <w:sz w:val="20"/>
+                <w:szCs w:val="20"/>
+              </w:rPr>
+            </w:pPr>
+            <w:r>
+              <w:rPr>
+                <w:rFonts w:ascii="Roboto" w:hAnsi="Roboto"/>
+                <w:b/>
+              </w:rPr>
+              <w:t xml:space="preserve"> [Company Name]</w:t>
+            </w:r>
+          </w:p>
+        </w:tc>
+        <w:tc>
+          <w:tcPr>
+            <w:tcW w:w="1409" w:type="dxa"/>
+          </w:tcPr>
+          <w:p>
+            <w:pPr>
+              <w:jc w:val="center"/>
+              <w:rPr>
+                <w:rFonts w:ascii="Arial" w:eastAsia="Times New Roman" w:hAnsi="Arial" w:cs="Arial"/>
+                <w:b/>
+                <w:sz w:val="20"/>
+                <w:szCs w:val="20"/>
+              </w:rPr>
             </w:pPr>
             <w:r>
               <w:rPr>
@@ -1259,7 +1867,21 @@
                 <w:rFonts w:ascii="Roboto" w:hAnsi="Roboto"/>
                 <w:b/>
               </w:rPr>
-              <w:t>[NOS3]</w:t>
+              <w:t>[NOS</w:t>
+            </w:r>
+            <w:r>
+              <w:rPr>
+                <w:rFonts w:ascii="Roboto" w:hAnsi="Roboto"/>
+                <w:b/>
+              </w:rPr>
+              <w:t>7</w:t>
+            </w:r>
+            <w:r>
+              <w:rPr>
+                <w:rFonts w:ascii="Roboto" w:hAnsi="Roboto"/>
+                <w:b/>
+              </w:rPr>
+              <w:t>]</w:t>
             </w:r>
           </w:p>
         </w:tc>
@@ -1273,7 +1895,6 @@
                 <w:b/>
               </w:rPr>
             </w:pPr>
-            <w:proofErr w:type="spellStart"/>
             <w:r>
               <w:rPr>
                 <w:rFonts w:cstheme="minorHAnsi"/>
@@ -1281,9 +1902,189 @@
                 <w:sz w:val="24"/>
                 <w:szCs w:val="24"/>
               </w:rPr>
-              <w:t>Rs</w:t>
-            </w:r>
-            <w:proofErr w:type="spellEnd"/>
+              <w:t>Rs.</w:t>
+            </w:r>
+            <w:r>
+              <w:rPr>
+                <w:rFonts w:ascii="Roboto" w:hAnsi="Roboto"/>
+                <w:b/>
+              </w:rPr>
+              <w:t>[Face Value]/-</w:t>
+            </w:r>
+          </w:p>
+        </w:tc>
+        <w:tc>
+          <w:tcPr>
+            <w:tcW w:w="1695" w:type="dxa"/>
+          </w:tcPr>
+          <w:p>
+            <w:pPr>
+              <w:rPr>
+                <w:rFonts w:ascii="Arial" w:eastAsia="Times New Roman" w:hAnsi="Arial" w:cs="Arial"/>
+                <w:b/>
+                <w:sz w:val="20"/>
+                <w:szCs w:val="20"/>
+              </w:rPr>
+            </w:pPr>
+            <w:r>
+              <w:rPr>
+                <w:rFonts w:ascii="Arial" w:eastAsia="Times New Roman" w:hAnsi="Arial" w:cs="Arial"/>
+                <w:b/>
+                <w:sz w:val="20"/>
+                <w:szCs w:val="20"/>
+              </w:rPr>
+              <w:t xml:space="preserve">        </w:t>
+            </w:r>
+            <w:r>
+              <w:rPr>
+                <w:rFonts w:ascii="Roboto" w:hAnsi="Roboto"/>
+                <w:b/>
+              </w:rPr>
+              <w:t>[SC</w:t>
+            </w:r>
+            <w:r>
+              <w:rPr>
+                <w:rFonts w:ascii="Roboto" w:hAnsi="Roboto"/>
+                <w:b/>
+              </w:rPr>
+              <w:t>7</w:t>
+            </w:r>
+            <w:r>
+              <w:rPr>
+                <w:rFonts w:ascii="Roboto" w:hAnsi="Roboto"/>
+                <w:b/>
+              </w:rPr>
+              <w:t>]</w:t>
+            </w:r>
+          </w:p>
+        </w:tc>
+        <w:tc>
+          <w:tcPr>
+            <w:tcW w:w="2114" w:type="dxa"/>
+            <w:gridSpan w:val="2"/>
+          </w:tcPr>
+          <w:p>
+            <w:pPr>
+              <w:ind w:right="573"/>
+              <w:rPr>
+                <w:rFonts w:ascii="Roboto" w:hAnsi="Roboto"/>
+                <w:b/>
+              </w:rPr>
+            </w:pPr>
+            <w:r>
+              <w:rPr>
+                <w:rFonts w:ascii="Roboto" w:hAnsi="Roboto"/>
+                <w:b/>
+              </w:rPr>
+              <w:t xml:space="preserve">          [DN</w:t>
+            </w:r>
+            <w:r>
+              <w:rPr>
+                <w:rFonts w:ascii="Roboto" w:hAnsi="Roboto"/>
+                <w:b/>
+              </w:rPr>
+              <w:t>7</w:t>
+            </w:r>
+            <w:r>
+              <w:rPr>
+                <w:rFonts w:ascii="Roboto" w:hAnsi="Roboto"/>
+                <w:b/>
+              </w:rPr>
+              <w:t>]</w:t>
+            </w:r>
+          </w:p>
+        </w:tc>
+      </w:tr>
+      <w:tr>
+        <w:tc>
+          <w:tcPr>
+            <w:tcW w:w="1689" w:type="dxa"/>
+          </w:tcPr>
+          <w:p>
+            <w:pPr>
+              <w:rPr>
+                <w:rFonts w:ascii="Arial" w:eastAsia="Times New Roman" w:hAnsi="Arial" w:cs="Arial"/>
+                <w:b/>
+                <w:sz w:val="20"/>
+                <w:szCs w:val="20"/>
+              </w:rPr>
+            </w:pPr>
+            <w:r>
+              <w:rPr>
+                <w:rFonts w:ascii="Roboto" w:hAnsi="Roboto"/>
+                <w:b/>
+              </w:rPr>
+              <w:t xml:space="preserve"> [Company Name]</w:t>
+            </w:r>
+          </w:p>
+        </w:tc>
+        <w:tc>
+          <w:tcPr>
+            <w:tcW w:w="1409" w:type="dxa"/>
+          </w:tcPr>
+          <w:p>
+            <w:pPr>
+              <w:jc w:val="center"/>
+              <w:rPr>
+                <w:rFonts w:ascii="Arial" w:eastAsia="Times New Roman" w:hAnsi="Arial" w:cs="Arial"/>
+                <w:b/>
+                <w:sz w:val="20"/>
+                <w:szCs w:val="20"/>
+              </w:rPr>
+            </w:pPr>
+            <w:r>
+              <w:rPr>
+                <w:rFonts w:ascii="Roboto" w:hAnsi="Roboto"/>
+                <w:b/>
+              </w:rPr>
+              <w:t>[Folio No]</w:t>
+            </w:r>
+          </w:p>
+        </w:tc>
+        <w:tc>
+          <w:tcPr>
+            <w:tcW w:w="1183" w:type="dxa"/>
+          </w:tcPr>
+          <w:p>
+            <w:pPr>
+              <w:jc w:val="center"/>
+              <w:rPr>
+                <w:b/>
+              </w:rPr>
+            </w:pPr>
+            <w:r>
+              <w:rPr>
+                <w:rFonts w:ascii="Roboto" w:hAnsi="Roboto"/>
+                <w:b/>
+              </w:rPr>
+              <w:t>[NOS</w:t>
+            </w:r>
+            <w:r>
+              <w:rPr>
+                <w:rFonts w:ascii="Roboto" w:hAnsi="Roboto"/>
+                <w:b/>
+              </w:rPr>
+              <w:t>8</w:t>
+            </w:r>
+            <w:r>
+              <w:rPr>
+                <w:rFonts w:ascii="Roboto" w:hAnsi="Roboto"/>
+                <w:b/>
+              </w:rPr>
+              <w:t>]</w:t>
+            </w:r>
+          </w:p>
+        </w:tc>
+        <w:tc>
+          <w:tcPr>
+            <w:tcW w:w="1970" w:type="dxa"/>
+          </w:tcPr>
+          <w:p>
+            <w:pPr>
+              <w:rPr>
+                <w:b/>
+              </w:rPr>
+            </w:pPr>
             <w:r>
               <w:rPr>
                 <w:rFonts w:cstheme="minorHAnsi"/>
@@ -1291,7 +2092,7 @@
                 <w:sz w:val="24"/>
                 <w:szCs w:val="24"/>
               </w:rPr>
-              <w:t>.</w:t>
+              <w:t>Rs.</w:t>
             </w:r>
             <w:r>
               <w:rPr>
@@ -1329,7 +2130,21 @@
                 <w:rFonts w:ascii="Roboto" w:hAnsi="Roboto"/>
                 <w:b/>
               </w:rPr>
-              <w:t>[SC3]</w:t>
+              <w:t>[SC</w:t>
+            </w:r>
+            <w:r>
+              <w:rPr>
+                <w:rFonts w:ascii="Roboto" w:hAnsi="Roboto"/>
+                <w:b/>
+              </w:rPr>
+              <w:t>8</w:t>
+            </w:r>
+            <w:r>
+              <w:rPr>
+                <w:rFonts w:ascii="Roboto" w:hAnsi="Roboto"/>
+                <w:b/>
+              </w:rPr>
+              <w:t>]</w:t>
             </w:r>
           </w:p>
         </w:tc>
@@ -1351,7 +2166,21 @@
                 <w:rFonts w:ascii="Roboto" w:hAnsi="Roboto"/>
                 <w:b/>
               </w:rPr>
-              <w:t xml:space="preserve">          [DN3]</w:t>
+              <w:t xml:space="preserve">          [DN</w:t>
+            </w:r>
+            <w:r>
+              <w:rPr>
+                <w:rFonts w:ascii="Roboto" w:hAnsi="Roboto"/>
+                <w:b/>
+              </w:rPr>
+              <w:t>8</w:t>
+            </w:r>
+            <w:r>
+              <w:rPr>
+                <w:rFonts w:ascii="Roboto" w:hAnsi="Roboto"/>
+                <w:b/>
+              </w:rPr>
+              <w:t>]</w:t>
             </w:r>
           </w:p>
         </w:tc>
@@ -1418,7 +2247,21 @@
                 <w:rFonts w:ascii="Roboto" w:hAnsi="Roboto"/>
                 <w:b/>
               </w:rPr>
-              <w:t>[NOS4]</w:t>
+              <w:t>[NOS</w:t>
+            </w:r>
+            <w:r>
+              <w:rPr>
+                <w:rFonts w:ascii="Roboto" w:hAnsi="Roboto"/>
+                <w:b/>
+              </w:rPr>
+              <w:t>9</w:t>
+            </w:r>
+            <w:r>
+              <w:rPr>
+                <w:rFonts w:ascii="Roboto" w:hAnsi="Roboto"/>
+                <w:b/>
+              </w:rPr>
+              <w:t>]</w:t>
             </w:r>
           </w:p>
         </w:tc>
@@ -1432,7 +2275,6 @@
                 <w:b/>
               </w:rPr>
             </w:pPr>
-            <w:proofErr w:type="spellStart"/>
             <w:r>
               <w:rPr>
                 <w:rFonts w:cstheme="minorHAnsi"/>
@@ -1440,9 +2282,189 @@
                 <w:sz w:val="24"/>
                 <w:szCs w:val="24"/>
               </w:rPr>
-              <w:t>Rs</w:t>
-            </w:r>
-            <w:proofErr w:type="spellEnd"/>
+              <w:t>Rs.</w:t>
+            </w:r>
+            <w:r>
+              <w:rPr>
+                <w:rFonts w:ascii="Roboto" w:hAnsi="Roboto"/>
+                <w:b/>
+              </w:rPr>
+              <w:t>[Face Value]/-</w:t>
+            </w:r>
+          </w:p>
+        </w:tc>
+        <w:tc>
+          <w:tcPr>
+            <w:tcW w:w="1695" w:type="dxa"/>
+          </w:tcPr>
+          <w:p>
+            <w:pPr>
+              <w:rPr>
+                <w:rFonts w:ascii="Arial" w:eastAsia="Times New Roman" w:hAnsi="Arial" w:cs="Arial"/>
+                <w:b/>
+                <w:sz w:val="20"/>
+                <w:szCs w:val="20"/>
+              </w:rPr>
+            </w:pPr>
+            <w:r>
+              <w:rPr>
+                <w:rFonts w:ascii="Arial" w:eastAsia="Times New Roman" w:hAnsi="Arial" w:cs="Arial"/>
+                <w:b/>
+                <w:sz w:val="20"/>
+                <w:szCs w:val="20"/>
+              </w:rPr>
+              <w:t xml:space="preserve">        </w:t>
+            </w:r>
+            <w:r>
+              <w:rPr>
+                <w:rFonts w:ascii="Roboto" w:hAnsi="Roboto"/>
+                <w:b/>
+              </w:rPr>
+              <w:t>[SC</w:t>
+            </w:r>
+            <w:r>
+              <w:rPr>
+                <w:rFonts w:ascii="Roboto" w:hAnsi="Roboto"/>
+                <w:b/>
+              </w:rPr>
+              <w:t>9</w:t>
+            </w:r>
+            <w:r>
+              <w:rPr>
+                <w:rFonts w:ascii="Roboto" w:hAnsi="Roboto"/>
+                <w:b/>
+              </w:rPr>
+              <w:t>]</w:t>
+            </w:r>
+          </w:p>
+        </w:tc>
+        <w:tc>
+          <w:tcPr>
+            <w:tcW w:w="2114" w:type="dxa"/>
+            <w:gridSpan w:val="2"/>
+          </w:tcPr>
+          <w:p>
+            <w:pPr>
+              <w:ind w:right="573"/>
+              <w:rPr>
+                <w:rFonts w:ascii="Roboto" w:hAnsi="Roboto"/>
+                <w:b/>
+              </w:rPr>
+            </w:pPr>
+            <w:r>
+              <w:rPr>
+                <w:rFonts w:ascii="Roboto" w:hAnsi="Roboto"/>
+                <w:b/>
+              </w:rPr>
+              <w:t xml:space="preserve">          [DN</w:t>
+            </w:r>
+            <w:r>
+              <w:rPr>
+                <w:rFonts w:ascii="Roboto" w:hAnsi="Roboto"/>
+                <w:b/>
+              </w:rPr>
+              <w:t>9</w:t>
+            </w:r>
+            <w:r>
+              <w:rPr>
+                <w:rFonts w:ascii="Roboto" w:hAnsi="Roboto"/>
+                <w:b/>
+              </w:rPr>
+              <w:t>]</w:t>
+            </w:r>
+          </w:p>
+        </w:tc>
+      </w:tr>
+      <w:tr>
+        <w:tc>
+          <w:tcPr>
+            <w:tcW w:w="1689" w:type="dxa"/>
+          </w:tcPr>
+          <w:p>
+            <w:pPr>
+              <w:rPr>
+                <w:rFonts w:ascii="Arial" w:eastAsia="Times New Roman" w:hAnsi="Arial" w:cs="Arial"/>
+                <w:b/>
+                <w:sz w:val="20"/>
+                <w:szCs w:val="20"/>
+              </w:rPr>
+            </w:pPr>
+            <w:r>
+              <w:rPr>
+                <w:rFonts w:ascii="Roboto" w:hAnsi="Roboto"/>
+                <w:b/>
+              </w:rPr>
+              <w:t xml:space="preserve"> [Company Name]</w:t>
+            </w:r>
+          </w:p>
+        </w:tc>
+        <w:tc>
+          <w:tcPr>
+            <w:tcW w:w="1409" w:type="dxa"/>
+          </w:tcPr>
+          <w:p>
+            <w:pPr>
+              <w:jc w:val="center"/>
+              <w:rPr>
+                <w:rFonts w:ascii="Arial" w:eastAsia="Times New Roman" w:hAnsi="Arial" w:cs="Arial"/>
+                <w:b/>
+                <w:sz w:val="20"/>
+                <w:szCs w:val="20"/>
+              </w:rPr>
+            </w:pPr>
+            <w:r>
+              <w:rPr>
+                <w:rFonts w:ascii="Roboto" w:hAnsi="Roboto"/>
+                <w:b/>
+              </w:rPr>
+              <w:t>[Folio No]</w:t>
+            </w:r>
+          </w:p>
+        </w:tc>
+        <w:tc>
+          <w:tcPr>
+            <w:tcW w:w="1183" w:type="dxa"/>
+          </w:tcPr>
+          <w:p>
+            <w:pPr>
+              <w:jc w:val="center"/>
+              <w:rPr>
+                <w:b/>
+              </w:rPr>
+            </w:pPr>
+            <w:r>
+              <w:rPr>
+                <w:rFonts w:ascii="Roboto" w:hAnsi="Roboto"/>
+                <w:b/>
+              </w:rPr>
+              <w:t>[NOS</w:t>
+            </w:r>
+            <w:r>
+              <w:rPr>
+                <w:rFonts w:ascii="Roboto" w:hAnsi="Roboto"/>
+                <w:b/>
+              </w:rPr>
+              <w:t>10</w:t>
+            </w:r>
+            <w:r>
+              <w:rPr>
+                <w:rFonts w:ascii="Roboto" w:hAnsi="Roboto"/>
+                <w:b/>
+              </w:rPr>
+              <w:t>]</w:t>
+            </w:r>
+          </w:p>
+        </w:tc>
+        <w:tc>
+          <w:tcPr>
+            <w:tcW w:w="1970" w:type="dxa"/>
+          </w:tcPr>
+          <w:p>
+            <w:pPr>
+              <w:rPr>
+                <w:b/>
+              </w:rPr>
+            </w:pPr>
             <w:r>
               <w:rPr>
                 <w:rFonts w:cstheme="minorHAnsi"/>
@@ -1450,1139 +2472,7 @@
                 <w:sz w:val="24"/>
                 <w:szCs w:val="24"/>
               </w:rPr>
-              <w:t>.</w:t>
-            </w:r>
-            <w:r>
-              <w:rPr>
-                <w:rFonts w:ascii="Roboto" w:hAnsi="Roboto"/>
-                <w:b/>
-              </w:rPr>
-              <w:t>[Face Value]/-</w:t>
-            </w:r>
-          </w:p>
-        </w:tc>
-        <w:tc>
-          <w:tcPr>
-            <w:tcW w:w="1695" w:type="dxa"/>
-          </w:tcPr>
-          <w:p>
-            <w:pPr>
-              <w:rPr>
-                <w:rFonts w:ascii="Arial" w:eastAsia="Times New Roman" w:hAnsi="Arial" w:cs="Arial"/>
-                <w:b/>
-                <w:sz w:val="20"/>
-                <w:szCs w:val="20"/>
-              </w:rPr>
-            </w:pPr>
-            <w:r>
-              <w:rPr>
-                <w:rFonts w:ascii="Arial" w:eastAsia="Times New Roman" w:hAnsi="Arial" w:cs="Arial"/>
-                <w:b/>
-                <w:sz w:val="20"/>
-                <w:szCs w:val="20"/>
-              </w:rPr>
-              <w:t xml:space="preserve">        </w:t>
-            </w:r>
-            <w:r>
-              <w:rPr>
-                <w:rFonts w:ascii="Roboto" w:hAnsi="Roboto"/>
-                <w:b/>
-              </w:rPr>
-              <w:t>[SC4]</w:t>
-            </w:r>
-          </w:p>
-        </w:tc>
-        <w:tc>
-          <w:tcPr>
-            <w:tcW w:w="2114" w:type="dxa"/>
-            <w:gridSpan w:val="2"/>
-          </w:tcPr>
-          <w:p>
-            <w:pPr>
-              <w:ind w:right="573"/>
-              <w:rPr>
-                <w:rFonts w:ascii="Roboto" w:hAnsi="Roboto"/>
-                <w:b/>
-              </w:rPr>
-            </w:pPr>
-            <w:r>
-              <w:rPr>
-                <w:rFonts w:ascii="Roboto" w:hAnsi="Roboto"/>
-                <w:b/>
-              </w:rPr>
-              <w:t xml:space="preserve">          [DN4]</w:t>
-            </w:r>
-          </w:p>
-        </w:tc>
-      </w:tr>
-      <w:tr>
-        <w:tc>
-          <w:tcPr>
-            <w:tcW w:w="1689" w:type="dxa"/>
-          </w:tcPr>
-          <w:p>
-            <w:pPr>
-              <w:rPr>
-                <w:rFonts w:ascii="Arial" w:eastAsia="Times New Roman" w:hAnsi="Arial" w:cs="Arial"/>
-                <w:b/>
-                <w:sz w:val="20"/>
-                <w:szCs w:val="20"/>
-              </w:rPr>
-            </w:pPr>
-            <w:r>
-              <w:rPr>
-                <w:rFonts w:ascii="Roboto" w:hAnsi="Roboto"/>
-                <w:b/>
-              </w:rPr>
-              <w:t xml:space="preserve"> [Company Name]</w:t>
-            </w:r>
-          </w:p>
-        </w:tc>
-        <w:tc>
-          <w:tcPr>
-            <w:tcW w:w="1409" w:type="dxa"/>
-          </w:tcPr>
-          <w:p>
-            <w:pPr>
-              <w:jc w:val="center"/>
-              <w:rPr>
-                <w:rFonts w:ascii="Arial" w:eastAsia="Times New Roman" w:hAnsi="Arial" w:cs="Arial"/>
-                <w:b/>
-                <w:sz w:val="20"/>
-                <w:szCs w:val="20"/>
-              </w:rPr>
-            </w:pPr>
-            <w:r>
-              <w:rPr>
-                <w:rFonts w:ascii="Roboto" w:hAnsi="Roboto"/>
-                <w:b/>
-              </w:rPr>
-              <w:t>[Folio No]</w:t>
-            </w:r>
-          </w:p>
-        </w:tc>
-        <w:tc>
-          <w:tcPr>
-            <w:tcW w:w="1183" w:type="dxa"/>
-          </w:tcPr>
-          <w:p>
-            <w:pPr>
-              <w:jc w:val="center"/>
-              <w:rPr>
-                <w:b/>
-              </w:rPr>
-            </w:pPr>
-            <w:r>
-              <w:rPr>
-                <w:rFonts w:ascii="Roboto" w:hAnsi="Roboto"/>
-                <w:b/>
-              </w:rPr>
-              <w:t>[NOS5]</w:t>
-            </w:r>
-          </w:p>
-        </w:tc>
-        <w:tc>
-          <w:tcPr>
-            <w:tcW w:w="1970" w:type="dxa"/>
-          </w:tcPr>
-          <w:p>
-            <w:pPr>
-              <w:rPr>
-                <w:b/>
-              </w:rPr>
-            </w:pPr>
-            <w:proofErr w:type="spellStart"/>
-            <w:r>
-              <w:rPr>
-                <w:rFonts w:cstheme="minorHAnsi"/>
-                <w:b/>
-                <w:sz w:val="24"/>
-                <w:szCs w:val="24"/>
-              </w:rPr>
-              <w:t>Rs</w:t>
-            </w:r>
-            <w:proofErr w:type="spellEnd"/>
-            <w:r>
-              <w:rPr>
-                <w:rFonts w:cstheme="minorHAnsi"/>
-                <w:b/>
-                <w:sz w:val="24"/>
-                <w:szCs w:val="24"/>
-              </w:rPr>
-              <w:t>.</w:t>
-            </w:r>
-            <w:r>
-              <w:rPr>
-                <w:rFonts w:ascii="Roboto" w:hAnsi="Roboto"/>
-                <w:b/>
-              </w:rPr>
-              <w:t>[Face Value]/-</w:t>
-            </w:r>
-          </w:p>
-        </w:tc>
-        <w:tc>
-          <w:tcPr>
-            <w:tcW w:w="1695" w:type="dxa"/>
-          </w:tcPr>
-          <w:p>
-            <w:pPr>
-              <w:rPr>
-                <w:rFonts w:ascii="Arial" w:eastAsia="Times New Roman" w:hAnsi="Arial" w:cs="Arial"/>
-                <w:b/>
-                <w:sz w:val="20"/>
-                <w:szCs w:val="20"/>
-              </w:rPr>
-            </w:pPr>
-            <w:r>
-              <w:rPr>
-                <w:rFonts w:ascii="Arial" w:eastAsia="Times New Roman" w:hAnsi="Arial" w:cs="Arial"/>
-                <w:b/>
-                <w:sz w:val="20"/>
-                <w:szCs w:val="20"/>
-              </w:rPr>
-              <w:t xml:space="preserve">        </w:t>
-            </w:r>
-            <w:r>
-              <w:rPr>
-                <w:rFonts w:ascii="Roboto" w:hAnsi="Roboto"/>
-                <w:b/>
-              </w:rPr>
-              <w:t>[SC5]</w:t>
-            </w:r>
-          </w:p>
-        </w:tc>
-        <w:tc>
-          <w:tcPr>
-            <w:tcW w:w="2114" w:type="dxa"/>
-            <w:gridSpan w:val="2"/>
-          </w:tcPr>
-          <w:p>
-            <w:pPr>
-              <w:ind w:right="573"/>
-              <w:rPr>
-                <w:rFonts w:ascii="Roboto" w:hAnsi="Roboto"/>
-                <w:b/>
-              </w:rPr>
-            </w:pPr>
-            <w:r>
-              <w:rPr>
-                <w:rFonts w:ascii="Roboto" w:hAnsi="Roboto"/>
-                <w:b/>
-              </w:rPr>
-              <w:t xml:space="preserve">          [DN5]</w:t>
-            </w:r>
-          </w:p>
-        </w:tc>
-      </w:tr>
-      <w:tr>
-        <w:tc>
-          <w:tcPr>
-            <w:tcW w:w="1689" w:type="dxa"/>
-          </w:tcPr>
-          <w:p>
-            <w:pPr>
-              <w:rPr>
-                <w:rFonts w:ascii="Roboto" w:hAnsi="Roboto"/>
-                <w:b/>
-              </w:rPr>
-            </w:pPr>
-            <w:r>
-              <w:rPr>
-                <w:rFonts w:ascii="Roboto" w:hAnsi="Roboto"/>
-                <w:b/>
-              </w:rPr>
-              <w:t xml:space="preserve"> [Company Name]</w:t>
-            </w:r>
-          </w:p>
-        </w:tc>
-        <w:tc>
-          <w:tcPr>
-            <w:tcW w:w="1409" w:type="dxa"/>
-          </w:tcPr>
-          <w:p>
-            <w:pPr>
-              <w:jc w:val="center"/>
-              <w:rPr>
-                <w:rFonts w:ascii="Roboto" w:hAnsi="Roboto"/>
-                <w:b/>
-              </w:rPr>
-            </w:pPr>
-            <w:r>
-              <w:rPr>
-                <w:rFonts w:ascii="Roboto" w:hAnsi="Roboto"/>
-                <w:b/>
-              </w:rPr>
-              <w:t>[Folio No]</w:t>
-            </w:r>
-          </w:p>
-        </w:tc>
-        <w:tc>
-          <w:tcPr>
-            <w:tcW w:w="1183" w:type="dxa"/>
-          </w:tcPr>
-          <w:p>
-            <w:pPr>
-              <w:jc w:val="center"/>
-              <w:rPr>
-                <w:b/>
-              </w:rPr>
-            </w:pPr>
-            <w:r>
-              <w:rPr>
-                <w:rFonts w:ascii="Roboto" w:hAnsi="Roboto"/>
-                <w:b/>
-              </w:rPr>
-              <w:t>[NOS</w:t>
-            </w:r>
-            <w:r>
-              <w:rPr>
-                <w:rFonts w:ascii="Roboto" w:hAnsi="Roboto"/>
-                <w:b/>
-              </w:rPr>
-              <w:t>6</w:t>
-            </w:r>
-            <w:r>
-              <w:rPr>
-                <w:rFonts w:ascii="Roboto" w:hAnsi="Roboto"/>
-                <w:b/>
-              </w:rPr>
-              <w:t>]</w:t>
-            </w:r>
-          </w:p>
-        </w:tc>
-        <w:tc>
-          <w:tcPr>
-            <w:tcW w:w="1970" w:type="dxa"/>
-          </w:tcPr>
-          <w:p>
-            <w:pPr>
-              <w:rPr>
-                <w:b/>
-              </w:rPr>
-            </w:pPr>
-            <w:proofErr w:type="spellStart"/>
-            <w:r>
-              <w:rPr>
-                <w:rFonts w:cstheme="minorHAnsi"/>
-                <w:b/>
-                <w:sz w:val="24"/>
-                <w:szCs w:val="24"/>
-              </w:rPr>
-              <w:t>Rs</w:t>
-            </w:r>
-            <w:proofErr w:type="spellEnd"/>
-            <w:r>
-              <w:rPr>
-                <w:rFonts w:cstheme="minorHAnsi"/>
-                <w:b/>
-                <w:sz w:val="24"/>
-                <w:szCs w:val="24"/>
-              </w:rPr>
-              <w:t>.</w:t>
-            </w:r>
-            <w:r>
-              <w:rPr>
-                <w:rFonts w:ascii="Roboto" w:hAnsi="Roboto"/>
-                <w:b/>
-              </w:rPr>
-              <w:t>[Face Value]/-</w:t>
-            </w:r>
-          </w:p>
-        </w:tc>
-        <w:tc>
-          <w:tcPr>
-            <w:tcW w:w="1695" w:type="dxa"/>
-          </w:tcPr>
-          <w:p>
-            <w:pPr>
-              <w:rPr>
-                <w:rFonts w:ascii="Arial" w:eastAsia="Times New Roman" w:hAnsi="Arial" w:cs="Arial"/>
-                <w:b/>
-                <w:sz w:val="20"/>
-                <w:szCs w:val="20"/>
-              </w:rPr>
-            </w:pPr>
-            <w:r>
-              <w:rPr>
-                <w:rFonts w:ascii="Arial" w:eastAsia="Times New Roman" w:hAnsi="Arial" w:cs="Arial"/>
-                <w:b/>
-                <w:sz w:val="20"/>
-                <w:szCs w:val="20"/>
-              </w:rPr>
-              <w:t xml:space="preserve">        </w:t>
-            </w:r>
-            <w:r>
-              <w:rPr>
-                <w:rFonts w:ascii="Roboto" w:hAnsi="Roboto"/>
-                <w:b/>
-              </w:rPr>
-              <w:t>[SC</w:t>
-            </w:r>
-            <w:r>
-              <w:rPr>
-                <w:rFonts w:ascii="Roboto" w:hAnsi="Roboto"/>
-                <w:b/>
-              </w:rPr>
-              <w:t>6</w:t>
-            </w:r>
-            <w:r>
-              <w:rPr>
-                <w:rFonts w:ascii="Roboto" w:hAnsi="Roboto"/>
-                <w:b/>
-              </w:rPr>
-              <w:t>]</w:t>
-            </w:r>
-          </w:p>
-        </w:tc>
-        <w:tc>
-          <w:tcPr>
-            <w:tcW w:w="2114" w:type="dxa"/>
-            <w:gridSpan w:val="2"/>
-          </w:tcPr>
-          <w:p>
-            <w:pPr>
-              <w:ind w:right="573"/>
-              <w:rPr>
-                <w:rFonts w:ascii="Roboto" w:hAnsi="Roboto"/>
-                <w:b/>
-              </w:rPr>
-            </w:pPr>
-            <w:r>
-              <w:rPr>
-                <w:rFonts w:ascii="Roboto" w:hAnsi="Roboto"/>
-                <w:b/>
-              </w:rPr>
-              <w:t xml:space="preserve">          [DN</w:t>
-            </w:r>
-            <w:r>
-              <w:rPr>
-                <w:rFonts w:ascii="Roboto" w:hAnsi="Roboto"/>
-                <w:b/>
-              </w:rPr>
-              <w:t>6</w:t>
-            </w:r>
-            <w:r>
-              <w:rPr>
-                <w:rFonts w:ascii="Roboto" w:hAnsi="Roboto"/>
-                <w:b/>
-              </w:rPr>
-              <w:t>]</w:t>
-            </w:r>
-          </w:p>
-        </w:tc>
-      </w:tr>
-      <w:tr>
-        <w:tc>
-          <w:tcPr>
-            <w:tcW w:w="1689" w:type="dxa"/>
-          </w:tcPr>
-          <w:p>
-            <w:pPr>
-              <w:rPr>
-                <w:rFonts w:ascii="Arial" w:eastAsia="Times New Roman" w:hAnsi="Arial" w:cs="Arial"/>
-                <w:b/>
-                <w:sz w:val="20"/>
-                <w:szCs w:val="20"/>
-              </w:rPr>
-            </w:pPr>
-            <w:r>
-              <w:rPr>
-                <w:rFonts w:ascii="Roboto" w:hAnsi="Roboto"/>
-                <w:b/>
-              </w:rPr>
-              <w:t xml:space="preserve"> [Company Name]</w:t>
-            </w:r>
-          </w:p>
-        </w:tc>
-        <w:tc>
-          <w:tcPr>
-            <w:tcW w:w="1409" w:type="dxa"/>
-          </w:tcPr>
-          <w:p>
-            <w:pPr>
-              <w:jc w:val="center"/>
-              <w:rPr>
-                <w:rFonts w:ascii="Arial" w:eastAsia="Times New Roman" w:hAnsi="Arial" w:cs="Arial"/>
-                <w:b/>
-                <w:sz w:val="20"/>
-                <w:szCs w:val="20"/>
-              </w:rPr>
-            </w:pPr>
-            <w:r>
-              <w:rPr>
-                <w:rFonts w:ascii="Roboto" w:hAnsi="Roboto"/>
-                <w:b/>
-              </w:rPr>
-              <w:t>[Folio No]</w:t>
-            </w:r>
-          </w:p>
-        </w:tc>
-        <w:tc>
-          <w:tcPr>
-            <w:tcW w:w="1183" w:type="dxa"/>
-          </w:tcPr>
-          <w:p>
-            <w:pPr>
-              <w:jc w:val="center"/>
-              <w:rPr>
-                <w:b/>
-              </w:rPr>
-            </w:pPr>
-            <w:r>
-              <w:rPr>
-                <w:rFonts w:ascii="Roboto" w:hAnsi="Roboto"/>
-                <w:b/>
-              </w:rPr>
-              <w:t>[NOS</w:t>
-            </w:r>
-            <w:r>
-              <w:rPr>
-                <w:rFonts w:ascii="Roboto" w:hAnsi="Roboto"/>
-                <w:b/>
-              </w:rPr>
-              <w:t>7</w:t>
-            </w:r>
-            <w:r>
-              <w:rPr>
-                <w:rFonts w:ascii="Roboto" w:hAnsi="Roboto"/>
-                <w:b/>
-              </w:rPr>
-              <w:t>]</w:t>
-            </w:r>
-          </w:p>
-        </w:tc>
-        <w:tc>
-          <w:tcPr>
-            <w:tcW w:w="1970" w:type="dxa"/>
-          </w:tcPr>
-          <w:p>
-            <w:pPr>
-              <w:rPr>
-                <w:b/>
-              </w:rPr>
-            </w:pPr>
-            <w:proofErr w:type="spellStart"/>
-            <w:r>
-              <w:rPr>
-                <w:rFonts w:cstheme="minorHAnsi"/>
-                <w:b/>
-                <w:sz w:val="24"/>
-                <w:szCs w:val="24"/>
-              </w:rPr>
-              <w:t>Rs</w:t>
-            </w:r>
-            <w:proofErr w:type="spellEnd"/>
-            <w:r>
-              <w:rPr>
-                <w:rFonts w:cstheme="minorHAnsi"/>
-                <w:b/>
-                <w:sz w:val="24"/>
-                <w:szCs w:val="24"/>
-              </w:rPr>
-              <w:t>.</w:t>
-            </w:r>
-            <w:r>
-              <w:rPr>
-                <w:rFonts w:ascii="Roboto" w:hAnsi="Roboto"/>
-                <w:b/>
-              </w:rPr>
-              <w:t>[Face Value]/-</w:t>
-            </w:r>
-          </w:p>
-        </w:tc>
-        <w:tc>
-          <w:tcPr>
-            <w:tcW w:w="1695" w:type="dxa"/>
-          </w:tcPr>
-          <w:p>
-            <w:pPr>
-              <w:rPr>
-                <w:rFonts w:ascii="Arial" w:eastAsia="Times New Roman" w:hAnsi="Arial" w:cs="Arial"/>
-                <w:b/>
-                <w:sz w:val="20"/>
-                <w:szCs w:val="20"/>
-              </w:rPr>
-            </w:pPr>
-            <w:r>
-              <w:rPr>
-                <w:rFonts w:ascii="Arial" w:eastAsia="Times New Roman" w:hAnsi="Arial" w:cs="Arial"/>
-                <w:b/>
-                <w:sz w:val="20"/>
-                <w:szCs w:val="20"/>
-              </w:rPr>
-              <w:t xml:space="preserve">        </w:t>
-            </w:r>
-            <w:r>
-              <w:rPr>
-                <w:rFonts w:ascii="Roboto" w:hAnsi="Roboto"/>
-                <w:b/>
-              </w:rPr>
-              <w:t>[SC</w:t>
-            </w:r>
-            <w:r>
-              <w:rPr>
-                <w:rFonts w:ascii="Roboto" w:hAnsi="Roboto"/>
-                <w:b/>
-              </w:rPr>
-              <w:t>7</w:t>
-            </w:r>
-            <w:r>
-              <w:rPr>
-                <w:rFonts w:ascii="Roboto" w:hAnsi="Roboto"/>
-                <w:b/>
-              </w:rPr>
-              <w:t>]</w:t>
-            </w:r>
-          </w:p>
-        </w:tc>
-        <w:tc>
-          <w:tcPr>
-            <w:tcW w:w="2114" w:type="dxa"/>
-            <w:gridSpan w:val="2"/>
-          </w:tcPr>
-          <w:p>
-            <w:pPr>
-              <w:ind w:right="573"/>
-              <w:rPr>
-                <w:rFonts w:ascii="Roboto" w:hAnsi="Roboto"/>
-                <w:b/>
-              </w:rPr>
-            </w:pPr>
-            <w:r>
-              <w:rPr>
-                <w:rFonts w:ascii="Roboto" w:hAnsi="Roboto"/>
-                <w:b/>
-              </w:rPr>
-              <w:t xml:space="preserve">          [DN</w:t>
-            </w:r>
-            <w:r>
-              <w:rPr>
-                <w:rFonts w:ascii="Roboto" w:hAnsi="Roboto"/>
-                <w:b/>
-              </w:rPr>
-              <w:t>7</w:t>
-            </w:r>
-            <w:r>
-              <w:rPr>
-                <w:rFonts w:ascii="Roboto" w:hAnsi="Roboto"/>
-                <w:b/>
-              </w:rPr>
-              <w:t>]</w:t>
-            </w:r>
-          </w:p>
-        </w:tc>
-      </w:tr>
-      <w:tr>
-        <w:tc>
-          <w:tcPr>
-            <w:tcW w:w="1689" w:type="dxa"/>
-          </w:tcPr>
-          <w:p>
-            <w:pPr>
-              <w:rPr>
-                <w:rFonts w:ascii="Arial" w:eastAsia="Times New Roman" w:hAnsi="Arial" w:cs="Arial"/>
-                <w:b/>
-                <w:sz w:val="20"/>
-                <w:szCs w:val="20"/>
-              </w:rPr>
-            </w:pPr>
-            <w:r>
-              <w:rPr>
-                <w:rFonts w:ascii="Roboto" w:hAnsi="Roboto"/>
-                <w:b/>
-              </w:rPr>
-              <w:t xml:space="preserve"> [Company Name]</w:t>
-            </w:r>
-          </w:p>
-        </w:tc>
-        <w:tc>
-          <w:tcPr>
-            <w:tcW w:w="1409" w:type="dxa"/>
-          </w:tcPr>
-          <w:p>
-            <w:pPr>
-              <w:jc w:val="center"/>
-              <w:rPr>
-                <w:rFonts w:ascii="Arial" w:eastAsia="Times New Roman" w:hAnsi="Arial" w:cs="Arial"/>
-                <w:b/>
-                <w:sz w:val="20"/>
-                <w:szCs w:val="20"/>
-              </w:rPr>
-            </w:pPr>
-            <w:r>
-              <w:rPr>
-                <w:rFonts w:ascii="Roboto" w:hAnsi="Roboto"/>
-                <w:b/>
-              </w:rPr>
-              <w:t>[Folio No]</w:t>
-            </w:r>
-          </w:p>
-        </w:tc>
-        <w:tc>
-          <w:tcPr>
-            <w:tcW w:w="1183" w:type="dxa"/>
-          </w:tcPr>
-          <w:p>
-            <w:pPr>
-              <w:jc w:val="center"/>
-              <w:rPr>
-                <w:b/>
-              </w:rPr>
-            </w:pPr>
-            <w:r>
-              <w:rPr>
-                <w:rFonts w:ascii="Roboto" w:hAnsi="Roboto"/>
-                <w:b/>
-              </w:rPr>
-              <w:t>[NOS</w:t>
-            </w:r>
-            <w:r>
-              <w:rPr>
-                <w:rFonts w:ascii="Roboto" w:hAnsi="Roboto"/>
-                <w:b/>
-              </w:rPr>
-              <w:t>8</w:t>
-            </w:r>
-            <w:r>
-              <w:rPr>
-                <w:rFonts w:ascii="Roboto" w:hAnsi="Roboto"/>
-                <w:b/>
-              </w:rPr>
-              <w:t>]</w:t>
-            </w:r>
-          </w:p>
-        </w:tc>
-        <w:tc>
-          <w:tcPr>
-            <w:tcW w:w="1970" w:type="dxa"/>
-          </w:tcPr>
-          <w:p>
-            <w:pPr>
-              <w:rPr>
-                <w:b/>
-              </w:rPr>
-            </w:pPr>
-            <w:proofErr w:type="spellStart"/>
-            <w:r>
-              <w:rPr>
-                <w:rFonts w:cstheme="minorHAnsi"/>
-                <w:b/>
-                <w:sz w:val="24"/>
-                <w:szCs w:val="24"/>
-              </w:rPr>
-              <w:t>Rs</w:t>
-            </w:r>
-            <w:proofErr w:type="spellEnd"/>
-            <w:r>
-              <w:rPr>
-                <w:rFonts w:cstheme="minorHAnsi"/>
-                <w:b/>
-                <w:sz w:val="24"/>
-                <w:szCs w:val="24"/>
-              </w:rPr>
-              <w:t>.</w:t>
-            </w:r>
-            <w:r>
-              <w:rPr>
-                <w:rFonts w:ascii="Roboto" w:hAnsi="Roboto"/>
-                <w:b/>
-              </w:rPr>
-              <w:t>[Face Value]/-</w:t>
-            </w:r>
-          </w:p>
-        </w:tc>
-        <w:tc>
-          <w:tcPr>
-            <w:tcW w:w="1695" w:type="dxa"/>
-          </w:tcPr>
-          <w:p>
-            <w:pPr>
-              <w:rPr>
-                <w:rFonts w:ascii="Arial" w:eastAsia="Times New Roman" w:hAnsi="Arial" w:cs="Arial"/>
-                <w:b/>
-                <w:sz w:val="20"/>
-                <w:szCs w:val="20"/>
-              </w:rPr>
-            </w:pPr>
-            <w:r>
-              <w:rPr>
-                <w:rFonts w:ascii="Arial" w:eastAsia="Times New Roman" w:hAnsi="Arial" w:cs="Arial"/>
-                <w:b/>
-                <w:sz w:val="20"/>
-                <w:szCs w:val="20"/>
-              </w:rPr>
-              <w:t xml:space="preserve">        </w:t>
-            </w:r>
-            <w:r>
-              <w:rPr>
-                <w:rFonts w:ascii="Roboto" w:hAnsi="Roboto"/>
-                <w:b/>
-              </w:rPr>
-              <w:t>[SC</w:t>
-            </w:r>
-            <w:r>
-              <w:rPr>
-                <w:rFonts w:ascii="Roboto" w:hAnsi="Roboto"/>
-                <w:b/>
-              </w:rPr>
-              <w:t>8</w:t>
-            </w:r>
-            <w:r>
-              <w:rPr>
-                <w:rFonts w:ascii="Roboto" w:hAnsi="Roboto"/>
-                <w:b/>
-              </w:rPr>
-              <w:t>]</w:t>
-            </w:r>
-          </w:p>
-        </w:tc>
-        <w:tc>
-          <w:tcPr>
-            <w:tcW w:w="2114" w:type="dxa"/>
-            <w:gridSpan w:val="2"/>
-          </w:tcPr>
-          <w:p>
-            <w:pPr>
-              <w:ind w:right="573"/>
-              <w:rPr>
-                <w:rFonts w:ascii="Roboto" w:hAnsi="Roboto"/>
-                <w:b/>
-              </w:rPr>
-            </w:pPr>
-            <w:r>
-              <w:rPr>
-                <w:rFonts w:ascii="Roboto" w:hAnsi="Roboto"/>
-                <w:b/>
-              </w:rPr>
-              <w:t xml:space="preserve">          [DN</w:t>
-            </w:r>
-            <w:r>
-              <w:rPr>
-                <w:rFonts w:ascii="Roboto" w:hAnsi="Roboto"/>
-                <w:b/>
-              </w:rPr>
-              <w:t>8</w:t>
-            </w:r>
-            <w:r>
-              <w:rPr>
-                <w:rFonts w:ascii="Roboto" w:hAnsi="Roboto"/>
-                <w:b/>
-              </w:rPr>
-              <w:t>]</w:t>
-            </w:r>
-          </w:p>
-        </w:tc>
-      </w:tr>
-      <w:tr>
-        <w:tc>
-          <w:tcPr>
-            <w:tcW w:w="1689" w:type="dxa"/>
-          </w:tcPr>
-          <w:p>
-            <w:pPr>
-              <w:rPr>
-                <w:rFonts w:ascii="Arial" w:eastAsia="Times New Roman" w:hAnsi="Arial" w:cs="Arial"/>
-                <w:b/>
-                <w:sz w:val="20"/>
-                <w:szCs w:val="20"/>
-              </w:rPr>
-            </w:pPr>
-            <w:r>
-              <w:rPr>
-                <w:rFonts w:ascii="Roboto" w:hAnsi="Roboto"/>
-                <w:b/>
-              </w:rPr>
-              <w:t xml:space="preserve"> [Company Name]</w:t>
-            </w:r>
-          </w:p>
-        </w:tc>
-        <w:tc>
-          <w:tcPr>
-            <w:tcW w:w="1409" w:type="dxa"/>
-          </w:tcPr>
-          <w:p>
-            <w:pPr>
-              <w:jc w:val="center"/>
-              <w:rPr>
-                <w:rFonts w:ascii="Arial" w:eastAsia="Times New Roman" w:hAnsi="Arial" w:cs="Arial"/>
-                <w:b/>
-                <w:sz w:val="20"/>
-                <w:szCs w:val="20"/>
-              </w:rPr>
-            </w:pPr>
-            <w:r>
-              <w:rPr>
-                <w:rFonts w:ascii="Roboto" w:hAnsi="Roboto"/>
-                <w:b/>
-              </w:rPr>
-              <w:t>[Folio No]</w:t>
-            </w:r>
-          </w:p>
-        </w:tc>
-        <w:tc>
-          <w:tcPr>
-            <w:tcW w:w="1183" w:type="dxa"/>
-          </w:tcPr>
-          <w:p>
-            <w:pPr>
-              <w:jc w:val="center"/>
-              <w:rPr>
-                <w:b/>
-              </w:rPr>
-            </w:pPr>
-            <w:r>
-              <w:rPr>
-                <w:rFonts w:ascii="Roboto" w:hAnsi="Roboto"/>
-                <w:b/>
-              </w:rPr>
-              <w:t>[NOS</w:t>
-            </w:r>
-            <w:r>
-              <w:rPr>
-                <w:rFonts w:ascii="Roboto" w:hAnsi="Roboto"/>
-                <w:b/>
-              </w:rPr>
-              <w:t>9</w:t>
-            </w:r>
-            <w:r>
-              <w:rPr>
-                <w:rFonts w:ascii="Roboto" w:hAnsi="Roboto"/>
-                <w:b/>
-              </w:rPr>
-              <w:t>]</w:t>
-            </w:r>
-          </w:p>
-        </w:tc>
-        <w:tc>
-          <w:tcPr>
-            <w:tcW w:w="1970" w:type="dxa"/>
-          </w:tcPr>
-          <w:p>
-            <w:pPr>
-              <w:rPr>
-                <w:b/>
-              </w:rPr>
-            </w:pPr>
-            <w:proofErr w:type="spellStart"/>
-            <w:r>
-              <w:rPr>
-                <w:rFonts w:cstheme="minorHAnsi"/>
-                <w:b/>
-                <w:sz w:val="24"/>
-                <w:szCs w:val="24"/>
-              </w:rPr>
-              <w:t>Rs</w:t>
-            </w:r>
-            <w:proofErr w:type="spellEnd"/>
-            <w:r>
-              <w:rPr>
-                <w:rFonts w:cstheme="minorHAnsi"/>
-                <w:b/>
-                <w:sz w:val="24"/>
-                <w:szCs w:val="24"/>
-              </w:rPr>
-              <w:t>.</w:t>
-            </w:r>
-            <w:r>
-              <w:rPr>
-                <w:rFonts w:ascii="Roboto" w:hAnsi="Roboto"/>
-                <w:b/>
-              </w:rPr>
-              <w:t>[Face Value]/-</w:t>
-            </w:r>
-          </w:p>
-        </w:tc>
-        <w:tc>
-          <w:tcPr>
-            <w:tcW w:w="1695" w:type="dxa"/>
-          </w:tcPr>
-          <w:p>
-            <w:pPr>
-              <w:rPr>
-                <w:rFonts w:ascii="Arial" w:eastAsia="Times New Roman" w:hAnsi="Arial" w:cs="Arial"/>
-                <w:b/>
-                <w:sz w:val="20"/>
-                <w:szCs w:val="20"/>
-              </w:rPr>
-            </w:pPr>
-            <w:r>
-              <w:rPr>
-                <w:rFonts w:ascii="Arial" w:eastAsia="Times New Roman" w:hAnsi="Arial" w:cs="Arial"/>
-                <w:b/>
-                <w:sz w:val="20"/>
-                <w:szCs w:val="20"/>
-              </w:rPr>
-              <w:t xml:space="preserve">        </w:t>
-            </w:r>
-            <w:r>
-              <w:rPr>
-                <w:rFonts w:ascii="Roboto" w:hAnsi="Roboto"/>
-                <w:b/>
-              </w:rPr>
-              <w:t>[SC</w:t>
-            </w:r>
-            <w:r>
-              <w:rPr>
-                <w:rFonts w:ascii="Roboto" w:hAnsi="Roboto"/>
-                <w:b/>
-              </w:rPr>
-              <w:t>9</w:t>
-            </w:r>
-            <w:r>
-              <w:rPr>
-                <w:rFonts w:ascii="Roboto" w:hAnsi="Roboto"/>
-                <w:b/>
-              </w:rPr>
-              <w:t>]</w:t>
-            </w:r>
-          </w:p>
-        </w:tc>
-        <w:tc>
-          <w:tcPr>
-            <w:tcW w:w="2114" w:type="dxa"/>
-            <w:gridSpan w:val="2"/>
-          </w:tcPr>
-          <w:p>
-            <w:pPr>
-              <w:ind w:right="573"/>
-              <w:rPr>
-                <w:rFonts w:ascii="Roboto" w:hAnsi="Roboto"/>
-                <w:b/>
-              </w:rPr>
-            </w:pPr>
-            <w:r>
-              <w:rPr>
-                <w:rFonts w:ascii="Roboto" w:hAnsi="Roboto"/>
-                <w:b/>
-              </w:rPr>
-              <w:t xml:space="preserve">          [DN</w:t>
-            </w:r>
-            <w:r>
-              <w:rPr>
-                <w:rFonts w:ascii="Roboto" w:hAnsi="Roboto"/>
-                <w:b/>
-              </w:rPr>
-              <w:t>9</w:t>
-            </w:r>
-            <w:r>
-              <w:rPr>
-                <w:rFonts w:ascii="Roboto" w:hAnsi="Roboto"/>
-                <w:b/>
-              </w:rPr>
-              <w:t>]</w:t>
-            </w:r>
-          </w:p>
-        </w:tc>
-      </w:tr>
-      <w:tr>
-        <w:tc>
-          <w:tcPr>
-            <w:tcW w:w="1689" w:type="dxa"/>
-          </w:tcPr>
-          <w:p>
-            <w:pPr>
-              <w:rPr>
-                <w:rFonts w:ascii="Arial" w:eastAsia="Times New Roman" w:hAnsi="Arial" w:cs="Arial"/>
-                <w:b/>
-                <w:sz w:val="20"/>
-                <w:szCs w:val="20"/>
-              </w:rPr>
-            </w:pPr>
-            <w:r>
-              <w:rPr>
-                <w:rFonts w:ascii="Roboto" w:hAnsi="Roboto"/>
-                <w:b/>
-              </w:rPr>
-              <w:t xml:space="preserve"> [Company Name]</w:t>
-            </w:r>
-          </w:p>
-        </w:tc>
-        <w:tc>
-          <w:tcPr>
-            <w:tcW w:w="1409" w:type="dxa"/>
-          </w:tcPr>
-          <w:p>
-            <w:pPr>
-              <w:jc w:val="center"/>
-              <w:rPr>
-                <w:rFonts w:ascii="Arial" w:eastAsia="Times New Roman" w:hAnsi="Arial" w:cs="Arial"/>
-                <w:b/>
-                <w:sz w:val="20"/>
-                <w:szCs w:val="20"/>
-              </w:rPr>
-            </w:pPr>
-            <w:r>
-              <w:rPr>
-                <w:rFonts w:ascii="Roboto" w:hAnsi="Roboto"/>
-                <w:b/>
-              </w:rPr>
-              <w:t>[Folio No]</w:t>
-            </w:r>
-          </w:p>
-        </w:tc>
-        <w:tc>
-          <w:tcPr>
-            <w:tcW w:w="1183" w:type="dxa"/>
-          </w:tcPr>
-          <w:p>
-            <w:pPr>
-              <w:jc w:val="center"/>
-              <w:rPr>
-                <w:b/>
-              </w:rPr>
-            </w:pPr>
-            <w:r>
-              <w:rPr>
-                <w:rFonts w:ascii="Roboto" w:hAnsi="Roboto"/>
-                <w:b/>
-              </w:rPr>
-              <w:t>[NOS</w:t>
-            </w:r>
-            <w:r>
-              <w:rPr>
-                <w:rFonts w:ascii="Roboto" w:hAnsi="Roboto"/>
-                <w:b/>
-              </w:rPr>
-              <w:t>10</w:t>
-            </w:r>
-            <w:r>
-              <w:rPr>
-                <w:rFonts w:ascii="Roboto" w:hAnsi="Roboto"/>
-                <w:b/>
-              </w:rPr>
-              <w:t>]</w:t>
-            </w:r>
-          </w:p>
-        </w:tc>
-        <w:tc>
-          <w:tcPr>
-            <w:tcW w:w="1970" w:type="dxa"/>
-          </w:tcPr>
-          <w:p>
-            <w:pPr>
-              <w:rPr>
-                <w:b/>
-              </w:rPr>
-            </w:pPr>
-            <w:proofErr w:type="spellStart"/>
-            <w:r>
-              <w:rPr>
-                <w:rFonts w:cstheme="minorHAnsi"/>
-                <w:b/>
-                <w:sz w:val="24"/>
-                <w:szCs w:val="24"/>
-              </w:rPr>
-              <w:t>Rs</w:t>
-            </w:r>
-            <w:proofErr w:type="spellEnd"/>
-            <w:r>
-              <w:rPr>
-                <w:rFonts w:cstheme="minorHAnsi"/>
-                <w:b/>
-                <w:sz w:val="24"/>
-                <w:szCs w:val="24"/>
-              </w:rPr>
-              <w:t>.</w:t>
+              <w:t>Rs.</w:t>
             </w:r>
             <w:r>
               <w:rPr>
@@ -3096,21 +2986,160 @@
       </w:pPr>
       <w:r>
         <w:rPr>
+          <w:rFonts w:cstheme="minorHAnsi"/>
+          <w:b/>
           <w:noProof/>
+          <w:sz w:val="24"/>
+          <w:szCs w:val="24"/>
         </w:rPr>
         <mc:AlternateContent>
           <mc:Choice Requires="wps">
             <w:drawing>
-              <wp:anchor distT="0" distB="0" distL="114300" distR="114300" simplePos="0" relativeHeight="251659264" behindDoc="0" locked="0" layoutInCell="1" allowOverlap="1" wp14:anchorId="0C9A6A7A" wp14:editId="1AF3952D">
+              <wp:anchor distT="0" distB="0" distL="114300" distR="114300" simplePos="0" relativeHeight="251663360" behindDoc="0" locked="0" layoutInCell="1" allowOverlap="1" wp14:anchorId="5B5BCFD9" wp14:editId="17AE0D80">
+                <wp:simplePos x="0" y="0"/>
+                <wp:positionH relativeFrom="column">
+                  <wp:posOffset>4063365</wp:posOffset>
+                </wp:positionH>
+                <wp:positionV relativeFrom="paragraph">
+                  <wp:posOffset>267970</wp:posOffset>
+                </wp:positionV>
+                <wp:extent cx="0" cy="2122715"/>
+                <wp:effectExtent l="0" t="0" r="12700" b="11430"/>
+                <wp:wrapNone/>
+                <wp:docPr id="5" name="Straight Connector 5"/>
+                <wp:cNvGraphicFramePr/>
+                <a:graphic xmlns:a="http://schemas.openxmlformats.org/drawingml/2006/main">
+                  <a:graphicData uri="http://schemas.microsoft.com/office/word/2010/wordprocessingShape">
+                    <wps:wsp>
+                      <wps:cNvCnPr/>
+                      <wps:spPr>
+                        <a:xfrm>
+                          <a:off x="0" y="0"/>
+                          <a:ext cx="0" cy="2122715"/>
+                        </a:xfrm>
+                        <a:prstGeom prst="line">
+                          <a:avLst/>
+                        </a:prstGeom>
+                      </wps:spPr>
+                      <wps:style>
+                        <a:lnRef idx="1">
+                          <a:schemeClr val="dk1"/>
+                        </a:lnRef>
+                        <a:fillRef idx="0">
+                          <a:schemeClr val="dk1"/>
+                        </a:fillRef>
+                        <a:effectRef idx="0">
+                          <a:schemeClr val="dk1"/>
+                        </a:effectRef>
+                        <a:fontRef idx="minor">
+                          <a:schemeClr val="tx1"/>
+                        </a:fontRef>
+                      </wps:style>
+                      <wps:bodyPr/>
+                    </wps:wsp>
+                  </a:graphicData>
+                </a:graphic>
+                <wp14:sizeRelV relativeFrom="margin">
+                  <wp14:pctHeight>0</wp14:pctHeight>
+                </wp14:sizeRelV>
+              </wp:anchor>
+            </w:drawing>
+          </mc:Choice>
+          <mc:Fallback>
+            <w:pict>
+              <v:line w14:anchorId="38CBDC3B" id="Straight Connector 5" o:spid="_x0000_s1026" style="position:absolute;z-index:251663360;visibility:visible;mso-wrap-style:square;mso-height-percent:0;mso-wrap-distance-left:9pt;mso-wrap-distance-top:0;mso-wrap-distance-right:9pt;mso-wrap-distance-bottom:0;mso-position-horizontal:absolute;mso-position-horizontal-relative:text;mso-position-vertical:absolute;mso-position-vertical-relative:text;mso-height-percent:0;mso-height-relative:margin" from="319.95pt,21.1pt" to="319.95pt,188.25pt" o:gfxdata="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" strokecolor="black [3040]"/>
+            </w:pict>
+          </mc:Fallback>
+        </mc:AlternateContent>
+      </w:r>
+      <w:r>
+        <w:rPr>
+          <w:rFonts w:cstheme="minorHAnsi"/>
+          <w:b/>
+          <w:noProof/>
+          <w:sz w:val="24"/>
+          <w:szCs w:val="24"/>
+        </w:rPr>
+        <mc:AlternateContent>
+          <mc:Choice Requires="wps">
+            <w:drawing>
+              <wp:anchor distT="0" distB="0" distL="114300" distR="114300" simplePos="0" relativeHeight="251662336" behindDoc="0" locked="0" layoutInCell="1" allowOverlap="1" wp14:anchorId="2A72C5AD" wp14:editId="65C88275">
+                <wp:simplePos x="0" y="0"/>
+                <wp:positionH relativeFrom="column">
+                  <wp:posOffset>-167640</wp:posOffset>
+                </wp:positionH>
+                <wp:positionV relativeFrom="paragraph">
+                  <wp:posOffset>256540</wp:posOffset>
+                </wp:positionV>
+                <wp:extent cx="4244340" cy="7620"/>
+                <wp:effectExtent l="0" t="0" r="22860" b="30480"/>
+                <wp:wrapNone/>
+                <wp:docPr id="4" name="Straight Connector 4"/>
+                <wp:cNvGraphicFramePr/>
+                <a:graphic xmlns:a="http://schemas.openxmlformats.org/drawingml/2006/main">
+                  <a:graphicData uri="http://schemas.microsoft.com/office/word/2010/wordprocessingShape">
+                    <wps:wsp>
+                      <wps:cNvCnPr/>
+                      <wps:spPr>
+                        <a:xfrm>
+                          <a:off x="0" y="0"/>
+                          <a:ext cx="4244340" cy="7620"/>
+                        </a:xfrm>
+                        <a:prstGeom prst="line">
+                          <a:avLst/>
+                        </a:prstGeom>
+                      </wps:spPr>
+                      <wps:style>
+                        <a:lnRef idx="1">
+                          <a:schemeClr val="dk1"/>
+                        </a:lnRef>
+                        <a:fillRef idx="0">
+                          <a:schemeClr val="dk1"/>
+                        </a:fillRef>
+                        <a:effectRef idx="0">
+                          <a:schemeClr val="dk1"/>
+                        </a:effectRef>
+                        <a:fontRef idx="minor">
+                          <a:schemeClr val="tx1"/>
+                        </a:fontRef>
+                      </wps:style>
+                      <wps:bodyPr/>
+                    </wps:wsp>
+                  </a:graphicData>
+                </a:graphic>
+                <wp14:sizeRelH relativeFrom="margin">
+                  <wp14:pctWidth>0</wp14:pctWidth>
+                </wp14:sizeRelH>
+                <wp14:sizeRelV relativeFrom="margin">
+                  <wp14:pctHeight>0</wp14:pctHeight>
+                </wp14:sizeRelV>
+              </wp:anchor>
+            </w:drawing>
+          </mc:Choice>
+          <mc:Fallback>
+            <w:pict>
+              <v:line w14:anchorId="5C440D59" id="Straight Connector 4" o:spid="_x0000_s1026" style="position:absolute;z-index:251662336;visibility:visible;mso-wrap-style:square;mso-width-percent:0;mso-height-percent:0;mso-wrap-distance-left:9pt;mso-wrap-distance-top:0;mso-wrap-distance-right:9pt;mso-wrap-distance-bottom:0;mso-position-horizontal:absolute;mso-position-horizontal-relative:text;mso-position-vertical:absolute;mso-position-vertical-relative:text;mso-width-percent:0;mso-height-percent:0;mso-width-relative:margin;mso-height-relative:margin" from="-13.2pt,20.2pt" to="321pt,20.8pt" o:gfxdata="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" strokecolor="black [3040]"/>
+            </w:pict>
+          </mc:Fallback>
+        </mc:AlternateContent>
+      </w:r>
+      <w:r>
+        <w:rPr>
+          <w:noProof/>
+        </w:rPr>
+        <mc:AlternateContent>
+          <mc:Choice Requires="wps">
+            <w:drawing>
+              <wp:anchor distT="0" distB="0" distL="114300" distR="114300" simplePos="0" relativeHeight="251659264" behindDoc="0" locked="0" layoutInCell="1" allowOverlap="1" wp14:anchorId="0C9A6A7A" wp14:editId="1EE80194">
                 <wp:simplePos x="0" y="0"/>
                 <wp:positionH relativeFrom="page">
-                  <wp:posOffset>4279900</wp:posOffset>
+                  <wp:posOffset>5090160</wp:posOffset>
                 </wp:positionH>
                 <wp:positionV relativeFrom="page">
-                  <wp:posOffset>2724150</wp:posOffset>
+                  <wp:posOffset>2727960</wp:posOffset>
                 </wp:positionV>
-                <wp:extent cx="3127375" cy="1066800"/>
-                <wp:effectExtent l="0" t="0" r="15875" b="19050"/>
+                <wp:extent cx="2319655" cy="1013460"/>
+                <wp:effectExtent l="0" t="0" r="23495" b="15240"/>
                 <wp:wrapNone/>
                 <wp:docPr id="10" name="Text Box 10"/>
                 <wp:cNvGraphicFramePr>
@@ -3125,7 +3154,7 @@
                       <wps:spPr>
                         <a:xfrm>
                           <a:off x="0" y="0"/>
-                          <a:ext cx="3127375" cy="1066800"/>
+                          <a:ext cx="2319655" cy="1013460"/>
                         </a:xfrm>
                         <a:prstGeom prst="rect">
                           <a:avLst/>
@@ -3195,7 +3224,7 @@
                           </w:p>
                         </w:txbxContent>
                       </wps:txbx>
-                      <wps:bodyPr lIns="0" tIns="0" rIns="0" bIns="0" upright="1">
+                      <wps:bodyPr wrap="square" lIns="0" tIns="0" rIns="0" bIns="0" upright="1">
                         <a:noAutofit/>
                       </wps:bodyPr>
                     </wps:wsp>
@@ -3216,7 +3245,7 @@
                 <v:stroke joinstyle="miter"/>
                 <v:path gradientshapeok="t" o:connecttype="rect"/>
               </v:shapetype>
-              <v:shape id="Text Box 10" o:spid="_x0000_s1026" type="#_x0000_t202" style="position:absolute;margin-left:337pt;margin-top:214.5pt;width:246.25pt;height:84pt;z-index:251659264;visibility:visible;mso-wrap-style:square;mso-width-percent:0;mso-height-percent:0;mso-wrap-distance-left:9pt;mso-wrap-distance-top:0;mso-wrap-distance-right:9pt;mso-wrap-distance-bottom:0;mso-position-horizontal:absolute;mso-position-horizontal-relative:page;mso-position-vertical:absolute;mso-position-vertical-relative:page;mso-width-percent:0;mso-height-percent:0;mso-width-relative:page;mso-height-relative:page;v-text-anchor:top" o:gfxdata="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" filled="f" strokeweight=".25pt">
+              <v:shape id="Text Box 10" o:spid="_x0000_s1026" type="#_x0000_t202" style="position:absolute;margin-left:400.8pt;margin-top:214.8pt;width:182.65pt;height:79.8pt;z-index:251659264;visibility:visible;mso-wrap-style:square;mso-width-percent:0;mso-height-percent:0;mso-wrap-distance-left:9pt;mso-wrap-distance-top:0;mso-wrap-distance-right:9pt;mso-wrap-distance-bottom:0;mso-position-horizontal:absolute;mso-position-horizontal-relative:page;mso-position-vertical:absolute;mso-position-vertical-relative:page;mso-width-percent:0;mso-height-percent:0;mso-width-relative:page;mso-height-relative:page;v-text-anchor:top" o:gfxdata="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" filled="f" strokeweight=".25pt">
                 <v:path arrowok="t"/>
                 <v:textbox inset="0,0,0,0">
                   <w:txbxContent>
@@ -3289,7 +3318,7 @@
         <mc:AlternateContent>
           <mc:Choice Requires="wps">
             <w:drawing>
-              <wp:anchor distT="0" distB="0" distL="114300" distR="114300" simplePos="0" relativeHeight="251661312" behindDoc="0" locked="0" layoutInCell="1" allowOverlap="1" wp14:anchorId="0DAEA46F" wp14:editId="7FE6FBEE">
+              <wp:anchor distT="0" distB="0" distL="114300" distR="114300" simplePos="0" relativeHeight="251661312" behindDoc="0" locked="0" layoutInCell="1" allowOverlap="1" wp14:anchorId="0DAEA46F" wp14:editId="1AF35AEC">
                 <wp:simplePos x="0" y="0"/>
                 <wp:positionH relativeFrom="column">
                   <wp:posOffset>-171450</wp:posOffset>
@@ -3339,244 +3368,111 @@
               </wp:anchor>
             </w:drawing>
           </mc:Choice>
-          <mc:Fallback xmlns:w16sdtdh="http://schemas.microsoft.com/office/word/2020/wordml/sdtdatahash" xmlns:w16="http://schemas.microsoft.com/office/word/2018/wordml" xmlns:w16cid="http://schemas.microsoft.com/office/word/2016/wordml/cid" xmlns:w16cex="http://schemas.microsoft.com/office/word/2018/wordml/cex" xmlns:oel="http://schemas.microsoft.com/office/2019/extlst" xmlns:am3d="http://schemas.microsoft.com/office/drawing/2017/model3d" xmlns:aink="http://schemas.microsoft.com/office/drawing/2016/ink" xmlns:cx8="http://schemas.microsoft.com/office/drawing/2016/5/14/chartex" xmlns:cx7="http://schemas.microsoft.com/office/drawing/2016/5/13/chartex" xmlns:cx6="http://schemas.microsoft.com/office/drawing/2016/5/12/chartex" xmlns:cx5="http://schemas.microsoft.com/office/drawing/2016/5/11/chartex" xmlns:cx4="http://schemas.microsoft.com/office/drawing/2016/5/10/chartex" xmlns:cx3="http://schemas.microsoft.com/office/drawing/2016/5/9/chartex" xmlns:cx2="http://schemas.microsoft.com/office/drawing/2015/10/21/chartex" xmlns:cx1="http://schemas.microsoft.com/office/drawing/2015/9/8/chartex">
+          <mc:Fallback>
             <w:pict>
-              <v:line w14:anchorId="103A4C4D" id="Straight Connector 3" o:spid="_x0000_s1026" style="position:absolute;z-index:251661312;visibility:visible;mso-wrap-style:square;mso-height-percent:0;mso-wrap-distance-left:9pt;mso-wrap-distance-top:0;mso-wrap-distance-right:9pt;mso-wrap-distance-bottom:0;mso-position-horizontal:absolute;mso-position-horizontal-relative:text;mso-position-vertical:absolute;mso-position-vertical-relative:text;mso-height-percent:0;mso-height-relative:margin" from="-13.5pt,20.55pt" to="-13.5pt,187.7pt" o:gfxdata="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" strokecolor="black"/>
+              <v:line w14:anchorId="3021DE8A" id="Straight Connector 3" o:spid="_x0000_s1026" style="position:absolute;z-index:251661312;visibility:visible;mso-wrap-style:square;mso-height-percent:0;mso-wrap-distance-left:9pt;mso-wrap-distance-top:0;mso-wrap-distance-right:9pt;mso-wrap-distance-bottom:0;mso-position-horizontal:absolute;mso-position-horizontal-relative:text;mso-position-vertical:absolute;mso-position-vertical-relative:text;mso-height-percent:0;mso-height-relative:margin" from="-13.5pt,20.55pt" to="-13.5pt,187.7pt" o:gfxdata="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" strokecolor="black [3040]"/>
             </w:pict>
           </mc:Fallback>
         </mc:AlternateContent>
       </w:r>
-      <w:r>
+    </w:p>
+    <w:p>
+      <w:pPr>
         <w:rPr>
           <w:rFonts w:cstheme="minorHAnsi"/>
           <w:b/>
+          <w:sz w:val="24"/>
+          <w:szCs w:val="24"/>
+        </w:rPr>
+      </w:pPr>
+      <w:r>
+        <w:rPr>
+          <w:rFonts w:cstheme="minorHAnsi"/>
+          <w:b/>
+          <w:sz w:val="24"/>
+          <w:szCs w:val="24"/>
+        </w:rPr>
+        <w:t>Address of First Holder / Applicant:</w:t>
+      </w:r>
+      <w:r>
+        <w:rPr>
+          <w:rFonts w:ascii="Roboto" w:eastAsia="Times New Roman" w:hAnsi="Roboto" w:cs="Times New Roman"/>
+          <w:color w:val="000000"/>
+          <w:lang w:val="en-IN" w:eastAsia="en-IN"/>
+        </w:rPr>
+        <w:t xml:space="preserve"> </w:t>
+      </w:r>
+      <w:r>
+        <w:rPr>
+          <w:rFonts w:ascii="Roboto" w:eastAsia="Times New Roman" w:hAnsi="Roboto" w:cs="Times New Roman"/>
+          <w:b/>
+          <w:lang w:val="en-IN" w:eastAsia="en-IN"/>
+        </w:rPr>
+        <w:t>[Address C1]</w:t>
+      </w:r>
+    </w:p>
+    <w:p>
+      <w:pPr>
+        <w:rPr>
+          <w:rFonts w:cstheme="minorHAnsi"/>
+          <w:b/>
+          <w:sz w:val="24"/>
+          <w:szCs w:val="24"/>
+        </w:rPr>
+      </w:pPr>
+    </w:p>
+    <w:p>
+      <w:pPr>
+        <w:rPr>
+          <w:rFonts w:cstheme="minorHAnsi"/>
+          <w:b/>
+          <w:sz w:val="24"/>
+          <w:szCs w:val="24"/>
+        </w:rPr>
+      </w:pPr>
+      <w:r>
+        <w:rPr>
+          <w:rFonts w:cstheme="minorHAnsi"/>
+          <w:b/>
+          <w:sz w:val="24"/>
+          <w:szCs w:val="24"/>
+        </w:rPr>
+        <w:t xml:space="preserve">Pin code – </w:t>
+      </w:r>
+      <w:r>
+        <w:rPr>
+          <w:rFonts w:ascii="Roboto" w:eastAsia="Times New Roman" w:hAnsi="Roboto" w:cs="Times New Roman"/>
+          <w:b/>
+          <w:lang w:val="en-IN" w:eastAsia="en-IN"/>
+        </w:rPr>
+        <w:t>[PIN C1]</w:t>
+      </w:r>
+    </w:p>
+    <w:p>
+      <w:pPr>
+        <w:rPr>
+          <w:rFonts w:ascii="Roboto" w:eastAsia="Times New Roman" w:hAnsi="Roboto" w:cs="Times New Roman"/>
+          <w:b/>
+          <w:lang w:val="en-IN" w:eastAsia="en-IN"/>
+        </w:rPr>
+      </w:pPr>
+      <w:r>
+        <w:rPr>
           <w:noProof/>
-          <w:sz w:val="24"/>
-          <w:szCs w:val="24"/>
         </w:rPr>
         <mc:AlternateContent>
           <mc:Choice Requires="wps">
             <w:drawing>
-              <wp:anchor distT="0" distB="0" distL="114300" distR="114300" simplePos="0" relativeHeight="251663360" behindDoc="0" locked="0" layoutInCell="1" allowOverlap="1" wp14:anchorId="5B5BCFD9" wp14:editId="6C41915E">
+              <wp:anchor distT="0" distB="0" distL="114300" distR="114300" simplePos="0" relativeHeight="251660288" behindDoc="0" locked="0" layoutInCell="1" allowOverlap="1" wp14:anchorId="3D900A1A" wp14:editId="7D8AFDB6">
                 <wp:simplePos x="0" y="0"/>
-                <wp:positionH relativeFrom="column">
-                  <wp:posOffset>3118757</wp:posOffset>
+                <wp:positionH relativeFrom="page">
+                  <wp:posOffset>5105400</wp:posOffset>
                 </wp:positionH>
                 <wp:positionV relativeFrom="paragraph">
-                  <wp:posOffset>260893</wp:posOffset>
+                  <wp:posOffset>5715</wp:posOffset>
                 </wp:positionV>
-                <wp:extent cx="0" cy="2122715"/>
-                <wp:effectExtent l="0" t="0" r="12700" b="11430"/>
-                <wp:wrapNone/>
-                <wp:docPr id="5" name="Straight Connector 5"/>
-                <wp:cNvGraphicFramePr/>
-                <a:graphic xmlns:a="http://schemas.openxmlformats.org/drawingml/2006/main">
-                  <a:graphicData uri="http://schemas.microsoft.com/office/word/2010/wordprocessingShape">
-                    <wps:wsp>
-                      <wps:cNvCnPr/>
-                      <wps:spPr>
-                        <a:xfrm>
-                          <a:off x="0" y="0"/>
-                          <a:ext cx="0" cy="2122715"/>
-                        </a:xfrm>
-                        <a:prstGeom prst="line">
-                          <a:avLst/>
-                        </a:prstGeom>
-                      </wps:spPr>
-                      <wps:style>
-                        <a:lnRef idx="1">
-                          <a:schemeClr val="dk1"/>
-                        </a:lnRef>
-                        <a:fillRef idx="0">
-                          <a:schemeClr val="dk1"/>
-                        </a:fillRef>
-                        <a:effectRef idx="0">
-                          <a:schemeClr val="dk1"/>
-                        </a:effectRef>
-                        <a:fontRef idx="minor">
-                          <a:schemeClr val="tx1"/>
-                        </a:fontRef>
-                      </wps:style>
-                      <wps:bodyPr/>
-                    </wps:wsp>
-                  </a:graphicData>
-                </a:graphic>
-                <wp14:sizeRelV relativeFrom="margin">
-                  <wp14:pctHeight>0</wp14:pctHeight>
-                </wp14:sizeRelV>
-              </wp:anchor>
-            </w:drawing>
-          </mc:Choice>
-          <mc:Fallback xmlns:w16sdtdh="http://schemas.microsoft.com/office/word/2020/wordml/sdtdatahash" xmlns:w16="http://schemas.microsoft.com/office/word/2018/wordml" xmlns:w16cid="http://schemas.microsoft.com/office/word/2016/wordml/cid" xmlns:w16cex="http://schemas.microsoft.com/office/word/2018/wordml/cex" xmlns:oel="http://schemas.microsoft.com/office/2019/extlst" xmlns:am3d="http://schemas.microsoft.com/office/drawing/2017/model3d" xmlns:aink="http://schemas.microsoft.com/office/drawing/2016/ink" xmlns:cx8="http://schemas.microsoft.com/office/drawing/2016/5/14/chartex" xmlns:cx7="http://schemas.microsoft.com/office/drawing/2016/5/13/chartex" xmlns:cx6="http://schemas.microsoft.com/office/drawing/2016/5/12/chartex" xmlns:cx5="http://schemas.microsoft.com/office/drawing/2016/5/11/chartex" xmlns:cx4="http://schemas.microsoft.com/office/drawing/2016/5/10/chartex" xmlns:cx3="http://schemas.microsoft.com/office/drawing/2016/5/9/chartex" xmlns:cx2="http://schemas.microsoft.com/office/drawing/2015/10/21/chartex" xmlns:cx1="http://schemas.microsoft.com/office/drawing/2015/9/8/chartex">
-            <w:pict>
-              <v:line w14:anchorId="4459BF0E" id="Straight Connector 5" o:spid="_x0000_s1026" style="position:absolute;z-index:251663360;visibility:visible;mso-wrap-style:square;mso-height-percent:0;mso-wrap-distance-left:9pt;mso-wrap-distance-top:0;mso-wrap-distance-right:9pt;mso-wrap-distance-bottom:0;mso-position-horizontal:absolute;mso-position-horizontal-relative:text;mso-position-vertical:absolute;mso-position-vertical-relative:text;mso-height-percent:0;mso-height-relative:margin" from="245.55pt,20.55pt" to="245.55pt,187.7pt" o:gfxdata="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" strokecolor="black"/>
-            </w:pict>
-          </mc:Fallback>
-        </mc:AlternateContent>
-      </w:r>
-      <w:r>
-        <w:rPr>
-          <w:rFonts w:cstheme="minorHAnsi"/>
-          <w:b/>
-          <w:noProof/>
-          <w:sz w:val="24"/>
-          <w:szCs w:val="24"/>
-        </w:rPr>
-        <mc:AlternateContent>
-          <mc:Choice Requires="wps">
-            <w:drawing>
-              <wp:anchor distT="0" distB="0" distL="114300" distR="114300" simplePos="0" relativeHeight="251662336" behindDoc="0" locked="0" layoutInCell="1" allowOverlap="1" wp14:anchorId="2A72C5AD" wp14:editId="10164183">
-                <wp:simplePos x="0" y="0"/>
-                <wp:positionH relativeFrom="column">
-                  <wp:posOffset>-171451</wp:posOffset>
-                </wp:positionH>
-                <wp:positionV relativeFrom="paragraph">
-                  <wp:posOffset>260894</wp:posOffset>
-                </wp:positionV>
-                <wp:extent cx="3290207" cy="0"/>
-                <wp:effectExtent l="0" t="0" r="12065" b="12700"/>
-                <wp:wrapNone/>
-                <wp:docPr id="4" name="Straight Connector 4"/>
-                <wp:cNvGraphicFramePr/>
-                <a:graphic xmlns:a="http://schemas.openxmlformats.org/drawingml/2006/main">
-                  <a:graphicData uri="http://schemas.microsoft.com/office/word/2010/wordprocessingShape">
-                    <wps:wsp>
-                      <wps:cNvCnPr/>
-                      <wps:spPr>
-                        <a:xfrm>
-                          <a:off x="0" y="0"/>
-                          <a:ext cx="3290207" cy="0"/>
-                        </a:xfrm>
-                        <a:prstGeom prst="line">
-                          <a:avLst/>
-                        </a:prstGeom>
-                      </wps:spPr>
-                      <wps:style>
-                        <a:lnRef idx="1">
-                          <a:schemeClr val="dk1"/>
-                        </a:lnRef>
-                        <a:fillRef idx="0">
-                          <a:schemeClr val="dk1"/>
-                        </a:fillRef>
-                        <a:effectRef idx="0">
-                          <a:schemeClr val="dk1"/>
-                        </a:effectRef>
-                        <a:fontRef idx="minor">
-                          <a:schemeClr val="tx1"/>
-                        </a:fontRef>
-                      </wps:style>
-                      <wps:bodyPr/>
-                    </wps:wsp>
-                  </a:graphicData>
-                </a:graphic>
-              </wp:anchor>
-            </w:drawing>
-          </mc:Choice>
-          <mc:Fallback xmlns:w16sdtdh="http://schemas.microsoft.com/office/word/2020/wordml/sdtdatahash" xmlns:w16="http://schemas.microsoft.com/office/word/2018/wordml" xmlns:w16cid="http://schemas.microsoft.com/office/word/2016/wordml/cid" xmlns:w16cex="http://schemas.microsoft.com/office/word/2018/wordml/cex" xmlns:oel="http://schemas.microsoft.com/office/2019/extlst" xmlns:am3d="http://schemas.microsoft.com/office/drawing/2017/model3d" xmlns:aink="http://schemas.microsoft.com/office/drawing/2016/ink" xmlns:cx8="http://schemas.microsoft.com/office/drawing/2016/5/14/chartex" xmlns:cx7="http://schemas.microsoft.com/office/drawing/2016/5/13/chartex" xmlns:cx6="http://schemas.microsoft.com/office/drawing/2016/5/12/chartex" xmlns:cx5="http://schemas.microsoft.com/office/drawing/2016/5/11/chartex" xmlns:cx4="http://schemas.microsoft.com/office/drawing/2016/5/10/chartex" xmlns:cx3="http://schemas.microsoft.com/office/drawing/2016/5/9/chartex" xmlns:cx2="http://schemas.microsoft.com/office/drawing/2015/10/21/chartex" xmlns:cx1="http://schemas.microsoft.com/office/drawing/2015/9/8/chartex">
-            <w:pict>
-              <v:line w14:anchorId="652C7D24" id="Straight Connector 4" o:spid="_x0000_s1026" style="position:absolute;z-index:251662336;visibility:visible;mso-wrap-style:square;mso-wrap-distance-left:9pt;mso-wrap-distance-top:0;mso-wrap-distance-right:9pt;mso-wrap-distance-bottom:0;mso-position-horizontal:absolute;mso-position-horizontal-relative:text;mso-position-vertical:absolute;mso-position-vertical-relative:text" from="-13.5pt,20.55pt" to="245.55pt,20.55pt" o:gfxdata="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" strokecolor="black"/>
-            </w:pict>
-          </mc:Fallback>
-        </mc:AlternateContent>
-      </w:r>
-    </w:p>
-    <w:p>
-      <w:pPr>
-        <w:rPr>
-          <w:rFonts w:cstheme="minorHAnsi"/>
-          <w:b/>
-          <w:sz w:val="24"/>
-          <w:szCs w:val="24"/>
-        </w:rPr>
-      </w:pPr>
-      <w:r>
-        <w:rPr>
-          <w:rFonts w:cstheme="minorHAnsi"/>
-          <w:b/>
-          <w:sz w:val="24"/>
-          <w:szCs w:val="24"/>
-        </w:rPr>
-        <w:t>Address of First Holder / Applicant:</w:t>
-      </w:r>
-      <w:r>
-        <w:rPr>
-          <w:rFonts w:ascii="Roboto" w:eastAsia="Times New Roman" w:hAnsi="Roboto" w:cs="Times New Roman"/>
-          <w:color w:val="000000"/>
-          <w:lang w:val="en-IN" w:eastAsia="en-IN"/>
-        </w:rPr>
-        <w:t xml:space="preserve"> </w:t>
-      </w:r>
-      <w:r>
-        <w:rPr>
-          <w:rFonts w:ascii="Roboto" w:eastAsia="Times New Roman" w:hAnsi="Roboto" w:cs="Times New Roman"/>
-          <w:b/>
-          <w:lang w:val="en-IN" w:eastAsia="en-IN"/>
-        </w:rPr>
-        <w:t>[Address C1]</w:t>
-      </w:r>
-    </w:p>
-    <w:p>
-      <w:pPr>
-        <w:rPr>
-          <w:rFonts w:cstheme="minorHAnsi"/>
-          <w:b/>
-          <w:sz w:val="24"/>
-          <w:szCs w:val="24"/>
-        </w:rPr>
-      </w:pPr>
-    </w:p>
-    <w:p>
-      <w:pPr>
-        <w:rPr>
-          <w:rFonts w:cstheme="minorHAnsi"/>
-          <w:b/>
-          <w:sz w:val="24"/>
-          <w:szCs w:val="24"/>
-        </w:rPr>
-      </w:pPr>
-      <w:r>
-        <w:rPr>
-          <w:rFonts w:cstheme="minorHAnsi"/>
-          <w:b/>
-          <w:sz w:val="24"/>
-          <w:szCs w:val="24"/>
-        </w:rPr>
-        <w:t xml:space="preserve">Pin code – </w:t>
-      </w:r>
-      <w:r>
-        <w:rPr>
-          <w:rFonts w:ascii="Roboto" w:eastAsia="Times New Roman" w:hAnsi="Roboto" w:cs="Times New Roman"/>
-          <w:b/>
-          <w:lang w:val="en-IN" w:eastAsia="en-IN"/>
-        </w:rPr>
-        <w:t>[PIN C1]</w:t>
-      </w:r>
-    </w:p>
-    <w:p>
-      <w:pPr>
-        <w:rPr>
-          <w:rFonts w:ascii="Roboto" w:eastAsia="Times New Roman" w:hAnsi="Roboto" w:cs="Times New Roman"/>
-          <w:b/>
-          <w:lang w:val="en-IN" w:eastAsia="en-IN"/>
-        </w:rPr>
-      </w:pPr>
-      <w:r>
-        <w:rPr>
-          <w:noProof/>
-        </w:rPr>
-        <mc:AlternateContent>
-          <mc:Choice Requires="wps">
-            <w:drawing>
-              <wp:anchor distT="0" distB="0" distL="114300" distR="114300" simplePos="0" relativeHeight="251660288" behindDoc="0" locked="0" layoutInCell="1" allowOverlap="1" wp14:anchorId="3D900A1A" wp14:editId="59E04B1B">
-                <wp:simplePos x="0" y="0"/>
-                <wp:positionH relativeFrom="page">
-                  <wp:posOffset>4279900</wp:posOffset>
-                </wp:positionH>
-                <wp:positionV relativeFrom="paragraph">
-                  <wp:posOffset>43815</wp:posOffset>
-                </wp:positionV>
-                <wp:extent cx="3124835" cy="1028700"/>
-                <wp:effectExtent l="0" t="0" r="18415" b="19050"/>
+                <wp:extent cx="2301875" cy="1066800"/>
+                <wp:effectExtent l="0" t="0" r="22225" b="19050"/>
                 <wp:wrapNone/>
                 <wp:docPr id="7" name="Text Box 2"/>
                 <wp:cNvGraphicFramePr>
@@ -3591,7 +3487,7 @@
                       <wps:spPr>
                         <a:xfrm>
                           <a:off x="0" y="0"/>
-                          <a:ext cx="3124835" cy="1028700"/>
+                          <a:ext cx="2301875" cy="1066800"/>
                         </a:xfrm>
                         <a:prstGeom prst="rect">
                           <a:avLst/>
@@ -3656,7 +3552,7 @@
                           </w:p>
                         </w:txbxContent>
                       </wps:txbx>
-                      <wps:bodyPr lIns="0" tIns="0" rIns="0" bIns="0" upright="1">
+                      <wps:bodyPr wrap="square" lIns="0" tIns="0" rIns="0" bIns="0" upright="1">
                         <a:noAutofit/>
                       </wps:bodyPr>
                     </wps:wsp>
@@ -3673,7 +3569,7 @@
           </mc:Choice>
           <mc:Fallback>
             <w:pict>
-              <v:shape w14:anchorId="3D900A1A" id="Text Box 2" o:spid="_x0000_s1027" type="#_x0000_t202" style="position:absolute;margin-left:337pt;margin-top:3.45pt;width:246.05pt;height:81pt;z-index:251660288;visibility:visible;mso-wrap-style:square;mso-width-percent:0;mso-height-percent:0;mso-wrap-distance-left:9pt;mso-wrap-distance-top:0;mso-wrap-distance-right:9pt;mso-wrap-distance-bottom:0;mso-position-horizontal:absolute;mso-position-horizontal-relative:page;mso-position-vertical:absolute;mso-position-vertical-relative:text;mso-width-percent:0;mso-height-percent:0;mso-width-relative:page;mso-height-relative:page;v-text-anchor:top" o:gfxdata="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" filled="f" strokeweight=".25pt">
+              <v:shape w14:anchorId="3D900A1A" id="Text Box 2" o:spid="_x0000_s1027" type="#_x0000_t202" style="position:absolute;margin-left:402pt;margin-top:.45pt;width:181.25pt;height:84pt;z-index:251660288;visibility:visible;mso-wrap-style:square;mso-width-percent:0;mso-height-percent:0;mso-wrap-distance-left:9pt;mso-wrap-distance-top:0;mso-wrap-distance-right:9pt;mso-wrap-distance-bottom:0;mso-position-horizontal:absolute;mso-position-horizontal-relative:page;mso-position-vertical:absolute;mso-position-vertical-relative:text;mso-width-percent:0;mso-height-percent:0;mso-width-relative:page;mso-height-relative:page;v-text-anchor:top" o:gfxdata="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" filled="f" strokeweight=".25pt">
                 <v:path arrowok="t"/>
                 <v:textbox inset="0,0,0,0">
                   <w:txbxContent>
@@ -3795,16 +3691,16 @@
         <mc:AlternateContent>
           <mc:Choice Requires="wps">
             <w:drawing>
-              <wp:anchor distT="0" distB="0" distL="114300" distR="114300" simplePos="0" relativeHeight="251664384" behindDoc="0" locked="0" layoutInCell="1" allowOverlap="1" wp14:anchorId="5272EC21" wp14:editId="1DD99F95">
+              <wp:anchor distT="0" distB="0" distL="114300" distR="114300" simplePos="0" relativeHeight="251664384" behindDoc="0" locked="0" layoutInCell="1" allowOverlap="1" wp14:anchorId="5272EC21" wp14:editId="1026A5F5">
                 <wp:simplePos x="0" y="0"/>
                 <wp:positionH relativeFrom="column">
-                  <wp:posOffset>-171451</wp:posOffset>
+                  <wp:posOffset>-167640</wp:posOffset>
                 </wp:positionH>
                 <wp:positionV relativeFrom="paragraph">
-                  <wp:posOffset>335824</wp:posOffset>
+                  <wp:posOffset>337185</wp:posOffset>
                 </wp:positionV>
-                <wp:extent cx="3290207" cy="0"/>
-                <wp:effectExtent l="0" t="0" r="12065" b="12700"/>
+                <wp:extent cx="4168140" cy="7620"/>
+                <wp:effectExtent l="0" t="0" r="22860" b="30480"/>
                 <wp:wrapNone/>
                 <wp:docPr id="6" name="Straight Connector 6"/>
                 <wp:cNvGraphicFramePr/>
@@ -3815,7 +3711,7 @@
                       <wps:spPr>
                         <a:xfrm>
                           <a:off x="0" y="0"/>
-                          <a:ext cx="3290207" cy="0"/>
+                          <a:ext cx="4168140" cy="7620"/>
                         </a:xfrm>
                         <a:prstGeom prst="line">
                           <a:avLst/>
@@ -3839,12 +3735,18 @@
                     </wps:wsp>
                   </a:graphicData>
                 </a:graphic>
+                <wp14:sizeRelH relativeFrom="margin">
+                  <wp14:pctWidth>0</wp14:pctWidth>
+                </wp14:sizeRelH>
+                <wp14:sizeRelV relativeFrom="margin">
+                  <wp14:pctHeight>0</wp14:pctHeight>
+                </wp14:sizeRelV>
               </wp:anchor>
             </w:drawing>
           </mc:Choice>
-          <mc:Fallback xmlns:w16sdtdh="http://schemas.microsoft.com/office/word/2020/wordml/sdtdatahash" xmlns:w16="http://schemas.microsoft.com/office/word/2018/wordml" xmlns:w16cid="http://schemas.microsoft.com/office/word/2016/wordml/cid" xmlns:w16cex="http://schemas.microsoft.com/office/word/2018/wordml/cex" xmlns:oel="http://schemas.microsoft.com/office/2019/extlst" xmlns:am3d="http://schemas.microsoft.com/office/drawing/2017/model3d" xmlns:aink="http://schemas.microsoft.com/office/drawing/2016/ink" xmlns:cx8="http://schemas.microsoft.com/office/drawing/2016/5/14/chartex" xmlns:cx7="http://schemas.microsoft.com/office/drawing/2016/5/13/chartex" xmlns:cx6="http://schemas.microsoft.com/office/drawing/2016/5/12/chartex" xmlns:cx5="http://schemas.microsoft.com/office/drawing/2016/5/11/chartex" xmlns:cx4="http://schemas.microsoft.com/office/drawing/2016/5/10/chartex" xmlns:cx3="http://schemas.microsoft.com/office/drawing/2016/5/9/chartex" xmlns:cx2="http://schemas.microsoft.com/office/drawing/2015/10/21/chartex" xmlns:cx1="http://schemas.microsoft.com/office/drawing/2015/9/8/chartex">
+          <mc:Fallback>
             <w:pict>
-              <v:line w14:anchorId="4C5F350E" id="Straight Connector 6" o:spid="_x0000_s1026" style="position:absolute;z-index:251664384;visibility:visible;mso-wrap-style:square;mso-wrap-distance-left:9pt;mso-wrap-distance-top:0;mso-wrap-distance-right:9pt;mso-wrap-distance-bottom:0;mso-position-horizontal:absolute;mso-position-horizontal-relative:text;mso-position-vertical:absolute;mso-position-vertical-relative:text" from="-13.5pt,26.45pt" to="245.55pt,26.45pt" o:gfxdata="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" strokecolor="black"/>
+              <v:line w14:anchorId="7F830A16" id="Straight Connector 6" o:spid="_x0000_s1026" style="position:absolute;z-index:251664384;visibility:visible;mso-wrap-style:square;mso-width-percent:0;mso-height-percent:0;mso-wrap-distance-left:9pt;mso-wrap-distance-top:0;mso-wrap-distance-right:9pt;mso-wrap-distance-bottom:0;mso-position-horizontal:absolute;mso-position-horizontal-relative:text;mso-position-vertical:absolute;mso-position-vertical-relative:text;mso-width-percent:0;mso-height-percent:0;mso-width-relative:margin;mso-height-relative:margin" from="-13.2pt,26.55pt" to="315pt,27.15pt" o:gfxdata="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" strokecolor="black [3040]"/>
             </w:pict>
           </mc:Fallback>
         </mc:AlternateContent>
@@ -3878,8 +3780,6 @@
           <w:szCs w:val="24"/>
         </w:rPr>
       </w:pPr>
-      <w:bookmarkStart w:id="0" w:name="_GoBack"/>
-      <w:bookmarkEnd w:id="0"/>
     </w:p>
     <w:p>
       <w:pPr>
@@ -4304,7 +4204,7 @@
 </file>
 
 <file path=word/numbering.xml><?xml version="1.0" encoding="utf-8"?>
-<w:numbering xmlns:wpc="http://schemas.microsoft.com/office/word/2010/wordprocessingCanvas" xmlns:cx="http://schemas.microsoft.com/office/drawing/2014/chartex" xmlns:mc="http://schemas.openxmlformats.org/markup-compatibility/2006" xmlns:o="urn:schemas-microsoft-com:office:office" xmlns:r="http://schemas.openxmlformats.org/officeDocument/2006/relationships" xmlns:m="http://schemas.openxmlformats.org/officeDocument/2006/math" xmlns:v="urn:schemas-microsoft-com:vml" xmlns:wp14="http://schemas.microsoft.com/office/word/2010/wordprocessingDrawing" xmlns:wp="http://schemas.openxmlformats.org/drawingml/2006/wordprocessingDrawing" xmlns:w10="urn:schemas-microsoft-com:office:word" xmlns:w="http://schemas.openxmlformats.org/wordprocessingml/2006/main" xmlns:w14="http://schemas.microsoft.com/office/word/2010/wordml" xmlns:w15="http://schemas.microsoft.com/office/word/2012/wordml" xmlns:w16se="http://schemas.microsoft.com/office/word/2015/wordml/symex" xmlns:wpg="http://schemas.microsoft.com/office/word/2010/wordprocessingGroup" xmlns:wpi="http://schemas.microsoft.com/office/word/2010/wordprocessingInk" xmlns:wne="http://schemas.microsoft.com/office/word/2006/wordml" xmlns:wps="http://schemas.microsoft.com/office/word/2010/wordprocessingShape" mc:Ignorable="w14 w15 w16se wp14">
+<w:numbering xmlns:wpc="http://schemas.microsoft.com/office/word/2010/wordprocessingCanvas" xmlns:cx="http://schemas.microsoft.com/office/drawing/2014/chartex" xmlns:cx1="http://schemas.microsoft.com/office/drawing/2015/9/8/chartex" xmlns:cx2="http://schemas.microsoft.com/office/drawing/2015/10/21/chartex" xmlns:cx3="http://schemas.microsoft.com/office/drawing/2016/5/9/chartex" xmlns:cx4="http://schemas.microsoft.com/office/drawing/2016/5/10/chartex" xmlns:cx5="http://schemas.microsoft.com/office/drawing/2016/5/11/chartex" xmlns:cx6="http://schemas.microsoft.com/office/drawing/2016/5/12/chartex" xmlns:cx7="http://schemas.microsoft.com/office/drawing/2016/5/13/chartex" xmlns:cx8="http://schemas.microsoft.com/office/drawing/2016/5/14/chartex" xmlns:mc="http://schemas.openxmlformats.org/markup-compatibility/2006" xmlns:aink="http://schemas.microsoft.com/office/drawing/2016/ink" xmlns:am3d="http://schemas.microsoft.com/office/drawing/2017/model3d" xmlns:o="urn:schemas-microsoft-com:office:office" xmlns:oel="http://schemas.microsoft.com/office/2019/extlst" xmlns:r="http://schemas.openxmlformats.org/officeDocument/2006/relationships" xmlns:m="http://schemas.openxmlformats.org/officeDocument/2006/math" xmlns:v="urn:schemas-microsoft-com:vml" xmlns:wp14="http://schemas.microsoft.com/office/word/2010/wordprocessingDrawing" xmlns:wp="http://schemas.openxmlformats.org/drawingml/2006/wordprocessingDrawing" xmlns:w10="urn:schemas-microsoft-com:office:word" xmlns:w="http://schemas.openxmlformats.org/wordprocessingml/2006/main" xmlns:w14="http://schemas.microsoft.com/office/word/2010/wordml" xmlns:w15="http://schemas.microsoft.com/office/word/2012/wordml" xmlns:w16cex="http://schemas.microsoft.com/office/word/2018/wordml/cex" xmlns:w16cid="http://schemas.microsoft.com/office/word/2016/wordml/cid" xmlns:w16="http://schemas.microsoft.com/office/word/2018/wordml" xmlns:w16du="http://schemas.microsoft.com/office/word/2023/wordml/word16du" xmlns:w16sdtdh="http://schemas.microsoft.com/office/word/2020/wordml/sdtdatahash" xmlns:w16sdtfl="http://schemas.microsoft.com/office/word/2024/wordml/sdtformatlock" xmlns:w16se="http://schemas.microsoft.com/office/word/2015/wordml/symex" xmlns:wpg="http://schemas.microsoft.com/office/word/2010/wordprocessingGroup" xmlns:wpi="http://schemas.microsoft.com/office/word/2010/wordprocessingInk" xmlns:wne="http://schemas.microsoft.com/office/word/2006/wordml" xmlns:wps="http://schemas.microsoft.com/office/word/2010/wordprocessingShape" mc:Ignorable="w14 w15 w16se w16cid w16 w16cex w16sdtdh w16sdtfl w16du wp14">
   <w:abstractNum w:abstractNumId="0" w15:restartNumberingAfterBreak="0">
     <w:nsid w:val="0B9E6BD1"/>
     <w:multiLevelType w:val="hybridMultilevel"/>
@@ -6254,62 +6154,62 @@
       </w:pPr>
     </w:lvl>
   </w:abstractNum>
-  <w:num w:numId="1">
+  <w:num w:numId="1" w16cid:durableId="707880868">
     <w:abstractNumId w:val="11"/>
   </w:num>
-  <w:num w:numId="2">
+  <w:num w:numId="2" w16cid:durableId="614214429">
     <w:abstractNumId w:val="12"/>
   </w:num>
-  <w:num w:numId="3">
+  <w:num w:numId="3" w16cid:durableId="1798135416">
     <w:abstractNumId w:val="1"/>
   </w:num>
-  <w:num w:numId="4">
+  <w:num w:numId="4" w16cid:durableId="422410767">
     <w:abstractNumId w:val="14"/>
   </w:num>
-  <w:num w:numId="5">
+  <w:num w:numId="5" w16cid:durableId="218248073">
     <w:abstractNumId w:val="15"/>
   </w:num>
-  <w:num w:numId="6">
+  <w:num w:numId="6" w16cid:durableId="671031080">
     <w:abstractNumId w:val="8"/>
   </w:num>
-  <w:num w:numId="7">
+  <w:num w:numId="7" w16cid:durableId="1864972066">
     <w:abstractNumId w:val="0"/>
   </w:num>
-  <w:num w:numId="8">
+  <w:num w:numId="8" w16cid:durableId="1108617431">
     <w:abstractNumId w:val="13"/>
   </w:num>
-  <w:num w:numId="9">
+  <w:num w:numId="9" w16cid:durableId="213124754">
     <w:abstractNumId w:val="6"/>
   </w:num>
-  <w:num w:numId="10">
+  <w:num w:numId="10" w16cid:durableId="588972820">
     <w:abstractNumId w:val="16"/>
   </w:num>
-  <w:num w:numId="11">
+  <w:num w:numId="11" w16cid:durableId="1630866527">
     <w:abstractNumId w:val="2"/>
   </w:num>
-  <w:num w:numId="12">
+  <w:num w:numId="12" w16cid:durableId="815951309">
     <w:abstractNumId w:val="5"/>
   </w:num>
-  <w:num w:numId="13">
+  <w:num w:numId="13" w16cid:durableId="1045370924">
     <w:abstractNumId w:val="10"/>
   </w:num>
-  <w:num w:numId="14">
+  <w:num w:numId="14" w16cid:durableId="106507187">
     <w:abstractNumId w:val="9"/>
   </w:num>
-  <w:num w:numId="15">
+  <w:num w:numId="15" w16cid:durableId="332223466">
     <w:abstractNumId w:val="4"/>
   </w:num>
-  <w:num w:numId="16">
+  <w:num w:numId="16" w16cid:durableId="217671784">
     <w:abstractNumId w:val="3"/>
   </w:num>
-  <w:num w:numId="17">
+  <w:num w:numId="17" w16cid:durableId="1149979522">
     <w:abstractNumId w:val="7"/>
   </w:num>
 </w:numbering>
 </file>
 
 <file path=word/styles.xml><?xml version="1.0" encoding="utf-8"?>
-<w:styles xmlns:mc="http://schemas.openxmlformats.org/markup-compatibility/2006" xmlns:r="http://schemas.openxmlformats.org/officeDocument/2006/relationships" xmlns:w="http://schemas.openxmlformats.org/wordprocessingml/2006/main" xmlns:w14="http://schemas.microsoft.com/office/word/2010/wordml" xmlns:w15="http://schemas.microsoft.com/office/word/2012/wordml" xmlns:w16se="http://schemas.microsoft.com/office/word/2015/wordml/symex" mc:Ignorable="w14 w15 w16se">
+<w:styles xmlns:mc="http://schemas.openxmlformats.org/markup-compatibility/2006" xmlns:r="http://schemas.openxmlformats.org/officeDocument/2006/relationships" xmlns:w="http://schemas.openxmlformats.org/wordprocessingml/2006/main" xmlns:w14="http://schemas.microsoft.com/office/word/2010/wordml" xmlns:w15="http://schemas.microsoft.com/office/word/2012/wordml" xmlns:w16cex="http://schemas.microsoft.com/office/word/2018/wordml/cex" xmlns:w16cid="http://schemas.microsoft.com/office/word/2016/wordml/cid" xmlns:w16="http://schemas.microsoft.com/office/word/2018/wordml" xmlns:w16du="http://schemas.microsoft.com/office/word/2023/wordml/word16du" xmlns:w16sdtdh="http://schemas.microsoft.com/office/word/2020/wordml/sdtdatahash" xmlns:w16sdtfl="http://schemas.microsoft.com/office/word/2024/wordml/sdtformatlock" xmlns:w16se="http://schemas.microsoft.com/office/word/2015/wordml/symex" mc:Ignorable="w14 w15 w16se w16cid w16 w16cex w16sdtdh w16sdtfl w16du">
   <w:docDefaults>
     <w:rPrDefault>
       <w:rPr>
@@ -6325,7 +6225,7 @@
       </w:pPr>
     </w:pPrDefault>
   </w:docDefaults>
-  <w:latentStyles w:defLockedState="0" w:defUIPriority="99" w:defSemiHidden="0" w:defUnhideWhenUsed="0" w:defQFormat="0" w:count="371">
+  <w:latentStyles w:defLockedState="0" w:defUIPriority="99" w:defSemiHidden="0" w:defUnhideWhenUsed="0" w:defQFormat="0" w:count="376">
     <w:lsdException w:name="Normal" w:uiPriority="0" w:qFormat="1"/>
     <w:lsdException w:name="heading 1" w:uiPriority="9" w:qFormat="1"/>
     <w:lsdException w:name="heading 2" w:semiHidden="1" w:uiPriority="9" w:unhideWhenUsed="1" w:qFormat="1"/>
@@ -6697,6 +6597,11 @@
     <w:lsdException w:name="List Table 5 Dark Accent 6" w:uiPriority="50"/>
     <w:lsdException w:name="List Table 6 Colorful Accent 6" w:uiPriority="51"/>
     <w:lsdException w:name="List Table 7 Colorful Accent 6" w:uiPriority="52"/>
+    <w:lsdException w:name="Mention" w:semiHidden="1" w:unhideWhenUsed="1"/>
+    <w:lsdException w:name="Smart Hyperlink" w:semiHidden="1" w:unhideWhenUsed="1"/>
+    <w:lsdException w:name="Hashtag" w:semiHidden="1" w:unhideWhenUsed="1"/>
+    <w:lsdException w:name="Unresolved Mention" w:semiHidden="1" w:unhideWhenUsed="1"/>
+    <w:lsdException w:name="Smart Link" w:semiHidden="1" w:unhideWhenUsed="1"/>
   </w:latentStyles>
   <w:style w:type="paragraph" w:default="1" w:styleId="Normal">
     <w:name w:val="Normal"/>
